--- a/De_An_Tai_Cau_Truc_Ban_TCKT_Doan_Vu.docx
+++ b/De_An_Tai_Cau_Truc_Ban_TCKT_Doan_Vu.docx
@@ -684,9 +684,9 @@
             <w:r>
               <w:t>• 01 Trưởng mảng &amp; 01 Phó mảng</w:t>
               <w:br/>
-              <w:t>• 12 Thành viên (Chia 6 Cặp bài trùng phụ trách 12 đơn vị cơ sở)</w:t>
+              <w:t>• 12 Thành viên (Chia 6 Cặp bài trùng phụ trách 12 đơn vị cơ sở) kiểm tra hồ sơ Đảng &amp; lớp cảm tình Đoàn</w:t>
               <w:br/>
-              <w:t>• 07 Thành viên chuyên trách thẩm tra lý lịch &amp; hồ sơ Đảng</w:t>
+              <w:t>• 07 Thành viên còn lại: Không trực tiếp phụ trách 12 đơn vị cơ sở mà là backup, luân phiên trực ban cho các bạn còn lại để có thể linh hoạt tiếp nhận hồ sơ bản cứng của các đơn vị lên nộp</w:t>
             </w:r>
           </w:p>
         </w:tc>
@@ -859,7 +859,7 @@
         <w:rPr>
           <w:sz w:val="23"/>
         </w:rPr>
-        <w:t>Nhiệm vụ thường xuyên:</w:t>
+        <w:t>Phân công và nhiệm vụ tác nghiệp:</w:t>
       </w:r>
     </w:p>
     <w:p>
@@ -871,7 +871,7 @@
         <w:rPr>
           <w:sz w:val="23"/>
         </w:rPr>
-        <w:t>- Công tác Kết nạp Đoàn: Theo dõi chỉ tiêu; hướng dẫn cơ sở mở lớp cảm tình Đoàn; kiểm tra hồ sơ kết nạp Đoàn viên mới (NQ kết nạp, Sổ đoàn viên, Thẻ đoàn) trước khi trình VP Đoàn ký duyệt và cấp phát.</w:t>
+        <w:t>- 12 Thành viên phụ trách cơ sở (Chia 6 Cặp bài trùng): Trực tiếp kiểm tra hồ sơ Đảng, danh sách ĐVƯT, chỉ tiêu và lớp cảm tình Đoàn của 12 đơn vị cơ sở.</w:t>
       </w:r>
     </w:p>
     <w:p>
@@ -883,7 +883,7 @@
         <w:rPr>
           <w:sz w:val="23"/>
         </w:rPr>
-        <w:t>- Công tác Phát triển Đảng: Quản lý danh sách Cảm tình Đảng, ĐVƯT; thu thập, kiểm tra hồ sơ phát triển Đảng, thẩm tra lý lịch đoàn viên.</w:t>
+        <w:t>- 07 Thành viên còn lại: Không trực tiếp phụ trách 12 đơn vị cơ sở mà đóng vai trò là lực lượng backup, luân phiên trực ban cho các bạn còn lại để có thể linh hoạt tiếp nhận hồ sơ bản cứng của các đơn vị lên nộp tại văn phòng/bàn trực.</w:t>
       </w:r>
     </w:p>
     <w:p>
@@ -895,7 +895,7 @@
         <w:rPr>
           <w:sz w:val="23"/>
         </w:rPr>
-        <w:t>- Đối chiếu số liệu: Đối chiếu hồ sơ bản cứng với Hệ thống Hồ sơ Đảng trước khi nộp lên Văn phòng Đoàn.</w:t>
+        <w:t>- Đối chiếu số liệu: Thẩm định hồ sơ bản cứng, đối soát với Hệ thống Hồ sơ Đảng trước khi nộp lên Văn phòng Đoàn Đại học.</w:t>
       </w:r>
     </w:p>
     <w:p>
@@ -1055,7 +1055,7 @@
         <w:rPr>
           <w:sz w:val="23"/>
         </w:rPr>
-        <w:t>- Công tác Truyền thông nghiệp vụ (Bộ phận chuyên trách): Quản trị Fanpage chính thức của Ban TCKT; lên content và thiết kế ấn phẩm (Infographic) hướng dẫn nghiệp vụ (kết nạp Đoàn, chuyển sinh hoạt, hồ sơ Đảng, tính ĐRL, cẩm nang QLDV); thiết kế ấn phẩm các chiến dịch lớn.</w:t>
+        <w:t>- Công tác Truyền thông nghiệp vụ &amp; Kênh Fanpage (Bộ phận chuyên trách): Quản trị và phát triển Fanpage Ban TCKT; sản xuất nội dung (Content) và thiết kế đồ họa (Infographic) tuyên truyền Điều lệ Đoàn, các mốc thời gian quy trình, hướng dẫn nghiệp vụ chuẩn cho cán bộ Đoàn cơ sở; thực hiện các ấn phẩm truyền hình ảnh của Ban.</w:t>
       </w:r>
     </w:p>
     <w:p>
@@ -1067,7 +1067,7 @@
         <w:rPr>
           <w:sz w:val="23"/>
         </w:rPr>
-        <w:t>Sản phẩm đầu ra (Deliverables): 100% Quyết định chuẩn y/thành lập ban hành đúng thể thức trong 3 - 5 ngày làm việc; Sổ công văn, biên bản họp và con dấu được quản lý chặt chẽ; Bộ Infographic nghiệp vụ trực quan và Fanpage hoạt động liên tục, hiệu quả.</w:t>
+        <w:t>Sản phẩm đầu ra (Deliverables): 100% Quyết định nhân sự, chuẩn y được ban hành đúng quy chuẩn; Sổ sách và con dấu được quản lý tuyệt đối an toàn; Ấn phẩm truyền thông định kỳ chất lượng cao.</w:t>
       </w:r>
     </w:p>
     <w:p>
@@ -1153,7 +1153,7 @@
         <w:rPr>
           <w:sz w:val="23"/>
         </w:rPr>
-        <w:t>Thành viên các mảng: Chia thành các Cặp bài trùng phụ trách chính và backup giữa 2 đơn vị cơ sở (tiền kiểm hồ sơ trong 24h, bọc lót khi bạn bận thi cử); cùng lực lượng thành viên chuyên trách thực hiện các nghiệp vụ chuyên sâu theo từng mảng.</w:t>
+        <w:t>Thành viên các mảng: Chia thành các Cặp bài trùng phụ trách chính và backup giữa 2 đơn vị cơ sở (tiền kiểm hồ sơ trong 24h, bọc lót khi bạn bận thi cử); cùng lực lượng thành viên chuyên trách/backup thực hiện các nghiệp vụ chuyên sâu theo từng mảng. Riêng Mảng Phát triển Đảng: 12 TV (6 cặp) kiểm tra hồ sơ Đảng &amp; lớp cảm tình Đoàn 12 đơn vị; 07 TV còn lại không trực tiếp phụ trách cơ sở mà làm backup, luân phiên trực ban để tiếp nhận hồ sơ bản cứng linh hoạt.</w:t>
       </w:r>
     </w:p>
     <w:p>

--- a/De_An_Tai_Cau_Truc_Ban_TCKT_Doan_Vu.docx
+++ b/De_An_Tai_Cau_Truc_Ban_TCKT_Doan_Vu.docx
@@ -6959,6 +6959,4330 @@
         <w:t>Bổ sung số, ngày của các văn bản nội bộ áp dụng; tên chính thức của 12 đơn vị; danh sách nhân sự; phân cấp thẩm quyền; lịch trực; nền tảng được chấp thuận và mốc T0. Định biên, thời hạn và tiêu chí trong phương án 04 mảng là các nội dung đề xuất để cấp có thẩm quyền xem xét, cho ý kiến trước khi triển khai.</w:t>
       </w:r>
     </w:p>
+    <w:p>
+      <w:r>
+        <w:br w:type="page"/>
+      </w:r>
+    </w:p>
+    <w:p>
+      <w:pPr>
+        <w:spacing w:before="360" w:after="120"/>
+      </w:pPr>
+      <w:r>
+        <w:rPr>
+          <w:rFonts w:ascii="Times New Roman" w:hAnsi="Times New Roman"/>
+          <w:b/>
+          <w:color w:val="00458C"/>
+          <w:sz w:val="28"/>
+        </w:rPr>
+        <w:t>XII. KẾ HOẠCH HOẠT ĐỘNG VÀ BỘ TIÊU CHÍ THI ĐUA NĂM HỌC 2026 - 2027</w:t>
+      </w:r>
+    </w:p>
+    <w:p>
+      <w:pPr>
+        <w:spacing w:after="160" w:line="300" w:lineRule="auto"/>
+        <w:ind w:firstLine="562"/>
+      </w:pPr>
+      <w:r>
+        <w:t>Nhằm cụ thể hóa Đề án Tái cấu trúc thành chương trình hành động thực tiễn trong năm học 2026 - 2027, Ban Tổ chức - Kiểm tra xác lập Kế hoạch hoạt động trọng tâm gồm 15 đầu việc lớn phân kỳ theo 12 tháng, đồng thời phân công trách nhiệm chủ trì, phối hợp rõ ràng cho 04 Mảng chuyên môn và ban hành Bộ Tiêu chí chấm điểm thi đua cơ sở (thang điểm 950 điểm chuẩn kèm điểm thưởng và điểm phạt) làm căn cứ đánh giá, xếp loại thi đua cuối năm đối với 12 Đoàn trường, Liên chi đoàn trực thuộc.</w:t>
+      </w:r>
+    </w:p>
+    <w:p>
+      <w:pPr>
+        <w:spacing w:before="240" w:after="80"/>
+      </w:pPr>
+      <w:r>
+        <w:rPr>
+          <w:rFonts w:ascii="Times New Roman" w:hAnsi="Times New Roman"/>
+          <w:b/>
+          <w:sz w:val="26"/>
+        </w:rPr>
+        <w:t>1. Ma trận Kế hoạch 15 Hoạt động trọng tâm và Phân công 04 Mảng chuyên môn</w:t>
+      </w:r>
+    </w:p>
+    <w:p>
+      <w:pPr>
+        <w:spacing w:after="120" w:line="300" w:lineRule="auto"/>
+        <w:ind w:firstLine="562"/>
+      </w:pPr>
+      <w:r>
+        <w:t>Dưới đây là bảng phân công chi tiết 15 hoạt động lớn của Ban TCKT trong năm học 2026 - 2027 gắn với mảng chủ trì, mảng phối hợp và sản phẩm đầu ra bắt buộc:</w:t>
+      </w:r>
+    </w:p>
+    <w:tbl>
+      <w:tblPr>
+        <w:tblW w:type="auto" w:w="0"/>
+        <w:jc w:val="center"/>
+        <w:tblLayout w:type="fixed"/>
+        <w:tblLook w:firstColumn="1" w:firstRow="1" w:lastColumn="0" w:lastRow="0" w:noHBand="0" w:noVBand="1" w:val="04A0"/>
+        <w:tblBorders>
+          <w:top w:val="single" w:sz="4" w:space="0" w:color="CBD5E1"/>
+          <w:bottom w:val="single" w:sz="4" w:space="0" w:color="CBD5E1"/>
+          <w:left w:val="single" w:sz="4" w:space="0" w:color="CBD5E1"/>
+          <w:right w:val="single" w:sz="4" w:space="0" w:color="CBD5E1"/>
+          <w:insideH w:val="single" w:sz="4" w:space="0" w:color="CBD5E1"/>
+          <w:insideV w:val="single" w:sz="4" w:space="0" w:color="CBD5E1"/>
+        </w:tblBorders>
+      </w:tblPr>
+      <w:tblGrid>
+        <w:gridCol w:w="1559"/>
+        <w:gridCol w:w="1559"/>
+        <w:gridCol w:w="1559"/>
+        <w:gridCol w:w="1559"/>
+        <w:gridCol w:w="1559"/>
+        <w:gridCol w:w="1559"/>
+      </w:tblGrid>
+      <w:tr>
+        <w:tc>
+          <w:tcPr>
+            <w:tcW w:type="dxa" w:w="576"/>
+            <w:shd w:fill="00458C"/>
+            <w:tcMar>
+              <w:top w:w="100" w:type="dxa"/>
+              <w:bottom w:w="100" w:type="dxa"/>
+              <w:left w:w="80" w:type="dxa"/>
+              <w:right w:w="80" w:type="dxa"/>
+            </w:tcMar>
+          </w:tcPr>
+          <w:p>
+            <w:pPr>
+              <w:jc w:val="center"/>
+            </w:pPr>
+            <w:r>
+              <w:rPr>
+                <w:rFonts w:ascii="Times New Roman" w:hAnsi="Times New Roman"/>
+                <w:b/>
+                <w:color w:val="FFFFFF"/>
+                <w:sz w:val="20"/>
+              </w:rPr>
+              <w:t>STT</w:t>
+            </w:r>
+          </w:p>
+        </w:tc>
+        <w:tc>
+          <w:tcPr>
+            <w:tcW w:type="dxa" w:w="3168"/>
+            <w:shd w:fill="00458C"/>
+            <w:tcMar>
+              <w:top w:w="100" w:type="dxa"/>
+              <w:bottom w:w="100" w:type="dxa"/>
+              <w:left w:w="80" w:type="dxa"/>
+              <w:right w:w="80" w:type="dxa"/>
+            </w:tcMar>
+          </w:tcPr>
+          <w:p>
+            <w:pPr>
+              <w:jc w:val="center"/>
+            </w:pPr>
+            <w:r>
+              <w:rPr>
+                <w:rFonts w:ascii="Times New Roman" w:hAnsi="Times New Roman"/>
+                <w:b/>
+                <w:color w:val="FFFFFF"/>
+                <w:sz w:val="20"/>
+              </w:rPr>
+              <w:t>Nội dung hoạt động trọng tâm</w:t>
+            </w:r>
+          </w:p>
+        </w:tc>
+        <w:tc>
+          <w:tcPr>
+            <w:tcW w:type="dxa" w:w="1296"/>
+            <w:shd w:fill="00458C"/>
+            <w:tcMar>
+              <w:top w:w="100" w:type="dxa"/>
+              <w:bottom w:w="100" w:type="dxa"/>
+              <w:left w:w="80" w:type="dxa"/>
+              <w:right w:w="80" w:type="dxa"/>
+            </w:tcMar>
+          </w:tcPr>
+          <w:p>
+            <w:pPr>
+              <w:jc w:val="center"/>
+            </w:pPr>
+            <w:r>
+              <w:rPr>
+                <w:rFonts w:ascii="Times New Roman" w:hAnsi="Times New Roman"/>
+                <w:b/>
+                <w:color w:val="FFFFFF"/>
+                <w:sz w:val="20"/>
+              </w:rPr>
+              <w:t>Thời gian</w:t>
+            </w:r>
+          </w:p>
+        </w:tc>
+        <w:tc>
+          <w:tcPr>
+            <w:tcW w:type="dxa" w:w="1440"/>
+            <w:shd w:fill="00458C"/>
+            <w:tcMar>
+              <w:top w:w="100" w:type="dxa"/>
+              <w:bottom w:w="100" w:type="dxa"/>
+              <w:left w:w="80" w:type="dxa"/>
+              <w:right w:w="80" w:type="dxa"/>
+            </w:tcMar>
+          </w:tcPr>
+          <w:p>
+            <w:pPr>
+              <w:jc w:val="center"/>
+            </w:pPr>
+            <w:r>
+              <w:rPr>
+                <w:rFonts w:ascii="Times New Roman" w:hAnsi="Times New Roman"/>
+                <w:b/>
+                <w:color w:val="FFFFFF"/>
+                <w:sz w:val="20"/>
+              </w:rPr>
+              <w:t>Mảng Chủ trì</w:t>
+            </w:r>
+          </w:p>
+        </w:tc>
+        <w:tc>
+          <w:tcPr>
+            <w:tcW w:type="dxa" w:w="1296"/>
+            <w:shd w:fill="00458C"/>
+            <w:tcMar>
+              <w:top w:w="100" w:type="dxa"/>
+              <w:bottom w:w="100" w:type="dxa"/>
+              <w:left w:w="80" w:type="dxa"/>
+              <w:right w:w="80" w:type="dxa"/>
+            </w:tcMar>
+          </w:tcPr>
+          <w:p>
+            <w:pPr>
+              <w:jc w:val="center"/>
+            </w:pPr>
+            <w:r>
+              <w:rPr>
+                <w:rFonts w:ascii="Times New Roman" w:hAnsi="Times New Roman"/>
+                <w:b/>
+                <w:color w:val="FFFFFF"/>
+                <w:sz w:val="20"/>
+              </w:rPr>
+              <w:t>Mảng Phối hợp</w:t>
+            </w:r>
+          </w:p>
+        </w:tc>
+        <w:tc>
+          <w:tcPr>
+            <w:tcW w:type="dxa" w:w="2016"/>
+            <w:shd w:fill="00458C"/>
+            <w:tcMar>
+              <w:top w:w="100" w:type="dxa"/>
+              <w:bottom w:w="100" w:type="dxa"/>
+              <w:left w:w="80" w:type="dxa"/>
+              <w:right w:w="80" w:type="dxa"/>
+            </w:tcMar>
+          </w:tcPr>
+          <w:p>
+            <w:pPr>
+              <w:jc w:val="center"/>
+            </w:pPr>
+            <w:r>
+              <w:rPr>
+                <w:rFonts w:ascii="Times New Roman" w:hAnsi="Times New Roman"/>
+                <w:b/>
+                <w:color w:val="FFFFFF"/>
+                <w:sz w:val="20"/>
+              </w:rPr>
+              <w:t>Sản phẩm đầu ra</w:t>
+            </w:r>
+          </w:p>
+        </w:tc>
+      </w:tr>
+      <w:tr>
+        <w:tc>
+          <w:tcPr>
+            <w:tcW w:type="dxa" w:w="576"/>
+            <w:shd w:fill="F8FAFC"/>
+            <w:tcMar>
+              <w:top w:w="80" w:type="dxa"/>
+              <w:bottom w:w="80" w:type="dxa"/>
+              <w:left w:w="70" w:type="dxa"/>
+              <w:right w:w="70" w:type="dxa"/>
+            </w:tcMar>
+          </w:tcPr>
+          <w:p>
+            <w:pPr>
+              <w:spacing w:line="276" w:lineRule="auto"/>
+              <w:jc w:val="center"/>
+            </w:pPr>
+            <w:r>
+              <w:rPr>
+                <w:rFonts w:ascii="Times New Roman" w:hAnsi="Times New Roman"/>
+                <w:b/>
+                <w:sz w:val="19"/>
+              </w:rPr>
+              <w:t>1</w:t>
+            </w:r>
+          </w:p>
+        </w:tc>
+        <w:tc>
+          <w:tcPr>
+            <w:tcW w:type="dxa" w:w="3168"/>
+            <w:shd w:fill="F8FAFC"/>
+            <w:tcMar>
+              <w:top w:w="80" w:type="dxa"/>
+              <w:bottom w:w="80" w:type="dxa"/>
+              <w:left w:w="70" w:type="dxa"/>
+              <w:right w:w="70" w:type="dxa"/>
+            </w:tcMar>
+          </w:tcPr>
+          <w:p>
+            <w:pPr>
+              <w:spacing w:line="276" w:lineRule="auto"/>
+              <w:jc w:val="left"/>
+            </w:pPr>
+            <w:r>
+              <w:rPr>
+                <w:rFonts w:ascii="Times New Roman" w:hAnsi="Times New Roman"/>
+                <w:sz w:val="19"/>
+              </w:rPr>
+              <w:t>Tuyển thành viên các Ban chuyên môn Đoàn Đại học</w:t>
+            </w:r>
+          </w:p>
+        </w:tc>
+        <w:tc>
+          <w:tcPr>
+            <w:tcW w:type="dxa" w:w="1296"/>
+            <w:shd w:fill="F8FAFC"/>
+            <w:tcMar>
+              <w:top w:w="80" w:type="dxa"/>
+              <w:bottom w:w="80" w:type="dxa"/>
+              <w:left w:w="70" w:type="dxa"/>
+              <w:right w:w="70" w:type="dxa"/>
+            </w:tcMar>
+          </w:tcPr>
+          <w:p>
+            <w:pPr>
+              <w:spacing w:line="276" w:lineRule="auto"/>
+              <w:jc w:val="center"/>
+            </w:pPr>
+            <w:r>
+              <w:rPr>
+                <w:rFonts w:ascii="Times New Roman" w:hAnsi="Times New Roman"/>
+                <w:sz w:val="19"/>
+              </w:rPr>
+              <w:t>9/2026</w:t>
+            </w:r>
+          </w:p>
+        </w:tc>
+        <w:tc>
+          <w:tcPr>
+            <w:tcW w:type="dxa" w:w="1440"/>
+            <w:shd w:fill="F8FAFC"/>
+            <w:tcMar>
+              <w:top w:w="80" w:type="dxa"/>
+              <w:bottom w:w="80" w:type="dxa"/>
+              <w:left w:w="70" w:type="dxa"/>
+              <w:right w:w="70" w:type="dxa"/>
+            </w:tcMar>
+          </w:tcPr>
+          <w:p>
+            <w:pPr>
+              <w:spacing w:line="276" w:lineRule="auto"/>
+              <w:jc w:val="center"/>
+            </w:pPr>
+            <w:r>
+              <w:rPr>
+                <w:rFonts w:ascii="Times New Roman" w:hAnsi="Times New Roman"/>
+                <w:b/>
+                <w:color w:val="005BAC"/>
+                <w:sz w:val="19"/>
+              </w:rPr>
+              <w:t>Mảng 1</w:t>
+            </w:r>
+          </w:p>
+        </w:tc>
+        <w:tc>
+          <w:tcPr>
+            <w:tcW w:type="dxa" w:w="1296"/>
+            <w:shd w:fill="F8FAFC"/>
+            <w:tcMar>
+              <w:top w:w="80" w:type="dxa"/>
+              <w:bottom w:w="80" w:type="dxa"/>
+              <w:left w:w="70" w:type="dxa"/>
+              <w:right w:w="70" w:type="dxa"/>
+            </w:tcMar>
+          </w:tcPr>
+          <w:p>
+            <w:pPr>
+              <w:spacing w:line="276" w:lineRule="auto"/>
+              <w:jc w:val="center"/>
+            </w:pPr>
+            <w:r>
+              <w:rPr>
+                <w:rFonts w:ascii="Times New Roman" w:hAnsi="Times New Roman"/>
+                <w:sz w:val="19"/>
+              </w:rPr>
+              <w:t>Mảng 4</w:t>
+            </w:r>
+          </w:p>
+        </w:tc>
+        <w:tc>
+          <w:tcPr>
+            <w:tcW w:type="dxa" w:w="2016"/>
+            <w:shd w:fill="F8FAFC"/>
+            <w:tcMar>
+              <w:top w:w="80" w:type="dxa"/>
+              <w:bottom w:w="80" w:type="dxa"/>
+              <w:left w:w="70" w:type="dxa"/>
+              <w:right w:w="70" w:type="dxa"/>
+            </w:tcMar>
+          </w:tcPr>
+          <w:p>
+            <w:pPr>
+              <w:spacing w:line="276" w:lineRule="auto"/>
+              <w:jc w:val="left"/>
+            </w:pPr>
+            <w:r>
+              <w:rPr>
+                <w:rFonts w:ascii="Times New Roman" w:hAnsi="Times New Roman"/>
+                <w:sz w:val="19"/>
+              </w:rPr>
+              <w:t>Danh sách trúng tuyển; hồ sơ nhân sự Ban.</w:t>
+            </w:r>
+          </w:p>
+        </w:tc>
+      </w:tr>
+      <w:tr>
+        <w:tc>
+          <w:tcPr>
+            <w:tcW w:type="dxa" w:w="576"/>
+            <w:shd w:fill="FFFFFF"/>
+            <w:tcMar>
+              <w:top w:w="80" w:type="dxa"/>
+              <w:bottom w:w="80" w:type="dxa"/>
+              <w:left w:w="70" w:type="dxa"/>
+              <w:right w:w="70" w:type="dxa"/>
+            </w:tcMar>
+          </w:tcPr>
+          <w:p>
+            <w:pPr>
+              <w:spacing w:line="276" w:lineRule="auto"/>
+              <w:jc w:val="center"/>
+            </w:pPr>
+            <w:r>
+              <w:rPr>
+                <w:rFonts w:ascii="Times New Roman" w:hAnsi="Times New Roman"/>
+                <w:b/>
+                <w:sz w:val="19"/>
+              </w:rPr>
+              <w:t>2</w:t>
+            </w:r>
+          </w:p>
+        </w:tc>
+        <w:tc>
+          <w:tcPr>
+            <w:tcW w:type="dxa" w:w="3168"/>
+            <w:shd w:fill="FFFFFF"/>
+            <w:tcMar>
+              <w:top w:w="80" w:type="dxa"/>
+              <w:bottom w:w="80" w:type="dxa"/>
+              <w:left w:w="70" w:type="dxa"/>
+              <w:right w:w="70" w:type="dxa"/>
+            </w:tcMar>
+          </w:tcPr>
+          <w:p>
+            <w:pPr>
+              <w:spacing w:line="276" w:lineRule="auto"/>
+              <w:jc w:val="left"/>
+            </w:pPr>
+            <w:r>
+              <w:rPr>
+                <w:rFonts w:ascii="Times New Roman" w:hAnsi="Times New Roman"/>
+                <w:sz w:val="19"/>
+              </w:rPr>
+              <w:t>Đại hội các Chi đoàn + Thành lập Chi đoàn K71</w:t>
+            </w:r>
+          </w:p>
+        </w:tc>
+        <w:tc>
+          <w:tcPr>
+            <w:tcW w:type="dxa" w:w="1296"/>
+            <w:shd w:fill="FFFFFF"/>
+            <w:tcMar>
+              <w:top w:w="80" w:type="dxa"/>
+              <w:bottom w:w="80" w:type="dxa"/>
+              <w:left w:w="70" w:type="dxa"/>
+              <w:right w:w="70" w:type="dxa"/>
+            </w:tcMar>
+          </w:tcPr>
+          <w:p>
+            <w:pPr>
+              <w:spacing w:line="276" w:lineRule="auto"/>
+              <w:jc w:val="center"/>
+            </w:pPr>
+            <w:r>
+              <w:rPr>
+                <w:rFonts w:ascii="Times New Roman" w:hAnsi="Times New Roman"/>
+                <w:sz w:val="19"/>
+              </w:rPr>
+              <w:t>10 - 11/2026</w:t>
+            </w:r>
+          </w:p>
+        </w:tc>
+        <w:tc>
+          <w:tcPr>
+            <w:tcW w:type="dxa" w:w="1440"/>
+            <w:shd w:fill="FFFFFF"/>
+            <w:tcMar>
+              <w:top w:w="80" w:type="dxa"/>
+              <w:bottom w:w="80" w:type="dxa"/>
+              <w:left w:w="70" w:type="dxa"/>
+              <w:right w:w="70" w:type="dxa"/>
+            </w:tcMar>
+          </w:tcPr>
+          <w:p>
+            <w:pPr>
+              <w:spacing w:line="276" w:lineRule="auto"/>
+              <w:jc w:val="center"/>
+            </w:pPr>
+            <w:r>
+              <w:rPr>
+                <w:rFonts w:ascii="Times New Roman" w:hAnsi="Times New Roman"/>
+                <w:b/>
+                <w:color w:val="005BAC"/>
+                <w:sz w:val="19"/>
+              </w:rPr>
+              <w:t>Mảng 1</w:t>
+            </w:r>
+          </w:p>
+        </w:tc>
+        <w:tc>
+          <w:tcPr>
+            <w:tcW w:type="dxa" w:w="1296"/>
+            <w:shd w:fill="FFFFFF"/>
+            <w:tcMar>
+              <w:top w:w="80" w:type="dxa"/>
+              <w:bottom w:w="80" w:type="dxa"/>
+              <w:left w:w="70" w:type="dxa"/>
+              <w:right w:w="70" w:type="dxa"/>
+            </w:tcMar>
+          </w:tcPr>
+          <w:p>
+            <w:pPr>
+              <w:spacing w:line="276" w:lineRule="auto"/>
+              <w:jc w:val="center"/>
+            </w:pPr>
+            <w:r>
+              <w:rPr>
+                <w:rFonts w:ascii="Times New Roman" w:hAnsi="Times New Roman"/>
+                <w:sz w:val="19"/>
+              </w:rPr>
+              <w:t>Mảng 2</w:t>
+            </w:r>
+          </w:p>
+        </w:tc>
+        <w:tc>
+          <w:tcPr>
+            <w:tcW w:type="dxa" w:w="2016"/>
+            <w:shd w:fill="FFFFFF"/>
+            <w:tcMar>
+              <w:top w:w="80" w:type="dxa"/>
+              <w:bottom w:w="80" w:type="dxa"/>
+              <w:left w:w="70" w:type="dxa"/>
+              <w:right w:w="70" w:type="dxa"/>
+            </w:tcMar>
+          </w:tcPr>
+          <w:p>
+            <w:pPr>
+              <w:spacing w:line="276" w:lineRule="auto"/>
+              <w:jc w:val="left"/>
+            </w:pPr>
+            <w:r>
+              <w:rPr>
+                <w:rFonts w:ascii="Times New Roman" w:hAnsi="Times New Roman"/>
+                <w:sz w:val="19"/>
+              </w:rPr>
+              <w:t>Nghị quyết chuẩn y BCH; cây tổ chức K71 trên QLDV.</w:t>
+            </w:r>
+          </w:p>
+        </w:tc>
+      </w:tr>
+      <w:tr>
+        <w:tc>
+          <w:tcPr>
+            <w:tcW w:type="dxa" w:w="576"/>
+            <w:shd w:fill="F8FAFC"/>
+            <w:tcMar>
+              <w:top w:w="80" w:type="dxa"/>
+              <w:bottom w:w="80" w:type="dxa"/>
+              <w:left w:w="70" w:type="dxa"/>
+              <w:right w:w="70" w:type="dxa"/>
+            </w:tcMar>
+          </w:tcPr>
+          <w:p>
+            <w:pPr>
+              <w:spacing w:line="276" w:lineRule="auto"/>
+              <w:jc w:val="center"/>
+            </w:pPr>
+            <w:r>
+              <w:rPr>
+                <w:rFonts w:ascii="Times New Roman" w:hAnsi="Times New Roman"/>
+                <w:b/>
+                <w:sz w:val="19"/>
+              </w:rPr>
+              <w:t>3</w:t>
+            </w:r>
+          </w:p>
+        </w:tc>
+        <w:tc>
+          <w:tcPr>
+            <w:tcW w:type="dxa" w:w="3168"/>
+            <w:shd w:fill="F8FAFC"/>
+            <w:tcMar>
+              <w:top w:w="80" w:type="dxa"/>
+              <w:bottom w:w="80" w:type="dxa"/>
+              <w:left w:w="70" w:type="dxa"/>
+              <w:right w:w="70" w:type="dxa"/>
+            </w:tcMar>
+          </w:tcPr>
+          <w:p>
+            <w:pPr>
+              <w:spacing w:line="276" w:lineRule="auto"/>
+              <w:jc w:val="left"/>
+            </w:pPr>
+            <w:r>
+              <w:rPr>
+                <w:rFonts w:ascii="Times New Roman" w:hAnsi="Times New Roman"/>
+                <w:sz w:val="19"/>
+              </w:rPr>
+              <w:t>Ra mắt Ban Cán sự năm nhất K71</w:t>
+            </w:r>
+          </w:p>
+        </w:tc>
+        <w:tc>
+          <w:tcPr>
+            <w:tcW w:type="dxa" w:w="1296"/>
+            <w:shd w:fill="F8FAFC"/>
+            <w:tcMar>
+              <w:top w:w="80" w:type="dxa"/>
+              <w:bottom w:w="80" w:type="dxa"/>
+              <w:left w:w="70" w:type="dxa"/>
+              <w:right w:w="70" w:type="dxa"/>
+            </w:tcMar>
+          </w:tcPr>
+          <w:p>
+            <w:pPr>
+              <w:spacing w:line="276" w:lineRule="auto"/>
+              <w:jc w:val="center"/>
+            </w:pPr>
+            <w:r>
+              <w:rPr>
+                <w:rFonts w:ascii="Times New Roman" w:hAnsi="Times New Roman"/>
+                <w:sz w:val="19"/>
+              </w:rPr>
+              <w:t>11/2026</w:t>
+            </w:r>
+          </w:p>
+        </w:tc>
+        <w:tc>
+          <w:tcPr>
+            <w:tcW w:type="dxa" w:w="1440"/>
+            <w:shd w:fill="F8FAFC"/>
+            <w:tcMar>
+              <w:top w:w="80" w:type="dxa"/>
+              <w:bottom w:w="80" w:type="dxa"/>
+              <w:left w:w="70" w:type="dxa"/>
+              <w:right w:w="70" w:type="dxa"/>
+            </w:tcMar>
+          </w:tcPr>
+          <w:p>
+            <w:pPr>
+              <w:spacing w:line="276" w:lineRule="auto"/>
+              <w:jc w:val="center"/>
+            </w:pPr>
+            <w:r>
+              <w:rPr>
+                <w:rFonts w:ascii="Times New Roman" w:hAnsi="Times New Roman"/>
+                <w:b/>
+                <w:color w:val="005BAC"/>
+                <w:sz w:val="19"/>
+              </w:rPr>
+              <w:t>Mảng 1</w:t>
+            </w:r>
+          </w:p>
+        </w:tc>
+        <w:tc>
+          <w:tcPr>
+            <w:tcW w:type="dxa" w:w="1296"/>
+            <w:shd w:fill="F8FAFC"/>
+            <w:tcMar>
+              <w:top w:w="80" w:type="dxa"/>
+              <w:bottom w:w="80" w:type="dxa"/>
+              <w:left w:w="70" w:type="dxa"/>
+              <w:right w:w="70" w:type="dxa"/>
+            </w:tcMar>
+          </w:tcPr>
+          <w:p>
+            <w:pPr>
+              <w:spacing w:line="276" w:lineRule="auto"/>
+              <w:jc w:val="center"/>
+            </w:pPr>
+            <w:r>
+              <w:rPr>
+                <w:rFonts w:ascii="Times New Roman" w:hAnsi="Times New Roman"/>
+                <w:sz w:val="19"/>
+              </w:rPr>
+              <w:t>Mảng 4</w:t>
+            </w:r>
+          </w:p>
+        </w:tc>
+        <w:tc>
+          <w:tcPr>
+            <w:tcW w:type="dxa" w:w="2016"/>
+            <w:shd w:fill="F8FAFC"/>
+            <w:tcMar>
+              <w:top w:w="80" w:type="dxa"/>
+              <w:bottom w:w="80" w:type="dxa"/>
+              <w:left w:w="70" w:type="dxa"/>
+              <w:right w:w="70" w:type="dxa"/>
+            </w:tcMar>
+          </w:tcPr>
+          <w:p>
+            <w:pPr>
+              <w:spacing w:line="276" w:lineRule="auto"/>
+              <w:jc w:val="left"/>
+            </w:pPr>
+            <w:r>
+              <w:rPr>
+                <w:rFonts w:ascii="Times New Roman" w:hAnsi="Times New Roman"/>
+                <w:sz w:val="19"/>
+              </w:rPr>
+              <w:t>Hội nghị ra mắt; danh sách Ban Cán sự các lớp K71.</w:t>
+            </w:r>
+          </w:p>
+        </w:tc>
+      </w:tr>
+      <w:tr>
+        <w:tc>
+          <w:tcPr>
+            <w:tcW w:type="dxa" w:w="576"/>
+            <w:shd w:fill="FFFFFF"/>
+            <w:tcMar>
+              <w:top w:w="80" w:type="dxa"/>
+              <w:bottom w:w="80" w:type="dxa"/>
+              <w:left w:w="70" w:type="dxa"/>
+              <w:right w:w="70" w:type="dxa"/>
+            </w:tcMar>
+          </w:tcPr>
+          <w:p>
+            <w:pPr>
+              <w:spacing w:line="276" w:lineRule="auto"/>
+              <w:jc w:val="center"/>
+            </w:pPr>
+            <w:r>
+              <w:rPr>
+                <w:rFonts w:ascii="Times New Roman" w:hAnsi="Times New Roman"/>
+                <w:b/>
+                <w:sz w:val="19"/>
+              </w:rPr>
+              <w:t>4</w:t>
+            </w:r>
+          </w:p>
+        </w:tc>
+        <w:tc>
+          <w:tcPr>
+            <w:tcW w:type="dxa" w:w="3168"/>
+            <w:shd w:fill="FFFFFF"/>
+            <w:tcMar>
+              <w:top w:w="80" w:type="dxa"/>
+              <w:bottom w:w="80" w:type="dxa"/>
+              <w:left w:w="70" w:type="dxa"/>
+              <w:right w:w="70" w:type="dxa"/>
+            </w:tcMar>
+          </w:tcPr>
+          <w:p>
+            <w:pPr>
+              <w:spacing w:line="276" w:lineRule="auto"/>
+              <w:jc w:val="left"/>
+            </w:pPr>
+            <w:r>
+              <w:rPr>
+                <w:rFonts w:ascii="Times New Roman" w:hAnsi="Times New Roman"/>
+                <w:sz w:val="19"/>
+              </w:rPr>
+              <w:t>Đóng dấu tiếp nhận sổ Đoàn K71</w:t>
+            </w:r>
+          </w:p>
+        </w:tc>
+        <w:tc>
+          <w:tcPr>
+            <w:tcW w:type="dxa" w:w="1296"/>
+            <w:shd w:fill="FFFFFF"/>
+            <w:tcMar>
+              <w:top w:w="80" w:type="dxa"/>
+              <w:bottom w:w="80" w:type="dxa"/>
+              <w:left w:w="70" w:type="dxa"/>
+              <w:right w:w="70" w:type="dxa"/>
+            </w:tcMar>
+          </w:tcPr>
+          <w:p>
+            <w:pPr>
+              <w:spacing w:line="276" w:lineRule="auto"/>
+              <w:jc w:val="center"/>
+            </w:pPr>
+            <w:r>
+              <w:rPr>
+                <w:rFonts w:ascii="Times New Roman" w:hAnsi="Times New Roman"/>
+                <w:sz w:val="19"/>
+              </w:rPr>
+              <w:t>12/2026</w:t>
+            </w:r>
+          </w:p>
+        </w:tc>
+        <w:tc>
+          <w:tcPr>
+            <w:tcW w:type="dxa" w:w="1440"/>
+            <w:shd w:fill="FFFFFF"/>
+            <w:tcMar>
+              <w:top w:w="80" w:type="dxa"/>
+              <w:bottom w:w="80" w:type="dxa"/>
+              <w:left w:w="70" w:type="dxa"/>
+              <w:right w:w="70" w:type="dxa"/>
+            </w:tcMar>
+          </w:tcPr>
+          <w:p>
+            <w:pPr>
+              <w:spacing w:line="276" w:lineRule="auto"/>
+              <w:jc w:val="center"/>
+            </w:pPr>
+            <w:r>
+              <w:rPr>
+                <w:rFonts w:ascii="Times New Roman" w:hAnsi="Times New Roman"/>
+                <w:b/>
+                <w:color w:val="005BAC"/>
+                <w:sz w:val="19"/>
+              </w:rPr>
+              <w:t>Mảng 1</w:t>
+            </w:r>
+          </w:p>
+        </w:tc>
+        <w:tc>
+          <w:tcPr>
+            <w:tcW w:type="dxa" w:w="1296"/>
+            <w:shd w:fill="FFFFFF"/>
+            <w:tcMar>
+              <w:top w:w="80" w:type="dxa"/>
+              <w:bottom w:w="80" w:type="dxa"/>
+              <w:left w:w="70" w:type="dxa"/>
+              <w:right w:w="70" w:type="dxa"/>
+            </w:tcMar>
+          </w:tcPr>
+          <w:p>
+            <w:pPr>
+              <w:spacing w:line="276" w:lineRule="auto"/>
+              <w:jc w:val="center"/>
+            </w:pPr>
+            <w:r>
+              <w:rPr>
+                <w:rFonts w:ascii="Times New Roman" w:hAnsi="Times New Roman"/>
+                <w:sz w:val="19"/>
+              </w:rPr>
+              <w:t>Mảng 2</w:t>
+            </w:r>
+          </w:p>
+        </w:tc>
+        <w:tc>
+          <w:tcPr>
+            <w:tcW w:type="dxa" w:w="2016"/>
+            <w:shd w:fill="FFFFFF"/>
+            <w:tcMar>
+              <w:top w:w="80" w:type="dxa"/>
+              <w:bottom w:w="80" w:type="dxa"/>
+              <w:left w:w="70" w:type="dxa"/>
+              <w:right w:w="70" w:type="dxa"/>
+            </w:tcMar>
+          </w:tcPr>
+          <w:p>
+            <w:pPr>
+              <w:spacing w:line="276" w:lineRule="auto"/>
+              <w:jc w:val="left"/>
+            </w:pPr>
+            <w:r>
+              <w:rPr>
+                <w:rFonts w:ascii="Times New Roman" w:hAnsi="Times New Roman"/>
+                <w:sz w:val="19"/>
+              </w:rPr>
+              <w:t>100% sổ Đoàn K71 được vào sổ và đóng dấu tiếp nhận.</w:t>
+            </w:r>
+          </w:p>
+        </w:tc>
+      </w:tr>
+      <w:tr>
+        <w:tc>
+          <w:tcPr>
+            <w:tcW w:type="dxa" w:w="576"/>
+            <w:shd w:fill="F8FAFC"/>
+            <w:tcMar>
+              <w:top w:w="80" w:type="dxa"/>
+              <w:bottom w:w="80" w:type="dxa"/>
+              <w:left w:w="70" w:type="dxa"/>
+              <w:right w:w="70" w:type="dxa"/>
+            </w:tcMar>
+          </w:tcPr>
+          <w:p>
+            <w:pPr>
+              <w:spacing w:line="276" w:lineRule="auto"/>
+              <w:jc w:val="center"/>
+            </w:pPr>
+            <w:r>
+              <w:rPr>
+                <w:rFonts w:ascii="Times New Roman" w:hAnsi="Times New Roman"/>
+                <w:b/>
+                <w:sz w:val="19"/>
+              </w:rPr>
+              <w:t>5</w:t>
+            </w:r>
+          </w:p>
+        </w:tc>
+        <w:tc>
+          <w:tcPr>
+            <w:tcW w:type="dxa" w:w="3168"/>
+            <w:shd w:fill="F8FAFC"/>
+            <w:tcMar>
+              <w:top w:w="80" w:type="dxa"/>
+              <w:bottom w:w="80" w:type="dxa"/>
+              <w:left w:w="70" w:type="dxa"/>
+              <w:right w:w="70" w:type="dxa"/>
+            </w:tcMar>
+          </w:tcPr>
+          <w:p>
+            <w:pPr>
+              <w:spacing w:line="276" w:lineRule="auto"/>
+              <w:jc w:val="left"/>
+            </w:pPr>
+            <w:r>
+              <w:rPr>
+                <w:rFonts w:ascii="Times New Roman" w:hAnsi="Times New Roman"/>
+                <w:sz w:val="19"/>
+              </w:rPr>
+              <w:t>Hỗ trợ thu Đoàn phí K71 và công nợ K70, K69, K68</w:t>
+            </w:r>
+          </w:p>
+        </w:tc>
+        <w:tc>
+          <w:tcPr>
+            <w:tcW w:type="dxa" w:w="1296"/>
+            <w:shd w:fill="F8FAFC"/>
+            <w:tcMar>
+              <w:top w:w="80" w:type="dxa"/>
+              <w:bottom w:w="80" w:type="dxa"/>
+              <w:left w:w="70" w:type="dxa"/>
+              <w:right w:w="70" w:type="dxa"/>
+            </w:tcMar>
+          </w:tcPr>
+          <w:p>
+            <w:pPr>
+              <w:spacing w:line="276" w:lineRule="auto"/>
+              <w:jc w:val="center"/>
+            </w:pPr>
+            <w:r>
+              <w:rPr>
+                <w:rFonts w:ascii="Times New Roman" w:hAnsi="Times New Roman"/>
+                <w:sz w:val="19"/>
+              </w:rPr>
+              <w:t>01/2027</w:t>
+            </w:r>
+          </w:p>
+        </w:tc>
+        <w:tc>
+          <w:tcPr>
+            <w:tcW w:type="dxa" w:w="1440"/>
+            <w:shd w:fill="F8FAFC"/>
+            <w:tcMar>
+              <w:top w:w="80" w:type="dxa"/>
+              <w:bottom w:w="80" w:type="dxa"/>
+              <w:left w:w="70" w:type="dxa"/>
+              <w:right w:w="70" w:type="dxa"/>
+            </w:tcMar>
+          </w:tcPr>
+          <w:p>
+            <w:pPr>
+              <w:spacing w:line="276" w:lineRule="auto"/>
+              <w:jc w:val="center"/>
+            </w:pPr>
+            <w:r>
+              <w:rPr>
+                <w:rFonts w:ascii="Times New Roman" w:hAnsi="Times New Roman"/>
+                <w:b/>
+                <w:color w:val="005BAC"/>
+                <w:sz w:val="19"/>
+              </w:rPr>
+              <w:t>Mảng 1</w:t>
+            </w:r>
+          </w:p>
+        </w:tc>
+        <w:tc>
+          <w:tcPr>
+            <w:tcW w:type="dxa" w:w="1296"/>
+            <w:shd w:fill="F8FAFC"/>
+            <w:tcMar>
+              <w:top w:w="80" w:type="dxa"/>
+              <w:bottom w:w="80" w:type="dxa"/>
+              <w:left w:w="70" w:type="dxa"/>
+              <w:right w:w="70" w:type="dxa"/>
+            </w:tcMar>
+          </w:tcPr>
+          <w:p>
+            <w:pPr>
+              <w:spacing w:line="276" w:lineRule="auto"/>
+              <w:jc w:val="center"/>
+            </w:pPr>
+            <w:r>
+              <w:rPr>
+                <w:rFonts w:ascii="Times New Roman" w:hAnsi="Times New Roman"/>
+                <w:sz w:val="19"/>
+              </w:rPr>
+              <w:t>Mảng 2</w:t>
+            </w:r>
+          </w:p>
+        </w:tc>
+        <w:tc>
+          <w:tcPr>
+            <w:tcW w:type="dxa" w:w="2016"/>
+            <w:shd w:fill="F8FAFC"/>
+            <w:tcMar>
+              <w:top w:w="80" w:type="dxa"/>
+              <w:bottom w:w="80" w:type="dxa"/>
+              <w:left w:w="70" w:type="dxa"/>
+              <w:right w:w="70" w:type="dxa"/>
+            </w:tcMar>
+          </w:tcPr>
+          <w:p>
+            <w:pPr>
+              <w:spacing w:line="276" w:lineRule="auto"/>
+              <w:jc w:val="left"/>
+            </w:pPr>
+            <w:r>
+              <w:rPr>
+                <w:rFonts w:ascii="Times New Roman" w:hAnsi="Times New Roman"/>
+                <w:sz w:val="19"/>
+              </w:rPr>
+              <w:t>Biên lai thu; bảng tổng hợp đối soát đoàn phí 12 đơn vị.</w:t>
+            </w:r>
+          </w:p>
+        </w:tc>
+      </w:tr>
+      <w:tr>
+        <w:tc>
+          <w:tcPr>
+            <w:tcW w:type="dxa" w:w="576"/>
+            <w:shd w:fill="FFFFFF"/>
+            <w:tcMar>
+              <w:top w:w="80" w:type="dxa"/>
+              <w:bottom w:w="80" w:type="dxa"/>
+              <w:left w:w="70" w:type="dxa"/>
+              <w:right w:w="70" w:type="dxa"/>
+            </w:tcMar>
+          </w:tcPr>
+          <w:p>
+            <w:pPr>
+              <w:spacing w:line="276" w:lineRule="auto"/>
+              <w:jc w:val="center"/>
+            </w:pPr>
+            <w:r>
+              <w:rPr>
+                <w:rFonts w:ascii="Times New Roman" w:hAnsi="Times New Roman"/>
+                <w:b/>
+                <w:sz w:val="19"/>
+              </w:rPr>
+              <w:t>6</w:t>
+            </w:r>
+          </w:p>
+        </w:tc>
+        <w:tc>
+          <w:tcPr>
+            <w:tcW w:type="dxa" w:w="3168"/>
+            <w:shd w:fill="FFFFFF"/>
+            <w:tcMar>
+              <w:top w:w="80" w:type="dxa"/>
+              <w:bottom w:w="80" w:type="dxa"/>
+              <w:left w:w="70" w:type="dxa"/>
+              <w:right w:w="70" w:type="dxa"/>
+            </w:tcMar>
+          </w:tcPr>
+          <w:p>
+            <w:pPr>
+              <w:spacing w:line="276" w:lineRule="auto"/>
+              <w:jc w:val="left"/>
+            </w:pPr>
+            <w:r>
+              <w:rPr>
+                <w:rFonts w:ascii="Times New Roman" w:hAnsi="Times New Roman"/>
+                <w:sz w:val="19"/>
+              </w:rPr>
+              <w:t>Kết nạp Đoàn viên mới đợt 1 (chào mừng 26/3)</w:t>
+            </w:r>
+          </w:p>
+        </w:tc>
+        <w:tc>
+          <w:tcPr>
+            <w:tcW w:type="dxa" w:w="1296"/>
+            <w:shd w:fill="FFFFFF"/>
+            <w:tcMar>
+              <w:top w:w="80" w:type="dxa"/>
+              <w:bottom w:w="80" w:type="dxa"/>
+              <w:left w:w="70" w:type="dxa"/>
+              <w:right w:w="70" w:type="dxa"/>
+            </w:tcMar>
+          </w:tcPr>
+          <w:p>
+            <w:pPr>
+              <w:spacing w:line="276" w:lineRule="auto"/>
+              <w:jc w:val="center"/>
+            </w:pPr>
+            <w:r>
+              <w:rPr>
+                <w:rFonts w:ascii="Times New Roman" w:hAnsi="Times New Roman"/>
+                <w:sz w:val="19"/>
+              </w:rPr>
+              <w:t>03/2027</w:t>
+            </w:r>
+          </w:p>
+        </w:tc>
+        <w:tc>
+          <w:tcPr>
+            <w:tcW w:type="dxa" w:w="1440"/>
+            <w:shd w:fill="FFFFFF"/>
+            <w:tcMar>
+              <w:top w:w="80" w:type="dxa"/>
+              <w:bottom w:w="80" w:type="dxa"/>
+              <w:left w:w="70" w:type="dxa"/>
+              <w:right w:w="70" w:type="dxa"/>
+            </w:tcMar>
+          </w:tcPr>
+          <w:p>
+            <w:pPr>
+              <w:spacing w:line="276" w:lineRule="auto"/>
+              <w:jc w:val="center"/>
+            </w:pPr>
+            <w:r>
+              <w:rPr>
+                <w:rFonts w:ascii="Times New Roman" w:hAnsi="Times New Roman"/>
+                <w:b/>
+                <w:color w:val="005BAC"/>
+                <w:sz w:val="19"/>
+              </w:rPr>
+              <w:t>Mảng 1</w:t>
+            </w:r>
+          </w:p>
+        </w:tc>
+        <w:tc>
+          <w:tcPr>
+            <w:tcW w:type="dxa" w:w="1296"/>
+            <w:shd w:fill="FFFFFF"/>
+            <w:tcMar>
+              <w:top w:w="80" w:type="dxa"/>
+              <w:bottom w:w="80" w:type="dxa"/>
+              <w:left w:w="70" w:type="dxa"/>
+              <w:right w:w="70" w:type="dxa"/>
+            </w:tcMar>
+          </w:tcPr>
+          <w:p>
+            <w:pPr>
+              <w:spacing w:line="276" w:lineRule="auto"/>
+              <w:jc w:val="center"/>
+            </w:pPr>
+            <w:r>
+              <w:rPr>
+                <w:rFonts w:ascii="Times New Roman" w:hAnsi="Times New Roman"/>
+                <w:sz w:val="19"/>
+              </w:rPr>
+              <w:t>Mảng 4</w:t>
+            </w:r>
+          </w:p>
+        </w:tc>
+        <w:tc>
+          <w:tcPr>
+            <w:tcW w:type="dxa" w:w="2016"/>
+            <w:shd w:fill="FFFFFF"/>
+            <w:tcMar>
+              <w:top w:w="80" w:type="dxa"/>
+              <w:bottom w:w="80" w:type="dxa"/>
+              <w:left w:w="70" w:type="dxa"/>
+              <w:right w:w="70" w:type="dxa"/>
+            </w:tcMar>
+          </w:tcPr>
+          <w:p>
+            <w:pPr>
+              <w:spacing w:line="276" w:lineRule="auto"/>
+              <w:jc w:val="left"/>
+            </w:pPr>
+            <w:r>
+              <w:rPr>
+                <w:rFonts w:ascii="Times New Roman" w:hAnsi="Times New Roman"/>
+                <w:sz w:val="19"/>
+              </w:rPr>
+              <w:t>Hồ sơ kết nạp đợt 1; Nghị quyết kết nạp; lễ trao huy hiệu.</w:t>
+            </w:r>
+          </w:p>
+        </w:tc>
+      </w:tr>
+      <w:tr>
+        <w:tc>
+          <w:tcPr>
+            <w:tcW w:type="dxa" w:w="576"/>
+            <w:shd w:fill="F8FAFC"/>
+            <w:tcMar>
+              <w:top w:w="80" w:type="dxa"/>
+              <w:bottom w:w="80" w:type="dxa"/>
+              <w:left w:w="70" w:type="dxa"/>
+              <w:right w:w="70" w:type="dxa"/>
+            </w:tcMar>
+          </w:tcPr>
+          <w:p>
+            <w:pPr>
+              <w:spacing w:line="276" w:lineRule="auto"/>
+              <w:jc w:val="center"/>
+            </w:pPr>
+            <w:r>
+              <w:rPr>
+                <w:rFonts w:ascii="Times New Roman" w:hAnsi="Times New Roman"/>
+                <w:b/>
+                <w:sz w:val="19"/>
+              </w:rPr>
+              <w:t>7</w:t>
+            </w:r>
+          </w:p>
+        </w:tc>
+        <w:tc>
+          <w:tcPr>
+            <w:tcW w:type="dxa" w:w="3168"/>
+            <w:shd w:fill="F8FAFC"/>
+            <w:tcMar>
+              <w:top w:w="80" w:type="dxa"/>
+              <w:bottom w:w="80" w:type="dxa"/>
+              <w:left w:w="70" w:type="dxa"/>
+              <w:right w:w="70" w:type="dxa"/>
+            </w:tcMar>
+          </w:tcPr>
+          <w:p>
+            <w:pPr>
+              <w:spacing w:line="276" w:lineRule="auto"/>
+              <w:jc w:val="left"/>
+            </w:pPr>
+            <w:r>
+              <w:rPr>
+                <w:rFonts w:ascii="Times New Roman" w:hAnsi="Times New Roman"/>
+                <w:sz w:val="19"/>
+              </w:rPr>
+              <w:t>Làm thẻ Đoàn viên K71</w:t>
+            </w:r>
+          </w:p>
+        </w:tc>
+        <w:tc>
+          <w:tcPr>
+            <w:tcW w:type="dxa" w:w="1296"/>
+            <w:shd w:fill="F8FAFC"/>
+            <w:tcMar>
+              <w:top w:w="80" w:type="dxa"/>
+              <w:bottom w:w="80" w:type="dxa"/>
+              <w:left w:w="70" w:type="dxa"/>
+              <w:right w:w="70" w:type="dxa"/>
+            </w:tcMar>
+          </w:tcPr>
+          <w:p>
+            <w:pPr>
+              <w:spacing w:line="276" w:lineRule="auto"/>
+              <w:jc w:val="center"/>
+            </w:pPr>
+            <w:r>
+              <w:rPr>
+                <w:rFonts w:ascii="Times New Roman" w:hAnsi="Times New Roman"/>
+                <w:sz w:val="19"/>
+              </w:rPr>
+              <w:t>02 - 03/2027</w:t>
+            </w:r>
+          </w:p>
+        </w:tc>
+        <w:tc>
+          <w:tcPr>
+            <w:tcW w:type="dxa" w:w="1440"/>
+            <w:shd w:fill="F8FAFC"/>
+            <w:tcMar>
+              <w:top w:w="80" w:type="dxa"/>
+              <w:bottom w:w="80" w:type="dxa"/>
+              <w:left w:w="70" w:type="dxa"/>
+              <w:right w:w="70" w:type="dxa"/>
+            </w:tcMar>
+          </w:tcPr>
+          <w:p>
+            <w:pPr>
+              <w:spacing w:line="276" w:lineRule="auto"/>
+              <w:jc w:val="center"/>
+            </w:pPr>
+            <w:r>
+              <w:rPr>
+                <w:rFonts w:ascii="Times New Roman" w:hAnsi="Times New Roman"/>
+                <w:b/>
+                <w:color w:val="005BAC"/>
+                <w:sz w:val="19"/>
+              </w:rPr>
+              <w:t>Mảng 1</w:t>
+            </w:r>
+          </w:p>
+        </w:tc>
+        <w:tc>
+          <w:tcPr>
+            <w:tcW w:type="dxa" w:w="1296"/>
+            <w:shd w:fill="F8FAFC"/>
+            <w:tcMar>
+              <w:top w:w="80" w:type="dxa"/>
+              <w:bottom w:w="80" w:type="dxa"/>
+              <w:left w:w="70" w:type="dxa"/>
+              <w:right w:w="70" w:type="dxa"/>
+            </w:tcMar>
+          </w:tcPr>
+          <w:p>
+            <w:pPr>
+              <w:spacing w:line="276" w:lineRule="auto"/>
+              <w:jc w:val="center"/>
+            </w:pPr>
+            <w:r>
+              <w:rPr>
+                <w:rFonts w:ascii="Times New Roman" w:hAnsi="Times New Roman"/>
+                <w:sz w:val="19"/>
+              </w:rPr>
+              <w:t>Mảng 2</w:t>
+            </w:r>
+          </w:p>
+        </w:tc>
+        <w:tc>
+          <w:tcPr>
+            <w:tcW w:type="dxa" w:w="2016"/>
+            <w:shd w:fill="F8FAFC"/>
+            <w:tcMar>
+              <w:top w:w="80" w:type="dxa"/>
+              <w:bottom w:w="80" w:type="dxa"/>
+              <w:left w:w="70" w:type="dxa"/>
+              <w:right w:w="70" w:type="dxa"/>
+            </w:tcMar>
+          </w:tcPr>
+          <w:p>
+            <w:pPr>
+              <w:spacing w:line="276" w:lineRule="auto"/>
+              <w:jc w:val="left"/>
+            </w:pPr>
+            <w:r>
+              <w:rPr>
+                <w:rFonts w:ascii="Times New Roman" w:hAnsi="Times New Roman"/>
+                <w:sz w:val="19"/>
+              </w:rPr>
+              <w:t>Thẻ đoàn viên vật lý &amp; thẻ đoàn viên điện tử QLDV.</w:t>
+            </w:r>
+          </w:p>
+        </w:tc>
+      </w:tr>
+      <w:tr>
+        <w:tc>
+          <w:tcPr>
+            <w:tcW w:type="dxa" w:w="576"/>
+            <w:shd w:fill="FFFFFF"/>
+            <w:tcMar>
+              <w:top w:w="80" w:type="dxa"/>
+              <w:bottom w:w="80" w:type="dxa"/>
+              <w:left w:w="70" w:type="dxa"/>
+              <w:right w:w="70" w:type="dxa"/>
+            </w:tcMar>
+          </w:tcPr>
+          <w:p>
+            <w:pPr>
+              <w:spacing w:line="276" w:lineRule="auto"/>
+              <w:jc w:val="center"/>
+            </w:pPr>
+            <w:r>
+              <w:rPr>
+                <w:rFonts w:ascii="Times New Roman" w:hAnsi="Times New Roman"/>
+                <w:b/>
+                <w:sz w:val="19"/>
+              </w:rPr>
+              <w:t>8</w:t>
+            </w:r>
+          </w:p>
+        </w:tc>
+        <w:tc>
+          <w:tcPr>
+            <w:tcW w:type="dxa" w:w="3168"/>
+            <w:shd w:fill="FFFFFF"/>
+            <w:tcMar>
+              <w:top w:w="80" w:type="dxa"/>
+              <w:bottom w:w="80" w:type="dxa"/>
+              <w:left w:w="70" w:type="dxa"/>
+              <w:right w:w="70" w:type="dxa"/>
+            </w:tcMar>
+          </w:tcPr>
+          <w:p>
+            <w:pPr>
+              <w:spacing w:line="276" w:lineRule="auto"/>
+              <w:jc w:val="left"/>
+            </w:pPr>
+            <w:r>
+              <w:rPr>
+                <w:rFonts w:ascii="Times New Roman" w:hAnsi="Times New Roman"/>
+                <w:sz w:val="19"/>
+              </w:rPr>
+              <w:t>Tập huấn cán bộ Đoàn, cán bộ TCKT cơ sở</w:t>
+            </w:r>
+          </w:p>
+        </w:tc>
+        <w:tc>
+          <w:tcPr>
+            <w:tcW w:type="dxa" w:w="1296"/>
+            <w:shd w:fill="FFFFFF"/>
+            <w:tcMar>
+              <w:top w:w="80" w:type="dxa"/>
+              <w:bottom w:w="80" w:type="dxa"/>
+              <w:left w:w="70" w:type="dxa"/>
+              <w:right w:w="70" w:type="dxa"/>
+            </w:tcMar>
+          </w:tcPr>
+          <w:p>
+            <w:pPr>
+              <w:spacing w:line="276" w:lineRule="auto"/>
+              <w:jc w:val="center"/>
+            </w:pPr>
+            <w:r>
+              <w:rPr>
+                <w:rFonts w:ascii="Times New Roman" w:hAnsi="Times New Roman"/>
+                <w:sz w:val="19"/>
+              </w:rPr>
+              <w:t>04/2027</w:t>
+            </w:r>
+          </w:p>
+        </w:tc>
+        <w:tc>
+          <w:tcPr>
+            <w:tcW w:type="dxa" w:w="1440"/>
+            <w:shd w:fill="FFFFFF"/>
+            <w:tcMar>
+              <w:top w:w="80" w:type="dxa"/>
+              <w:bottom w:w="80" w:type="dxa"/>
+              <w:left w:w="70" w:type="dxa"/>
+              <w:right w:w="70" w:type="dxa"/>
+            </w:tcMar>
+          </w:tcPr>
+          <w:p>
+            <w:pPr>
+              <w:spacing w:line="276" w:lineRule="auto"/>
+              <w:jc w:val="center"/>
+            </w:pPr>
+            <w:r>
+              <w:rPr>
+                <w:rFonts w:ascii="Times New Roman" w:hAnsi="Times New Roman"/>
+                <w:b/>
+                <w:color w:val="005BAC"/>
+                <w:sz w:val="19"/>
+              </w:rPr>
+              <w:t>M1, M2, M3</w:t>
+            </w:r>
+          </w:p>
+        </w:tc>
+        <w:tc>
+          <w:tcPr>
+            <w:tcW w:type="dxa" w:w="1296"/>
+            <w:shd w:fill="FFFFFF"/>
+            <w:tcMar>
+              <w:top w:w="80" w:type="dxa"/>
+              <w:bottom w:w="80" w:type="dxa"/>
+              <w:left w:w="70" w:type="dxa"/>
+              <w:right w:w="70" w:type="dxa"/>
+            </w:tcMar>
+          </w:tcPr>
+          <w:p>
+            <w:pPr>
+              <w:spacing w:line="276" w:lineRule="auto"/>
+              <w:jc w:val="center"/>
+            </w:pPr>
+            <w:r>
+              <w:rPr>
+                <w:rFonts w:ascii="Times New Roman" w:hAnsi="Times New Roman"/>
+                <w:sz w:val="19"/>
+              </w:rPr>
+              <w:t>Mảng 4</w:t>
+            </w:r>
+          </w:p>
+        </w:tc>
+        <w:tc>
+          <w:tcPr>
+            <w:tcW w:type="dxa" w:w="2016"/>
+            <w:shd w:fill="FFFFFF"/>
+            <w:tcMar>
+              <w:top w:w="80" w:type="dxa"/>
+              <w:bottom w:w="80" w:type="dxa"/>
+              <w:left w:w="70" w:type="dxa"/>
+              <w:right w:w="70" w:type="dxa"/>
+            </w:tcMar>
+          </w:tcPr>
+          <w:p>
+            <w:pPr>
+              <w:spacing w:line="276" w:lineRule="auto"/>
+              <w:jc w:val="left"/>
+            </w:pPr>
+            <w:r>
+              <w:rPr>
+                <w:rFonts w:ascii="Times New Roman" w:hAnsi="Times New Roman"/>
+                <w:sz w:val="19"/>
+              </w:rPr>
+              <w:t>Tài liệu tập huấn; biên bản kiểm tra nhận thức cán bộ.</w:t>
+            </w:r>
+          </w:p>
+        </w:tc>
+      </w:tr>
+      <w:tr>
+        <w:tc>
+          <w:tcPr>
+            <w:tcW w:type="dxa" w:w="576"/>
+            <w:shd w:fill="F8FAFC"/>
+            <w:tcMar>
+              <w:top w:w="80" w:type="dxa"/>
+              <w:bottom w:w="80" w:type="dxa"/>
+              <w:left w:w="70" w:type="dxa"/>
+              <w:right w:w="70" w:type="dxa"/>
+            </w:tcMar>
+          </w:tcPr>
+          <w:p>
+            <w:pPr>
+              <w:spacing w:line="276" w:lineRule="auto"/>
+              <w:jc w:val="center"/>
+            </w:pPr>
+            <w:r>
+              <w:rPr>
+                <w:rFonts w:ascii="Times New Roman" w:hAnsi="Times New Roman"/>
+                <w:b/>
+                <w:sz w:val="19"/>
+              </w:rPr>
+              <w:t>9</w:t>
+            </w:r>
+          </w:p>
+        </w:tc>
+        <w:tc>
+          <w:tcPr>
+            <w:tcW w:type="dxa" w:w="3168"/>
+            <w:shd w:fill="F8FAFC"/>
+            <w:tcMar>
+              <w:top w:w="80" w:type="dxa"/>
+              <w:bottom w:w="80" w:type="dxa"/>
+              <w:left w:w="70" w:type="dxa"/>
+              <w:right w:w="70" w:type="dxa"/>
+            </w:tcMar>
+          </w:tcPr>
+          <w:p>
+            <w:pPr>
+              <w:spacing w:line="276" w:lineRule="auto"/>
+              <w:jc w:val="left"/>
+            </w:pPr>
+            <w:r>
+              <w:rPr>
+                <w:rFonts w:ascii="Times New Roman" w:hAnsi="Times New Roman"/>
+                <w:sz w:val="19"/>
+              </w:rPr>
+              <w:t>Kết nạp Đoàn viên mới đợt 2 (chào mừng 19/5)</w:t>
+            </w:r>
+          </w:p>
+        </w:tc>
+        <w:tc>
+          <w:tcPr>
+            <w:tcW w:type="dxa" w:w="1296"/>
+            <w:shd w:fill="F8FAFC"/>
+            <w:tcMar>
+              <w:top w:w="80" w:type="dxa"/>
+              <w:bottom w:w="80" w:type="dxa"/>
+              <w:left w:w="70" w:type="dxa"/>
+              <w:right w:w="70" w:type="dxa"/>
+            </w:tcMar>
+          </w:tcPr>
+          <w:p>
+            <w:pPr>
+              <w:spacing w:line="276" w:lineRule="auto"/>
+              <w:jc w:val="center"/>
+            </w:pPr>
+            <w:r>
+              <w:rPr>
+                <w:rFonts w:ascii="Times New Roman" w:hAnsi="Times New Roman"/>
+                <w:sz w:val="19"/>
+              </w:rPr>
+              <w:t>05/2027</w:t>
+            </w:r>
+          </w:p>
+        </w:tc>
+        <w:tc>
+          <w:tcPr>
+            <w:tcW w:type="dxa" w:w="1440"/>
+            <w:shd w:fill="F8FAFC"/>
+            <w:tcMar>
+              <w:top w:w="80" w:type="dxa"/>
+              <w:bottom w:w="80" w:type="dxa"/>
+              <w:left w:w="70" w:type="dxa"/>
+              <w:right w:w="70" w:type="dxa"/>
+            </w:tcMar>
+          </w:tcPr>
+          <w:p>
+            <w:pPr>
+              <w:spacing w:line="276" w:lineRule="auto"/>
+              <w:jc w:val="center"/>
+            </w:pPr>
+            <w:r>
+              <w:rPr>
+                <w:rFonts w:ascii="Times New Roman" w:hAnsi="Times New Roman"/>
+                <w:b/>
+                <w:color w:val="005BAC"/>
+                <w:sz w:val="19"/>
+              </w:rPr>
+              <w:t>Mảng 1</w:t>
+            </w:r>
+          </w:p>
+        </w:tc>
+        <w:tc>
+          <w:tcPr>
+            <w:tcW w:type="dxa" w:w="1296"/>
+            <w:shd w:fill="F8FAFC"/>
+            <w:tcMar>
+              <w:top w:w="80" w:type="dxa"/>
+              <w:bottom w:w="80" w:type="dxa"/>
+              <w:left w:w="70" w:type="dxa"/>
+              <w:right w:w="70" w:type="dxa"/>
+            </w:tcMar>
+          </w:tcPr>
+          <w:p>
+            <w:pPr>
+              <w:spacing w:line="276" w:lineRule="auto"/>
+              <w:jc w:val="center"/>
+            </w:pPr>
+            <w:r>
+              <w:rPr>
+                <w:rFonts w:ascii="Times New Roman" w:hAnsi="Times New Roman"/>
+                <w:sz w:val="19"/>
+              </w:rPr>
+              <w:t>Mảng 4</w:t>
+            </w:r>
+          </w:p>
+        </w:tc>
+        <w:tc>
+          <w:tcPr>
+            <w:tcW w:type="dxa" w:w="2016"/>
+            <w:shd w:fill="F8FAFC"/>
+            <w:tcMar>
+              <w:top w:w="80" w:type="dxa"/>
+              <w:bottom w:w="80" w:type="dxa"/>
+              <w:left w:w="70" w:type="dxa"/>
+              <w:right w:w="70" w:type="dxa"/>
+            </w:tcMar>
+          </w:tcPr>
+          <w:p>
+            <w:pPr>
+              <w:spacing w:line="276" w:lineRule="auto"/>
+              <w:jc w:val="left"/>
+            </w:pPr>
+            <w:r>
+              <w:rPr>
+                <w:rFonts w:ascii="Times New Roman" w:hAnsi="Times New Roman"/>
+                <w:sz w:val="19"/>
+              </w:rPr>
+              <w:t>Hồ sơ kết nạp đợt 2; Nghị quyết và sổ theo dõi đoàn viên.</w:t>
+            </w:r>
+          </w:p>
+        </w:tc>
+      </w:tr>
+      <w:tr>
+        <w:tc>
+          <w:tcPr>
+            <w:tcW w:type="dxa" w:w="576"/>
+            <w:shd w:fill="FFFFFF"/>
+            <w:tcMar>
+              <w:top w:w="80" w:type="dxa"/>
+              <w:bottom w:w="80" w:type="dxa"/>
+              <w:left w:w="70" w:type="dxa"/>
+              <w:right w:w="70" w:type="dxa"/>
+            </w:tcMar>
+          </w:tcPr>
+          <w:p>
+            <w:pPr>
+              <w:spacing w:line="276" w:lineRule="auto"/>
+              <w:jc w:val="center"/>
+            </w:pPr>
+            <w:r>
+              <w:rPr>
+                <w:rFonts w:ascii="Times New Roman" w:hAnsi="Times New Roman"/>
+                <w:b/>
+                <w:sz w:val="19"/>
+              </w:rPr>
+              <w:t>10</w:t>
+            </w:r>
+          </w:p>
+        </w:tc>
+        <w:tc>
+          <w:tcPr>
+            <w:tcW w:type="dxa" w:w="3168"/>
+            <w:shd w:fill="FFFFFF"/>
+            <w:tcMar>
+              <w:top w:w="80" w:type="dxa"/>
+              <w:bottom w:w="80" w:type="dxa"/>
+              <w:left w:w="70" w:type="dxa"/>
+              <w:right w:w="70" w:type="dxa"/>
+            </w:tcMar>
+          </w:tcPr>
+          <w:p>
+            <w:pPr>
+              <w:spacing w:line="276" w:lineRule="auto"/>
+              <w:jc w:val="left"/>
+            </w:pPr>
+            <w:r>
+              <w:rPr>
+                <w:rFonts w:ascii="Times New Roman" w:hAnsi="Times New Roman"/>
+                <w:sz w:val="19"/>
+              </w:rPr>
+              <w:t>Đóng dấu nhận xét năm học sổ Đoàn cuối năm</w:t>
+            </w:r>
+          </w:p>
+        </w:tc>
+        <w:tc>
+          <w:tcPr>
+            <w:tcW w:type="dxa" w:w="1296"/>
+            <w:shd w:fill="FFFFFF"/>
+            <w:tcMar>
+              <w:top w:w="80" w:type="dxa"/>
+              <w:bottom w:w="80" w:type="dxa"/>
+              <w:left w:w="70" w:type="dxa"/>
+              <w:right w:w="70" w:type="dxa"/>
+            </w:tcMar>
+          </w:tcPr>
+          <w:p>
+            <w:pPr>
+              <w:spacing w:line="276" w:lineRule="auto"/>
+              <w:jc w:val="center"/>
+            </w:pPr>
+            <w:r>
+              <w:rPr>
+                <w:rFonts w:ascii="Times New Roman" w:hAnsi="Times New Roman"/>
+                <w:sz w:val="19"/>
+              </w:rPr>
+              <w:t>05 - 06/2027</w:t>
+            </w:r>
+          </w:p>
+        </w:tc>
+        <w:tc>
+          <w:tcPr>
+            <w:tcW w:type="dxa" w:w="1440"/>
+            <w:shd w:fill="FFFFFF"/>
+            <w:tcMar>
+              <w:top w:w="80" w:type="dxa"/>
+              <w:bottom w:w="80" w:type="dxa"/>
+              <w:left w:w="70" w:type="dxa"/>
+              <w:right w:w="70" w:type="dxa"/>
+            </w:tcMar>
+          </w:tcPr>
+          <w:p>
+            <w:pPr>
+              <w:spacing w:line="276" w:lineRule="auto"/>
+              <w:jc w:val="center"/>
+            </w:pPr>
+            <w:r>
+              <w:rPr>
+                <w:rFonts w:ascii="Times New Roman" w:hAnsi="Times New Roman"/>
+                <w:b/>
+                <w:color w:val="005BAC"/>
+                <w:sz w:val="19"/>
+              </w:rPr>
+              <w:t>Mảng 1</w:t>
+            </w:r>
+          </w:p>
+        </w:tc>
+        <w:tc>
+          <w:tcPr>
+            <w:tcW w:type="dxa" w:w="1296"/>
+            <w:shd w:fill="FFFFFF"/>
+            <w:tcMar>
+              <w:top w:w="80" w:type="dxa"/>
+              <w:bottom w:w="80" w:type="dxa"/>
+              <w:left w:w="70" w:type="dxa"/>
+              <w:right w:w="70" w:type="dxa"/>
+            </w:tcMar>
+          </w:tcPr>
+          <w:p>
+            <w:pPr>
+              <w:spacing w:line="276" w:lineRule="auto"/>
+              <w:jc w:val="center"/>
+            </w:pPr>
+            <w:r>
+              <w:rPr>
+                <w:rFonts w:ascii="Times New Roman" w:hAnsi="Times New Roman"/>
+                <w:sz w:val="19"/>
+              </w:rPr>
+              <w:t>Mảng 3</w:t>
+            </w:r>
+          </w:p>
+        </w:tc>
+        <w:tc>
+          <w:tcPr>
+            <w:tcW w:type="dxa" w:w="2016"/>
+            <w:shd w:fill="FFFFFF"/>
+            <w:tcMar>
+              <w:top w:w="80" w:type="dxa"/>
+              <w:bottom w:w="80" w:type="dxa"/>
+              <w:left w:w="70" w:type="dxa"/>
+              <w:right w:w="70" w:type="dxa"/>
+            </w:tcMar>
+          </w:tcPr>
+          <w:p>
+            <w:pPr>
+              <w:spacing w:line="276" w:lineRule="auto"/>
+              <w:jc w:val="left"/>
+            </w:pPr>
+            <w:r>
+              <w:rPr>
+                <w:rFonts w:ascii="Times New Roman" w:hAnsi="Times New Roman"/>
+                <w:sz w:val="19"/>
+              </w:rPr>
+              <w:t>100% sổ Đoàn cơ sở được nhận xét phân loại và đóng dấu.</w:t>
+            </w:r>
+          </w:p>
+        </w:tc>
+      </w:tr>
+      <w:tr>
+        <w:tc>
+          <w:tcPr>
+            <w:tcW w:type="dxa" w:w="576"/>
+            <w:shd w:fill="F8FAFC"/>
+            <w:tcMar>
+              <w:top w:w="80" w:type="dxa"/>
+              <w:bottom w:w="80" w:type="dxa"/>
+              <w:left w:w="70" w:type="dxa"/>
+              <w:right w:w="70" w:type="dxa"/>
+            </w:tcMar>
+          </w:tcPr>
+          <w:p>
+            <w:pPr>
+              <w:spacing w:line="276" w:lineRule="auto"/>
+              <w:jc w:val="center"/>
+            </w:pPr>
+            <w:r>
+              <w:rPr>
+                <w:rFonts w:ascii="Times New Roman" w:hAnsi="Times New Roman"/>
+                <w:b/>
+                <w:sz w:val="19"/>
+              </w:rPr>
+              <w:t>11</w:t>
+            </w:r>
+          </w:p>
+        </w:tc>
+        <w:tc>
+          <w:tcPr>
+            <w:tcW w:type="dxa" w:w="3168"/>
+            <w:shd w:fill="F8FAFC"/>
+            <w:tcMar>
+              <w:top w:w="80" w:type="dxa"/>
+              <w:bottom w:w="80" w:type="dxa"/>
+              <w:left w:w="70" w:type="dxa"/>
+              <w:right w:w="70" w:type="dxa"/>
+            </w:tcMar>
+          </w:tcPr>
+          <w:p>
+            <w:pPr>
+              <w:spacing w:line="276" w:lineRule="auto"/>
+              <w:jc w:val="left"/>
+            </w:pPr>
+            <w:r>
+              <w:rPr>
+                <w:rFonts w:ascii="Times New Roman" w:hAnsi="Times New Roman"/>
+                <w:sz w:val="19"/>
+              </w:rPr>
+              <w:t>Kiểm tra công tác Đoàn cuối năm (12 cơ sở)</w:t>
+            </w:r>
+          </w:p>
+        </w:tc>
+        <w:tc>
+          <w:tcPr>
+            <w:tcW w:type="dxa" w:w="1296"/>
+            <w:shd w:fill="F8FAFC"/>
+            <w:tcMar>
+              <w:top w:w="80" w:type="dxa"/>
+              <w:bottom w:w="80" w:type="dxa"/>
+              <w:left w:w="70" w:type="dxa"/>
+              <w:right w:w="70" w:type="dxa"/>
+            </w:tcMar>
+          </w:tcPr>
+          <w:p>
+            <w:pPr>
+              <w:spacing w:line="276" w:lineRule="auto"/>
+              <w:jc w:val="center"/>
+            </w:pPr>
+            <w:r>
+              <w:rPr>
+                <w:rFonts w:ascii="Times New Roman" w:hAnsi="Times New Roman"/>
+                <w:sz w:val="19"/>
+              </w:rPr>
+              <w:t>06/2027</w:t>
+            </w:r>
+          </w:p>
+        </w:tc>
+        <w:tc>
+          <w:tcPr>
+            <w:tcW w:type="dxa" w:w="1440"/>
+            <w:shd w:fill="F8FAFC"/>
+            <w:tcMar>
+              <w:top w:w="80" w:type="dxa"/>
+              <w:bottom w:w="80" w:type="dxa"/>
+              <w:left w:w="70" w:type="dxa"/>
+              <w:right w:w="70" w:type="dxa"/>
+            </w:tcMar>
+          </w:tcPr>
+          <w:p>
+            <w:pPr>
+              <w:spacing w:line="276" w:lineRule="auto"/>
+              <w:jc w:val="center"/>
+            </w:pPr>
+            <w:r>
+              <w:rPr>
+                <w:rFonts w:ascii="Times New Roman" w:hAnsi="Times New Roman"/>
+                <w:b/>
+                <w:color w:val="005BAC"/>
+                <w:sz w:val="19"/>
+              </w:rPr>
+              <w:t>Mảng 3</w:t>
+            </w:r>
+          </w:p>
+        </w:tc>
+        <w:tc>
+          <w:tcPr>
+            <w:tcW w:type="dxa" w:w="1296"/>
+            <w:shd w:fill="F8FAFC"/>
+            <w:tcMar>
+              <w:top w:w="80" w:type="dxa"/>
+              <w:bottom w:w="80" w:type="dxa"/>
+              <w:left w:w="70" w:type="dxa"/>
+              <w:right w:w="70" w:type="dxa"/>
+            </w:tcMar>
+          </w:tcPr>
+          <w:p>
+            <w:pPr>
+              <w:spacing w:line="276" w:lineRule="auto"/>
+              <w:jc w:val="center"/>
+            </w:pPr>
+            <w:r>
+              <w:rPr>
+                <w:rFonts w:ascii="Times New Roman" w:hAnsi="Times New Roman"/>
+                <w:sz w:val="19"/>
+              </w:rPr>
+              <w:t>Mảng 1</w:t>
+            </w:r>
+          </w:p>
+        </w:tc>
+        <w:tc>
+          <w:tcPr>
+            <w:tcW w:type="dxa" w:w="2016"/>
+            <w:shd w:fill="F8FAFC"/>
+            <w:tcMar>
+              <w:top w:w="80" w:type="dxa"/>
+              <w:bottom w:w="80" w:type="dxa"/>
+              <w:left w:w="70" w:type="dxa"/>
+              <w:right w:w="70" w:type="dxa"/>
+            </w:tcMar>
+          </w:tcPr>
+          <w:p>
+            <w:pPr>
+              <w:spacing w:line="276" w:lineRule="auto"/>
+              <w:jc w:val="left"/>
+            </w:pPr>
+            <w:r>
+              <w:rPr>
+                <w:rFonts w:ascii="Times New Roman" w:hAnsi="Times New Roman"/>
+                <w:sz w:val="19"/>
+              </w:rPr>
+              <w:t>12 Biên bản kiểm tra; bảng chấm điểm giấy tờ 12 đơn vị.</w:t>
+            </w:r>
+          </w:p>
+        </w:tc>
+      </w:tr>
+      <w:tr>
+        <w:tc>
+          <w:tcPr>
+            <w:tcW w:type="dxa" w:w="576"/>
+            <w:shd w:fill="FFFFFF"/>
+            <w:tcMar>
+              <w:top w:w="80" w:type="dxa"/>
+              <w:bottom w:w="80" w:type="dxa"/>
+              <w:left w:w="70" w:type="dxa"/>
+              <w:right w:w="70" w:type="dxa"/>
+            </w:tcMar>
+          </w:tcPr>
+          <w:p>
+            <w:pPr>
+              <w:spacing w:line="276" w:lineRule="auto"/>
+              <w:jc w:val="center"/>
+            </w:pPr>
+            <w:r>
+              <w:rPr>
+                <w:rFonts w:ascii="Times New Roman" w:hAnsi="Times New Roman"/>
+                <w:b/>
+                <w:sz w:val="19"/>
+              </w:rPr>
+              <w:t>12</w:t>
+            </w:r>
+          </w:p>
+        </w:tc>
+        <w:tc>
+          <w:tcPr>
+            <w:tcW w:type="dxa" w:w="3168"/>
+            <w:shd w:fill="FFFFFF"/>
+            <w:tcMar>
+              <w:top w:w="80" w:type="dxa"/>
+              <w:bottom w:w="80" w:type="dxa"/>
+              <w:left w:w="70" w:type="dxa"/>
+              <w:right w:w="70" w:type="dxa"/>
+            </w:tcMar>
+          </w:tcPr>
+          <w:p>
+            <w:pPr>
+              <w:spacing w:line="276" w:lineRule="auto"/>
+              <w:jc w:val="left"/>
+            </w:pPr>
+            <w:r>
+              <w:rPr>
+                <w:rFonts w:ascii="Times New Roman" w:hAnsi="Times New Roman"/>
+                <w:sz w:val="19"/>
+              </w:rPr>
+              <w:t>Báo cáo tổng kết, thi đua khen thưởng 2026 - 2027</w:t>
+            </w:r>
+          </w:p>
+        </w:tc>
+        <w:tc>
+          <w:tcPr>
+            <w:tcW w:type="dxa" w:w="1296"/>
+            <w:shd w:fill="FFFFFF"/>
+            <w:tcMar>
+              <w:top w:w="80" w:type="dxa"/>
+              <w:bottom w:w="80" w:type="dxa"/>
+              <w:left w:w="70" w:type="dxa"/>
+              <w:right w:w="70" w:type="dxa"/>
+            </w:tcMar>
+          </w:tcPr>
+          <w:p>
+            <w:pPr>
+              <w:spacing w:line="276" w:lineRule="auto"/>
+              <w:jc w:val="center"/>
+            </w:pPr>
+            <w:r>
+              <w:rPr>
+                <w:rFonts w:ascii="Times New Roman" w:hAnsi="Times New Roman"/>
+                <w:sz w:val="19"/>
+              </w:rPr>
+              <w:t>06/2027</w:t>
+            </w:r>
+          </w:p>
+        </w:tc>
+        <w:tc>
+          <w:tcPr>
+            <w:tcW w:type="dxa" w:w="1440"/>
+            <w:shd w:fill="FFFFFF"/>
+            <w:tcMar>
+              <w:top w:w="80" w:type="dxa"/>
+              <w:bottom w:w="80" w:type="dxa"/>
+              <w:left w:w="70" w:type="dxa"/>
+              <w:right w:w="70" w:type="dxa"/>
+            </w:tcMar>
+          </w:tcPr>
+          <w:p>
+            <w:pPr>
+              <w:spacing w:line="276" w:lineRule="auto"/>
+              <w:jc w:val="center"/>
+            </w:pPr>
+            <w:r>
+              <w:rPr>
+                <w:rFonts w:ascii="Times New Roman" w:hAnsi="Times New Roman"/>
+                <w:b/>
+                <w:color w:val="005BAC"/>
+                <w:sz w:val="19"/>
+              </w:rPr>
+              <w:t>Mảng 1</w:t>
+            </w:r>
+          </w:p>
+        </w:tc>
+        <w:tc>
+          <w:tcPr>
+            <w:tcW w:type="dxa" w:w="1296"/>
+            <w:shd w:fill="FFFFFF"/>
+            <w:tcMar>
+              <w:top w:w="80" w:type="dxa"/>
+              <w:bottom w:w="80" w:type="dxa"/>
+              <w:left w:w="70" w:type="dxa"/>
+              <w:right w:w="70" w:type="dxa"/>
+            </w:tcMar>
+          </w:tcPr>
+          <w:p>
+            <w:pPr>
+              <w:spacing w:line="276" w:lineRule="auto"/>
+              <w:jc w:val="center"/>
+            </w:pPr>
+            <w:r>
+              <w:rPr>
+                <w:rFonts w:ascii="Times New Roman" w:hAnsi="Times New Roman"/>
+                <w:sz w:val="19"/>
+              </w:rPr>
+              <w:t>M3, M4</w:t>
+            </w:r>
+          </w:p>
+        </w:tc>
+        <w:tc>
+          <w:tcPr>
+            <w:tcW w:type="dxa" w:w="2016"/>
+            <w:shd w:fill="FFFFFF"/>
+            <w:tcMar>
+              <w:top w:w="80" w:type="dxa"/>
+              <w:bottom w:w="80" w:type="dxa"/>
+              <w:left w:w="70" w:type="dxa"/>
+              <w:right w:w="70" w:type="dxa"/>
+            </w:tcMar>
+          </w:tcPr>
+          <w:p>
+            <w:pPr>
+              <w:spacing w:line="276" w:lineRule="auto"/>
+              <w:jc w:val="left"/>
+            </w:pPr>
+            <w:r>
+              <w:rPr>
+                <w:rFonts w:ascii="Times New Roman" w:hAnsi="Times New Roman"/>
+                <w:sz w:val="19"/>
+              </w:rPr>
+              <w:t>Báo cáo tổng kết Ban; quyết định khen thưởng; kỷ yếu năm.</w:t>
+            </w:r>
+          </w:p>
+        </w:tc>
+      </w:tr>
+      <w:tr>
+        <w:tc>
+          <w:tcPr>
+            <w:tcW w:type="dxa" w:w="576"/>
+            <w:shd w:fill="F8FAFC"/>
+            <w:tcMar>
+              <w:top w:w="80" w:type="dxa"/>
+              <w:bottom w:w="80" w:type="dxa"/>
+              <w:left w:w="70" w:type="dxa"/>
+              <w:right w:w="70" w:type="dxa"/>
+            </w:tcMar>
+          </w:tcPr>
+          <w:p>
+            <w:pPr>
+              <w:spacing w:line="276" w:lineRule="auto"/>
+              <w:jc w:val="center"/>
+            </w:pPr>
+            <w:r>
+              <w:rPr>
+                <w:rFonts w:ascii="Times New Roman" w:hAnsi="Times New Roman"/>
+                <w:b/>
+                <w:sz w:val="19"/>
+              </w:rPr>
+              <w:t>13</w:t>
+            </w:r>
+          </w:p>
+        </w:tc>
+        <w:tc>
+          <w:tcPr>
+            <w:tcW w:type="dxa" w:w="3168"/>
+            <w:shd w:fill="F8FAFC"/>
+            <w:tcMar>
+              <w:top w:w="80" w:type="dxa"/>
+              <w:bottom w:w="80" w:type="dxa"/>
+              <w:left w:w="70" w:type="dxa"/>
+              <w:right w:w="70" w:type="dxa"/>
+            </w:tcMar>
+          </w:tcPr>
+          <w:p>
+            <w:pPr>
+              <w:spacing w:line="276" w:lineRule="auto"/>
+              <w:jc w:val="left"/>
+            </w:pPr>
+            <w:r>
+              <w:rPr>
+                <w:rFonts w:ascii="Times New Roman" w:hAnsi="Times New Roman"/>
+                <w:sz w:val="19"/>
+              </w:rPr>
+              <w:t>Triển khai phần mềm Quản lý đoàn viên &amp; App TNVN</w:t>
+            </w:r>
+          </w:p>
+        </w:tc>
+        <w:tc>
+          <w:tcPr>
+            <w:tcW w:type="dxa" w:w="1296"/>
+            <w:shd w:fill="F8FAFC"/>
+            <w:tcMar>
+              <w:top w:w="80" w:type="dxa"/>
+              <w:bottom w:w="80" w:type="dxa"/>
+              <w:left w:w="70" w:type="dxa"/>
+              <w:right w:w="70" w:type="dxa"/>
+            </w:tcMar>
+          </w:tcPr>
+          <w:p>
+            <w:pPr>
+              <w:spacing w:line="276" w:lineRule="auto"/>
+              <w:jc w:val="center"/>
+            </w:pPr>
+            <w:r>
+              <w:rPr>
+                <w:rFonts w:ascii="Times New Roman" w:hAnsi="Times New Roman"/>
+                <w:sz w:val="19"/>
+              </w:rPr>
+              <w:t>Cả năm</w:t>
+            </w:r>
+          </w:p>
+        </w:tc>
+        <w:tc>
+          <w:tcPr>
+            <w:tcW w:type="dxa" w:w="1440"/>
+            <w:shd w:fill="F8FAFC"/>
+            <w:tcMar>
+              <w:top w:w="80" w:type="dxa"/>
+              <w:bottom w:w="80" w:type="dxa"/>
+              <w:left w:w="70" w:type="dxa"/>
+              <w:right w:w="70" w:type="dxa"/>
+            </w:tcMar>
+          </w:tcPr>
+          <w:p>
+            <w:pPr>
+              <w:spacing w:line="276" w:lineRule="auto"/>
+              <w:jc w:val="center"/>
+            </w:pPr>
+            <w:r>
+              <w:rPr>
+                <w:rFonts w:ascii="Times New Roman" w:hAnsi="Times New Roman"/>
+                <w:b/>
+                <w:color w:val="005BAC"/>
+                <w:sz w:val="19"/>
+              </w:rPr>
+              <w:t>Mảng 2</w:t>
+            </w:r>
+          </w:p>
+        </w:tc>
+        <w:tc>
+          <w:tcPr>
+            <w:tcW w:type="dxa" w:w="1296"/>
+            <w:shd w:fill="F8FAFC"/>
+            <w:tcMar>
+              <w:top w:w="80" w:type="dxa"/>
+              <w:bottom w:w="80" w:type="dxa"/>
+              <w:left w:w="70" w:type="dxa"/>
+              <w:right w:w="70" w:type="dxa"/>
+            </w:tcMar>
+          </w:tcPr>
+          <w:p>
+            <w:pPr>
+              <w:spacing w:line="276" w:lineRule="auto"/>
+              <w:jc w:val="center"/>
+            </w:pPr>
+            <w:r>
+              <w:rPr>
+                <w:rFonts w:ascii="Times New Roman" w:hAnsi="Times New Roman"/>
+                <w:sz w:val="19"/>
+              </w:rPr>
+              <w:t>Mảng 1</w:t>
+            </w:r>
+          </w:p>
+        </w:tc>
+        <w:tc>
+          <w:tcPr>
+            <w:tcW w:type="dxa" w:w="2016"/>
+            <w:shd w:fill="F8FAFC"/>
+            <w:tcMar>
+              <w:top w:w="80" w:type="dxa"/>
+              <w:bottom w:w="80" w:type="dxa"/>
+              <w:left w:w="70" w:type="dxa"/>
+              <w:right w:w="70" w:type="dxa"/>
+            </w:tcMar>
+          </w:tcPr>
+          <w:p>
+            <w:pPr>
+              <w:spacing w:line="276" w:lineRule="auto"/>
+              <w:jc w:val="left"/>
+            </w:pPr>
+            <w:r>
+              <w:rPr>
+                <w:rFonts w:ascii="Times New Roman" w:hAnsi="Times New Roman"/>
+                <w:sz w:val="19"/>
+              </w:rPr>
+              <w:t>Tài liệu SHCĐ hàng tháng; 100% ĐV đánh giá xếp loại số.</w:t>
+            </w:r>
+          </w:p>
+        </w:tc>
+      </w:tr>
+      <w:tr>
+        <w:tc>
+          <w:tcPr>
+            <w:tcW w:type="dxa" w:w="576"/>
+            <w:shd w:fill="FFFFFF"/>
+            <w:tcMar>
+              <w:top w:w="80" w:type="dxa"/>
+              <w:bottom w:w="80" w:type="dxa"/>
+              <w:left w:w="70" w:type="dxa"/>
+              <w:right w:w="70" w:type="dxa"/>
+            </w:tcMar>
+          </w:tcPr>
+          <w:p>
+            <w:pPr>
+              <w:spacing w:line="276" w:lineRule="auto"/>
+              <w:jc w:val="center"/>
+            </w:pPr>
+            <w:r>
+              <w:rPr>
+                <w:rFonts w:ascii="Times New Roman" w:hAnsi="Times New Roman"/>
+                <w:b/>
+                <w:sz w:val="19"/>
+              </w:rPr>
+              <w:t>14</w:t>
+            </w:r>
+          </w:p>
+        </w:tc>
+        <w:tc>
+          <w:tcPr>
+            <w:tcW w:type="dxa" w:w="3168"/>
+            <w:shd w:fill="FFFFFF"/>
+            <w:tcMar>
+              <w:top w:w="80" w:type="dxa"/>
+              <w:bottom w:w="80" w:type="dxa"/>
+              <w:left w:w="70" w:type="dxa"/>
+              <w:right w:w="70" w:type="dxa"/>
+            </w:tcMar>
+          </w:tcPr>
+          <w:p>
+            <w:pPr>
+              <w:spacing w:line="276" w:lineRule="auto"/>
+              <w:jc w:val="left"/>
+            </w:pPr>
+            <w:r>
+              <w:rPr>
+                <w:rFonts w:ascii="Times New Roman" w:hAnsi="Times New Roman"/>
+                <w:sz w:val="19"/>
+              </w:rPr>
+              <w:t>Tạo hoạt động &amp; duyệt minh chứng ĐRL cho SV</w:t>
+            </w:r>
+          </w:p>
+        </w:tc>
+        <w:tc>
+          <w:tcPr>
+            <w:tcW w:type="dxa" w:w="1296"/>
+            <w:shd w:fill="FFFFFF"/>
+            <w:tcMar>
+              <w:top w:w="80" w:type="dxa"/>
+              <w:bottom w:w="80" w:type="dxa"/>
+              <w:left w:w="70" w:type="dxa"/>
+              <w:right w:w="70" w:type="dxa"/>
+            </w:tcMar>
+          </w:tcPr>
+          <w:p>
+            <w:pPr>
+              <w:spacing w:line="276" w:lineRule="auto"/>
+              <w:jc w:val="center"/>
+            </w:pPr>
+            <w:r>
+              <w:rPr>
+                <w:rFonts w:ascii="Times New Roman" w:hAnsi="Times New Roman"/>
+                <w:sz w:val="19"/>
+              </w:rPr>
+              <w:t>Cả năm</w:t>
+            </w:r>
+          </w:p>
+        </w:tc>
+        <w:tc>
+          <w:tcPr>
+            <w:tcW w:type="dxa" w:w="1440"/>
+            <w:shd w:fill="FFFFFF"/>
+            <w:tcMar>
+              <w:top w:w="80" w:type="dxa"/>
+              <w:bottom w:w="80" w:type="dxa"/>
+              <w:left w:w="70" w:type="dxa"/>
+              <w:right w:w="70" w:type="dxa"/>
+            </w:tcMar>
+          </w:tcPr>
+          <w:p>
+            <w:pPr>
+              <w:spacing w:line="276" w:lineRule="auto"/>
+              <w:jc w:val="center"/>
+            </w:pPr>
+            <w:r>
+              <w:rPr>
+                <w:rFonts w:ascii="Times New Roman" w:hAnsi="Times New Roman"/>
+                <w:b/>
+                <w:color w:val="005BAC"/>
+                <w:sz w:val="19"/>
+              </w:rPr>
+              <w:t>Mảng 3</w:t>
+            </w:r>
+          </w:p>
+        </w:tc>
+        <w:tc>
+          <w:tcPr>
+            <w:tcW w:type="dxa" w:w="1296"/>
+            <w:shd w:fill="FFFFFF"/>
+            <w:tcMar>
+              <w:top w:w="80" w:type="dxa"/>
+              <w:bottom w:w="80" w:type="dxa"/>
+              <w:left w:w="70" w:type="dxa"/>
+              <w:right w:w="70" w:type="dxa"/>
+            </w:tcMar>
+          </w:tcPr>
+          <w:p>
+            <w:pPr>
+              <w:spacing w:line="276" w:lineRule="auto"/>
+              <w:jc w:val="center"/>
+            </w:pPr>
+            <w:r>
+              <w:rPr>
+                <w:rFonts w:ascii="Times New Roman" w:hAnsi="Times New Roman"/>
+                <w:sz w:val="19"/>
+              </w:rPr>
+              <w:t>Mảng 4</w:t>
+            </w:r>
+          </w:p>
+        </w:tc>
+        <w:tc>
+          <w:tcPr>
+            <w:tcW w:type="dxa" w:w="2016"/>
+            <w:shd w:fill="FFFFFF"/>
+            <w:tcMar>
+              <w:top w:w="80" w:type="dxa"/>
+              <w:bottom w:w="80" w:type="dxa"/>
+              <w:left w:w="70" w:type="dxa"/>
+              <w:right w:w="70" w:type="dxa"/>
+            </w:tcMar>
+          </w:tcPr>
+          <w:p>
+            <w:pPr>
+              <w:spacing w:line="276" w:lineRule="auto"/>
+              <w:jc w:val="left"/>
+            </w:pPr>
+            <w:r>
+              <w:rPr>
+                <w:rFonts w:ascii="Times New Roman" w:hAnsi="Times New Roman"/>
+                <w:sz w:val="19"/>
+              </w:rPr>
+              <w:t>Danh mục mã ĐRL; biên bản hậu kiểm; kết quả giải quyết khiếu nại.</w:t>
+            </w:r>
+          </w:p>
+        </w:tc>
+      </w:tr>
+      <w:tr>
+        <w:tc>
+          <w:tcPr>
+            <w:tcW w:type="dxa" w:w="576"/>
+            <w:shd w:fill="F8FAFC"/>
+            <w:tcMar>
+              <w:top w:w="80" w:type="dxa"/>
+              <w:bottom w:w="80" w:type="dxa"/>
+              <w:left w:w="70" w:type="dxa"/>
+              <w:right w:w="70" w:type="dxa"/>
+            </w:tcMar>
+          </w:tcPr>
+          <w:p>
+            <w:pPr>
+              <w:spacing w:line="276" w:lineRule="auto"/>
+              <w:jc w:val="center"/>
+            </w:pPr>
+            <w:r>
+              <w:rPr>
+                <w:rFonts w:ascii="Times New Roman" w:hAnsi="Times New Roman"/>
+                <w:b/>
+                <w:sz w:val="19"/>
+              </w:rPr>
+              <w:t>15</w:t>
+            </w:r>
+          </w:p>
+        </w:tc>
+        <w:tc>
+          <w:tcPr>
+            <w:tcW w:type="dxa" w:w="3168"/>
+            <w:shd w:fill="F8FAFC"/>
+            <w:tcMar>
+              <w:top w:w="80" w:type="dxa"/>
+              <w:bottom w:w="80" w:type="dxa"/>
+              <w:left w:w="70" w:type="dxa"/>
+              <w:right w:w="70" w:type="dxa"/>
+            </w:tcMar>
+          </w:tcPr>
+          <w:p>
+            <w:pPr>
+              <w:spacing w:line="276" w:lineRule="auto"/>
+              <w:jc w:val="left"/>
+            </w:pPr>
+            <w:r>
+              <w:rPr>
+                <w:rFonts w:ascii="Times New Roman" w:hAnsi="Times New Roman"/>
+                <w:sz w:val="19"/>
+              </w:rPr>
+              <w:t>Công tác kiểm tra, Đảng vụ, kiện toàn xuyên suốt</w:t>
+            </w:r>
+          </w:p>
+        </w:tc>
+        <w:tc>
+          <w:tcPr>
+            <w:tcW w:type="dxa" w:w="1296"/>
+            <w:shd w:fill="F8FAFC"/>
+            <w:tcMar>
+              <w:top w:w="80" w:type="dxa"/>
+              <w:bottom w:w="80" w:type="dxa"/>
+              <w:left w:w="70" w:type="dxa"/>
+              <w:right w:w="70" w:type="dxa"/>
+            </w:tcMar>
+          </w:tcPr>
+          <w:p>
+            <w:pPr>
+              <w:spacing w:line="276" w:lineRule="auto"/>
+              <w:jc w:val="center"/>
+            </w:pPr>
+            <w:r>
+              <w:rPr>
+                <w:rFonts w:ascii="Times New Roman" w:hAnsi="Times New Roman"/>
+                <w:sz w:val="19"/>
+              </w:rPr>
+              <w:t>Cả năm</w:t>
+            </w:r>
+          </w:p>
+        </w:tc>
+        <w:tc>
+          <w:tcPr>
+            <w:tcW w:type="dxa" w:w="1440"/>
+            <w:shd w:fill="F8FAFC"/>
+            <w:tcMar>
+              <w:top w:w="80" w:type="dxa"/>
+              <w:bottom w:w="80" w:type="dxa"/>
+              <w:left w:w="70" w:type="dxa"/>
+              <w:right w:w="70" w:type="dxa"/>
+            </w:tcMar>
+          </w:tcPr>
+          <w:p>
+            <w:pPr>
+              <w:spacing w:line="276" w:lineRule="auto"/>
+              <w:jc w:val="center"/>
+            </w:pPr>
+            <w:r>
+              <w:rPr>
+                <w:rFonts w:ascii="Times New Roman" w:hAnsi="Times New Roman"/>
+                <w:b/>
+                <w:color w:val="005BAC"/>
+                <w:sz w:val="19"/>
+              </w:rPr>
+              <w:t>M2 (Đảng)</w:t>
+              <w:br/>
+              <w:t>M3 (Kiểm tra)</w:t>
+              <w:br/>
+              <w:t>M1 (Kiện toàn)</w:t>
+            </w:r>
+          </w:p>
+        </w:tc>
+        <w:tc>
+          <w:tcPr>
+            <w:tcW w:type="dxa" w:w="1296"/>
+            <w:shd w:fill="F8FAFC"/>
+            <w:tcMar>
+              <w:top w:w="80" w:type="dxa"/>
+              <w:bottom w:w="80" w:type="dxa"/>
+              <w:left w:w="70" w:type="dxa"/>
+              <w:right w:w="70" w:type="dxa"/>
+            </w:tcMar>
+          </w:tcPr>
+          <w:p>
+            <w:pPr>
+              <w:spacing w:line="276" w:lineRule="auto"/>
+              <w:jc w:val="center"/>
+            </w:pPr>
+            <w:r>
+              <w:rPr>
+                <w:rFonts w:ascii="Times New Roman" w:hAnsi="Times New Roman"/>
+                <w:sz w:val="19"/>
+              </w:rPr>
+              <w:t>Lãnh đạo Ban</w:t>
+            </w:r>
+          </w:p>
+        </w:tc>
+        <w:tc>
+          <w:tcPr>
+            <w:tcW w:type="dxa" w:w="2016"/>
+            <w:shd w:fill="F8FAFC"/>
+            <w:tcMar>
+              <w:top w:w="80" w:type="dxa"/>
+              <w:bottom w:w="80" w:type="dxa"/>
+              <w:left w:w="70" w:type="dxa"/>
+              <w:right w:w="70" w:type="dxa"/>
+            </w:tcMar>
+          </w:tcPr>
+          <w:p>
+            <w:pPr>
+              <w:spacing w:line="276" w:lineRule="auto"/>
+              <w:jc w:val="left"/>
+            </w:pPr>
+            <w:r>
+              <w:rPr>
+                <w:rFonts w:ascii="Times New Roman" w:hAnsi="Times New Roman"/>
+                <w:sz w:val="19"/>
+              </w:rPr>
+              <w:t>Báo cáo tiến độ hồ sơ Đảng; thông báo kết luận kiểm tra; QĐ chuẩn y.</w:t>
+            </w:r>
+          </w:p>
+        </w:tc>
+      </w:tr>
+    </w:tbl>
+    <w:p>
+      <w:pPr>
+        <w:spacing w:before="280" w:after="80"/>
+      </w:pPr>
+      <w:r>
+        <w:rPr>
+          <w:rFonts w:ascii="Times New Roman" w:hAnsi="Times New Roman"/>
+          <w:b/>
+          <w:sz w:val="26"/>
+        </w:rPr>
+        <w:t>2. Phân định chi tiết trách nhiệm của 04 Mảng chuyên môn</w:t>
+      </w:r>
+    </w:p>
+    <w:p>
+      <w:pPr>
+        <w:pStyle w:val="ListBullet"/>
+        <w:spacing w:after="80" w:line="288" w:lineRule="auto"/>
+      </w:pPr>
+      <w:r>
+        <w:rPr>
+          <w:rFonts w:ascii="Times New Roman" w:hAnsi="Times New Roman"/>
+          <w:b/>
+          <w:color w:val="00458C"/>
+        </w:rPr>
+        <w:t xml:space="preserve">Mảng 1 (Tổ chức - Đoàn vụ, 20 đồng chí): </w:t>
+      </w:r>
+      <w:r>
+        <w:rPr>
+          <w:rFonts w:ascii="Times New Roman" w:hAnsi="Times New Roman"/>
+          <w:sz w:val="22"/>
+        </w:rPr>
+        <w:t>Đóng vai trò 'xương sống' hành chính của Ban; chủ trì 10/15 nhiệm vụ trọng tâm năm học. Phụ trách trọn gói quy trình phát triển Đoàn (02 đợt kết nạp), Đại hội chi đoàn &amp; thành lập chi đoàn K71, ra mắt Ban Cán sự K71, nghiệp vụ sổ Đoàn (tiếp nhận tháng 12, nhận xét tháng 5-6), thu đoàn phí K71 và công nợ K68-K70, làm thẻ đoàn viên, tổng hợp hồ sơ thi đua khen thưởng và các hội nghị kiện toàn nhân sự cơ sở.</w:t>
+      </w:r>
+    </w:p>
+    <w:p>
+      <w:pPr>
+        <w:pStyle w:val="ListBullet"/>
+        <w:spacing w:after="80" w:line="288" w:lineRule="auto"/>
+      </w:pPr>
+      <w:r>
+        <w:rPr>
+          <w:rFonts w:ascii="Times New Roman" w:hAnsi="Times New Roman"/>
+          <w:b/>
+          <w:color w:val="00458C"/>
+        </w:rPr>
+        <w:t xml:space="preserve">Mảng 2 (Đảng vụ - Chuyển đổi số, 14 đồng chí): </w:t>
+      </w:r>
+      <w:r>
+        <w:rPr>
+          <w:rFonts w:ascii="Times New Roman" w:hAnsi="Times New Roman"/>
+          <w:sz w:val="22"/>
+        </w:rPr>
+        <w:t>Chủ trì toàn diện hạ tầng số và quy trình Đảng vụ. Đảm nhiệm vận hành phần mềm Quản lý đoàn viên (QLDV) và ứng dụng Thanh niên Việt Nam xuyên suốt cả năm học: giám sát đăng tải tài liệu sinh hoạt chi đoàn số hàng tháng, bảo đảm 100% ĐV đăng ký rèn luyện đoàn viên và được cấp thẻ/sổ điện tử, đánh giá xếp loại số; chủ trì thẩm tra, quản lý tiến độ hồ sơ phát triển Đảng, liên kết dữ liệu với Văn phòng Đảng ủy.</w:t>
+      </w:r>
+    </w:p>
+    <w:p>
+      <w:pPr>
+        <w:pStyle w:val="ListBullet"/>
+        <w:spacing w:after="80" w:line="288" w:lineRule="auto"/>
+      </w:pPr>
+      <w:r>
+        <w:rPr>
+          <w:rFonts w:ascii="Times New Roman" w:hAnsi="Times New Roman"/>
+          <w:b/>
+          <w:color w:val="00458C"/>
+        </w:rPr>
+        <w:t xml:space="preserve">Mảng 3 (Kiểm tra - Điểm rèn luyện, 20 đồng chí): </w:t>
+      </w:r>
+      <w:r>
+        <w:rPr>
+          <w:rFonts w:ascii="Times New Roman" w:hAnsi="Times New Roman"/>
+          <w:sz w:val="22"/>
+        </w:rPr>
+        <w:t>Chủ trì nghiệp vụ có tần suất tương tác lớn nhất của Ban. Thẩm định đề án, kiểm duyệt tính chất và cấp mã hoạt động ĐRL xuyên suốt cả năm học; trực ban giải quyết thắc mắc, khiếu nại minh chứng cho sinh viên; chủ trì Đoàn kiểm tra công tác Đoàn và phong trào thanh niên cuối năm đối với 12 cơ sở (tháng 6/2027); thẩm định minh chứng giấy tờ và tính hợp lệ của điểm thi đua.</w:t>
+      </w:r>
+    </w:p>
+    <w:p>
+      <w:pPr>
+        <w:pStyle w:val="ListBullet"/>
+        <w:spacing w:after="80" w:line="288" w:lineRule="auto"/>
+      </w:pPr>
+      <w:r>
+        <w:rPr>
+          <w:rFonts w:ascii="Times New Roman" w:hAnsi="Times New Roman"/>
+          <w:b/>
+          <w:color w:val="00458C"/>
+        </w:rPr>
+        <w:t xml:space="preserve">Mảng 4 (Truyền thông - Sự kiện và Phát triển nội bộ, 10 đồng chí): </w:t>
+      </w:r>
+      <w:r>
+        <w:rPr>
+          <w:rFonts w:ascii="Times New Roman" w:hAnsi="Times New Roman"/>
+          <w:sz w:val="22"/>
+        </w:rPr>
+        <w:t>Đồng hành hỗ trợ toàn diện các hoạt động của Ban và Đoàn Đại học: Xây dựng chiến dịch truyền thông tuyển thành viên (tháng 9/2026); tổ chức Lễ ra mắt Ban Cán sự K71; truyền thông 02 đợt kết nạp Đoàn viên mới; chủ trì công tác hậu cần, tài liệu, địa điểm cho Hội nghị tập huấn cán bộ Đoàn (tháng 4/2027); sản xuất ấn phẩm tổng kết năm học, kỷ yếu Ban và chăm lo đời sống nội bộ.</w:t>
+      </w:r>
+    </w:p>
+    <w:p>
+      <w:pPr>
+        <w:spacing w:before="280" w:after="80"/>
+      </w:pPr>
+      <w:r>
+        <w:rPr>
+          <w:rFonts w:ascii="Times New Roman" w:hAnsi="Times New Roman"/>
+          <w:b/>
+          <w:sz w:val="26"/>
+        </w:rPr>
+        <w:t>3. Bộ Tiêu chí Chấm điểm Thi đua Cơ sở Năm học 2026 - 2027 (Tiêu chí Ban TCKT)</w:t>
+      </w:r>
+    </w:p>
+    <w:p>
+      <w:pPr>
+        <w:spacing w:after="120" w:line="300" w:lineRule="auto"/>
+        <w:ind w:firstLine="562"/>
+      </w:pPr>
+      <w:r>
+        <w:t>Nhằm bảo đảm tính minh bạch, công bằng và định lượng trong đánh giá thi đua, Ban TCKT công bố Khung 11 tiêu chí chấm điểm đối với 12 Đoàn trường, Liên chi đoàn cơ sở với tổng điểm chuẩn là 950 điểm (chưa kể điểm thưởng tối đa 60 điểm và các khoản điểm trừ vi phạm). Các Mảng chuyên môn chịu trách nhiệm theo dõi và thẩm định số liệu cụ thể như sau:</w:t>
+      </w:r>
+    </w:p>
+    <w:tbl>
+      <w:tblPr>
+        <w:tblW w:type="auto" w:w="0"/>
+        <w:jc w:val="center"/>
+        <w:tblLayout w:type="fixed"/>
+        <w:tblLook w:firstColumn="1" w:firstRow="1" w:lastColumn="0" w:lastRow="0" w:noHBand="0" w:noVBand="1" w:val="04A0"/>
+        <w:tblBorders>
+          <w:top w:val="single" w:sz="4" w:space="0" w:color="CBD5E1"/>
+          <w:bottom w:val="single" w:sz="4" w:space="0" w:color="CBD5E1"/>
+          <w:left w:val="single" w:sz="4" w:space="0" w:color="CBD5E1"/>
+          <w:right w:val="single" w:sz="4" w:space="0" w:color="CBD5E1"/>
+          <w:insideH w:val="single" w:sz="4" w:space="0" w:color="CBD5E1"/>
+          <w:insideV w:val="single" w:sz="4" w:space="0" w:color="CBD5E1"/>
+        </w:tblBorders>
+      </w:tblPr>
+      <w:tblGrid>
+        <w:gridCol w:w="1871"/>
+        <w:gridCol w:w="1871"/>
+        <w:gridCol w:w="1871"/>
+        <w:gridCol w:w="1871"/>
+        <w:gridCol w:w="1871"/>
+      </w:tblGrid>
+      <w:tr>
+        <w:tc>
+          <w:tcPr>
+            <w:tcW w:type="dxa" w:w="720"/>
+            <w:shd w:fill="00458C"/>
+            <w:tcMar>
+              <w:top w:w="100" w:type="dxa"/>
+              <w:bottom w:w="100" w:type="dxa"/>
+              <w:left w:w="80" w:type="dxa"/>
+              <w:right w:w="80" w:type="dxa"/>
+            </w:tcMar>
+          </w:tcPr>
+          <w:p>
+            <w:pPr>
+              <w:jc w:val="center"/>
+            </w:pPr>
+            <w:r>
+              <w:rPr>
+                <w:rFonts w:ascii="Times New Roman" w:hAnsi="Times New Roman"/>
+                <w:b/>
+                <w:color w:val="FFFFFF"/>
+                <w:sz w:val="20"/>
+              </w:rPr>
+              <w:t>STT</w:t>
+            </w:r>
+          </w:p>
+        </w:tc>
+        <w:tc>
+          <w:tcPr>
+            <w:tcW w:type="dxa" w:w="3312"/>
+            <w:shd w:fill="00458C"/>
+            <w:tcMar>
+              <w:top w:w="100" w:type="dxa"/>
+              <w:bottom w:w="100" w:type="dxa"/>
+              <w:left w:w="80" w:type="dxa"/>
+              <w:right w:w="80" w:type="dxa"/>
+            </w:tcMar>
+          </w:tcPr>
+          <w:p>
+            <w:pPr>
+              <w:jc w:val="center"/>
+            </w:pPr>
+            <w:r>
+              <w:rPr>
+                <w:rFonts w:ascii="Times New Roman" w:hAnsi="Times New Roman"/>
+                <w:b/>
+                <w:color w:val="FFFFFF"/>
+                <w:sz w:val="20"/>
+              </w:rPr>
+              <w:t>Nhóm Tiêu chí Chấm điểm</w:t>
+            </w:r>
+          </w:p>
+        </w:tc>
+        <w:tc>
+          <w:tcPr>
+            <w:tcW w:type="dxa" w:w="3744"/>
+            <w:shd w:fill="00458C"/>
+            <w:tcMar>
+              <w:top w:w="100" w:type="dxa"/>
+              <w:bottom w:w="100" w:type="dxa"/>
+              <w:left w:w="80" w:type="dxa"/>
+              <w:right w:w="80" w:type="dxa"/>
+            </w:tcMar>
+          </w:tcPr>
+          <w:p>
+            <w:pPr>
+              <w:jc w:val="center"/>
+            </w:pPr>
+            <w:r>
+              <w:rPr>
+                <w:rFonts w:ascii="Times New Roman" w:hAnsi="Times New Roman"/>
+                <w:b/>
+                <w:color w:val="FFFFFF"/>
+                <w:sz w:val="20"/>
+              </w:rPr>
+              <w:t>Nội dung &amp; Cách tính điểm chi tiết</w:t>
+            </w:r>
+          </w:p>
+        </w:tc>
+        <w:tc>
+          <w:tcPr>
+            <w:tcW w:type="dxa" w:w="1152"/>
+            <w:shd w:fill="00458C"/>
+            <w:tcMar>
+              <w:top w:w="100" w:type="dxa"/>
+              <w:bottom w:w="100" w:type="dxa"/>
+              <w:left w:w="80" w:type="dxa"/>
+              <w:right w:w="80" w:type="dxa"/>
+            </w:tcMar>
+          </w:tcPr>
+          <w:p>
+            <w:pPr>
+              <w:jc w:val="center"/>
+            </w:pPr>
+            <w:r>
+              <w:rPr>
+                <w:rFonts w:ascii="Times New Roman" w:hAnsi="Times New Roman"/>
+                <w:b/>
+                <w:color w:val="FFFFFF"/>
+                <w:sz w:val="20"/>
+              </w:rPr>
+              <w:t>Điểm Max</w:t>
+            </w:r>
+          </w:p>
+        </w:tc>
+        <w:tc>
+          <w:tcPr>
+            <w:tcW w:type="dxa" w:w="1296"/>
+            <w:shd w:fill="00458C"/>
+            <w:tcMar>
+              <w:top w:w="100" w:type="dxa"/>
+              <w:bottom w:w="100" w:type="dxa"/>
+              <w:left w:w="80" w:type="dxa"/>
+              <w:right w:w="80" w:type="dxa"/>
+            </w:tcMar>
+          </w:tcPr>
+          <w:p>
+            <w:pPr>
+              <w:jc w:val="center"/>
+            </w:pPr>
+            <w:r>
+              <w:rPr>
+                <w:rFonts w:ascii="Times New Roman" w:hAnsi="Times New Roman"/>
+                <w:b/>
+                <w:color w:val="FFFFFF"/>
+                <w:sz w:val="20"/>
+              </w:rPr>
+              <w:t>Mảng Phụ trách</w:t>
+            </w:r>
+          </w:p>
+        </w:tc>
+      </w:tr>
+      <w:tr>
+        <w:tc>
+          <w:tcPr>
+            <w:tcW w:type="dxa" w:w="720"/>
+            <w:shd w:fill="F8FAFC"/>
+            <w:tcMar>
+              <w:top w:w="80" w:type="dxa"/>
+              <w:bottom w:w="80" w:type="dxa"/>
+              <w:left w:w="70" w:type="dxa"/>
+              <w:right w:w="70" w:type="dxa"/>
+            </w:tcMar>
+          </w:tcPr>
+          <w:p>
+            <w:pPr>
+              <w:spacing w:line="276" w:lineRule="auto"/>
+              <w:jc w:val="center"/>
+            </w:pPr>
+            <w:r>
+              <w:rPr>
+                <w:rFonts w:ascii="Times New Roman" w:hAnsi="Times New Roman"/>
+                <w:b/>
+                <w:sz w:val="19"/>
+              </w:rPr>
+              <w:t>1</w:t>
+            </w:r>
+          </w:p>
+        </w:tc>
+        <w:tc>
+          <w:tcPr>
+            <w:tcW w:type="dxa" w:w="3312"/>
+            <w:shd w:fill="F8FAFC"/>
+            <w:tcMar>
+              <w:top w:w="80" w:type="dxa"/>
+              <w:bottom w:w="80" w:type="dxa"/>
+              <w:left w:w="70" w:type="dxa"/>
+              <w:right w:w="70" w:type="dxa"/>
+            </w:tcMar>
+          </w:tcPr>
+          <w:p>
+            <w:pPr>
+              <w:spacing w:line="276" w:lineRule="auto"/>
+              <w:jc w:val="left"/>
+            </w:pPr>
+            <w:r>
+              <w:rPr>
+                <w:rFonts w:ascii="Times New Roman" w:hAnsi="Times New Roman"/>
+                <w:sz w:val="19"/>
+              </w:rPr>
+              <w:t>Công tác thu chi Đoàn phí</w:t>
+            </w:r>
+          </w:p>
+        </w:tc>
+        <w:tc>
+          <w:tcPr>
+            <w:tcW w:type="dxa" w:w="3744"/>
+            <w:shd w:fill="F8FAFC"/>
+            <w:tcMar>
+              <w:top w:w="80" w:type="dxa"/>
+              <w:bottom w:w="80" w:type="dxa"/>
+              <w:left w:w="70" w:type="dxa"/>
+              <w:right w:w="70" w:type="dxa"/>
+            </w:tcMar>
+          </w:tcPr>
+          <w:p>
+            <w:pPr>
+              <w:spacing w:line="276" w:lineRule="auto"/>
+              <w:jc w:val="left"/>
+            </w:pPr>
+            <w:r>
+              <w:rPr>
+                <w:rFonts w:ascii="Times New Roman" w:hAnsi="Times New Roman"/>
+                <w:sz w:val="19"/>
+              </w:rPr>
+              <w:t>Tính theo tỷ lệ: (Tổng số đoàn viên đóng đoàn phí / tổng số đoàn viên theo danh sách) × 100 điểm.</w:t>
+            </w:r>
+          </w:p>
+        </w:tc>
+        <w:tc>
+          <w:tcPr>
+            <w:tcW w:type="dxa" w:w="1152"/>
+            <w:shd w:fill="F8FAFC"/>
+            <w:tcMar>
+              <w:top w:w="80" w:type="dxa"/>
+              <w:bottom w:w="80" w:type="dxa"/>
+              <w:left w:w="70" w:type="dxa"/>
+              <w:right w:w="70" w:type="dxa"/>
+            </w:tcMar>
+          </w:tcPr>
+          <w:p>
+            <w:pPr>
+              <w:spacing w:line="276" w:lineRule="auto"/>
+              <w:jc w:val="center"/>
+            </w:pPr>
+            <w:r>
+              <w:rPr>
+                <w:rFonts w:ascii="Times New Roman" w:hAnsi="Times New Roman"/>
+                <w:b/>
+                <w:color w:val="005BAC"/>
+                <w:sz w:val="19"/>
+              </w:rPr>
+              <w:t>100</w:t>
+            </w:r>
+          </w:p>
+        </w:tc>
+        <w:tc>
+          <w:tcPr>
+            <w:tcW w:type="dxa" w:w="1296"/>
+            <w:shd w:fill="F8FAFC"/>
+            <w:tcMar>
+              <w:top w:w="80" w:type="dxa"/>
+              <w:bottom w:w="80" w:type="dxa"/>
+              <w:left w:w="70" w:type="dxa"/>
+              <w:right w:w="70" w:type="dxa"/>
+            </w:tcMar>
+          </w:tcPr>
+          <w:p>
+            <w:pPr>
+              <w:spacing w:line="276" w:lineRule="auto"/>
+              <w:jc w:val="center"/>
+            </w:pPr>
+            <w:r>
+              <w:rPr>
+                <w:rFonts w:ascii="Times New Roman" w:hAnsi="Times New Roman"/>
+                <w:b/>
+                <w:sz w:val="19"/>
+              </w:rPr>
+              <w:t>Mảng 1</w:t>
+            </w:r>
+          </w:p>
+        </w:tc>
+      </w:tr>
+      <w:tr>
+        <w:tc>
+          <w:tcPr>
+            <w:tcW w:type="dxa" w:w="720"/>
+            <w:shd w:fill="FFFFFF"/>
+            <w:tcMar>
+              <w:top w:w="80" w:type="dxa"/>
+              <w:bottom w:w="80" w:type="dxa"/>
+              <w:left w:w="70" w:type="dxa"/>
+              <w:right w:w="70" w:type="dxa"/>
+            </w:tcMar>
+          </w:tcPr>
+          <w:p>
+            <w:pPr>
+              <w:spacing w:line="276" w:lineRule="auto"/>
+              <w:jc w:val="center"/>
+            </w:pPr>
+            <w:r>
+              <w:rPr>
+                <w:rFonts w:ascii="Times New Roman" w:hAnsi="Times New Roman"/>
+                <w:b/>
+                <w:sz w:val="19"/>
+              </w:rPr>
+              <w:t>2</w:t>
+            </w:r>
+          </w:p>
+        </w:tc>
+        <w:tc>
+          <w:tcPr>
+            <w:tcW w:type="dxa" w:w="3312"/>
+            <w:shd w:fill="FFFFFF"/>
+            <w:tcMar>
+              <w:top w:w="80" w:type="dxa"/>
+              <w:bottom w:w="80" w:type="dxa"/>
+              <w:left w:w="70" w:type="dxa"/>
+              <w:right w:w="70" w:type="dxa"/>
+            </w:tcMar>
+          </w:tcPr>
+          <w:p>
+            <w:pPr>
+              <w:spacing w:line="276" w:lineRule="auto"/>
+              <w:jc w:val="left"/>
+            </w:pPr>
+            <w:r>
+              <w:rPr>
+                <w:rFonts w:ascii="Times New Roman" w:hAnsi="Times New Roman"/>
+                <w:sz w:val="19"/>
+              </w:rPr>
+              <w:t>Công tác phát triển Đoàn</w:t>
+            </w:r>
+          </w:p>
+        </w:tc>
+        <w:tc>
+          <w:tcPr>
+            <w:tcW w:type="dxa" w:w="3744"/>
+            <w:shd w:fill="FFFFFF"/>
+            <w:tcMar>
+              <w:top w:w="80" w:type="dxa"/>
+              <w:bottom w:w="80" w:type="dxa"/>
+              <w:left w:w="70" w:type="dxa"/>
+              <w:right w:w="70" w:type="dxa"/>
+            </w:tcMar>
+          </w:tcPr>
+          <w:p>
+            <w:pPr>
+              <w:spacing w:line="276" w:lineRule="auto"/>
+              <w:jc w:val="left"/>
+            </w:pPr>
+            <w:r>
+              <w:rPr>
+                <w:rFonts w:ascii="Times New Roman" w:hAnsi="Times New Roman"/>
+                <w:sz w:val="19"/>
+              </w:rPr>
+              <w:t>• Đạt &gt;= 80% so với chỉ tiêu năm học: 50 điểm.</w:t>
+              <w:br/>
+              <w:t>• Đạt &gt;= 50% so với chỉ tiêu năm học: 25 điểm.</w:t>
+            </w:r>
+          </w:p>
+        </w:tc>
+        <w:tc>
+          <w:tcPr>
+            <w:tcW w:type="dxa" w:w="1152"/>
+            <w:shd w:fill="FFFFFF"/>
+            <w:tcMar>
+              <w:top w:w="80" w:type="dxa"/>
+              <w:bottom w:w="80" w:type="dxa"/>
+              <w:left w:w="70" w:type="dxa"/>
+              <w:right w:w="70" w:type="dxa"/>
+            </w:tcMar>
+          </w:tcPr>
+          <w:p>
+            <w:pPr>
+              <w:spacing w:line="276" w:lineRule="auto"/>
+              <w:jc w:val="center"/>
+            </w:pPr>
+            <w:r>
+              <w:rPr>
+                <w:rFonts w:ascii="Times New Roman" w:hAnsi="Times New Roman"/>
+                <w:b/>
+                <w:color w:val="005BAC"/>
+                <w:sz w:val="19"/>
+              </w:rPr>
+              <w:t>50</w:t>
+            </w:r>
+          </w:p>
+        </w:tc>
+        <w:tc>
+          <w:tcPr>
+            <w:tcW w:type="dxa" w:w="1296"/>
+            <w:shd w:fill="FFFFFF"/>
+            <w:tcMar>
+              <w:top w:w="80" w:type="dxa"/>
+              <w:bottom w:w="80" w:type="dxa"/>
+              <w:left w:w="70" w:type="dxa"/>
+              <w:right w:w="70" w:type="dxa"/>
+            </w:tcMar>
+          </w:tcPr>
+          <w:p>
+            <w:pPr>
+              <w:spacing w:line="276" w:lineRule="auto"/>
+              <w:jc w:val="center"/>
+            </w:pPr>
+            <w:r>
+              <w:rPr>
+                <w:rFonts w:ascii="Times New Roman" w:hAnsi="Times New Roman"/>
+                <w:b/>
+                <w:sz w:val="19"/>
+              </w:rPr>
+              <w:t>Mảng 1</w:t>
+            </w:r>
+          </w:p>
+        </w:tc>
+      </w:tr>
+      <w:tr>
+        <w:tc>
+          <w:tcPr>
+            <w:tcW w:type="dxa" w:w="720"/>
+            <w:shd w:fill="F8FAFC"/>
+            <w:tcMar>
+              <w:top w:w="80" w:type="dxa"/>
+              <w:bottom w:w="80" w:type="dxa"/>
+              <w:left w:w="70" w:type="dxa"/>
+              <w:right w:w="70" w:type="dxa"/>
+            </w:tcMar>
+          </w:tcPr>
+          <w:p>
+            <w:pPr>
+              <w:spacing w:line="276" w:lineRule="auto"/>
+              <w:jc w:val="center"/>
+            </w:pPr>
+            <w:r>
+              <w:rPr>
+                <w:rFonts w:ascii="Times New Roman" w:hAnsi="Times New Roman"/>
+                <w:b/>
+                <w:sz w:val="19"/>
+              </w:rPr>
+              <w:t>3</w:t>
+            </w:r>
+          </w:p>
+        </w:tc>
+        <w:tc>
+          <w:tcPr>
+            <w:tcW w:type="dxa" w:w="3312"/>
+            <w:shd w:fill="F8FAFC"/>
+            <w:tcMar>
+              <w:top w:w="80" w:type="dxa"/>
+              <w:bottom w:w="80" w:type="dxa"/>
+              <w:left w:w="70" w:type="dxa"/>
+              <w:right w:w="70" w:type="dxa"/>
+            </w:tcMar>
+          </w:tcPr>
+          <w:p>
+            <w:pPr>
+              <w:spacing w:line="276" w:lineRule="auto"/>
+              <w:jc w:val="left"/>
+            </w:pPr>
+            <w:r>
+              <w:rPr>
+                <w:rFonts w:ascii="Times New Roman" w:hAnsi="Times New Roman"/>
+                <w:sz w:val="19"/>
+              </w:rPr>
+              <w:t>Công tác phát triển Đảng</w:t>
+            </w:r>
+          </w:p>
+        </w:tc>
+        <w:tc>
+          <w:tcPr>
+            <w:tcW w:type="dxa" w:w="3744"/>
+            <w:shd w:fill="F8FAFC"/>
+            <w:tcMar>
+              <w:top w:w="80" w:type="dxa"/>
+              <w:bottom w:w="80" w:type="dxa"/>
+              <w:left w:w="70" w:type="dxa"/>
+              <w:right w:w="70" w:type="dxa"/>
+            </w:tcMar>
+          </w:tcPr>
+          <w:p>
+            <w:pPr>
+              <w:spacing w:line="276" w:lineRule="auto"/>
+              <w:jc w:val="left"/>
+            </w:pPr>
+            <w:r>
+              <w:rPr>
+                <w:rFonts w:ascii="Times New Roman" w:hAnsi="Times New Roman"/>
+                <w:sz w:val="19"/>
+              </w:rPr>
+              <w:t>• Hoàn thành &gt;= 100% chỉ tiêu: 100 điểm.</w:t>
+              <w:br/>
+              <w:t>• Hoàn thành 80% đến dưới 100%: 80 điểm.</w:t>
+              <w:br/>
+              <w:t>• Hoàn thành 50% đến dưới 80%: 60 điểm.</w:t>
+              <w:br/>
+              <w:t>• Dưới 50% nhưng có tạo nguồn, cử học lớp cảm tình Đảng: 40 điểm.</w:t>
+            </w:r>
+          </w:p>
+        </w:tc>
+        <w:tc>
+          <w:tcPr>
+            <w:tcW w:type="dxa" w:w="1152"/>
+            <w:shd w:fill="F8FAFC"/>
+            <w:tcMar>
+              <w:top w:w="80" w:type="dxa"/>
+              <w:bottom w:w="80" w:type="dxa"/>
+              <w:left w:w="70" w:type="dxa"/>
+              <w:right w:w="70" w:type="dxa"/>
+            </w:tcMar>
+          </w:tcPr>
+          <w:p>
+            <w:pPr>
+              <w:spacing w:line="276" w:lineRule="auto"/>
+              <w:jc w:val="center"/>
+            </w:pPr>
+            <w:r>
+              <w:rPr>
+                <w:rFonts w:ascii="Times New Roman" w:hAnsi="Times New Roman"/>
+                <w:b/>
+                <w:color w:val="005BAC"/>
+                <w:sz w:val="19"/>
+              </w:rPr>
+              <w:t>100</w:t>
+            </w:r>
+          </w:p>
+        </w:tc>
+        <w:tc>
+          <w:tcPr>
+            <w:tcW w:type="dxa" w:w="1296"/>
+            <w:shd w:fill="F8FAFC"/>
+            <w:tcMar>
+              <w:top w:w="80" w:type="dxa"/>
+              <w:bottom w:w="80" w:type="dxa"/>
+              <w:left w:w="70" w:type="dxa"/>
+              <w:right w:w="70" w:type="dxa"/>
+            </w:tcMar>
+          </w:tcPr>
+          <w:p>
+            <w:pPr>
+              <w:spacing w:line="276" w:lineRule="auto"/>
+              <w:jc w:val="center"/>
+            </w:pPr>
+            <w:r>
+              <w:rPr>
+                <w:rFonts w:ascii="Times New Roman" w:hAnsi="Times New Roman"/>
+                <w:b/>
+                <w:sz w:val="19"/>
+              </w:rPr>
+              <w:t>Mảng 2</w:t>
+            </w:r>
+          </w:p>
+        </w:tc>
+      </w:tr>
+      <w:tr>
+        <w:tc>
+          <w:tcPr>
+            <w:tcW w:type="dxa" w:w="720"/>
+            <w:shd w:fill="FFFFFF"/>
+            <w:tcMar>
+              <w:top w:w="80" w:type="dxa"/>
+              <w:bottom w:w="80" w:type="dxa"/>
+              <w:left w:w="70" w:type="dxa"/>
+              <w:right w:w="70" w:type="dxa"/>
+            </w:tcMar>
+          </w:tcPr>
+          <w:p>
+            <w:pPr>
+              <w:spacing w:line="276" w:lineRule="auto"/>
+              <w:jc w:val="center"/>
+            </w:pPr>
+            <w:r>
+              <w:rPr>
+                <w:rFonts w:ascii="Times New Roman" w:hAnsi="Times New Roman"/>
+                <w:b/>
+                <w:sz w:val="19"/>
+              </w:rPr>
+              <w:t>4</w:t>
+            </w:r>
+          </w:p>
+        </w:tc>
+        <w:tc>
+          <w:tcPr>
+            <w:tcW w:type="dxa" w:w="3312"/>
+            <w:shd w:fill="FFFFFF"/>
+            <w:tcMar>
+              <w:top w:w="80" w:type="dxa"/>
+              <w:bottom w:w="80" w:type="dxa"/>
+              <w:left w:w="70" w:type="dxa"/>
+              <w:right w:w="70" w:type="dxa"/>
+            </w:tcMar>
+          </w:tcPr>
+          <w:p>
+            <w:pPr>
+              <w:spacing w:line="276" w:lineRule="auto"/>
+              <w:jc w:val="left"/>
+            </w:pPr>
+            <w:r>
+              <w:rPr>
+                <w:rFonts w:ascii="Times New Roman" w:hAnsi="Times New Roman"/>
+                <w:sz w:val="19"/>
+              </w:rPr>
+              <w:t>Đại hội Chi đoàn</w:t>
+            </w:r>
+          </w:p>
+        </w:tc>
+        <w:tc>
+          <w:tcPr>
+            <w:tcW w:type="dxa" w:w="3744"/>
+            <w:shd w:fill="FFFFFF"/>
+            <w:tcMar>
+              <w:top w:w="80" w:type="dxa"/>
+              <w:bottom w:w="80" w:type="dxa"/>
+              <w:left w:w="70" w:type="dxa"/>
+              <w:right w:w="70" w:type="dxa"/>
+            </w:tcMar>
+          </w:tcPr>
+          <w:p>
+            <w:pPr>
+              <w:spacing w:line="276" w:lineRule="auto"/>
+              <w:jc w:val="left"/>
+            </w:pPr>
+            <w:r>
+              <w:rPr>
+                <w:rFonts w:ascii="Times New Roman" w:hAnsi="Times New Roman"/>
+                <w:sz w:val="19"/>
+              </w:rPr>
+              <w:t>• Tổ chức thành công &gt;= 90% số chi đoàn: 150 điểm.</w:t>
+              <w:br/>
+              <w:t>• Tổ chức thành công &gt;= 70%: 120 điểm.</w:t>
+              <w:br/>
+              <w:t>• Tổ chức thành công &gt;= 50%: 100 điểm.</w:t>
+              <w:br/>
+              <w:t>• Tổ chức muộn hạn: tính 50% điểm. Mỗi chi đoàn không tổ chức: trừ 10 điểm.</w:t>
+            </w:r>
+          </w:p>
+        </w:tc>
+        <w:tc>
+          <w:tcPr>
+            <w:tcW w:type="dxa" w:w="1152"/>
+            <w:shd w:fill="FFFFFF"/>
+            <w:tcMar>
+              <w:top w:w="80" w:type="dxa"/>
+              <w:bottom w:w="80" w:type="dxa"/>
+              <w:left w:w="70" w:type="dxa"/>
+              <w:right w:w="70" w:type="dxa"/>
+            </w:tcMar>
+          </w:tcPr>
+          <w:p>
+            <w:pPr>
+              <w:spacing w:line="276" w:lineRule="auto"/>
+              <w:jc w:val="center"/>
+            </w:pPr>
+            <w:r>
+              <w:rPr>
+                <w:rFonts w:ascii="Times New Roman" w:hAnsi="Times New Roman"/>
+                <w:b/>
+                <w:color w:val="005BAC"/>
+                <w:sz w:val="19"/>
+              </w:rPr>
+              <w:t>150</w:t>
+            </w:r>
+          </w:p>
+        </w:tc>
+        <w:tc>
+          <w:tcPr>
+            <w:tcW w:type="dxa" w:w="1296"/>
+            <w:shd w:fill="FFFFFF"/>
+            <w:tcMar>
+              <w:top w:w="80" w:type="dxa"/>
+              <w:bottom w:w="80" w:type="dxa"/>
+              <w:left w:w="70" w:type="dxa"/>
+              <w:right w:w="70" w:type="dxa"/>
+            </w:tcMar>
+          </w:tcPr>
+          <w:p>
+            <w:pPr>
+              <w:spacing w:line="276" w:lineRule="auto"/>
+              <w:jc w:val="center"/>
+            </w:pPr>
+            <w:r>
+              <w:rPr>
+                <w:rFonts w:ascii="Times New Roman" w:hAnsi="Times New Roman"/>
+                <w:b/>
+                <w:sz w:val="19"/>
+              </w:rPr>
+              <w:t>Mảng 1</w:t>
+            </w:r>
+          </w:p>
+        </w:tc>
+      </w:tr>
+      <w:tr>
+        <w:tc>
+          <w:tcPr>
+            <w:tcW w:type="dxa" w:w="720"/>
+            <w:shd w:fill="F8FAFC"/>
+            <w:tcMar>
+              <w:top w:w="80" w:type="dxa"/>
+              <w:bottom w:w="80" w:type="dxa"/>
+              <w:left w:w="70" w:type="dxa"/>
+              <w:right w:w="70" w:type="dxa"/>
+            </w:tcMar>
+          </w:tcPr>
+          <w:p>
+            <w:pPr>
+              <w:spacing w:line="276" w:lineRule="auto"/>
+              <w:jc w:val="center"/>
+            </w:pPr>
+            <w:r>
+              <w:rPr>
+                <w:rFonts w:ascii="Times New Roman" w:hAnsi="Times New Roman"/>
+                <w:b/>
+                <w:sz w:val="19"/>
+              </w:rPr>
+              <w:t>5</w:t>
+            </w:r>
+          </w:p>
+        </w:tc>
+        <w:tc>
+          <w:tcPr>
+            <w:tcW w:type="dxa" w:w="3312"/>
+            <w:shd w:fill="F8FAFC"/>
+            <w:tcMar>
+              <w:top w:w="80" w:type="dxa"/>
+              <w:bottom w:w="80" w:type="dxa"/>
+              <w:left w:w="70" w:type="dxa"/>
+              <w:right w:w="70" w:type="dxa"/>
+            </w:tcMar>
+          </w:tcPr>
+          <w:p>
+            <w:pPr>
+              <w:spacing w:line="276" w:lineRule="auto"/>
+              <w:jc w:val="left"/>
+            </w:pPr>
+            <w:r>
+              <w:rPr>
+                <w:rFonts w:ascii="Times New Roman" w:hAnsi="Times New Roman"/>
+                <w:sz w:val="19"/>
+              </w:rPr>
+              <w:t>Đóng dấu sổ Đoàn hằng năm</w:t>
+            </w:r>
+          </w:p>
+        </w:tc>
+        <w:tc>
+          <w:tcPr>
+            <w:tcW w:type="dxa" w:w="3744"/>
+            <w:shd w:fill="F8FAFC"/>
+            <w:tcMar>
+              <w:top w:w="80" w:type="dxa"/>
+              <w:bottom w:w="80" w:type="dxa"/>
+              <w:left w:w="70" w:type="dxa"/>
+              <w:right w:w="70" w:type="dxa"/>
+            </w:tcMar>
+          </w:tcPr>
+          <w:p>
+            <w:pPr>
+              <w:spacing w:line="276" w:lineRule="auto"/>
+              <w:jc w:val="left"/>
+            </w:pPr>
+            <w:r>
+              <w:rPr>
+                <w:rFonts w:ascii="Times New Roman" w:hAnsi="Times New Roman"/>
+                <w:sz w:val="19"/>
+              </w:rPr>
+              <w:t>• Đóng dấu tiếp nhận hằng năm (50đ): Đúng hạn 50đ | Muộn 25đ | Không làm 0đ.</w:t>
+              <w:br/>
+              <w:t>• Đóng dấu nhận xét hằng năm (50đ): Đúng hạn 50đ | Muộn 25đ | Không làm 0đ.</w:t>
+            </w:r>
+          </w:p>
+        </w:tc>
+        <w:tc>
+          <w:tcPr>
+            <w:tcW w:type="dxa" w:w="1152"/>
+            <w:shd w:fill="F8FAFC"/>
+            <w:tcMar>
+              <w:top w:w="80" w:type="dxa"/>
+              <w:bottom w:w="80" w:type="dxa"/>
+              <w:left w:w="70" w:type="dxa"/>
+              <w:right w:w="70" w:type="dxa"/>
+            </w:tcMar>
+          </w:tcPr>
+          <w:p>
+            <w:pPr>
+              <w:spacing w:line="276" w:lineRule="auto"/>
+              <w:jc w:val="center"/>
+            </w:pPr>
+            <w:r>
+              <w:rPr>
+                <w:rFonts w:ascii="Times New Roman" w:hAnsi="Times New Roman"/>
+                <w:b/>
+                <w:color w:val="005BAC"/>
+                <w:sz w:val="19"/>
+              </w:rPr>
+              <w:t>100</w:t>
+            </w:r>
+          </w:p>
+        </w:tc>
+        <w:tc>
+          <w:tcPr>
+            <w:tcW w:type="dxa" w:w="1296"/>
+            <w:shd w:fill="F8FAFC"/>
+            <w:tcMar>
+              <w:top w:w="80" w:type="dxa"/>
+              <w:bottom w:w="80" w:type="dxa"/>
+              <w:left w:w="70" w:type="dxa"/>
+              <w:right w:w="70" w:type="dxa"/>
+            </w:tcMar>
+          </w:tcPr>
+          <w:p>
+            <w:pPr>
+              <w:spacing w:line="276" w:lineRule="auto"/>
+              <w:jc w:val="center"/>
+            </w:pPr>
+            <w:r>
+              <w:rPr>
+                <w:rFonts w:ascii="Times New Roman" w:hAnsi="Times New Roman"/>
+                <w:b/>
+                <w:sz w:val="19"/>
+              </w:rPr>
+              <w:t>Mảng 1</w:t>
+            </w:r>
+          </w:p>
+        </w:tc>
+      </w:tr>
+      <w:tr>
+        <w:tc>
+          <w:tcPr>
+            <w:tcW w:type="dxa" w:w="720"/>
+            <w:shd w:fill="FFFFFF"/>
+            <w:tcMar>
+              <w:top w:w="80" w:type="dxa"/>
+              <w:bottom w:w="80" w:type="dxa"/>
+              <w:left w:w="70" w:type="dxa"/>
+              <w:right w:w="70" w:type="dxa"/>
+            </w:tcMar>
+          </w:tcPr>
+          <w:p>
+            <w:pPr>
+              <w:spacing w:line="276" w:lineRule="auto"/>
+              <w:jc w:val="center"/>
+            </w:pPr>
+            <w:r>
+              <w:rPr>
+                <w:rFonts w:ascii="Times New Roman" w:hAnsi="Times New Roman"/>
+                <w:b/>
+                <w:sz w:val="19"/>
+              </w:rPr>
+              <w:t>6</w:t>
+            </w:r>
+          </w:p>
+        </w:tc>
+        <w:tc>
+          <w:tcPr>
+            <w:tcW w:type="dxa" w:w="3312"/>
+            <w:shd w:fill="FFFFFF"/>
+            <w:tcMar>
+              <w:top w:w="80" w:type="dxa"/>
+              <w:bottom w:w="80" w:type="dxa"/>
+              <w:left w:w="70" w:type="dxa"/>
+              <w:right w:w="70" w:type="dxa"/>
+            </w:tcMar>
+          </w:tcPr>
+          <w:p>
+            <w:pPr>
+              <w:spacing w:line="276" w:lineRule="auto"/>
+              <w:jc w:val="left"/>
+            </w:pPr>
+            <w:r>
+              <w:rPr>
+                <w:rFonts w:ascii="Times New Roman" w:hAnsi="Times New Roman"/>
+                <w:sz w:val="19"/>
+              </w:rPr>
+              <w:t>Kiểm tra giấy tờ cuối năm</w:t>
+            </w:r>
+          </w:p>
+        </w:tc>
+        <w:tc>
+          <w:tcPr>
+            <w:tcW w:type="dxa" w:w="3744"/>
+            <w:shd w:fill="FFFFFF"/>
+            <w:tcMar>
+              <w:top w:w="80" w:type="dxa"/>
+              <w:bottom w:w="80" w:type="dxa"/>
+              <w:left w:w="70" w:type="dxa"/>
+              <w:right w:w="70" w:type="dxa"/>
+            </w:tcMar>
+          </w:tcPr>
+          <w:p>
+            <w:pPr>
+              <w:spacing w:line="276" w:lineRule="auto"/>
+              <w:jc w:val="left"/>
+            </w:pPr>
+            <w:r>
+              <w:rPr>
+                <w:rFonts w:ascii="Times New Roman" w:hAnsi="Times New Roman"/>
+                <w:sz w:val="19"/>
+              </w:rPr>
+              <w:t>Đoàn kiểm tra Ban TCKT chấm điểm chất lượng sổ sách, hồ sơ đoàn vụ, công văn đi/đến, biên bản họp và tài chính của đơn vị.</w:t>
+            </w:r>
+          </w:p>
+        </w:tc>
+        <w:tc>
+          <w:tcPr>
+            <w:tcW w:type="dxa" w:w="1152"/>
+            <w:shd w:fill="FFFFFF"/>
+            <w:tcMar>
+              <w:top w:w="80" w:type="dxa"/>
+              <w:bottom w:w="80" w:type="dxa"/>
+              <w:left w:w="70" w:type="dxa"/>
+              <w:right w:w="70" w:type="dxa"/>
+            </w:tcMar>
+          </w:tcPr>
+          <w:p>
+            <w:pPr>
+              <w:spacing w:line="276" w:lineRule="auto"/>
+              <w:jc w:val="center"/>
+            </w:pPr>
+            <w:r>
+              <w:rPr>
+                <w:rFonts w:ascii="Times New Roman" w:hAnsi="Times New Roman"/>
+                <w:b/>
+                <w:color w:val="005BAC"/>
+                <w:sz w:val="19"/>
+              </w:rPr>
+              <w:t>200</w:t>
+            </w:r>
+          </w:p>
+        </w:tc>
+        <w:tc>
+          <w:tcPr>
+            <w:tcW w:type="dxa" w:w="1296"/>
+            <w:shd w:fill="FFFFFF"/>
+            <w:tcMar>
+              <w:top w:w="80" w:type="dxa"/>
+              <w:bottom w:w="80" w:type="dxa"/>
+              <w:left w:w="70" w:type="dxa"/>
+              <w:right w:w="70" w:type="dxa"/>
+            </w:tcMar>
+          </w:tcPr>
+          <w:p>
+            <w:pPr>
+              <w:spacing w:line="276" w:lineRule="auto"/>
+              <w:jc w:val="center"/>
+            </w:pPr>
+            <w:r>
+              <w:rPr>
+                <w:rFonts w:ascii="Times New Roman" w:hAnsi="Times New Roman"/>
+                <w:b/>
+                <w:sz w:val="19"/>
+              </w:rPr>
+              <w:t>Mảng 3 (chủ trì)</w:t>
+              <w:br/>
+              <w:t>Mảng 1 (p/h)</w:t>
+            </w:r>
+          </w:p>
+        </w:tc>
+      </w:tr>
+      <w:tr>
+        <w:tc>
+          <w:tcPr>
+            <w:tcW w:type="dxa" w:w="720"/>
+            <w:shd w:fill="F8FAFC"/>
+            <w:tcMar>
+              <w:top w:w="80" w:type="dxa"/>
+              <w:bottom w:w="80" w:type="dxa"/>
+              <w:left w:w="70" w:type="dxa"/>
+              <w:right w:w="70" w:type="dxa"/>
+            </w:tcMar>
+          </w:tcPr>
+          <w:p>
+            <w:pPr>
+              <w:spacing w:line="276" w:lineRule="auto"/>
+              <w:jc w:val="center"/>
+            </w:pPr>
+            <w:r>
+              <w:rPr>
+                <w:rFonts w:ascii="Times New Roman" w:hAnsi="Times New Roman"/>
+                <w:b/>
+                <w:sz w:val="19"/>
+              </w:rPr>
+              <w:t>7</w:t>
+            </w:r>
+          </w:p>
+        </w:tc>
+        <w:tc>
+          <w:tcPr>
+            <w:tcW w:type="dxa" w:w="3312"/>
+            <w:shd w:fill="F8FAFC"/>
+            <w:tcMar>
+              <w:top w:w="80" w:type="dxa"/>
+              <w:bottom w:w="80" w:type="dxa"/>
+              <w:left w:w="70" w:type="dxa"/>
+              <w:right w:w="70" w:type="dxa"/>
+            </w:tcMar>
+          </w:tcPr>
+          <w:p>
+            <w:pPr>
+              <w:spacing w:line="276" w:lineRule="auto"/>
+              <w:jc w:val="left"/>
+            </w:pPr>
+            <w:r>
+              <w:rPr>
+                <w:rFonts w:ascii="Times New Roman" w:hAnsi="Times New Roman"/>
+                <w:sz w:val="19"/>
+              </w:rPr>
+              <w:t>Triển khai phần mềm Quản lý đoàn viên</w:t>
+            </w:r>
+          </w:p>
+        </w:tc>
+        <w:tc>
+          <w:tcPr>
+            <w:tcW w:type="dxa" w:w="3744"/>
+            <w:shd w:fill="F8FAFC"/>
+            <w:tcMar>
+              <w:top w:w="80" w:type="dxa"/>
+              <w:bottom w:w="80" w:type="dxa"/>
+              <w:left w:w="70" w:type="dxa"/>
+              <w:right w:w="70" w:type="dxa"/>
+            </w:tcMar>
+          </w:tcPr>
+          <w:p>
+            <w:pPr>
+              <w:spacing w:line="276" w:lineRule="auto"/>
+              <w:jc w:val="left"/>
+            </w:pPr>
+            <w:r>
+              <w:rPr>
+                <w:rFonts w:ascii="Times New Roman" w:hAnsi="Times New Roman"/>
+                <w:sz w:val="19"/>
+              </w:rPr>
+              <w:t>• Đăng tài liệu SHCĐ hằng tháng trước/tuần 1: 40đ.</w:t>
+              <w:br/>
+              <w:t>• 100% ĐV đăng ký rèn luyện đoàn viên: 40đ.</w:t>
+              <w:br/>
+              <w:t>• 100% ĐV cấp sổ/thẻ ĐV điện tử: 40đ.</w:t>
+              <w:br/>
+              <w:t>• 100% ĐV xếp loại đúng tiến độ: 40đ.</w:t>
+              <w:br/>
+              <w:t>• 50% ĐV hoàn thành xuất sắc nhiệm vụ: 40đ.</w:t>
+              <w:br/>
+              <w:t>• Sai nghiệp vụ xóa tên ĐV: trừ 4đ / 1 ĐV.</w:t>
+            </w:r>
+          </w:p>
+        </w:tc>
+        <w:tc>
+          <w:tcPr>
+            <w:tcW w:type="dxa" w:w="1152"/>
+            <w:shd w:fill="F8FAFC"/>
+            <w:tcMar>
+              <w:top w:w="80" w:type="dxa"/>
+              <w:bottom w:w="80" w:type="dxa"/>
+              <w:left w:w="70" w:type="dxa"/>
+              <w:right w:w="70" w:type="dxa"/>
+            </w:tcMar>
+          </w:tcPr>
+          <w:p>
+            <w:pPr>
+              <w:spacing w:line="276" w:lineRule="auto"/>
+              <w:jc w:val="center"/>
+            </w:pPr>
+            <w:r>
+              <w:rPr>
+                <w:rFonts w:ascii="Times New Roman" w:hAnsi="Times New Roman"/>
+                <w:b/>
+                <w:color w:val="005BAC"/>
+                <w:sz w:val="19"/>
+              </w:rPr>
+              <w:t>200</w:t>
+            </w:r>
+          </w:p>
+        </w:tc>
+        <w:tc>
+          <w:tcPr>
+            <w:tcW w:type="dxa" w:w="1296"/>
+            <w:shd w:fill="F8FAFC"/>
+            <w:tcMar>
+              <w:top w:w="80" w:type="dxa"/>
+              <w:bottom w:w="80" w:type="dxa"/>
+              <w:left w:w="70" w:type="dxa"/>
+              <w:right w:w="70" w:type="dxa"/>
+            </w:tcMar>
+          </w:tcPr>
+          <w:p>
+            <w:pPr>
+              <w:spacing w:line="276" w:lineRule="auto"/>
+              <w:jc w:val="center"/>
+            </w:pPr>
+            <w:r>
+              <w:rPr>
+                <w:rFonts w:ascii="Times New Roman" w:hAnsi="Times New Roman"/>
+                <w:b/>
+                <w:sz w:val="19"/>
+              </w:rPr>
+              <w:t>Mảng 2</w:t>
+            </w:r>
+          </w:p>
+        </w:tc>
+      </w:tr>
+      <w:tr>
+        <w:tc>
+          <w:tcPr>
+            <w:tcW w:type="dxa" w:w="720"/>
+            <w:shd w:fill="FFFFFF"/>
+            <w:tcMar>
+              <w:top w:w="80" w:type="dxa"/>
+              <w:bottom w:w="80" w:type="dxa"/>
+              <w:left w:w="70" w:type="dxa"/>
+              <w:right w:w="70" w:type="dxa"/>
+            </w:tcMar>
+          </w:tcPr>
+          <w:p>
+            <w:pPr>
+              <w:spacing w:line="276" w:lineRule="auto"/>
+              <w:jc w:val="center"/>
+            </w:pPr>
+            <w:r>
+              <w:rPr>
+                <w:rFonts w:ascii="Times New Roman" w:hAnsi="Times New Roman"/>
+                <w:b/>
+                <w:sz w:val="19"/>
+              </w:rPr>
+              <w:t>8</w:t>
+            </w:r>
+          </w:p>
+        </w:tc>
+        <w:tc>
+          <w:tcPr>
+            <w:tcW w:type="dxa" w:w="3312"/>
+            <w:shd w:fill="FFFFFF"/>
+            <w:tcMar>
+              <w:top w:w="80" w:type="dxa"/>
+              <w:bottom w:w="80" w:type="dxa"/>
+              <w:left w:w="70" w:type="dxa"/>
+              <w:right w:w="70" w:type="dxa"/>
+            </w:tcMar>
+          </w:tcPr>
+          <w:p>
+            <w:pPr>
+              <w:spacing w:line="276" w:lineRule="auto"/>
+              <w:jc w:val="left"/>
+            </w:pPr>
+            <w:r>
+              <w:rPr>
+                <w:rFonts w:ascii="Times New Roman" w:hAnsi="Times New Roman"/>
+                <w:sz w:val="19"/>
+              </w:rPr>
+              <w:t>Tương tác đầu mối &amp; Tham gia triệu tập</w:t>
+            </w:r>
+          </w:p>
+        </w:tc>
+        <w:tc>
+          <w:tcPr>
+            <w:tcW w:type="dxa" w:w="3744"/>
+            <w:shd w:fill="FFFFFF"/>
+            <w:tcMar>
+              <w:top w:w="80" w:type="dxa"/>
+              <w:bottom w:w="80" w:type="dxa"/>
+              <w:left w:w="70" w:type="dxa"/>
+              <w:right w:w="70" w:type="dxa"/>
+            </w:tcMar>
+          </w:tcPr>
+          <w:p>
+            <w:pPr>
+              <w:spacing w:line="276" w:lineRule="auto"/>
+              <w:jc w:val="left"/>
+            </w:pPr>
+            <w:r>
+              <w:rPr>
+                <w:rFonts w:ascii="Times New Roman" w:hAnsi="Times New Roman"/>
+                <w:sz w:val="19"/>
+              </w:rPr>
+              <w:t>• Tương tác tích cực, tham gia đầy đủ: 50 điểm.</w:t>
+              <w:br/>
+              <w:t>• Tương tác ít, tham gia ít: 25 điểm.</w:t>
+              <w:br/>
+              <w:t>• Vắng mặt hoặc thiếu thành phần mỗi buổi triệu tập: trừ 10 điểm / buổi.</w:t>
+            </w:r>
+          </w:p>
+        </w:tc>
+        <w:tc>
+          <w:tcPr>
+            <w:tcW w:type="dxa" w:w="1152"/>
+            <w:shd w:fill="FFFFFF"/>
+            <w:tcMar>
+              <w:top w:w="80" w:type="dxa"/>
+              <w:bottom w:w="80" w:type="dxa"/>
+              <w:left w:w="70" w:type="dxa"/>
+              <w:right w:w="70" w:type="dxa"/>
+            </w:tcMar>
+          </w:tcPr>
+          <w:p>
+            <w:pPr>
+              <w:spacing w:line="276" w:lineRule="auto"/>
+              <w:jc w:val="center"/>
+            </w:pPr>
+            <w:r>
+              <w:rPr>
+                <w:rFonts w:ascii="Times New Roman" w:hAnsi="Times New Roman"/>
+                <w:b/>
+                <w:color w:val="005BAC"/>
+                <w:sz w:val="19"/>
+              </w:rPr>
+              <w:t>50</w:t>
+            </w:r>
+          </w:p>
+        </w:tc>
+        <w:tc>
+          <w:tcPr>
+            <w:tcW w:type="dxa" w:w="1296"/>
+            <w:shd w:fill="FFFFFF"/>
+            <w:tcMar>
+              <w:top w:w="80" w:type="dxa"/>
+              <w:bottom w:w="80" w:type="dxa"/>
+              <w:left w:w="70" w:type="dxa"/>
+              <w:right w:w="70" w:type="dxa"/>
+            </w:tcMar>
+          </w:tcPr>
+          <w:p>
+            <w:pPr>
+              <w:spacing w:line="276" w:lineRule="auto"/>
+              <w:jc w:val="center"/>
+            </w:pPr>
+            <w:r>
+              <w:rPr>
+                <w:rFonts w:ascii="Times New Roman" w:hAnsi="Times New Roman"/>
+                <w:b/>
+                <w:sz w:val="19"/>
+              </w:rPr>
+              <w:t>Tổ đầu mối</w:t>
+              <w:br/>
+              <w:t>Lãnh đạo Ban</w:t>
+            </w:r>
+          </w:p>
+        </w:tc>
+      </w:tr>
+      <w:tr>
+        <w:tc>
+          <w:tcPr>
+            <w:tcW w:type="dxa" w:w="720"/>
+            <w:shd w:fill="F8FAFC"/>
+            <w:tcMar>
+              <w:top w:w="80" w:type="dxa"/>
+              <w:bottom w:w="80" w:type="dxa"/>
+              <w:left w:w="70" w:type="dxa"/>
+              <w:right w:w="70" w:type="dxa"/>
+            </w:tcMar>
+          </w:tcPr>
+          <w:p>
+            <w:pPr>
+              <w:spacing w:line="276" w:lineRule="auto"/>
+              <w:jc w:val="center"/>
+            </w:pPr>
+            <w:r>
+              <w:rPr>
+                <w:rFonts w:ascii="Times New Roman" w:hAnsi="Times New Roman"/>
+                <w:b/>
+                <w:sz w:val="19"/>
+              </w:rPr>
+              <w:t>9</w:t>
+            </w:r>
+          </w:p>
+        </w:tc>
+        <w:tc>
+          <w:tcPr>
+            <w:tcW w:type="dxa" w:w="3312"/>
+            <w:shd w:fill="F8FAFC"/>
+            <w:tcMar>
+              <w:top w:w="80" w:type="dxa"/>
+              <w:bottom w:w="80" w:type="dxa"/>
+              <w:left w:w="70" w:type="dxa"/>
+              <w:right w:w="70" w:type="dxa"/>
+            </w:tcMar>
+          </w:tcPr>
+          <w:p>
+            <w:pPr>
+              <w:spacing w:line="276" w:lineRule="auto"/>
+              <w:jc w:val="left"/>
+            </w:pPr>
+            <w:r>
+              <w:rPr>
+                <w:rFonts w:ascii="Times New Roman" w:hAnsi="Times New Roman"/>
+                <w:sz w:val="19"/>
+              </w:rPr>
+              <w:t>Điểm thưởng: Nhân sự tham gia Ban TCKT</w:t>
+            </w:r>
+          </w:p>
+        </w:tc>
+        <w:tc>
+          <w:tcPr>
+            <w:tcW w:type="dxa" w:w="3744"/>
+            <w:shd w:fill="F8FAFC"/>
+            <w:tcMar>
+              <w:top w:w="80" w:type="dxa"/>
+              <w:bottom w:w="80" w:type="dxa"/>
+              <w:left w:w="70" w:type="dxa"/>
+              <w:right w:w="70" w:type="dxa"/>
+            </w:tcMar>
+          </w:tcPr>
+          <w:p>
+            <w:pPr>
+              <w:spacing w:line="276" w:lineRule="auto"/>
+              <w:jc w:val="left"/>
+            </w:pPr>
+            <w:r>
+              <w:rPr>
+                <w:rFonts w:ascii="Times New Roman" w:hAnsi="Times New Roman"/>
+                <w:sz w:val="19"/>
+              </w:rPr>
+              <w:t>• Có thành viên là Thường trực Ban: 20 điểm.</w:t>
+              <w:br/>
+              <w:t>• Có thành viên hoàn thành xuất sắc nhiệm vụ: 30 điểm.</w:t>
+              <w:br/>
+              <w:t>• Có thành viên hoàn thành tốt: 20 điểm.</w:t>
+              <w:br/>
+              <w:t>• Có thành viên tham gia: 10 điểm.</w:t>
+            </w:r>
+          </w:p>
+        </w:tc>
+        <w:tc>
+          <w:tcPr>
+            <w:tcW w:type="dxa" w:w="1152"/>
+            <w:shd w:fill="F8FAFC"/>
+            <w:tcMar>
+              <w:top w:w="80" w:type="dxa"/>
+              <w:bottom w:w="80" w:type="dxa"/>
+              <w:left w:w="70" w:type="dxa"/>
+              <w:right w:w="70" w:type="dxa"/>
+            </w:tcMar>
+          </w:tcPr>
+          <w:p>
+            <w:pPr>
+              <w:spacing w:line="276" w:lineRule="auto"/>
+              <w:jc w:val="center"/>
+            </w:pPr>
+            <w:r>
+              <w:rPr>
+                <w:rFonts w:ascii="Times New Roman" w:hAnsi="Times New Roman"/>
+                <w:b/>
+                <w:color w:val="10B981"/>
+                <w:sz w:val="19"/>
+              </w:rPr>
+              <w:t>+50 (thưởng)</w:t>
+            </w:r>
+          </w:p>
+        </w:tc>
+        <w:tc>
+          <w:tcPr>
+            <w:tcW w:type="dxa" w:w="1296"/>
+            <w:shd w:fill="F8FAFC"/>
+            <w:tcMar>
+              <w:top w:w="80" w:type="dxa"/>
+              <w:bottom w:w="80" w:type="dxa"/>
+              <w:left w:w="70" w:type="dxa"/>
+              <w:right w:w="70" w:type="dxa"/>
+            </w:tcMar>
+          </w:tcPr>
+          <w:p>
+            <w:pPr>
+              <w:spacing w:line="276" w:lineRule="auto"/>
+              <w:jc w:val="center"/>
+            </w:pPr>
+            <w:r>
+              <w:rPr>
+                <w:rFonts w:ascii="Times New Roman" w:hAnsi="Times New Roman"/>
+                <w:b/>
+                <w:sz w:val="19"/>
+              </w:rPr>
+              <w:t>Lãnh đạo Ban</w:t>
+            </w:r>
+          </w:p>
+        </w:tc>
+      </w:tr>
+      <w:tr>
+        <w:tc>
+          <w:tcPr>
+            <w:tcW w:type="dxa" w:w="720"/>
+            <w:shd w:fill="FFFFFF"/>
+            <w:tcMar>
+              <w:top w:w="80" w:type="dxa"/>
+              <w:bottom w:w="80" w:type="dxa"/>
+              <w:left w:w="70" w:type="dxa"/>
+              <w:right w:w="70" w:type="dxa"/>
+            </w:tcMar>
+          </w:tcPr>
+          <w:p>
+            <w:pPr>
+              <w:spacing w:line="276" w:lineRule="auto"/>
+              <w:jc w:val="center"/>
+            </w:pPr>
+            <w:r>
+              <w:rPr>
+                <w:rFonts w:ascii="Times New Roman" w:hAnsi="Times New Roman"/>
+                <w:b/>
+                <w:sz w:val="19"/>
+              </w:rPr>
+              <w:t>10</w:t>
+            </w:r>
+          </w:p>
+        </w:tc>
+        <w:tc>
+          <w:tcPr>
+            <w:tcW w:type="dxa" w:w="3312"/>
+            <w:shd w:fill="FFFFFF"/>
+            <w:tcMar>
+              <w:top w:w="80" w:type="dxa"/>
+              <w:bottom w:w="80" w:type="dxa"/>
+              <w:left w:w="70" w:type="dxa"/>
+              <w:right w:w="70" w:type="dxa"/>
+            </w:tcMar>
+          </w:tcPr>
+          <w:p>
+            <w:pPr>
+              <w:spacing w:line="276" w:lineRule="auto"/>
+              <w:jc w:val="left"/>
+            </w:pPr>
+            <w:r>
+              <w:rPr>
+                <w:rFonts w:ascii="Times New Roman" w:hAnsi="Times New Roman"/>
+                <w:sz w:val="19"/>
+              </w:rPr>
+              <w:t>Điểm thưởng: Đại hội / Hội nghị mẫu</w:t>
+            </w:r>
+          </w:p>
+        </w:tc>
+        <w:tc>
+          <w:tcPr>
+            <w:tcW w:type="dxa" w:w="3744"/>
+            <w:shd w:fill="FFFFFF"/>
+            <w:tcMar>
+              <w:top w:w="80" w:type="dxa"/>
+              <w:bottom w:w="80" w:type="dxa"/>
+              <w:left w:w="70" w:type="dxa"/>
+              <w:right w:w="70" w:type="dxa"/>
+            </w:tcMar>
+          </w:tcPr>
+          <w:p>
+            <w:pPr>
+              <w:spacing w:line="276" w:lineRule="auto"/>
+              <w:jc w:val="left"/>
+            </w:pPr>
+            <w:r>
+              <w:rPr>
+                <w:rFonts w:ascii="Times New Roman" w:hAnsi="Times New Roman"/>
+                <w:sz w:val="19"/>
+              </w:rPr>
+              <w:t>• Đơn vị đăng cai tổ chức Hội nghị / Đại hội Đại biểu mẫu: 10 điểm.</w:t>
+              <w:br/>
+              <w:t>• Không tổ chức Đại hội điểm: 0 điểm.</w:t>
+            </w:r>
+          </w:p>
+        </w:tc>
+        <w:tc>
+          <w:tcPr>
+            <w:tcW w:type="dxa" w:w="1152"/>
+            <w:shd w:fill="FFFFFF"/>
+            <w:tcMar>
+              <w:top w:w="80" w:type="dxa"/>
+              <w:bottom w:w="80" w:type="dxa"/>
+              <w:left w:w="70" w:type="dxa"/>
+              <w:right w:w="70" w:type="dxa"/>
+            </w:tcMar>
+          </w:tcPr>
+          <w:p>
+            <w:pPr>
+              <w:spacing w:line="276" w:lineRule="auto"/>
+              <w:jc w:val="center"/>
+            </w:pPr>
+            <w:r>
+              <w:rPr>
+                <w:rFonts w:ascii="Times New Roman" w:hAnsi="Times New Roman"/>
+                <w:b/>
+                <w:color w:val="10B981"/>
+                <w:sz w:val="19"/>
+              </w:rPr>
+              <w:t>+10 (thưởng)</w:t>
+            </w:r>
+          </w:p>
+        </w:tc>
+        <w:tc>
+          <w:tcPr>
+            <w:tcW w:type="dxa" w:w="1296"/>
+            <w:shd w:fill="FFFFFF"/>
+            <w:tcMar>
+              <w:top w:w="80" w:type="dxa"/>
+              <w:bottom w:w="80" w:type="dxa"/>
+              <w:left w:w="70" w:type="dxa"/>
+              <w:right w:w="70" w:type="dxa"/>
+            </w:tcMar>
+          </w:tcPr>
+          <w:p>
+            <w:pPr>
+              <w:spacing w:line="276" w:lineRule="auto"/>
+              <w:jc w:val="center"/>
+            </w:pPr>
+            <w:r>
+              <w:rPr>
+                <w:rFonts w:ascii="Times New Roman" w:hAnsi="Times New Roman"/>
+                <w:b/>
+                <w:sz w:val="19"/>
+              </w:rPr>
+              <w:t>Mảng 1</w:t>
+            </w:r>
+          </w:p>
+        </w:tc>
+      </w:tr>
+      <w:tr>
+        <w:tc>
+          <w:tcPr>
+            <w:tcW w:type="dxa" w:w="720"/>
+            <w:shd w:fill="F8FAFC"/>
+            <w:tcMar>
+              <w:top w:w="80" w:type="dxa"/>
+              <w:bottom w:w="80" w:type="dxa"/>
+              <w:left w:w="70" w:type="dxa"/>
+              <w:right w:w="70" w:type="dxa"/>
+            </w:tcMar>
+          </w:tcPr>
+          <w:p>
+            <w:pPr>
+              <w:spacing w:line="276" w:lineRule="auto"/>
+              <w:jc w:val="center"/>
+            </w:pPr>
+            <w:r>
+              <w:rPr>
+                <w:rFonts w:ascii="Times New Roman" w:hAnsi="Times New Roman"/>
+                <w:b/>
+                <w:sz w:val="19"/>
+              </w:rPr>
+              <w:t>11</w:t>
+            </w:r>
+          </w:p>
+        </w:tc>
+        <w:tc>
+          <w:tcPr>
+            <w:tcW w:type="dxa" w:w="3312"/>
+            <w:shd w:fill="F8FAFC"/>
+            <w:tcMar>
+              <w:top w:w="80" w:type="dxa"/>
+              <w:bottom w:w="80" w:type="dxa"/>
+              <w:left w:w="70" w:type="dxa"/>
+              <w:right w:w="70" w:type="dxa"/>
+            </w:tcMar>
+          </w:tcPr>
+          <w:p>
+            <w:pPr>
+              <w:spacing w:line="276" w:lineRule="auto"/>
+              <w:jc w:val="left"/>
+            </w:pPr>
+            <w:r>
+              <w:rPr>
+                <w:rFonts w:ascii="Times New Roman" w:hAnsi="Times New Roman"/>
+                <w:sz w:val="19"/>
+              </w:rPr>
+              <w:t>Điểm trừ: Nộp đề án, hồ sơ không đúng hạn</w:t>
+            </w:r>
+          </w:p>
+        </w:tc>
+        <w:tc>
+          <w:tcPr>
+            <w:tcW w:type="dxa" w:w="3744"/>
+            <w:shd w:fill="F8FAFC"/>
+            <w:tcMar>
+              <w:top w:w="80" w:type="dxa"/>
+              <w:bottom w:w="80" w:type="dxa"/>
+              <w:left w:w="70" w:type="dxa"/>
+              <w:right w:w="70" w:type="dxa"/>
+            </w:tcMar>
+          </w:tcPr>
+          <w:p>
+            <w:pPr>
+              <w:spacing w:line="276" w:lineRule="auto"/>
+              <w:jc w:val="left"/>
+            </w:pPr>
+            <w:r>
+              <w:rPr>
+                <w:rFonts w:ascii="Times New Roman" w:hAnsi="Times New Roman"/>
+                <w:sz w:val="19"/>
+              </w:rPr>
+              <w:t>• Bảng chấm điểm, báo cáo cuối năm nộp muộn: -10 điểm / ngày.</w:t>
+              <w:br/>
+              <w:t>• Các giấy tờ khác theo thông báo: -5 điểm / ngày.</w:t>
+              <w:br/>
+              <w:t>• Giấy tờ, hồ sơ phát triển Đảng nộp muộn: -1 điểm / ngày.</w:t>
+            </w:r>
+          </w:p>
+        </w:tc>
+        <w:tc>
+          <w:tcPr>
+            <w:tcW w:type="dxa" w:w="1152"/>
+            <w:shd w:fill="F8FAFC"/>
+            <w:tcMar>
+              <w:top w:w="80" w:type="dxa"/>
+              <w:bottom w:w="80" w:type="dxa"/>
+              <w:left w:w="70" w:type="dxa"/>
+              <w:right w:w="70" w:type="dxa"/>
+            </w:tcMar>
+          </w:tcPr>
+          <w:p>
+            <w:pPr>
+              <w:spacing w:line="276" w:lineRule="auto"/>
+              <w:jc w:val="center"/>
+            </w:pPr>
+            <w:r>
+              <w:rPr>
+                <w:rFonts w:ascii="Times New Roman" w:hAnsi="Times New Roman"/>
+                <w:b/>
+                <w:color w:val="DC2626"/>
+                <w:sz w:val="19"/>
+              </w:rPr>
+              <w:t>Trừ theo ngày</w:t>
+            </w:r>
+          </w:p>
+        </w:tc>
+        <w:tc>
+          <w:tcPr>
+            <w:tcW w:type="dxa" w:w="1296"/>
+            <w:shd w:fill="F8FAFC"/>
+            <w:tcMar>
+              <w:top w:w="80" w:type="dxa"/>
+              <w:bottom w:w="80" w:type="dxa"/>
+              <w:left w:w="70" w:type="dxa"/>
+              <w:right w:w="70" w:type="dxa"/>
+            </w:tcMar>
+          </w:tcPr>
+          <w:p>
+            <w:pPr>
+              <w:spacing w:line="276" w:lineRule="auto"/>
+              <w:jc w:val="center"/>
+            </w:pPr>
+            <w:r>
+              <w:rPr>
+                <w:rFonts w:ascii="Times New Roman" w:hAnsi="Times New Roman"/>
+                <w:b/>
+                <w:sz w:val="19"/>
+              </w:rPr>
+              <w:t>Mảng 3 (giám sát)</w:t>
+              <w:br/>
+              <w:t>Toàn Ban</w:t>
+            </w:r>
+          </w:p>
+        </w:tc>
+      </w:tr>
+    </w:tbl>
     <w:sectPr>
       <w:headerReference w:type="default" r:id="rId10"/>
       <w:footerReference w:type="default" r:id="rId11"/>

--- a/De_An_Tai_Cau_Truc_Ban_TCKT_Doan_Vu.docx
+++ b/De_An_Tai_Cau_Truc_Ban_TCKT_Doan_Vu.docx
@@ -2297,8 +2297,11 @@
         <w:pStyle w:val="Heading1"/>
       </w:pPr>
       <w:r>
-        <w:lastRenderedPageBreak/>
-        <w:t>VII. QUY TRÌNH XỬ LÝ HỒ SƠ VÀ YÊU CẦU NGHIỆP VỤ</w:t>
+        <w:rPr>
+          <w:rFonts w:ascii="Times New Roman" w:hAnsi="Times New Roman"/>
+          <w:b/>
+        </w:rPr>
+        <w:t>VII. BỒI DƯỠNG NGHIỆP VỤ VÀ CHUẨN HÓA DỮ LIỆU</w:t>
       </w:r>
     </w:p>
     <w:p>
@@ -2306,56 +2309,686 @@
         <w:pStyle w:val="Heading2"/>
       </w:pPr>
       <w:r>
-        <w:t>1. Quy trình chung 04 bước</w:t>
+        <w:t>1. Nội dung chung cho toàn Ban</w:t>
       </w:r>
     </w:p>
     <w:p>
       <w:r>
-        <w:t>Thống nhất quy trình 04 bước, xác định rõ nội dung thẩm định và việc cập nhật dữ liệu phù hợp từng nghiệp vụ. Số hóa, ghi nhận trạng thái bắt đầu ngay từ tiếp nhận, không chờ hoàn tất hồ sơ mới thực hiện.</w:t>
+        <w:t>Trong tháng đầu triển khai sau khi được chấp thuận, tổ chức bồi dưỡng cho 64 nhân sự các mảng; Lãnh đạo Ban thống nhất cách điều hành và kiểm soát. Nội dung gồm chức năng, giới hạn thẩm quyền; thể thức văn bản Đoàn theo hướng dẫn đang áp dụng; sử dụng sổ việc; giao tiếp với cơ sở; bàn giao; bảo vệ dữ liệu; tiếp nhận phản ánh và trách nhiệm phối hợp.</w:t>
       </w:r>
     </w:p>
     <w:p>
       <w:r>
+        <w:t>Không đồng nhất việc được tập huấn với quyền sử dụng con dấu, xem hồ sơ Đảng hoặc phê duyệt ĐRL. Các nghiệp vụ có quyền hạn riêng chỉ giao cho đồng chí đủ điều kiện và được phân công.</w:t>
+      </w:r>
+    </w:p>
+    <w:p>
+      <w:pPr>
+        <w:pStyle w:val="Heading2"/>
+      </w:pPr>
+      <w:r>
+        <w:t>2. Bồi dưỡng theo mảng và điều kiện giao việc</w:t>
+      </w:r>
+    </w:p>
+    <w:tbl>
+      <w:tblPr>
+        <w:tblW w:w="9355" w:type="dxa"/>
+        <w:tblInd w:w="120" w:type="dxa"/>
+        <w:tblBorders>
+          <w:top w:val="single" w:sz="4" w:space="0" w:color="BCCBD6"/>
+          <w:left w:val="single" w:sz="4" w:space="0" w:color="BCCBD6"/>
+          <w:bottom w:val="single" w:sz="4" w:space="0" w:color="BCCBD6"/>
+          <w:right w:val="single" w:sz="4" w:space="0" w:color="BCCBD6"/>
+          <w:insideH w:val="single" w:sz="4" w:space="0" w:color="BCCBD6"/>
+          <w:insideV w:val="single" w:sz="4" w:space="0" w:color="BCCBD6"/>
+        </w:tblBorders>
+        <w:tblLayout w:type="fixed"/>
+        <w:tblCellMar>
+          <w:top w:w="80" w:type="dxa"/>
+          <w:left w:w="120" w:type="dxa"/>
+          <w:bottom w:w="80" w:type="dxa"/>
+          <w:right w:w="120" w:type="dxa"/>
+        </w:tblCellMar>
+        <w:tblLook w:val="04A0" w:firstRow="1" w:lastRow="0" w:firstColumn="1" w:lastColumn="0" w:noHBand="0" w:noVBand="1"/>
+      </w:tblPr>
+      <w:tblGrid>
+        <w:gridCol w:w="2127"/>
+        <w:gridCol w:w="2925"/>
+        <w:gridCol w:w="4303"/>
+      </w:tblGrid>
+      <w:tr>
+        <w:trPr>
+          <w:cantSplit/>
+          <w:tblHeader/>
+        </w:trPr>
+        <w:tc>
+          <w:tcPr>
+            <w:tcW w:w="2127" w:type="dxa"/>
+            <w:shd w:val="clear" w:color="auto" w:fill="EAF0F5"/>
+            <w:vAlign w:val="center"/>
+          </w:tcPr>
+          <w:p>
+            <w:pPr>
+              <w:pStyle w:val="TableHeader"/>
+            </w:pPr>
+            <w:proofErr w:type="spellStart"/>
+            <w:r>
+              <w:t>Đối</w:t>
+            </w:r>
+            <w:proofErr w:type="spellEnd"/>
+            <w:r>
+              <w:t xml:space="preserve"> </w:t>
+            </w:r>
+            <w:proofErr w:type="spellStart"/>
+            <w:r>
+              <w:t>tượng</w:t>
+            </w:r>
+            <w:proofErr w:type="spellEnd"/>
+          </w:p>
+        </w:tc>
+        <w:tc>
+          <w:tcPr>
+            <w:tcW w:w="2925" w:type="dxa"/>
+            <w:shd w:val="clear" w:color="auto" w:fill="EAF0F5"/>
+            <w:vAlign w:val="center"/>
+          </w:tcPr>
+          <w:p>
+            <w:pPr>
+              <w:pStyle w:val="TableHeader"/>
+            </w:pPr>
+            <w:r>
+              <w:t>Nội dung thực hành</w:t>
+            </w:r>
+          </w:p>
+        </w:tc>
+        <w:tc>
+          <w:tcPr>
+            <w:tcW w:w="4303" w:type="dxa"/>
+            <w:shd w:val="clear" w:color="auto" w:fill="EAF0F5"/>
+            <w:vAlign w:val="center"/>
+          </w:tcPr>
+          <w:p>
+            <w:pPr>
+              <w:pStyle w:val="TableHeader"/>
+            </w:pPr>
+            <w:r>
+              <w:t>Sản phẩm kiểm tra</w:t>
+            </w:r>
+          </w:p>
+        </w:tc>
+      </w:tr>
+      <w:tr>
+        <w:trPr>
+          <w:cantSplit/>
+        </w:trPr>
+        <w:tc>
+          <w:tcPr>
+            <w:tcW w:w="2127" w:type="dxa"/>
+            <w:vAlign w:val="center"/>
+          </w:tcPr>
+          <w:p>
+            <w:pPr>
+              <w:pStyle w:val="TableText"/>
+            </w:pPr>
+            <w:r>
+              <w:t>Mảng 1</w:t>
+            </w:r>
+          </w:p>
+        </w:tc>
+        <w:tc>
+          <w:tcPr>
+            <w:tcW w:w="2925" w:type="dxa"/>
+            <w:vAlign w:val="center"/>
+          </w:tcPr>
+          <w:p>
+            <w:pPr>
+              <w:pStyle w:val="TableText"/>
+            </w:pPr>
+            <w:r>
+              <w:t>Kiểm tra hồ sơ tổ chức, nhân sự, đoàn viên; văn thư</w:t>
+            </w:r>
+          </w:p>
+        </w:tc>
+        <w:tc>
+          <w:tcPr>
+            <w:tcW w:w="4303" w:type="dxa"/>
+            <w:vAlign w:val="center"/>
+          </w:tcPr>
+          <w:p>
+            <w:pPr>
+              <w:pStyle w:val="TableText"/>
+            </w:pPr>
+            <w:r>
+              <w:t>Một bộ hồ sơ được rà soát và phản hồi đúng thành phần.</w:t>
+            </w:r>
+          </w:p>
+        </w:tc>
+      </w:tr>
+      <w:tr>
+        <w:trPr>
+          <w:cantSplit/>
+        </w:trPr>
+        <w:tc>
+          <w:tcPr>
+            <w:tcW w:w="2127" w:type="dxa"/>
+            <w:vAlign w:val="center"/>
+          </w:tcPr>
+          <w:p>
+            <w:pPr>
+              <w:pStyle w:val="TableText"/>
+            </w:pPr>
+            <w:r>
+              <w:t>Mảng 2</w:t>
+            </w:r>
+          </w:p>
+        </w:tc>
+        <w:tc>
+          <w:tcPr>
+            <w:tcW w:w="2925" w:type="dxa"/>
+            <w:vAlign w:val="center"/>
+          </w:tcPr>
+          <w:p>
+            <w:pPr>
+              <w:pStyle w:val="TableText"/>
+            </w:pPr>
+            <w:r>
+              <w:t>Theo dõi hồ sơ Đảng; đối soát; phân quyền, sao lưu</w:t>
+            </w:r>
+          </w:p>
+        </w:tc>
+        <w:tc>
+          <w:tcPr>
+            <w:tcW w:w="4303" w:type="dxa"/>
+            <w:vAlign w:val="center"/>
+          </w:tcPr>
+          <w:p>
+            <w:pPr>
+              <w:pStyle w:val="TableText"/>
+            </w:pPr>
+            <w:r>
+              <w:t>Một hồ sơ mô phỏng đủ lịch sử; kiểm tra quyền truy cập và phục hồi dữ liệu thử.</w:t>
+            </w:r>
+          </w:p>
+        </w:tc>
+      </w:tr>
+      <w:tr>
+        <w:trPr>
+          <w:cantSplit/>
+        </w:trPr>
+        <w:tc>
+          <w:tcPr>
+            <w:tcW w:w="2127" w:type="dxa"/>
+            <w:vAlign w:val="center"/>
+          </w:tcPr>
+          <w:p>
+            <w:pPr>
+              <w:pStyle w:val="TableText"/>
+            </w:pPr>
+            <w:r>
+              <w:t>Mảng 3</w:t>
+            </w:r>
+          </w:p>
+        </w:tc>
+        <w:tc>
+          <w:tcPr>
+            <w:tcW w:w="2925" w:type="dxa"/>
+            <w:vAlign w:val="center"/>
+          </w:tcPr>
+          <w:p>
+            <w:pPr>
+              <w:pStyle w:val="TableText"/>
+            </w:pPr>
+            <w:r>
+              <w:t>Thẩm định đề án; kiểm tra minh chứng; giải quyết phản ánh</w:t>
+            </w:r>
+          </w:p>
+        </w:tc>
+        <w:tc>
+          <w:tcPr>
+            <w:tcW w:w="4303" w:type="dxa"/>
+            <w:vAlign w:val="center"/>
+          </w:tcPr>
+          <w:p>
+            <w:pPr>
+              <w:pStyle w:val="TableText"/>
+            </w:pPr>
+            <w:r>
+              <w:t>Một phiếu thẩm định, một tình huống hậu kiểm và đề xuất xử lý đúng thẩm quyền.</w:t>
+            </w:r>
+          </w:p>
+        </w:tc>
+      </w:tr>
+      <w:tr>
+        <w:trPr>
+          <w:cantSplit/>
+        </w:trPr>
+        <w:tc>
+          <w:tcPr>
+            <w:tcW w:w="2127" w:type="dxa"/>
+            <w:vAlign w:val="center"/>
+          </w:tcPr>
+          <w:p>
+            <w:pPr>
+              <w:pStyle w:val="TableText"/>
+            </w:pPr>
+            <w:r>
+              <w:t>Mảng 4</w:t>
+            </w:r>
+          </w:p>
+        </w:tc>
+        <w:tc>
+          <w:tcPr>
+            <w:tcW w:w="2925" w:type="dxa"/>
+            <w:vAlign w:val="center"/>
+          </w:tcPr>
+          <w:p>
+            <w:pPr>
+              <w:pStyle w:val="TableText"/>
+            </w:pPr>
+            <w:r>
+              <w:t>Biên tập, duyệt nghiệp vụ, phát hành; tổ chức nội bộ</w:t>
+            </w:r>
+          </w:p>
+        </w:tc>
+        <w:tc>
+          <w:tcPr>
+            <w:tcW w:w="4303" w:type="dxa"/>
+            <w:vAlign w:val="center"/>
+          </w:tcPr>
+          <w:p>
+            <w:pPr>
+              <w:pStyle w:val="TableText"/>
+            </w:pPr>
+            <w:r>
+              <w:t>Một bộ sản phẩm có căn cứ duyệt và một bản phân công chương trình.</w:t>
+            </w:r>
+          </w:p>
+        </w:tc>
+      </w:tr>
+      <w:tr>
+        <w:trPr>
+          <w:cantSplit/>
+        </w:trPr>
+        <w:tc>
+          <w:tcPr>
+            <w:tcW w:w="2127" w:type="dxa"/>
+            <w:vAlign w:val="center"/>
+          </w:tcPr>
+          <w:p>
+            <w:pPr>
+              <w:pStyle w:val="TableText"/>
+            </w:pPr>
+            <w:r>
+              <w:t>Đầu mối liên mảng</w:t>
+            </w:r>
+          </w:p>
+        </w:tc>
+        <w:tc>
+          <w:tcPr>
+            <w:tcW w:w="2925" w:type="dxa"/>
+            <w:vAlign w:val="center"/>
+          </w:tcPr>
+          <w:p>
+            <w:pPr>
+              <w:pStyle w:val="TableText"/>
+            </w:pPr>
+            <w:r>
+              <w:t>Phân luồng, phản hồi, bàn giao khi vắng</w:t>
+            </w:r>
+          </w:p>
+        </w:tc>
+        <w:tc>
+          <w:tcPr>
+            <w:tcW w:w="4303" w:type="dxa"/>
+            <w:vAlign w:val="center"/>
+          </w:tcPr>
+          <w:p>
+            <w:pPr>
+              <w:pStyle w:val="TableText"/>
+            </w:pPr>
+            <w:r>
+              <w:t>Xử lý tình huống nhiều mảng, xác định đúng người chủ trì và hạn tiếp theo.</w:t>
+            </w:r>
+          </w:p>
+        </w:tc>
+      </w:tr>
+    </w:tbl>
+    <w:p>
+      <w:pPr>
+        <w:spacing w:after="20" w:line="40" w:lineRule="exact"/>
+      </w:pPr>
+    </w:p>
+    <w:p>
+      <w:r>
+        <w:t>Người chưa đạt yêu cầu được hướng dẫn bổ sung và thực hành dưới sự kiểm soát; không phân công xử lý độc lập chỉ để đủ số đầu mối. Nhân sự mới có người kèm cặp; sử dụng dữ liệu mô phỏng hoặc đã loại thông tin nhận diện để tập huấn.</w:t>
+      </w:r>
+    </w:p>
+    <w:p>
+      <w:pPr>
+        <w:pStyle w:val="Heading2"/>
+      </w:pPr>
+      <w:r>
+        <w:t>3. Yêu cầu tối thiểu về số hóa</w:t>
+      </w:r>
+    </w:p>
+    <w:p>
+      <w:r>
+        <w:t>Mỗi hồ sơ có mã, loại việc, đơn vị, người xử lý, trạng thái, mốc tiếp theo, đường dẫn tài liệu và lịch sử bàn giao. Mảng 2 quản lý danh mục trường, còn mảng sở hữu nghiệp vụ xác nhận nội dung. Các bảng tổng hợp rộng chỉ thể hiện số lượng và tiến độ cần thiết; tệp hồ sơ chi tiết được phân quyền riêng.</w:t>
+      </w:r>
+    </w:p>
+    <w:p>
+      <w:r>
+        <w:t>Đề xuất sao lưu tối thiểu hàng tuần đối với dữ liệu tác nghiệp đang sử dụng và trước đợt cập nhật lớn; kiểm tra phục hồi mỗi tháng trên dữ liệu thử phù hợp. Chu kỳ, nơi lưu và thời hạn bảo quản chính thức phải được chấp thuận trước khi vận hành dữ liệu thật.</w:t>
+      </w:r>
+    </w:p>
+    <w:p>
+      <w:r>
+        <w:br w:type="page"/>
+      </w:r>
+    </w:p>
+    <w:p>
+      <w:pPr>
+        <w:pStyle w:val="Heading1"/>
+      </w:pPr>
+      <w:r>
         <w:rPr>
+          <w:rFonts w:ascii="Times New Roman" w:hAnsi="Times New Roman"/>
           <w:b/>
         </w:rPr>
-        <w:t>Bước 1. Tiếp nhận, ghi nhận và phân công.</w:t>
-      </w:r>
-      <w:r>
-        <w:t xml:space="preserve"> Đơn vị gửi hồ sơ qua kênh chính thức đã thống nhất. Người trực hoặc đầu mối ghi mã việc, thời điểm nhận, đơn vị gửi, loại việc, người xử lý, hạn dự kiến và đường dẫn tài liệu được phân quyền. Tổ trưởng chỉ phân luồng khi chưa rõ chuyên môn hoặc chưa có người nhận; hồ sơ được gửi đúng mảng đi thẳng tới người phụ trách.</w:t>
+        <w:t>VIII. THEO DÕI, ĐÁNH GIÁ KẾT QUẢ THỰC HIỆN</w:t>
       </w:r>
     </w:p>
     <w:p>
-      <w:r>
-        <w:rPr>
-          <w:b/>
-        </w:rPr>
-        <w:t>Bước 2. Kiểm tra ban đầu và hướng dẫn bổ sung.</w:t>
-      </w:r>
-      <w:r>
-        <w:t xml:space="preserve"> Người xử lý đối chiếu danh mục thành phần, thông tin và minh chứng; gửi danh sách nội dung cần sửa, người liên hệ và hạn bổ sung. Đánh dấu thời gian chờ đơn vị; khi đủ hồ sơ thì xác nhận mốc chuyển thẩm định. Không yêu cầu nộp lại toàn bộ tài liệu còn giá trị khi chỉ thiếu một thành phần.</w:t>
+      <w:pPr>
+        <w:pStyle w:val="Heading2"/>
+      </w:pPr>
+      <w:r>
+        <w:t>1. Nguyên tắc và thang điểm đề xuất</w:t>
       </w:r>
     </w:p>
     <w:p>
       <w:r>
-        <w:rPr>
-          <w:b/>
-        </w:rPr>
-        <w:t>Bước 3. Thẩm định và giải quyết theo thẩm quyền.</w:t>
-      </w:r>
-      <w:r>
-        <w:t xml:space="preserve"> Mảng chuyên môn kiểm soát nội dung; người được phân cấp duyệt hoặc trình Lãnh đạo Ban/cấp có thẩm quyền. Ghi kết quả chấp thuận, yêu cầu điều chỉnh hoặc không chấp thuận kèm lý do và căn cứ áp dụng. Bước này là kiểm soát trước khi giải quyết, không gọi là “hậu kiểm”; hậu kiểm hoạt động diễn ra sau hoặc trong quá trình thực hiện.</w:t>
-      </w:r>
+        <w:t>Đánh giá theo nhiệm vụ đã giao, sản phẩm được xác nhận và thời gian thực tế có thể tham gia. Đề xuất thang 100 điểm gồm 40 điểm chuyên môn, 30 điểm phối hợp, 20 điểm kỷ luật và 10 điểm cải tiến. Không áp tiêu chí phụ trách cơ sở cho người không được giao đầu mối, đặc biệt Mảng 4.</w:t>
+      </w:r>
+    </w:p>
+    <w:tbl>
+      <w:tblPr>
+        <w:tblW w:w="9355" w:type="dxa"/>
+        <w:tblInd w:w="120" w:type="dxa"/>
+        <w:tblBorders>
+          <w:top w:val="single" w:sz="4" w:space="0" w:color="BCCBD6"/>
+          <w:left w:val="single" w:sz="4" w:space="0" w:color="BCCBD6"/>
+          <w:bottom w:val="single" w:sz="4" w:space="0" w:color="BCCBD6"/>
+          <w:right w:val="single" w:sz="4" w:space="0" w:color="BCCBD6"/>
+          <w:insideH w:val="single" w:sz="4" w:space="0" w:color="BCCBD6"/>
+          <w:insideV w:val="single" w:sz="4" w:space="0" w:color="BCCBD6"/>
+        </w:tblBorders>
+        <w:tblLayout w:type="fixed"/>
+        <w:tblCellMar>
+          <w:top w:w="80" w:type="dxa"/>
+          <w:left w:w="120" w:type="dxa"/>
+          <w:bottom w:w="80" w:type="dxa"/>
+          <w:right w:w="120" w:type="dxa"/>
+        </w:tblCellMar>
+        <w:tblLook w:val="04A0" w:firstRow="1" w:lastRow="0" w:firstColumn="1" w:lastColumn="0" w:noHBand="0" w:noVBand="1"/>
+      </w:tblPr>
+      <w:tblGrid>
+        <w:gridCol w:w="2994"/>
+        <w:gridCol w:w="842"/>
+        <w:gridCol w:w="5519"/>
+      </w:tblGrid>
+      <w:tr>
+        <w:trPr>
+          <w:cantSplit/>
+          <w:tblHeader/>
+        </w:trPr>
+        <w:tc>
+          <w:tcPr>
+            <w:tcW w:w="2994" w:type="dxa"/>
+            <w:shd w:val="clear" w:color="auto" w:fill="EAF0F5"/>
+            <w:vAlign w:val="center"/>
+          </w:tcPr>
+          <w:p>
+            <w:pPr>
+              <w:pStyle w:val="TableHeader"/>
+            </w:pPr>
+            <w:r>
+              <w:t>Nhóm tiêu chí</w:t>
+            </w:r>
+          </w:p>
+        </w:tc>
+        <w:tc>
+          <w:tcPr>
+            <w:tcW w:w="842" w:type="dxa"/>
+            <w:shd w:val="clear" w:color="auto" w:fill="EAF0F5"/>
+            <w:vAlign w:val="center"/>
+          </w:tcPr>
+          <w:p>
+            <w:pPr>
+              <w:pStyle w:val="TableHeader"/>
+            </w:pPr>
+            <w:r>
+              <w:t>Điểm</w:t>
+            </w:r>
+          </w:p>
+        </w:tc>
+        <w:tc>
+          <w:tcPr>
+            <w:tcW w:w="5519" w:type="dxa"/>
+            <w:shd w:val="clear" w:color="auto" w:fill="EAF0F5"/>
+            <w:vAlign w:val="center"/>
+          </w:tcPr>
+          <w:p>
+            <w:pPr>
+              <w:pStyle w:val="TableHeader"/>
+            </w:pPr>
+            <w:r>
+              <w:t>Căn cứ chấm</w:t>
+            </w:r>
+          </w:p>
+        </w:tc>
+      </w:tr>
+      <w:tr>
+        <w:trPr>
+          <w:cantSplit/>
+        </w:trPr>
+        <w:tc>
+          <w:tcPr>
+            <w:tcW w:w="2994" w:type="dxa"/>
+            <w:vAlign w:val="center"/>
+          </w:tcPr>
+          <w:p>
+            <w:pPr>
+              <w:pStyle w:val="TableText"/>
+            </w:pPr>
+            <w:r>
+              <w:t>Chất lượng, tiến độ chuyên môn</w:t>
+            </w:r>
+          </w:p>
+        </w:tc>
+        <w:tc>
+          <w:tcPr>
+            <w:tcW w:w="842" w:type="dxa"/>
+            <w:vAlign w:val="center"/>
+          </w:tcPr>
+          <w:p>
+            <w:pPr>
+              <w:pStyle w:val="TableText"/>
+              <w:jc w:val="center"/>
+            </w:pPr>
+            <w:r>
+              <w:t>40</w:t>
+            </w:r>
+          </w:p>
+        </w:tc>
+        <w:tc>
+          <w:tcPr>
+            <w:tcW w:w="5519" w:type="dxa"/>
+            <w:vAlign w:val="center"/>
+          </w:tcPr>
+          <w:p>
+            <w:pPr>
+              <w:pStyle w:val="TableText"/>
+            </w:pPr>
+            <w:r>
+              <w:t>Hoàn thành nhiệm vụ 20; chất lượng sản phẩm 10; đúng hạn thuộc trách nhiệm cá nhân 10.</w:t>
+            </w:r>
+          </w:p>
+        </w:tc>
+      </w:tr>
+      <w:tr>
+        <w:trPr>
+          <w:cantSplit/>
+        </w:trPr>
+        <w:tc>
+          <w:tcPr>
+            <w:tcW w:w="2994" w:type="dxa"/>
+            <w:vAlign w:val="center"/>
+          </w:tcPr>
+          <w:p>
+            <w:pPr>
+              <w:pStyle w:val="TableText"/>
+            </w:pPr>
+            <w:r>
+              <w:t>Phối hợp và trách nhiệm tập thể</w:t>
+            </w:r>
+          </w:p>
+        </w:tc>
+        <w:tc>
+          <w:tcPr>
+            <w:tcW w:w="842" w:type="dxa"/>
+            <w:vAlign w:val="center"/>
+          </w:tcPr>
+          <w:p>
+            <w:pPr>
+              <w:pStyle w:val="TableText"/>
+              <w:jc w:val="center"/>
+            </w:pPr>
+            <w:r>
+              <w:t>30</w:t>
+            </w:r>
+          </w:p>
+        </w:tc>
+        <w:tc>
+          <w:tcPr>
+            <w:tcW w:w="5519" w:type="dxa"/>
+            <w:vAlign w:val="center"/>
+          </w:tcPr>
+          <w:p>
+            <w:pPr>
+              <w:pStyle w:val="TableText"/>
+            </w:pPr>
+            <w:r>
+              <w:t>Phản hồi nhiệm vụ 10; bàn giao, hỗ trợ 10; cập nhật và thống nhất thông tin 10.</w:t>
+            </w:r>
+          </w:p>
+        </w:tc>
+      </w:tr>
+      <w:tr>
+        <w:trPr>
+          <w:cantSplit/>
+        </w:trPr>
+        <w:tc>
+          <w:tcPr>
+            <w:tcW w:w="2994" w:type="dxa"/>
+            <w:vAlign w:val="center"/>
+          </w:tcPr>
+          <w:p>
+            <w:pPr>
+              <w:pStyle w:val="TableText"/>
+            </w:pPr>
+            <w:r>
+              <w:t>Kỷ luật và chấp hành quy trình</w:t>
+            </w:r>
+          </w:p>
+        </w:tc>
+        <w:tc>
+          <w:tcPr>
+            <w:tcW w:w="842" w:type="dxa"/>
+            <w:vAlign w:val="center"/>
+          </w:tcPr>
+          <w:p>
+            <w:pPr>
+              <w:pStyle w:val="TableText"/>
+              <w:jc w:val="center"/>
+            </w:pPr>
+            <w:r>
+              <w:t>20</w:t>
+            </w:r>
+          </w:p>
+        </w:tc>
+        <w:tc>
+          <w:tcPr>
+            <w:tcW w:w="5519" w:type="dxa"/>
+            <w:vAlign w:val="center"/>
+          </w:tcPr>
+          <w:p>
+            <w:pPr>
+              <w:pStyle w:val="TableText"/>
+            </w:pPr>
+            <w:r>
+              <w:t>Thực hiện ca trực, họp hoặc nhiệm vụ được giao 10; đúng quy trình, bảo mật và quyền hạn 10.</w:t>
+            </w:r>
+          </w:p>
+        </w:tc>
+      </w:tr>
+      <w:tr>
+        <w:trPr>
+          <w:cantSplit/>
+        </w:trPr>
+        <w:tc>
+          <w:tcPr>
+            <w:tcW w:w="2994" w:type="dxa"/>
+            <w:vAlign w:val="center"/>
+          </w:tcPr>
+          <w:p>
+            <w:pPr>
+              <w:pStyle w:val="TableText"/>
+            </w:pPr>
+            <w:r>
+              <w:t>Sáng kiến và đóng góp bổ sung</w:t>
+            </w:r>
+          </w:p>
+        </w:tc>
+        <w:tc>
+          <w:tcPr>
+            <w:tcW w:w="842" w:type="dxa"/>
+            <w:vAlign w:val="center"/>
+          </w:tcPr>
+          <w:p>
+            <w:pPr>
+              <w:pStyle w:val="TableText"/>
+              <w:jc w:val="center"/>
+            </w:pPr>
+            <w:r>
+              <w:t>10</w:t>
+            </w:r>
+          </w:p>
+        </w:tc>
+        <w:tc>
+          <w:tcPr>
+            <w:tcW w:w="5519" w:type="dxa"/>
+            <w:vAlign w:val="center"/>
+          </w:tcPr>
+          <w:p>
+            <w:pPr>
+              <w:pStyle w:val="TableText"/>
+            </w:pPr>
+            <w:r>
+              <w:t>Cải tiến được ghi nhận 5; hỗ trợ nhiệm vụ đột xuất ngoài phần việc thường xuyên 5.</w:t>
+            </w:r>
+          </w:p>
+        </w:tc>
+      </w:tr>
+    </w:tbl>
+    <w:p>
+      <w:pPr>
+        <w:spacing w:after="20" w:line="40" w:lineRule="exact"/>
+      </w:pPr>
     </w:p>
     <w:p>
       <w:r>
-        <w:rPr>
-          <w:b/>
-        </w:rPr>
-        <w:t>Bước 4. Trả kết quả, cập nhật và theo dõi sau xử lý.</w:t>
-      </w:r>
-      <w:r>
-        <w:t xml:space="preserve"> Phát hành kết quả qua kênh chính thức; liên kết bản cuối với hồ sơ; cập nhật trạng thái, người thực hiện và thời gian. Lập lịch theo dõi hoặc hậu kiểm nếu cần. Hồ sơ Đảng, ĐRL và Đoàn vụ được lưu ở nơi tương ứng, không mặc định đưa toàn bộ tài liệu lên phần mềm QLDV.</w:t>
+        <w:t>Với mỗi tiêu chí thành phần, tỷ lệ hoàn thành được tính trên các nhiệm vụ/kiểm tra áp dụng đã thống nhất trong kỳ, giới hạn tối đa bằng số điểm của tiêu chí. Nhiệm vụ bị hủy hoặc đổi hạn có chấp thuận được cập nhật trước khi chấm. Không có nhiệm vụ áp dụng thì phân bổ lại trọng số trong cùng nhóm từ đầu kỳ; không mặc nhiên cho điểm tối đa hoặc trừ điểm.</w:t>
       </w:r>
     </w:p>
     <w:p>
@@ -2363,7 +2996,7 @@
         <w:pStyle w:val="Heading2"/>
       </w:pPr>
       <w:r>
-        <w:t>2. Nguyên tắc kiểm soát</w:t>
+        <w:t>2. Minh chứng theo đặc thù mảng</w:t>
       </w:r>
     </w:p>
     <w:p>
@@ -2375,7 +3008,7 @@
         </w:numPr>
       </w:pPr>
       <w:r>
-        <w:t>Một mã việc xuyên suốt; một người xử lý chính tại mỗi thời điểm; mọi chuyển giao phải có người nhận.</w:t>
+        <w:t>Mảng 1: hồ sơ đủ thành phần, văn bản được kiểm soát, dữ liệu QLDV đã đối soát, sổ việc và bàn giao.</w:t>
       </w:r>
     </w:p>
     <w:p>
@@ -2387,7 +3020,7 @@
         </w:numPr>
       </w:pPr>
       <w:r>
-        <w:t>Người tiếp nhận không mặc nhiên là người có thẩm quyền phê duyệt. Người quản trị hệ thống không được tự sửa kết quả đã duyệt.</w:t>
+        <w:t>Mảng 2: trạng thái hồ sơ chính xác; dữ liệu đủ trường; tệp tra cứu được; biên bản đối soát, phân quyền và kiểm tra sao lưu. Không dùng số trường hợp được kết nạp làm chỉ tiêu cá nhân khi kết quả phụ thuộc cấp có thẩm quyền.</w:t>
       </w:r>
     </w:p>
     <w:p>
@@ -2399,7 +3032,7 @@
         </w:numPr>
       </w:pPr>
       <w:r>
-        <w:t>Yêu cầu ngoài phạm vi Ban được chuyển đúng đầu mối và thông báo người gửi; không đánh dấu “đã giải quyết” khi mới chuyển tiếp.</w:t>
+        <w:t>Mảng 3: phiếu thẩm định có căn cứ; tiến độ xử lý đề án; hậu kiểm và phản hồi có minh chứng. Không lấy số đề án được chấp thuận hoặc số điểm được cộng làm thước đo thành tích.</w:t>
       </w:r>
     </w:p>
     <w:p>
@@ -2411,7 +3044,7 @@
         </w:numPr>
       </w:pPr>
       <w:r>
-        <w:t>Trước nguy cơ trễ hạn, phải báo lý do và mốc phản hồi tiếp theo; phần việc phụ thuộc cấp khác được theo dõi riêng, không che giấu thời gian chờ.</w:t>
+        <w:t>Mảng 4: sản phẩm đúng hạn, đúng nội dung duyệt, số lần phải sửa vì sai nghiệp vụ và kết quả nhiệm vụ nội bộ. Không chấm bằng tốc độ trả lời nhóm cơ sở; không chỉ dựa vào lượt thích, lượt xem.</w:t>
       </w:r>
     </w:p>
     <w:p>
@@ -2424,8 +3057,11 @@
         <w:pStyle w:val="Heading1"/>
       </w:pPr>
       <w:r>
-        <w:lastRenderedPageBreak/>
-        <w:t>VII. QUY TRÌNH XỬ LÝ HỒ SƠ VÀ YÊU CẦU NGHIỆP VỤ (tiếp)</w:t>
+        <w:rPr>
+          <w:rFonts w:ascii="Times New Roman" w:hAnsi="Times New Roman"/>
+          <w:b/>
+        </w:rPr>
+        <w:t>VIII. THEO DÕI, ĐÁNH GIÁ KẾT QUẢ THỰC HIỆN (tiếp)</w:t>
       </w:r>
     </w:p>
     <w:p>
@@ -2433,12 +3069,12 @@
         <w:pStyle w:val="Heading2"/>
       </w:pPr>
       <w:r>
-        <w:t>3. Thời hạn xử lý nội bộ đề xuất</w:t>
+        <w:t>3. Quy trình đánh giá và sử dụng kết quả</w:t>
       </w:r>
     </w:p>
     <w:p>
       <w:r>
-        <w:t>Các mốc dưới đây phục vụ thí điểm, không thay thế thời hạn do cấp có thẩm quyền quy định. Lãnh đạo Ban công bố lịch trực phù hợp thời gian học tập; “giờ trực” là giờ thuộc lịch đã công bố, “ngày làm việc” không tính ngày nghỉ. Hồ sơ nhận ngoài lịch được tính tiếp từ ca gần nhất. Việc khẩn được báo người phụ trách ngay khi phát hiện.</w:t>
+        <w:t>Thành viên tự đánh giá kèm minh chứng; Trưởng mảng đối chiếu nhiệm vụ, lấy nhận xét của Tổ trưởng đầu mối nếu có; Phó Trưởng ban phụ trách rà soát; Lãnh đạo Ban thống nhất kết quả và thông báo để thành viên phản hồi trước khi chốt. Thời gian học, thi hoặc vắng có phép đã bàn giao không tự động bị coi là vi phạm.</w:t>
       </w:r>
     </w:p>
     <w:tbl>
@@ -2483,7 +3119,7 @@
               <w:pStyle w:val="TableHeader"/>
             </w:pPr>
             <w:r>
-              <w:t>Công đoạn</w:t>
+              <w:t>Mức đề xuất</w:t>
             </w:r>
           </w:p>
         </w:tc>
@@ -2498,7 +3134,7 @@
               <w:pStyle w:val="TableHeader"/>
             </w:pPr>
             <w:r>
-              <w:t>Mốc đề xuất</w:t>
+              <w:t>Khoảng điểm</w:t>
             </w:r>
           </w:p>
         </w:tc>
@@ -2513,7 +3149,7 @@
               <w:pStyle w:val="TableHeader"/>
             </w:pPr>
             <w:r>
-              <w:t>Điều kiện tính</w:t>
+              <w:t>Hướng sử dụng</w:t>
             </w:r>
           </w:p>
         </w:tc>
@@ -2532,7 +3168,7 @@
               <w:pStyle w:val="TableText"/>
             </w:pPr>
             <w:r>
-              <w:t>Xác nhận tiếp nhận, phân công</w:t>
+              <w:t>Hoàn thành xuất sắc nhiệm vụ</w:t>
             </w:r>
           </w:p>
         </w:tc>
@@ -2546,7 +3182,7 @@
               <w:pStyle w:val="TableText"/>
             </w:pPr>
             <w:r>
-              <w:t>Trong 02 giờ trực</w:t>
+              <w:t>Từ 90 đến 100</w:t>
             </w:r>
           </w:p>
         </w:tc>
@@ -2560,7 +3196,7 @@
               <w:pStyle w:val="TableText"/>
             </w:pPr>
             <w:r>
-              <w:t>Từ khi yêu cầu vào kênh chính thức trong lịch trực.</w:t>
+              <w:t>Biểu dương, xem xét giao nhiệm vụ và đề xuất khen thưởng theo điều kiện áp dụng.</w:t>
             </w:r>
           </w:p>
         </w:tc>
@@ -2579,7 +3215,7 @@
               <w:pStyle w:val="TableText"/>
             </w:pPr>
             <w:r>
-              <w:t>Kiểm tra thành phần hồ sơ</w:t>
+              <w:t>Hoàn thành tốt nhiệm vụ</w:t>
             </w:r>
           </w:p>
         </w:tc>
@@ -2593,7 +3229,7 @@
               <w:pStyle w:val="TableText"/>
             </w:pPr>
             <w:r>
-              <w:t>Trong 01 ngày làm việc</w:t>
+              <w:t>Từ 75 đến dưới 90</w:t>
             </w:r>
           </w:p>
         </w:tc>
@@ -2607,7 +3243,7 @@
               <w:pStyle w:val="TableText"/>
             </w:pPr>
             <w:r>
-              <w:t>Từ khi tiếp nhận; trả lời rõ nội dung cần bổ sung.</w:t>
+              <w:t>Duy trì phân công, bồi dưỡng kỹ năng còn cần hoàn thiện.</w:t>
             </w:r>
           </w:p>
         </w:tc>
@@ -2626,7 +3262,7 @@
               <w:pStyle w:val="TableText"/>
             </w:pPr>
             <w:r>
-              <w:t>Thẩm định thông thường</w:t>
+              <w:t>Hoàn thành nhiệm vụ</w:t>
             </w:r>
           </w:p>
         </w:tc>
@@ -2640,7 +3276,7 @@
               <w:pStyle w:val="TableText"/>
             </w:pPr>
             <w:r>
-              <w:t>Trong 03 ngày làm việc</w:t>
+              <w:t>Từ 60 đến dưới 75</w:t>
             </w:r>
           </w:p>
         </w:tc>
@@ -2654,7 +3290,7 @@
               <w:pStyle w:val="TableText"/>
             </w:pPr>
             <w:r>
-              <w:t>Từ khi đủ hồ sơ; không gộp thời gian chờ bổ sung hoặc chờ cấp phê duyệt.</w:t>
+              <w:t>Xác định nội dung cần khắc phục, người hỗ trợ và thời hạn theo dõi.</w:t>
             </w:r>
           </w:p>
         </w:tc>
@@ -2673,7 +3309,7 @@
               <w:pStyle w:val="TableText"/>
             </w:pPr>
             <w:r>
-              <w:t>Phản ánh, khiếu nại</w:t>
+              <w:t>Chưa hoàn thành nhiệm vụ</w:t>
             </w:r>
           </w:p>
         </w:tc>
@@ -2687,7 +3323,7 @@
               <w:pStyle w:val="TableText"/>
             </w:pPr>
             <w:r>
-              <w:t>Phản hồi ban đầu trong 02 ngày làm việc</w:t>
+              <w:t>Dưới 60</w:t>
             </w:r>
           </w:p>
         </w:tc>
@@ -2701,101 +3337,7 @@
               <w:pStyle w:val="TableText"/>
             </w:pPr>
             <w:r>
-              <w:t>Thông báo người thụ lý, phạm vi và thời gian dự kiến; không cam kết kết thúc mọi vụ việc trong 48 giờ.</w:t>
-            </w:r>
-          </w:p>
-        </w:tc>
-      </w:tr>
-      <w:tr>
-        <w:trPr>
-          <w:cantSplit/>
-        </w:trPr>
-        <w:tc>
-          <w:tcPr>
-            <w:tcW w:w="2526" w:type="dxa"/>
-            <w:vAlign w:val="center"/>
-          </w:tcPr>
-          <w:p>
-            <w:pPr>
-              <w:pStyle w:val="TableText"/>
-            </w:pPr>
-            <w:r>
-              <w:t>Trả kết quả, cập nhật hồ sơ</w:t>
-            </w:r>
-          </w:p>
-        </w:tc>
-        <w:tc>
-          <w:tcPr>
-            <w:tcW w:w="2526" w:type="dxa"/>
-            <w:vAlign w:val="center"/>
-          </w:tcPr>
-          <w:p>
-            <w:pPr>
-              <w:pStyle w:val="TableText"/>
-            </w:pPr>
-            <w:r>
-              <w:t>Trong 01 ngày làm việc</w:t>
-            </w:r>
-          </w:p>
-        </w:tc>
-        <w:tc>
-          <w:tcPr>
-            <w:tcW w:w="4303" w:type="dxa"/>
-            <w:vAlign w:val="center"/>
-          </w:tcPr>
-          <w:p>
-            <w:pPr>
-              <w:pStyle w:val="TableText"/>
-            </w:pPr>
-            <w:r>
-              <w:t>Sau khi nhận kết quả hợp lệ từ người/cấp có thẩm quyền.</w:t>
-            </w:r>
-          </w:p>
-        </w:tc>
-      </w:tr>
-      <w:tr>
-        <w:trPr>
-          <w:cantSplit/>
-        </w:trPr>
-        <w:tc>
-          <w:tcPr>
-            <w:tcW w:w="2526" w:type="dxa"/>
-            <w:vAlign w:val="center"/>
-          </w:tcPr>
-          <w:p>
-            <w:pPr>
-              <w:pStyle w:val="TableText"/>
-            </w:pPr>
-            <w:r>
-              <w:t>Theo dõi hồ sơ chờ</w:t>
-            </w:r>
-          </w:p>
-        </w:tc>
-        <w:tc>
-          <w:tcPr>
-            <w:tcW w:w="2526" w:type="dxa"/>
-            <w:vAlign w:val="center"/>
-          </w:tcPr>
-          <w:p>
-            <w:pPr>
-              <w:pStyle w:val="TableText"/>
-            </w:pPr>
-            <w:r>
-              <w:t>Rà soát mỗi tuần</w:t>
-            </w:r>
-          </w:p>
-        </w:tc>
-        <w:tc>
-          <w:tcPr>
-            <w:tcW w:w="4303" w:type="dxa"/>
-            <w:vAlign w:val="center"/>
-          </w:tcPr>
-          <w:p>
-            <w:pPr>
-              <w:pStyle w:val="TableText"/>
-            </w:pPr>
-            <w:r>
-              <w:t>Kiểm tra thời gian chờ, lý do và mốc đôn đốc; ưu tiên hồ sơ gần hạn.</w:t>
+              <w:t>Trao đổi nguyên nhân, lập kế hoạch khắc phục, xem xét điều chỉnh nhiệm vụ.</w:t>
             </w:r>
           </w:p>
         </w:tc>
@@ -2807,97 +3349,16 @@
       </w:pPr>
     </w:p>
     <w:p>
-      <w:pPr>
-        <w:pStyle w:val="Heading2"/>
-      </w:pPr>
-      <w:r>
-        <w:t>4. Luồng hồ sơ Đảng</w:t>
+      <w:r>
+        <w:t>Đây là xếp loại thực hiện nhiệm vụ nội bộ, không thay thế phân loại đoàn viên, quyết định điểm rèn luyện, điều kiện giới thiệu đoàn viên ưu tú hoặc thẩm quyền khen thưởng. Không tự động cho thôi tham gia Ban chỉ dựa vào điểm. Vụ việc vi phạm nghiêm trọng phải được xác minh và xử lý đúng quy định, không dùng điểm sáng kiến để bù trừ hành vi vi phạm.</w:t>
       </w:r>
     </w:p>
     <w:p>
-      <w:r>
-        <w:t>Thực hiện theo 04 bước chung nhưng bổ sung: kiểm tra phạm vi được nhận và lưu; lập mã hồ sơ; tách thông tin theo dõi tiến độ khỏi tệp nội dung; đối soát bản giấy và bản số; ghi đầu mối/cấp đang xử lý khi bàn giao. Khi có phản hồi từ cấp xử lý, đầu mối cập nhật, hướng dẫn đơn vị bổ sung hoặc nhận kết quả, không tự chuyển trạng thái sang “được kết nạp”.</w:t>
-      </w:r>
-    </w:p>
-    <w:p>
-      <w:r>
-        <w:t>Trạng thái theo dõi nội bộ gồm: mới tiếp nhận; cần bổ sung; đang kiểm tra; đã chuyển cấp xử lý; chờ phản hồi; hoàn thành phần việc của Ban; lưu trữ. Trạng thái này chỉ phản ánh tiến độ tác nghiệp của Ban, không phải danh mục các bước kết nạp Đảng do Ban tự quy định.</w:t>
-      </w:r>
-    </w:p>
-    <w:p>
       <w:pPr>
         <w:pStyle w:val="Heading2"/>
       </w:pPr>
       <w:r>
-        <w:t>5. Bàn giao hồ sơ giấy</w:t>
-      </w:r>
-    </w:p>
-    <w:p>
-      <w:r>
-        <w:t>Người giao và nhận đối chiếu mã, danh mục, số lượng, tình trạng và thời gian; ghi số giao nhận, nơi bảo quản và người chịu trách nhiệm. Bản quét không tự thay thế bản gốc hoặc bản có giá trị nghiệp vụ. Việc lưu trữ, trả lại hoặc hủy tài liệu chỉ thực hiện theo quy định và phân công được phê duyệt.</w:t>
-      </w:r>
-    </w:p>
-    <w:p>
-      <w:r>
-        <w:br w:type="page"/>
-      </w:r>
-    </w:p>
-    <w:p>
-      <w:pPr>
-        <w:pStyle w:val="Heading1"/>
-      </w:pPr>
-      <w:r>
-        <w:lastRenderedPageBreak/>
-        <w:t>VII. QUY TRÌNH XỬ LÝ HỒ SƠ VÀ YÊU CẦU NGHIỆP VỤ (tiếp)</w:t>
-      </w:r>
-    </w:p>
-    <w:p>
-      <w:pPr>
-        <w:pStyle w:val="Heading2"/>
-      </w:pPr>
-      <w:r>
-        <w:t>6. Luồng đề án hoạt động và điểm rèn luyện</w:t>
-      </w:r>
-    </w:p>
-    <w:p>
-      <w:r>
-        <w:rPr>
-          <w:b/>
-        </w:rPr>
-        <w:t>Trước hoạt động:</w:t>
-      </w:r>
-      <w:r>
-        <w:t xml:space="preserve"> Đơn vị nộp đề án và thành phần theo hướng dẫn. Mảng 3 kiểm tra, thẩm định, báo cáo người có thẩm quyền quyết định; chỉ cấp mã/cập nhật trạng thái chấp thuận khi có căn cứ. Nếu cần sửa, nêu rõ nội dung và yêu cầu nộp lại phần thay đổi. Thời hạn nộp trước hoạt động theo thông báo áp dụng, không tự đặt ngày bắt buộc trong đề án này.</w:t>
-      </w:r>
-    </w:p>
-    <w:p>
-      <w:r>
-        <w:rPr>
-          <w:b/>
-        </w:rPr>
-        <w:t>Trong hoạt động:</w:t>
-      </w:r>
-      <w:r>
-        <w:t xml:space="preserve"> Đơn vị tổ chức chịu trách nhiệm triển khai, thu thập minh chứng đúng nội dung được duyệt. Mảng 3 theo dõi, kiểm tra theo kế hoạch; ghi nhận thay đổi, sai lệch và báo cáo người có thẩm quyền xem xét. Truyền thông thực hiện nhiệm vụ tuyên truyền đã được giao, không thay đơn vị điểm danh hoặc xác nhận chuyên cần nếu không có phân công riêng.</w:t>
-      </w:r>
-    </w:p>
-    <w:p>
-      <w:r>
-        <w:rPr>
-          <w:b/>
-        </w:rPr>
-        <w:t>Sau hoạt động:</w:t>
-      </w:r>
-      <w:r>
-        <w:t xml:space="preserve"> Đơn vị gửi báo cáo, danh sách và minh chứng. Nhóm hậu kiểm đối chiếu điều kiện được duyệt, rà soát trùng lặp, kiểm tra tính phù hợp và lập kết quả. Việc ghi nhận, điều chỉnh hoặc không ghi nhận ĐRL thực hiện theo phân cấp. Hồ sơ hoạt động chỉ được đóng khi đã trả kết quả phần việc của Ban và xác định các việc cần theo dõi tiếp.</w:t>
-      </w:r>
-    </w:p>
-    <w:p>
-      <w:pPr>
-        <w:pStyle w:val="Heading2"/>
-      </w:pPr>
-      <w:r>
-        <w:t>7. Luồng phản ánh, kiến nghị và khiếu nại</w:t>
+        <w:t>4. Chỉ số theo dõi hoạt động của Ban</w:t>
       </w:r>
     </w:p>
     <w:p>
@@ -2909,7 +3370,7 @@
         </w:numPr>
       </w:pPr>
       <w:r>
-        <w:t>Ghi nhận riêng vụ việc, liên kết mã hoạt động hoặc hồ sơ liên quan; bảo vệ thông tin người gửi và không công bố phản ánh chưa xác minh trên kênh truyền thông.</w:t>
+        <w:t>Tỷ lệ hồ sơ có đủ mã, người phụ trách và mốc tiếp theo: số hồ sơ đủ trường bắt buộc chia tổng hồ sơ đang theo dõi; mục tiêu thí điểm 100%.</w:t>
       </w:r>
     </w:p>
     <w:p>
@@ -2921,7 +3382,7 @@
         </w:numPr>
       </w:pPr>
       <w:r>
-        <w:t>Xác định thẩm quyền, phân công người xác minh độc lập với người có quyết định bị phản ánh; trường hợp ngoài thẩm quyền thì chuyển đúng nơi, thông báo việc chuyển và theo dõi phần trách nhiệm của Ban.</w:t>
+        <w:t>Tỷ lệ phản hồi đúng hạn: số yêu cầu được phản hồi trong mốc áp dụng chia tổng yêu cầu đến hạn phản hồi; mục tiêu đề xuất từ 95%.</w:t>
       </w:r>
     </w:p>
     <w:p>
@@ -2933,7 +3394,7 @@
         </w:numPr>
       </w:pPr>
       <w:r>
-        <w:t>Thu thập ý kiến, đối chiếu minh chứng, báo cáo đề xuất; người có thẩm quyền kết luận. Trả lời bằng kênh chính thức, ghi rõ phạm vi giải quyết và đầu mối tiếp nhận tiếp theo khi cần.</w:t>
+        <w:t>Tỷ lệ sai sót sau kiểm soát: số hồ sơ bị trả do lỗi thuộc Ban chia tổng hồ sơ đã chuyển; thống kê theo loại lỗi để cải tiến, không gộp trường hợp cơ sở thay đổi thông tin.</w:t>
       </w:r>
     </w:p>
     <w:p>
@@ -2945,339 +3406,7 @@
         </w:numPr>
       </w:pPr>
       <w:r>
-        <w:t>Nếu phải sửa kết quả trên hệ thống, lưu căn cứ duyệt, giá trị trước và sau, người thực hiện, thời điểm; không sửa trực tiếp mà không để lại dấu vết.</w:t>
-      </w:r>
-    </w:p>
-    <w:p>
-      <w:pPr>
-        <w:pStyle w:val="Heading2"/>
-      </w:pPr>
-      <w:r>
-        <w:t>8. Xử lý xung đột và nội dung liên mảng</w:t>
-      </w:r>
-    </w:p>
-    <w:p>
-      <w:r>
-        <w:t>Mảng sở hữu nghiệp vụ chủ trì nội dung; Tổ trưởng đầu mối điều phối tiến độ. Mảng 4 chỉ sử dụng thông tin đã được xác nhận để phát hành. Trường hợp sự kiện do Ban tổ chức hoặc thành viên trực tiếp tham gia tổ chức, bố trí người thẩm định, hậu kiểm không thuộc nhóm thực hiện; khi không đủ điều kiện kiểm tra độc lập, báo cáo cấp có thẩm quyền phân công.</w:t>
-      </w:r>
-    </w:p>
-    <w:p>
-      <w:r>
-        <w:br w:type="page"/>
-      </w:r>
-    </w:p>
-    <w:p>
-      <w:pPr>
-        <w:pStyle w:val="Heading1"/>
-      </w:pPr>
-      <w:r>
-        <w:lastRenderedPageBreak/>
-        <w:t>VIII. QUY ĐỊNH TRỰC VÀ QUẢN LÝ HÒM THƯ ĐIỆN TỬ</w:t>
-      </w:r>
-    </w:p>
-    <w:p>
-      <w:pPr>
-        <w:pStyle w:val="Heading2"/>
-      </w:pPr>
-      <w:r>
-        <w:t>1. Phân công trách nhiệm</w:t>
-      </w:r>
-    </w:p>
-    <w:p>
-      <w:r>
-        <w:t>Mảng 1 chủ trì lịch trực, sổ văn bản và phân luồng hòm thư chung; Mảng 2 quản trị kỹ thuật, phân quyền và hỗ trợ truy cập; từng mảng chịu trách nhiệm nội dung phản hồi thuộc nghiệp vụ. Mảng 3 trực tiếp thụ lý hồ sơ ĐRL và vụ việc thuộc phạm vi được giao. Người trực hành chính không được xem hồ sơ nhạy cảm chỉ vì có nhiệm vụ phân loại thư; cần dùng kênh hoặc kho tệp riêng có phân quyền.</w:t>
-      </w:r>
-    </w:p>
-    <w:p>
-      <w:pPr>
-        <w:pStyle w:val="Heading2"/>
-      </w:pPr>
-      <w:r>
-        <w:t>2. Phân loại và trạng thái</w:t>
-      </w:r>
-    </w:p>
-    <w:p>
-      <w:r>
-        <w:t>Sử dụng nhãn màu kết hợp các trường độc lập để phân biệt độ khẩn, loại nghiệp vụ và tiến độ xử lý. Màu chỉ hỗ trợ quan sát; thông tin bắt buộc phải có nhãn bằng chữ.</w:t>
-      </w:r>
-    </w:p>
-    <w:tbl>
-      <w:tblPr>
-        <w:tblW w:w="9355" w:type="dxa"/>
-        <w:tblInd w:w="120" w:type="dxa"/>
-        <w:tblBorders>
-          <w:top w:val="single" w:sz="4" w:space="0" w:color="BCCBD6"/>
-          <w:left w:val="single" w:sz="4" w:space="0" w:color="BCCBD6"/>
-          <w:bottom w:val="single" w:sz="4" w:space="0" w:color="BCCBD6"/>
-          <w:right w:val="single" w:sz="4" w:space="0" w:color="BCCBD6"/>
-          <w:insideH w:val="single" w:sz="4" w:space="0" w:color="BCCBD6"/>
-          <w:insideV w:val="single" w:sz="4" w:space="0" w:color="BCCBD6"/>
-        </w:tblBorders>
-        <w:tblLayout w:type="fixed"/>
-        <w:tblCellMar>
-          <w:top w:w="80" w:type="dxa"/>
-          <w:left w:w="120" w:type="dxa"/>
-          <w:bottom w:w="80" w:type="dxa"/>
-          <w:right w:w="120" w:type="dxa"/>
-        </w:tblCellMar>
-        <w:tblLook w:val="04A0" w:firstRow="1" w:lastRow="0" w:firstColumn="1" w:lastColumn="0" w:noHBand="0" w:noVBand="1"/>
-      </w:tblPr>
-      <w:tblGrid>
-        <w:gridCol w:w="2526"/>
-        <w:gridCol w:w="2526"/>
-        <w:gridCol w:w="4303"/>
-      </w:tblGrid>
-      <w:tr>
-        <w:trPr>
-          <w:cantSplit/>
-          <w:tblHeader/>
-        </w:trPr>
-        <w:tc>
-          <w:tcPr>
-            <w:tcW w:w="2526" w:type="dxa"/>
-            <w:shd w:val="clear" w:color="auto" w:fill="EAF0F5"/>
-            <w:vAlign w:val="center"/>
-          </w:tcPr>
-          <w:p>
-            <w:pPr>
-              <w:pStyle w:val="TableHeader"/>
-            </w:pPr>
-            <w:r>
-              <w:t>Trường theo dõi</w:t>
-            </w:r>
-          </w:p>
-        </w:tc>
-        <w:tc>
-          <w:tcPr>
-            <w:tcW w:w="2526" w:type="dxa"/>
-            <w:shd w:val="clear" w:color="auto" w:fill="EAF0F5"/>
-            <w:vAlign w:val="center"/>
-          </w:tcPr>
-          <w:p>
-            <w:pPr>
-              <w:pStyle w:val="TableHeader"/>
-            </w:pPr>
-            <w:r>
-              <w:t>Giá trị sử dụng</w:t>
-            </w:r>
-          </w:p>
-        </w:tc>
-        <w:tc>
-          <w:tcPr>
-            <w:tcW w:w="4303" w:type="dxa"/>
-            <w:shd w:val="clear" w:color="auto" w:fill="EAF0F5"/>
-            <w:vAlign w:val="center"/>
-          </w:tcPr>
-          <w:p>
-            <w:pPr>
-              <w:pStyle w:val="TableHeader"/>
-            </w:pPr>
-            <w:r>
-              <w:t>Cách thực hiện</w:t>
-            </w:r>
-          </w:p>
-        </w:tc>
-      </w:tr>
-      <w:tr>
-        <w:trPr>
-          <w:cantSplit/>
-        </w:trPr>
-        <w:tc>
-          <w:tcPr>
-            <w:tcW w:w="2526" w:type="dxa"/>
-            <w:vAlign w:val="center"/>
-          </w:tcPr>
-          <w:p>
-            <w:pPr>
-              <w:pStyle w:val="TableText"/>
-            </w:pPr>
-            <w:r>
-              <w:t>Mức ưu tiên</w:t>
-            </w:r>
-          </w:p>
-        </w:tc>
-        <w:tc>
-          <w:tcPr>
-            <w:tcW w:w="2526" w:type="dxa"/>
-            <w:vAlign w:val="center"/>
-          </w:tcPr>
-          <w:p>
-            <w:pPr>
-              <w:pStyle w:val="TableText"/>
-            </w:pPr>
-            <w:r>
-              <w:t>Khẩn / thông thường</w:t>
-            </w:r>
-          </w:p>
-        </w:tc>
-        <w:tc>
-          <w:tcPr>
-            <w:tcW w:w="4303" w:type="dxa"/>
-            <w:vAlign w:val="center"/>
-          </w:tcPr>
-          <w:p>
-            <w:pPr>
-              <w:pStyle w:val="TableText"/>
-            </w:pPr>
-            <w:r>
-              <w:t>Nhãn đỏ cho việc khẩn; báo người phụ trách ngay khi phát hiện.</w:t>
-            </w:r>
-          </w:p>
-        </w:tc>
-      </w:tr>
-      <w:tr>
-        <w:trPr>
-          <w:cantSplit/>
-        </w:trPr>
-        <w:tc>
-          <w:tcPr>
-            <w:tcW w:w="2526" w:type="dxa"/>
-            <w:vAlign w:val="center"/>
-          </w:tcPr>
-          <w:p>
-            <w:pPr>
-              <w:pStyle w:val="TableText"/>
-            </w:pPr>
-            <w:r>
-              <w:t>Loại nghiệp vụ</w:t>
-            </w:r>
-          </w:p>
-        </w:tc>
-        <w:tc>
-          <w:tcPr>
-            <w:tcW w:w="2526" w:type="dxa"/>
-            <w:vAlign w:val="center"/>
-          </w:tcPr>
-          <w:p>
-            <w:pPr>
-              <w:pStyle w:val="TableText"/>
-            </w:pPr>
-            <w:r>
-              <w:t>Đoàn vụ / Đảng vụ / ĐRL / truyền thông / khác</w:t>
-            </w:r>
-          </w:p>
-        </w:tc>
-        <w:tc>
-          <w:tcPr>
-            <w:tcW w:w="4303" w:type="dxa"/>
-            <w:vAlign w:val="center"/>
-          </w:tcPr>
-          <w:p>
-            <w:pPr>
-              <w:pStyle w:val="TableText"/>
-            </w:pPr>
-            <w:r>
-              <w:t>Chuyển đúng người nhận; ĐRL có thể dùng nhãn xanh dương để nhận diện.</w:t>
-            </w:r>
-          </w:p>
-        </w:tc>
-      </w:tr>
-      <w:tr>
-        <w:trPr>
-          <w:cantSplit/>
-        </w:trPr>
-        <w:tc>
-          <w:tcPr>
-            <w:tcW w:w="2526" w:type="dxa"/>
-            <w:vAlign w:val="center"/>
-          </w:tcPr>
-          <w:p>
-            <w:pPr>
-              <w:pStyle w:val="TableText"/>
-            </w:pPr>
-            <w:r>
-              <w:t>Trạng thái</w:t>
-            </w:r>
-          </w:p>
-        </w:tc>
-        <w:tc>
-          <w:tcPr>
-            <w:tcW w:w="2526" w:type="dxa"/>
-            <w:vAlign w:val="center"/>
-          </w:tcPr>
-          <w:p>
-            <w:pPr>
-              <w:pStyle w:val="TableText"/>
-            </w:pPr>
-            <w:r>
-              <w:t>Mới nhận / đang xử lý / chờ bổ sung / chờ duyệt / đã trả kết quả / chuyển thẩm quyền</w:t>
-            </w:r>
-          </w:p>
-        </w:tc>
-        <w:tc>
-          <w:tcPr>
-            <w:tcW w:w="4303" w:type="dxa"/>
-            <w:vAlign w:val="center"/>
-          </w:tcPr>
-          <w:p>
-            <w:pPr>
-              <w:pStyle w:val="TableText"/>
-            </w:pPr>
-            <w:r>
-              <w:t>Nhãn vàng cho việc đang chờ; xanh lá khi đã trả kết quả phần việc của Ban.</w:t>
-            </w:r>
-          </w:p>
-        </w:tc>
-      </w:tr>
-      <w:tr>
-        <w:trPr>
-          <w:cantSplit/>
-        </w:trPr>
-        <w:tc>
-          <w:tcPr>
-            <w:tcW w:w="2526" w:type="dxa"/>
-            <w:vAlign w:val="center"/>
-          </w:tcPr>
-          <w:p>
-            <w:pPr>
-              <w:pStyle w:val="TableText"/>
-            </w:pPr>
-            <w:r>
-              <w:t>Người và hạn</w:t>
-            </w:r>
-          </w:p>
-        </w:tc>
-        <w:tc>
-          <w:tcPr>
-            <w:tcW w:w="2526" w:type="dxa"/>
-            <w:vAlign w:val="center"/>
-          </w:tcPr>
-          <w:p>
-            <w:pPr>
-              <w:pStyle w:val="TableText"/>
-            </w:pPr>
-            <w:r>
-              <w:t>Người xử lý chính; người kiểm soát; mốc phản hồi</w:t>
-            </w:r>
-          </w:p>
-        </w:tc>
-        <w:tc>
-          <w:tcPr>
-            <w:tcW w:w="4303" w:type="dxa"/>
-            <w:vAlign w:val="center"/>
-          </w:tcPr>
-          <w:p>
-            <w:pPr>
-              <w:pStyle w:val="TableText"/>
-            </w:pPr>
-            <w:r>
-              <w:t>Bắt buộc trên sổ việc; không chỉ đánh dấu thư đã đọc.</w:t>
-            </w:r>
-          </w:p>
-        </w:tc>
-      </w:tr>
-    </w:tbl>
-    <w:p>
-      <w:pPr>
-        <w:spacing w:after="20" w:line="40" w:lineRule="exact"/>
-      </w:pPr>
-    </w:p>
-    <w:p>
-      <w:pPr>
-        <w:pStyle w:val="Heading2"/>
-      </w:pPr>
-      <w:r>
-        <w:t>3. Quy trình một ca trực</w:t>
+        <w:t>Thời gian xử lý: theo dõi riêng thời gian thực hiện tại Ban, chờ cơ sở bổ sung và chờ cấp giải quyết. Báo cáo cả số hồ sơ tồn, tuổi hồ sơ và nguyên nhân chậm.</w:t>
       </w:r>
     </w:p>
     <w:p>
@@ -3289,3674 +3418,12 @@
         </w:numPr>
       </w:pPr>
       <w:r>
-        <w:t>Đầu ca: nhận bàn giao, kiểm tra thư mới, việc gần hạn và việc chưa có người xử lý; xác nhận người trực chính, dự phòng.</w:t>
+        <w:t>Tỷ lệ hậu kiểm hoàn thành: số hoạt động đã kiểm tra chia số hoạt động thuộc kế hoạch hậu kiểm đến hạn; không mặc định yêu cầu kiểm tra thực tế mọi hoạt động.</w:t>
       </w:r>
     </w:p>
     <w:p>
-      <w:pPr>
-        <w:pStyle w:val="ReportBullet"/>
-        <w:numPr>
-          <w:ilvl w:val="0"/>
-          <w:numId w:val="1"/>
-        </w:numPr>
-      </w:pPr>
-      <w:r>
-        <w:t>Trong ca: ghi mã việc, phân loại, xác nhận tiếp nhận và chuyển mảng; ghi nhận người nhận nhiệm vụ. Không chuyển tiếp hàng loạt tệp chứa thông tin cá nhân.</w:t>
-      </w:r>
-    </w:p>
-    <w:p>
-      <w:pPr>
-        <w:pStyle w:val="ReportBullet"/>
-        <w:numPr>
-          <w:ilvl w:val="0"/>
-          <w:numId w:val="1"/>
-        </w:numPr>
-      </w:pPr>
-      <w:r>
-        <w:t>Khi trả lời: nêu mã việc, kết quả hoặc nội dung cần bổ sung, mốc tiếp theo và người liên hệ; thông tin phê duyệt phải được đối chiếu bản cuối đã duyệt.</w:t>
-      </w:r>
-    </w:p>
-    <w:p>
-      <w:pPr>
-        <w:pStyle w:val="ReportBullet"/>
-        <w:numPr>
-          <w:ilvl w:val="0"/>
-          <w:numId w:val="1"/>
-        </w:numPr>
-      </w:pPr>
-      <w:r>
-        <w:t>Cuối ca: cập nhật hồ sơ còn xử lý, hạn gần nhất, việc khẩn và quyền truy cập cần bàn giao; người nhận ca xác nhận. Không coi việc gửi chuyển tiếp là hoàn thành hồ sơ.</w:t>
-      </w:r>
-    </w:p>
-    <w:p>
-      <w:pPr>
-        <w:pStyle w:val="Heading2"/>
-      </w:pPr>
-      <w:r>
-        <w:t>4. An toàn vận hành</w:t>
-      </w:r>
-    </w:p>
-    <w:p>
-      <w:r>
-        <w:t>Sử dụng tài khoản được đơn vị cho phép; ưu tiên phân quyền cá nhân và xác thực bổ sung nếu nền tảng hỗ trợ. Không ghi mật khẩu vào biên bản, nhóm trao đổi hoặc sổ công việc. Khi thay nhân sự phải thu hồi quyền cũ, kiểm tra quyền chia sẻ và thử khả năng tiếp tục công việc bằng tài khoản mới.</w:t>
-      </w:r>
-    </w:p>
-    <w:p>
-      <w:r>
-        <w:br w:type="page"/>
-      </w:r>
-    </w:p>
-    <w:p>
-      <w:pPr>
-        <w:pStyle w:val="Heading1"/>
-      </w:pPr>
-      <w:r>
-        <w:lastRenderedPageBreak/>
-        <w:t>IX. BỒI DƯỠNG NGHIỆP VỤ VÀ CHUẨN HÓA DỮ LIỆU</w:t>
-      </w:r>
-    </w:p>
-    <w:p>
-      <w:pPr>
-        <w:pStyle w:val="Heading2"/>
-      </w:pPr>
-      <w:r>
-        <w:t>1. Nội dung chung cho toàn Ban</w:t>
-      </w:r>
-    </w:p>
-    <w:p>
-      <w:r>
-        <w:t>Trong tháng đầu triển khai sau khi được chấp thuận, tổ chức bồi dưỡng cho 64 nhân sự các mảng; Lãnh đạo Ban thống nhất cách điều hành và kiểm soát. Nội dung gồm chức năng, giới hạn thẩm quyền; thể thức văn bản Đoàn theo hướng dẫn đang áp dụng; sử dụng sổ việc; giao tiếp với cơ sở; bàn giao; bảo vệ dữ liệu; tiếp nhận phản ánh và trách nhiệm phối hợp.</w:t>
-      </w:r>
-    </w:p>
-    <w:p>
-      <w:r>
-        <w:t>Không đồng nhất việc được tập huấn với quyền sử dụng con dấu, xem hồ sơ Đảng hoặc phê duyệt ĐRL. Các nghiệp vụ có quyền hạn riêng chỉ giao cho đồng chí đủ điều kiện và được phân công.</w:t>
-      </w:r>
-    </w:p>
-    <w:p>
-      <w:pPr>
-        <w:pStyle w:val="Heading2"/>
-      </w:pPr>
-      <w:r>
-        <w:t>2. Bồi dưỡng theo mảng và điều kiện giao việc</w:t>
-      </w:r>
-    </w:p>
-    <w:tbl>
-      <w:tblPr>
-        <w:tblW w:w="9355" w:type="dxa"/>
-        <w:tblInd w:w="120" w:type="dxa"/>
-        <w:tblBorders>
-          <w:top w:val="single" w:sz="4" w:space="0" w:color="BCCBD6"/>
-          <w:left w:val="single" w:sz="4" w:space="0" w:color="BCCBD6"/>
-          <w:bottom w:val="single" w:sz="4" w:space="0" w:color="BCCBD6"/>
-          <w:right w:val="single" w:sz="4" w:space="0" w:color="BCCBD6"/>
-          <w:insideH w:val="single" w:sz="4" w:space="0" w:color="BCCBD6"/>
-          <w:insideV w:val="single" w:sz="4" w:space="0" w:color="BCCBD6"/>
-        </w:tblBorders>
-        <w:tblLayout w:type="fixed"/>
-        <w:tblCellMar>
-          <w:top w:w="80" w:type="dxa"/>
-          <w:left w:w="120" w:type="dxa"/>
-          <w:bottom w:w="80" w:type="dxa"/>
-          <w:right w:w="120" w:type="dxa"/>
-        </w:tblCellMar>
-        <w:tblLook w:val="04A0" w:firstRow="1" w:lastRow="0" w:firstColumn="1" w:lastColumn="0" w:noHBand="0" w:noVBand="1"/>
-      </w:tblPr>
-      <w:tblGrid>
-        <w:gridCol w:w="2127"/>
-        <w:gridCol w:w="2925"/>
-        <w:gridCol w:w="4303"/>
-      </w:tblGrid>
-      <w:tr>
-        <w:trPr>
-          <w:cantSplit/>
-          <w:tblHeader/>
-        </w:trPr>
-        <w:tc>
-          <w:tcPr>
-            <w:tcW w:w="2127" w:type="dxa"/>
-            <w:shd w:val="clear" w:color="auto" w:fill="EAF0F5"/>
-            <w:vAlign w:val="center"/>
-          </w:tcPr>
-          <w:p>
-            <w:pPr>
-              <w:pStyle w:val="TableHeader"/>
-            </w:pPr>
-            <w:proofErr w:type="spellStart"/>
-            <w:r>
-              <w:t>Đối</w:t>
-            </w:r>
-            <w:proofErr w:type="spellEnd"/>
-            <w:r>
-              <w:t xml:space="preserve"> </w:t>
-            </w:r>
-            <w:proofErr w:type="spellStart"/>
-            <w:r>
-              <w:t>tượng</w:t>
-            </w:r>
-            <w:proofErr w:type="spellEnd"/>
-          </w:p>
-        </w:tc>
-        <w:tc>
-          <w:tcPr>
-            <w:tcW w:w="2925" w:type="dxa"/>
-            <w:shd w:val="clear" w:color="auto" w:fill="EAF0F5"/>
-            <w:vAlign w:val="center"/>
-          </w:tcPr>
-          <w:p>
-            <w:pPr>
-              <w:pStyle w:val="TableHeader"/>
-            </w:pPr>
-            <w:r>
-              <w:t>Nội dung thực hành</w:t>
-            </w:r>
-          </w:p>
-        </w:tc>
-        <w:tc>
-          <w:tcPr>
-            <w:tcW w:w="4303" w:type="dxa"/>
-            <w:shd w:val="clear" w:color="auto" w:fill="EAF0F5"/>
-            <w:vAlign w:val="center"/>
-          </w:tcPr>
-          <w:p>
-            <w:pPr>
-              <w:pStyle w:val="TableHeader"/>
-            </w:pPr>
-            <w:r>
-              <w:t>Sản phẩm kiểm tra</w:t>
-            </w:r>
-          </w:p>
-        </w:tc>
-      </w:tr>
-      <w:tr>
-        <w:trPr>
-          <w:cantSplit/>
-        </w:trPr>
-        <w:tc>
-          <w:tcPr>
-            <w:tcW w:w="2127" w:type="dxa"/>
-            <w:vAlign w:val="center"/>
-          </w:tcPr>
-          <w:p>
-            <w:pPr>
-              <w:pStyle w:val="TableText"/>
-            </w:pPr>
-            <w:r>
-              <w:t>Mảng 1</w:t>
-            </w:r>
-          </w:p>
-        </w:tc>
-        <w:tc>
-          <w:tcPr>
-            <w:tcW w:w="2925" w:type="dxa"/>
-            <w:vAlign w:val="center"/>
-          </w:tcPr>
-          <w:p>
-            <w:pPr>
-              <w:pStyle w:val="TableText"/>
-            </w:pPr>
-            <w:r>
-              <w:t>Kiểm tra hồ sơ tổ chức, nhân sự, đoàn viên; văn thư</w:t>
-            </w:r>
-          </w:p>
-        </w:tc>
-        <w:tc>
-          <w:tcPr>
-            <w:tcW w:w="4303" w:type="dxa"/>
-            <w:vAlign w:val="center"/>
-          </w:tcPr>
-          <w:p>
-            <w:pPr>
-              <w:pStyle w:val="TableText"/>
-            </w:pPr>
-            <w:r>
-              <w:t>Một bộ hồ sơ được rà soát và phản hồi đúng thành phần.</w:t>
-            </w:r>
-          </w:p>
-        </w:tc>
-      </w:tr>
-      <w:tr>
-        <w:trPr>
-          <w:cantSplit/>
-        </w:trPr>
-        <w:tc>
-          <w:tcPr>
-            <w:tcW w:w="2127" w:type="dxa"/>
-            <w:vAlign w:val="center"/>
-          </w:tcPr>
-          <w:p>
-            <w:pPr>
-              <w:pStyle w:val="TableText"/>
-            </w:pPr>
-            <w:r>
-              <w:t>Mảng 2</w:t>
-            </w:r>
-          </w:p>
-        </w:tc>
-        <w:tc>
-          <w:tcPr>
-            <w:tcW w:w="2925" w:type="dxa"/>
-            <w:vAlign w:val="center"/>
-          </w:tcPr>
-          <w:p>
-            <w:pPr>
-              <w:pStyle w:val="TableText"/>
-            </w:pPr>
-            <w:r>
-              <w:t>Theo dõi hồ sơ Đảng; đối soát; phân quyền, sao lưu</w:t>
-            </w:r>
-          </w:p>
-        </w:tc>
-        <w:tc>
-          <w:tcPr>
-            <w:tcW w:w="4303" w:type="dxa"/>
-            <w:vAlign w:val="center"/>
-          </w:tcPr>
-          <w:p>
-            <w:pPr>
-              <w:pStyle w:val="TableText"/>
-            </w:pPr>
-            <w:r>
-              <w:t>Một hồ sơ mô phỏng đủ lịch sử; kiểm tra quyền truy cập và phục hồi dữ liệu thử.</w:t>
-            </w:r>
-          </w:p>
-        </w:tc>
-      </w:tr>
-      <w:tr>
-        <w:trPr>
-          <w:cantSplit/>
-        </w:trPr>
-        <w:tc>
-          <w:tcPr>
-            <w:tcW w:w="2127" w:type="dxa"/>
-            <w:vAlign w:val="center"/>
-          </w:tcPr>
-          <w:p>
-            <w:pPr>
-              <w:pStyle w:val="TableText"/>
-            </w:pPr>
-            <w:r>
-              <w:t>Mảng 3</w:t>
-            </w:r>
-          </w:p>
-        </w:tc>
-        <w:tc>
-          <w:tcPr>
-            <w:tcW w:w="2925" w:type="dxa"/>
-            <w:vAlign w:val="center"/>
-          </w:tcPr>
-          <w:p>
-            <w:pPr>
-              <w:pStyle w:val="TableText"/>
-            </w:pPr>
-            <w:r>
-              <w:t>Thẩm định đề án; kiểm tra minh chứng; giải quyết phản ánh</w:t>
-            </w:r>
-          </w:p>
-        </w:tc>
-        <w:tc>
-          <w:tcPr>
-            <w:tcW w:w="4303" w:type="dxa"/>
-            <w:vAlign w:val="center"/>
-          </w:tcPr>
-          <w:p>
-            <w:pPr>
-              <w:pStyle w:val="TableText"/>
-            </w:pPr>
-            <w:r>
-              <w:t>Một phiếu thẩm định, một tình huống hậu kiểm và đề xuất xử lý đúng thẩm quyền.</w:t>
-            </w:r>
-          </w:p>
-        </w:tc>
-      </w:tr>
-      <w:tr>
-        <w:trPr>
-          <w:cantSplit/>
-        </w:trPr>
-        <w:tc>
-          <w:tcPr>
-            <w:tcW w:w="2127" w:type="dxa"/>
-            <w:vAlign w:val="center"/>
-          </w:tcPr>
-          <w:p>
-            <w:pPr>
-              <w:pStyle w:val="TableText"/>
-            </w:pPr>
-            <w:r>
-              <w:t>Mảng 4</w:t>
-            </w:r>
-          </w:p>
-        </w:tc>
-        <w:tc>
-          <w:tcPr>
-            <w:tcW w:w="2925" w:type="dxa"/>
-            <w:vAlign w:val="center"/>
-          </w:tcPr>
-          <w:p>
-            <w:pPr>
-              <w:pStyle w:val="TableText"/>
-            </w:pPr>
-            <w:r>
-              <w:t>Biên tập, duyệt nghiệp vụ, phát hành; tổ chức nội bộ</w:t>
-            </w:r>
-          </w:p>
-        </w:tc>
-        <w:tc>
-          <w:tcPr>
-            <w:tcW w:w="4303" w:type="dxa"/>
-            <w:vAlign w:val="center"/>
-          </w:tcPr>
-          <w:p>
-            <w:pPr>
-              <w:pStyle w:val="TableText"/>
-            </w:pPr>
-            <w:r>
-              <w:t>Một bộ sản phẩm có căn cứ duyệt và một bản phân công chương trình.</w:t>
-            </w:r>
-          </w:p>
-        </w:tc>
-      </w:tr>
-      <w:tr>
-        <w:trPr>
-          <w:cantSplit/>
-        </w:trPr>
-        <w:tc>
-          <w:tcPr>
-            <w:tcW w:w="2127" w:type="dxa"/>
-            <w:vAlign w:val="center"/>
-          </w:tcPr>
-          <w:p>
-            <w:pPr>
-              <w:pStyle w:val="TableText"/>
-            </w:pPr>
-            <w:r>
-              <w:t>Đầu mối liên mảng</w:t>
-            </w:r>
-          </w:p>
-        </w:tc>
-        <w:tc>
-          <w:tcPr>
-            <w:tcW w:w="2925" w:type="dxa"/>
-            <w:vAlign w:val="center"/>
-          </w:tcPr>
-          <w:p>
-            <w:pPr>
-              <w:pStyle w:val="TableText"/>
-            </w:pPr>
-            <w:r>
-              <w:t>Phân luồng, phản hồi, bàn giao khi vắng</w:t>
-            </w:r>
-          </w:p>
-        </w:tc>
-        <w:tc>
-          <w:tcPr>
-            <w:tcW w:w="4303" w:type="dxa"/>
-            <w:vAlign w:val="center"/>
-          </w:tcPr>
-          <w:p>
-            <w:pPr>
-              <w:pStyle w:val="TableText"/>
-            </w:pPr>
-            <w:r>
-              <w:t>Xử lý tình huống nhiều mảng, xác định đúng người chủ trì và hạn tiếp theo.</w:t>
-            </w:r>
-          </w:p>
-        </w:tc>
-      </w:tr>
-    </w:tbl>
-    <w:p>
-      <w:pPr>
-        <w:spacing w:after="20" w:line="40" w:lineRule="exact"/>
-      </w:pPr>
-    </w:p>
-    <w:p>
-      <w:r>
-        <w:t>Người chưa đạt yêu cầu được hướng dẫn bổ sung và thực hành dưới sự kiểm soát; không phân công xử lý độc lập chỉ để đủ số đầu mối. Nhân sự mới có người kèm cặp; sử dụng dữ liệu mô phỏng hoặc đã loại thông tin nhận diện để tập huấn.</w:t>
-      </w:r>
-    </w:p>
-    <w:p>
-      <w:pPr>
-        <w:pStyle w:val="Heading2"/>
-      </w:pPr>
-      <w:r>
-        <w:t>3. Yêu cầu tối thiểu về số hóa</w:t>
-      </w:r>
-    </w:p>
-    <w:p>
-      <w:r>
-        <w:t>Mỗi hồ sơ có mã, loại việc, đơn vị, người xử lý, trạng thái, mốc tiếp theo, đường dẫn tài liệu và lịch sử bàn giao. Mảng 2 quản lý danh mục trường, còn mảng sở hữu nghiệp vụ xác nhận nội dung. Các bảng tổng hợp rộng chỉ thể hiện số lượng và tiến độ cần thiết; tệp hồ sơ chi tiết được phân quyền riêng.</w:t>
-      </w:r>
-    </w:p>
-    <w:p>
-      <w:r>
-        <w:t>Đề xuất sao lưu tối thiểu hàng tuần đối với dữ liệu tác nghiệp đang sử dụng và trước đợt cập nhật lớn; kiểm tra phục hồi mỗi tháng trên dữ liệu thử phù hợp. Chu kỳ, nơi lưu và thời hạn bảo quản chính thức phải được chấp thuận trước khi vận hành dữ liệu thật.</w:t>
-      </w:r>
-    </w:p>
-    <w:p>
-      <w:r>
-        <w:br w:type="page"/>
-      </w:r>
-    </w:p>
-    <w:p>
-      <w:pPr>
-        <w:pStyle w:val="Heading1"/>
-      </w:pPr>
-      <w:r>
-        <w:lastRenderedPageBreak/>
-        <w:t>X. THEO DÕI, ĐÁNH GIÁ KẾT QUẢ THỰC HIỆN</w:t>
-      </w:r>
-    </w:p>
-    <w:p>
-      <w:pPr>
-        <w:pStyle w:val="Heading2"/>
-      </w:pPr>
-      <w:r>
-        <w:t>1. Nguyên tắc và thang điểm đề xuất</w:t>
-      </w:r>
-    </w:p>
-    <w:p>
-      <w:r>
-        <w:t>Đánh giá theo nhiệm vụ đã giao, sản phẩm được xác nhận và thời gian thực tế có thể tham gia. Đề xuất thang 100 điểm gồm 40 điểm chuyên môn, 30 điểm phối hợp, 20 điểm kỷ luật và 10 điểm cải tiến. Không áp tiêu chí phụ trách cơ sở cho người không được giao đầu mối, đặc biệt Mảng 4.</w:t>
-      </w:r>
-    </w:p>
-    <w:tbl>
-      <w:tblPr>
-        <w:tblW w:w="9355" w:type="dxa"/>
-        <w:tblInd w:w="120" w:type="dxa"/>
-        <w:tblBorders>
-          <w:top w:val="single" w:sz="4" w:space="0" w:color="BCCBD6"/>
-          <w:left w:val="single" w:sz="4" w:space="0" w:color="BCCBD6"/>
-          <w:bottom w:val="single" w:sz="4" w:space="0" w:color="BCCBD6"/>
-          <w:right w:val="single" w:sz="4" w:space="0" w:color="BCCBD6"/>
-          <w:insideH w:val="single" w:sz="4" w:space="0" w:color="BCCBD6"/>
-          <w:insideV w:val="single" w:sz="4" w:space="0" w:color="BCCBD6"/>
-        </w:tblBorders>
-        <w:tblLayout w:type="fixed"/>
-        <w:tblCellMar>
-          <w:top w:w="80" w:type="dxa"/>
-          <w:left w:w="120" w:type="dxa"/>
-          <w:bottom w:w="80" w:type="dxa"/>
-          <w:right w:w="120" w:type="dxa"/>
-        </w:tblCellMar>
-        <w:tblLook w:val="04A0" w:firstRow="1" w:lastRow="0" w:firstColumn="1" w:lastColumn="0" w:noHBand="0" w:noVBand="1"/>
-      </w:tblPr>
-      <w:tblGrid>
-        <w:gridCol w:w="2994"/>
-        <w:gridCol w:w="842"/>
-        <w:gridCol w:w="5519"/>
-      </w:tblGrid>
-      <w:tr>
-        <w:trPr>
-          <w:cantSplit/>
-          <w:tblHeader/>
-        </w:trPr>
-        <w:tc>
-          <w:tcPr>
-            <w:tcW w:w="2994" w:type="dxa"/>
-            <w:shd w:val="clear" w:color="auto" w:fill="EAF0F5"/>
-            <w:vAlign w:val="center"/>
-          </w:tcPr>
-          <w:p>
-            <w:pPr>
-              <w:pStyle w:val="TableHeader"/>
-            </w:pPr>
-            <w:r>
-              <w:t>Nhóm tiêu chí</w:t>
-            </w:r>
-          </w:p>
-        </w:tc>
-        <w:tc>
-          <w:tcPr>
-            <w:tcW w:w="842" w:type="dxa"/>
-            <w:shd w:val="clear" w:color="auto" w:fill="EAF0F5"/>
-            <w:vAlign w:val="center"/>
-          </w:tcPr>
-          <w:p>
-            <w:pPr>
-              <w:pStyle w:val="TableHeader"/>
-            </w:pPr>
-            <w:r>
-              <w:t>Điểm</w:t>
-            </w:r>
-          </w:p>
-        </w:tc>
-        <w:tc>
-          <w:tcPr>
-            <w:tcW w:w="5519" w:type="dxa"/>
-            <w:shd w:val="clear" w:color="auto" w:fill="EAF0F5"/>
-            <w:vAlign w:val="center"/>
-          </w:tcPr>
-          <w:p>
-            <w:pPr>
-              <w:pStyle w:val="TableHeader"/>
-            </w:pPr>
-            <w:r>
-              <w:t>Căn cứ chấm</w:t>
-            </w:r>
-          </w:p>
-        </w:tc>
-      </w:tr>
-      <w:tr>
-        <w:trPr>
-          <w:cantSplit/>
-        </w:trPr>
-        <w:tc>
-          <w:tcPr>
-            <w:tcW w:w="2994" w:type="dxa"/>
-            <w:vAlign w:val="center"/>
-          </w:tcPr>
-          <w:p>
-            <w:pPr>
-              <w:pStyle w:val="TableText"/>
-            </w:pPr>
-            <w:r>
-              <w:t>Chất lượng, tiến độ chuyên môn</w:t>
-            </w:r>
-          </w:p>
-        </w:tc>
-        <w:tc>
-          <w:tcPr>
-            <w:tcW w:w="842" w:type="dxa"/>
-            <w:vAlign w:val="center"/>
-          </w:tcPr>
-          <w:p>
-            <w:pPr>
-              <w:pStyle w:val="TableText"/>
-              <w:jc w:val="center"/>
-            </w:pPr>
-            <w:r>
-              <w:t>40</w:t>
-            </w:r>
-          </w:p>
-        </w:tc>
-        <w:tc>
-          <w:tcPr>
-            <w:tcW w:w="5519" w:type="dxa"/>
-            <w:vAlign w:val="center"/>
-          </w:tcPr>
-          <w:p>
-            <w:pPr>
-              <w:pStyle w:val="TableText"/>
-            </w:pPr>
-            <w:r>
-              <w:t>Hoàn thành nhiệm vụ 20; chất lượng sản phẩm 10; đúng hạn thuộc trách nhiệm cá nhân 10.</w:t>
-            </w:r>
-          </w:p>
-        </w:tc>
-      </w:tr>
-      <w:tr>
-        <w:trPr>
-          <w:cantSplit/>
-        </w:trPr>
-        <w:tc>
-          <w:tcPr>
-            <w:tcW w:w="2994" w:type="dxa"/>
-            <w:vAlign w:val="center"/>
-          </w:tcPr>
-          <w:p>
-            <w:pPr>
-              <w:pStyle w:val="TableText"/>
-            </w:pPr>
-            <w:r>
-              <w:t>Phối hợp và trách nhiệm tập thể</w:t>
-            </w:r>
-          </w:p>
-        </w:tc>
-        <w:tc>
-          <w:tcPr>
-            <w:tcW w:w="842" w:type="dxa"/>
-            <w:vAlign w:val="center"/>
-          </w:tcPr>
-          <w:p>
-            <w:pPr>
-              <w:pStyle w:val="TableText"/>
-              <w:jc w:val="center"/>
-            </w:pPr>
-            <w:r>
-              <w:t>30</w:t>
-            </w:r>
-          </w:p>
-        </w:tc>
-        <w:tc>
-          <w:tcPr>
-            <w:tcW w:w="5519" w:type="dxa"/>
-            <w:vAlign w:val="center"/>
-          </w:tcPr>
-          <w:p>
-            <w:pPr>
-              <w:pStyle w:val="TableText"/>
-            </w:pPr>
-            <w:r>
-              <w:t>Phản hồi nhiệm vụ 10; bàn giao, hỗ trợ 10; cập nhật và thống nhất thông tin 10.</w:t>
-            </w:r>
-          </w:p>
-        </w:tc>
-      </w:tr>
-      <w:tr>
-        <w:trPr>
-          <w:cantSplit/>
-        </w:trPr>
-        <w:tc>
-          <w:tcPr>
-            <w:tcW w:w="2994" w:type="dxa"/>
-            <w:vAlign w:val="center"/>
-          </w:tcPr>
-          <w:p>
-            <w:pPr>
-              <w:pStyle w:val="TableText"/>
-            </w:pPr>
-            <w:r>
-              <w:t>Kỷ luật và chấp hành quy trình</w:t>
-            </w:r>
-          </w:p>
-        </w:tc>
-        <w:tc>
-          <w:tcPr>
-            <w:tcW w:w="842" w:type="dxa"/>
-            <w:vAlign w:val="center"/>
-          </w:tcPr>
-          <w:p>
-            <w:pPr>
-              <w:pStyle w:val="TableText"/>
-              <w:jc w:val="center"/>
-            </w:pPr>
-            <w:r>
-              <w:t>20</w:t>
-            </w:r>
-          </w:p>
-        </w:tc>
-        <w:tc>
-          <w:tcPr>
-            <w:tcW w:w="5519" w:type="dxa"/>
-            <w:vAlign w:val="center"/>
-          </w:tcPr>
-          <w:p>
-            <w:pPr>
-              <w:pStyle w:val="TableText"/>
-            </w:pPr>
-            <w:r>
-              <w:t>Thực hiện ca trực, họp hoặc nhiệm vụ được giao 10; đúng quy trình, bảo mật và quyền hạn 10.</w:t>
-            </w:r>
-          </w:p>
-        </w:tc>
-      </w:tr>
-      <w:tr>
-        <w:trPr>
-          <w:cantSplit/>
-        </w:trPr>
-        <w:tc>
-          <w:tcPr>
-            <w:tcW w:w="2994" w:type="dxa"/>
-            <w:vAlign w:val="center"/>
-          </w:tcPr>
-          <w:p>
-            <w:pPr>
-              <w:pStyle w:val="TableText"/>
-            </w:pPr>
-            <w:r>
-              <w:t>Sáng kiến và đóng góp bổ sung</w:t>
-            </w:r>
-          </w:p>
-        </w:tc>
-        <w:tc>
-          <w:tcPr>
-            <w:tcW w:w="842" w:type="dxa"/>
-            <w:vAlign w:val="center"/>
-          </w:tcPr>
-          <w:p>
-            <w:pPr>
-              <w:pStyle w:val="TableText"/>
-              <w:jc w:val="center"/>
-            </w:pPr>
-            <w:r>
-              <w:t>10</w:t>
-            </w:r>
-          </w:p>
-        </w:tc>
-        <w:tc>
-          <w:tcPr>
-            <w:tcW w:w="5519" w:type="dxa"/>
-            <w:vAlign w:val="center"/>
-          </w:tcPr>
-          <w:p>
-            <w:pPr>
-              <w:pStyle w:val="TableText"/>
-            </w:pPr>
-            <w:r>
-              <w:t>Cải tiến được ghi nhận 5; hỗ trợ nhiệm vụ đột xuất ngoài phần việc thường xuyên 5.</w:t>
-            </w:r>
-          </w:p>
-        </w:tc>
-      </w:tr>
-    </w:tbl>
-    <w:p>
-      <w:pPr>
-        <w:spacing w:after="20" w:line="40" w:lineRule="exact"/>
-      </w:pPr>
-    </w:p>
-    <w:p>
-      <w:r>
-        <w:t>Với mỗi tiêu chí thành phần, tỷ lệ hoàn thành được tính trên các nhiệm vụ/kiểm tra áp dụng đã thống nhất trong kỳ, giới hạn tối đa bằng số điểm của tiêu chí. Nhiệm vụ bị hủy hoặc đổi hạn có chấp thuận được cập nhật trước khi chấm. Không có nhiệm vụ áp dụng thì phân bổ lại trọng số trong cùng nhóm từ đầu kỳ; không mặc nhiên cho điểm tối đa hoặc trừ điểm.</w:t>
-      </w:r>
-    </w:p>
-    <w:p>
-      <w:pPr>
-        <w:pStyle w:val="Heading2"/>
-      </w:pPr>
-      <w:r>
-        <w:t>2. Minh chứng theo đặc thù mảng</w:t>
-      </w:r>
-    </w:p>
-    <w:p>
-      <w:pPr>
-        <w:pStyle w:val="ReportBullet"/>
-        <w:numPr>
-          <w:ilvl w:val="0"/>
-          <w:numId w:val="1"/>
-        </w:numPr>
-      </w:pPr>
-      <w:r>
-        <w:t>Mảng 1: hồ sơ đủ thành phần, văn bản được kiểm soát, dữ liệu QLDV đã đối soát, sổ việc và bàn giao.</w:t>
-      </w:r>
-    </w:p>
-    <w:p>
-      <w:pPr>
-        <w:pStyle w:val="ReportBullet"/>
-        <w:numPr>
-          <w:ilvl w:val="0"/>
-          <w:numId w:val="1"/>
-        </w:numPr>
-      </w:pPr>
-      <w:r>
-        <w:t>Mảng 2: trạng thái hồ sơ chính xác; dữ liệu đủ trường; tệp tra cứu được; biên bản đối soát, phân quyền và kiểm tra sao lưu. Không dùng số trường hợp được kết nạp làm chỉ tiêu cá nhân khi kết quả phụ thuộc cấp có thẩm quyền.</w:t>
-      </w:r>
-    </w:p>
-    <w:p>
-      <w:pPr>
-        <w:pStyle w:val="ReportBullet"/>
-        <w:numPr>
-          <w:ilvl w:val="0"/>
-          <w:numId w:val="1"/>
-        </w:numPr>
-      </w:pPr>
-      <w:r>
-        <w:t>Mảng 3: phiếu thẩm định có căn cứ; tiến độ xử lý đề án; hậu kiểm và phản hồi có minh chứng. Không lấy số đề án được chấp thuận hoặc số điểm được cộng làm thước đo thành tích.</w:t>
-      </w:r>
-    </w:p>
-    <w:p>
-      <w:pPr>
-        <w:pStyle w:val="ReportBullet"/>
-        <w:numPr>
-          <w:ilvl w:val="0"/>
-          <w:numId w:val="1"/>
-        </w:numPr>
-      </w:pPr>
-      <w:r>
-        <w:t>Mảng 4: sản phẩm đúng hạn, đúng nội dung duyệt, số lần phải sửa vì sai nghiệp vụ và kết quả nhiệm vụ nội bộ. Không chấm bằng tốc độ trả lời nhóm cơ sở; không chỉ dựa vào lượt thích, lượt xem.</w:t>
-      </w:r>
-    </w:p>
-    <w:p>
-      <w:r>
-        <w:br w:type="page"/>
-      </w:r>
-    </w:p>
-    <w:p>
-      <w:pPr>
-        <w:pStyle w:val="Heading1"/>
-      </w:pPr>
-      <w:r>
-        <w:lastRenderedPageBreak/>
-        <w:t>X. THEO DÕI, ĐÁNH GIÁ KẾT QUẢ THỰC HIỆN (tiếp)</w:t>
-      </w:r>
-    </w:p>
-    <w:p>
-      <w:pPr>
-        <w:pStyle w:val="Heading2"/>
-      </w:pPr>
-      <w:r>
-        <w:t>3. Quy trình đánh giá và sử dụng kết quả</w:t>
-      </w:r>
-    </w:p>
-    <w:p>
-      <w:r>
-        <w:t>Thành viên tự đánh giá kèm minh chứng; Trưởng mảng đối chiếu nhiệm vụ, lấy nhận xét của Tổ trưởng đầu mối nếu có; Phó Trưởng ban phụ trách rà soát; Lãnh đạo Ban thống nhất kết quả và thông báo để thành viên phản hồi trước khi chốt. Thời gian học, thi hoặc vắng có phép đã bàn giao không tự động bị coi là vi phạm.</w:t>
-      </w:r>
-    </w:p>
-    <w:tbl>
-      <w:tblPr>
-        <w:tblW w:w="9355" w:type="dxa"/>
-        <w:tblInd w:w="120" w:type="dxa"/>
-        <w:tblBorders>
-          <w:top w:val="single" w:sz="4" w:space="0" w:color="BCCBD6"/>
-          <w:left w:val="single" w:sz="4" w:space="0" w:color="BCCBD6"/>
-          <w:bottom w:val="single" w:sz="4" w:space="0" w:color="BCCBD6"/>
-          <w:right w:val="single" w:sz="4" w:space="0" w:color="BCCBD6"/>
-          <w:insideH w:val="single" w:sz="4" w:space="0" w:color="BCCBD6"/>
-          <w:insideV w:val="single" w:sz="4" w:space="0" w:color="BCCBD6"/>
-        </w:tblBorders>
-        <w:tblLayout w:type="fixed"/>
-        <w:tblCellMar>
-          <w:top w:w="80" w:type="dxa"/>
-          <w:left w:w="120" w:type="dxa"/>
-          <w:bottom w:w="80" w:type="dxa"/>
-          <w:right w:w="120" w:type="dxa"/>
-        </w:tblCellMar>
-        <w:tblLook w:val="04A0" w:firstRow="1" w:lastRow="0" w:firstColumn="1" w:lastColumn="0" w:noHBand="0" w:noVBand="1"/>
-      </w:tblPr>
-      <w:tblGrid>
-        <w:gridCol w:w="2526"/>
-        <w:gridCol w:w="2526"/>
-        <w:gridCol w:w="4303"/>
-      </w:tblGrid>
-      <w:tr>
-        <w:trPr>
-          <w:cantSplit/>
-          <w:tblHeader/>
-        </w:trPr>
-        <w:tc>
-          <w:tcPr>
-            <w:tcW w:w="2526" w:type="dxa"/>
-            <w:shd w:val="clear" w:color="auto" w:fill="EAF0F5"/>
-            <w:vAlign w:val="center"/>
-          </w:tcPr>
-          <w:p>
-            <w:pPr>
-              <w:pStyle w:val="TableHeader"/>
-            </w:pPr>
-            <w:r>
-              <w:t>Mức đề xuất</w:t>
-            </w:r>
-          </w:p>
-        </w:tc>
-        <w:tc>
-          <w:tcPr>
-            <w:tcW w:w="2526" w:type="dxa"/>
-            <w:shd w:val="clear" w:color="auto" w:fill="EAF0F5"/>
-            <w:vAlign w:val="center"/>
-          </w:tcPr>
-          <w:p>
-            <w:pPr>
-              <w:pStyle w:val="TableHeader"/>
-            </w:pPr>
-            <w:r>
-              <w:t>Khoảng điểm</w:t>
-            </w:r>
-          </w:p>
-        </w:tc>
-        <w:tc>
-          <w:tcPr>
-            <w:tcW w:w="4303" w:type="dxa"/>
-            <w:shd w:val="clear" w:color="auto" w:fill="EAF0F5"/>
-            <w:vAlign w:val="center"/>
-          </w:tcPr>
-          <w:p>
-            <w:pPr>
-              <w:pStyle w:val="TableHeader"/>
-            </w:pPr>
-            <w:r>
-              <w:t>Hướng sử dụng</w:t>
-            </w:r>
-          </w:p>
-        </w:tc>
-      </w:tr>
-      <w:tr>
-        <w:trPr>
-          <w:cantSplit/>
-        </w:trPr>
-        <w:tc>
-          <w:tcPr>
-            <w:tcW w:w="2526" w:type="dxa"/>
-            <w:vAlign w:val="center"/>
-          </w:tcPr>
-          <w:p>
-            <w:pPr>
-              <w:pStyle w:val="TableText"/>
-            </w:pPr>
-            <w:r>
-              <w:t>Hoàn thành xuất sắc nhiệm vụ</w:t>
-            </w:r>
-          </w:p>
-        </w:tc>
-        <w:tc>
-          <w:tcPr>
-            <w:tcW w:w="2526" w:type="dxa"/>
-            <w:vAlign w:val="center"/>
-          </w:tcPr>
-          <w:p>
-            <w:pPr>
-              <w:pStyle w:val="TableText"/>
-            </w:pPr>
-            <w:r>
-              <w:t>Từ 90 đến 100</w:t>
-            </w:r>
-          </w:p>
-        </w:tc>
-        <w:tc>
-          <w:tcPr>
-            <w:tcW w:w="4303" w:type="dxa"/>
-            <w:vAlign w:val="center"/>
-          </w:tcPr>
-          <w:p>
-            <w:pPr>
-              <w:pStyle w:val="TableText"/>
-            </w:pPr>
-            <w:r>
-              <w:t>Biểu dương, xem xét giao nhiệm vụ và đề xuất khen thưởng theo điều kiện áp dụng.</w:t>
-            </w:r>
-          </w:p>
-        </w:tc>
-      </w:tr>
-      <w:tr>
-        <w:trPr>
-          <w:cantSplit/>
-        </w:trPr>
-        <w:tc>
-          <w:tcPr>
-            <w:tcW w:w="2526" w:type="dxa"/>
-            <w:vAlign w:val="center"/>
-          </w:tcPr>
-          <w:p>
-            <w:pPr>
-              <w:pStyle w:val="TableText"/>
-            </w:pPr>
-            <w:r>
-              <w:t>Hoàn thành tốt nhiệm vụ</w:t>
-            </w:r>
-          </w:p>
-        </w:tc>
-        <w:tc>
-          <w:tcPr>
-            <w:tcW w:w="2526" w:type="dxa"/>
-            <w:vAlign w:val="center"/>
-          </w:tcPr>
-          <w:p>
-            <w:pPr>
-              <w:pStyle w:val="TableText"/>
-            </w:pPr>
-            <w:r>
-              <w:t>Từ 75 đến dưới 90</w:t>
-            </w:r>
-          </w:p>
-        </w:tc>
-        <w:tc>
-          <w:tcPr>
-            <w:tcW w:w="4303" w:type="dxa"/>
-            <w:vAlign w:val="center"/>
-          </w:tcPr>
-          <w:p>
-            <w:pPr>
-              <w:pStyle w:val="TableText"/>
-            </w:pPr>
-            <w:r>
-              <w:t>Duy trì phân công, bồi dưỡng kỹ năng còn cần hoàn thiện.</w:t>
-            </w:r>
-          </w:p>
-        </w:tc>
-      </w:tr>
-      <w:tr>
-        <w:trPr>
-          <w:cantSplit/>
-        </w:trPr>
-        <w:tc>
-          <w:tcPr>
-            <w:tcW w:w="2526" w:type="dxa"/>
-            <w:vAlign w:val="center"/>
-          </w:tcPr>
-          <w:p>
-            <w:pPr>
-              <w:pStyle w:val="TableText"/>
-            </w:pPr>
-            <w:r>
-              <w:t>Hoàn thành nhiệm vụ</w:t>
-            </w:r>
-          </w:p>
-        </w:tc>
-        <w:tc>
-          <w:tcPr>
-            <w:tcW w:w="2526" w:type="dxa"/>
-            <w:vAlign w:val="center"/>
-          </w:tcPr>
-          <w:p>
-            <w:pPr>
-              <w:pStyle w:val="TableText"/>
-            </w:pPr>
-            <w:r>
-              <w:t>Từ 60 đến dưới 75</w:t>
-            </w:r>
-          </w:p>
-        </w:tc>
-        <w:tc>
-          <w:tcPr>
-            <w:tcW w:w="4303" w:type="dxa"/>
-            <w:vAlign w:val="center"/>
-          </w:tcPr>
-          <w:p>
-            <w:pPr>
-              <w:pStyle w:val="TableText"/>
-            </w:pPr>
-            <w:r>
-              <w:t>Xác định nội dung cần khắc phục, người hỗ trợ và thời hạn theo dõi.</w:t>
-            </w:r>
-          </w:p>
-        </w:tc>
-      </w:tr>
-      <w:tr>
-        <w:trPr>
-          <w:cantSplit/>
-        </w:trPr>
-        <w:tc>
-          <w:tcPr>
-            <w:tcW w:w="2526" w:type="dxa"/>
-            <w:vAlign w:val="center"/>
-          </w:tcPr>
-          <w:p>
-            <w:pPr>
-              <w:pStyle w:val="TableText"/>
-            </w:pPr>
-            <w:r>
-              <w:t>Chưa hoàn thành nhiệm vụ</w:t>
-            </w:r>
-          </w:p>
-        </w:tc>
-        <w:tc>
-          <w:tcPr>
-            <w:tcW w:w="2526" w:type="dxa"/>
-            <w:vAlign w:val="center"/>
-          </w:tcPr>
-          <w:p>
-            <w:pPr>
-              <w:pStyle w:val="TableText"/>
-            </w:pPr>
-            <w:r>
-              <w:t>Dưới 60</w:t>
-            </w:r>
-          </w:p>
-        </w:tc>
-        <w:tc>
-          <w:tcPr>
-            <w:tcW w:w="4303" w:type="dxa"/>
-            <w:vAlign w:val="center"/>
-          </w:tcPr>
-          <w:p>
-            <w:pPr>
-              <w:pStyle w:val="TableText"/>
-            </w:pPr>
-            <w:r>
-              <w:t>Trao đổi nguyên nhân, lập kế hoạch khắc phục, xem xét điều chỉnh nhiệm vụ.</w:t>
-            </w:r>
-          </w:p>
-        </w:tc>
-      </w:tr>
-    </w:tbl>
-    <w:p>
-      <w:pPr>
-        <w:spacing w:after="20" w:line="40" w:lineRule="exact"/>
-      </w:pPr>
-    </w:p>
-    <w:p>
-      <w:r>
-        <w:t>Đây là xếp loại thực hiện nhiệm vụ nội bộ, không thay thế phân loại đoàn viên, quyết định điểm rèn luyện, điều kiện giới thiệu đoàn viên ưu tú hoặc thẩm quyền khen thưởng. Không tự động cho thôi tham gia Ban chỉ dựa vào điểm. Vụ việc vi phạm nghiêm trọng phải được xác minh và xử lý đúng quy định, không dùng điểm sáng kiến để bù trừ hành vi vi phạm.</w:t>
-      </w:r>
-    </w:p>
-    <w:p>
-      <w:pPr>
-        <w:pStyle w:val="Heading2"/>
-      </w:pPr>
-      <w:r>
-        <w:t>4. Chỉ số theo dõi hoạt động của Ban</w:t>
-      </w:r>
-    </w:p>
-    <w:p>
-      <w:pPr>
-        <w:pStyle w:val="ReportBullet"/>
-        <w:numPr>
-          <w:ilvl w:val="0"/>
-          <w:numId w:val="1"/>
-        </w:numPr>
-      </w:pPr>
-      <w:r>
-        <w:t>Tỷ lệ hồ sơ có đủ mã, người phụ trách và mốc tiếp theo: số hồ sơ đủ trường bắt buộc chia tổng hồ sơ đang theo dõi; mục tiêu thí điểm 100%.</w:t>
-      </w:r>
-    </w:p>
-    <w:p>
-      <w:pPr>
-        <w:pStyle w:val="ReportBullet"/>
-        <w:numPr>
-          <w:ilvl w:val="0"/>
-          <w:numId w:val="1"/>
-        </w:numPr>
-      </w:pPr>
-      <w:r>
-        <w:t>Tỷ lệ phản hồi đúng hạn: số yêu cầu được phản hồi trong mốc áp dụng chia tổng yêu cầu đến hạn phản hồi; mục tiêu đề xuất từ 95%.</w:t>
-      </w:r>
-    </w:p>
-    <w:p>
-      <w:pPr>
-        <w:pStyle w:val="ReportBullet"/>
-        <w:numPr>
-          <w:ilvl w:val="0"/>
-          <w:numId w:val="1"/>
-        </w:numPr>
-      </w:pPr>
-      <w:r>
-        <w:t>Tỷ lệ sai sót sau kiểm soát: số hồ sơ bị trả do lỗi thuộc Ban chia tổng hồ sơ đã chuyển; thống kê theo loại lỗi để cải tiến, không gộp trường hợp cơ sở thay đổi thông tin.</w:t>
-      </w:r>
-    </w:p>
-    <w:p>
-      <w:pPr>
-        <w:pStyle w:val="ReportBullet"/>
-        <w:numPr>
-          <w:ilvl w:val="0"/>
-          <w:numId w:val="1"/>
-        </w:numPr>
-      </w:pPr>
-      <w:r>
-        <w:t>Thời gian xử lý: theo dõi riêng thời gian thực hiện tại Ban, chờ cơ sở bổ sung và chờ cấp giải quyết. Báo cáo cả số hồ sơ tồn, tuổi hồ sơ và nguyên nhân chậm.</w:t>
-      </w:r>
-    </w:p>
-    <w:p>
-      <w:pPr>
-        <w:pStyle w:val="ReportBullet"/>
-        <w:numPr>
-          <w:ilvl w:val="0"/>
-          <w:numId w:val="1"/>
-        </w:numPr>
-      </w:pPr>
-      <w:r>
-        <w:t>Tỷ lệ hậu kiểm hoàn thành: số hoạt động đã kiểm tra chia số hoạt động thuộc kế hoạch hậu kiểm đến hạn; không mặc định yêu cầu kiểm tra thực tế mọi hoạt động.</w:t>
-      </w:r>
-    </w:p>
-    <w:p>
       <w:r>
         <w:t>Sau 02 tuần thu thập dữ liệu ban đầu, Lãnh đạo Ban rà soát các mục tiêu; sau 08 tuần đánh giá kết quả thí điểm. Các ngưỡng nêu trên là mục tiêu quản trị đề xuất, không phải kết quả đã đạt.</w:t>
-      </w:r>
-    </w:p>
-    <w:p>
-      <w:r>
-        <w:br w:type="page"/>
-      </w:r>
-    </w:p>
-    <w:p>
-      <w:pPr>
-        <w:pStyle w:val="Heading1"/>
-      </w:pPr>
-      <w:r>
-        <w:lastRenderedPageBreak/>
-        <w:t>XI. TỔ CHỨC THỰC HIỆN VÀ KIẾN NGHỊ</w:t>
-      </w:r>
-    </w:p>
-    <w:p>
-      <w:pPr>
-        <w:pStyle w:val="Heading2"/>
-      </w:pPr>
-      <w:r>
-        <w:t>1. Lộ trình đề xuất</w:t>
-      </w:r>
-    </w:p>
-    <w:p>
-      <w:r>
-        <w:t>Quy ước T0 là thời điểm phương án được cấp có thẩm quyền chấp thuận triển khai. Chưa ấn định ngày áp dụng chính thức khi chưa có quyết định. Giai đoạn thí điểm 08 tuần nhằm kiểm tra tải công việc, không cam kết tiết kiệm nhân sự khi chưa có số liệu.</w:t>
-      </w:r>
-    </w:p>
-    <w:tbl>
-      <w:tblPr>
-        <w:tblW w:w="9355" w:type="dxa"/>
-        <w:tblInd w:w="120" w:type="dxa"/>
-        <w:tblBorders>
-          <w:top w:val="single" w:sz="4" w:space="0" w:color="BCCBD6"/>
-          <w:left w:val="single" w:sz="4" w:space="0" w:color="BCCBD6"/>
-          <w:bottom w:val="single" w:sz="4" w:space="0" w:color="BCCBD6"/>
-          <w:right w:val="single" w:sz="4" w:space="0" w:color="BCCBD6"/>
-          <w:insideH w:val="single" w:sz="4" w:space="0" w:color="BCCBD6"/>
-          <w:insideV w:val="single" w:sz="4" w:space="0" w:color="BCCBD6"/>
-        </w:tblBorders>
-        <w:tblLayout w:type="fixed"/>
-        <w:tblCellMar>
-          <w:top w:w="80" w:type="dxa"/>
-          <w:left w:w="120" w:type="dxa"/>
-          <w:bottom w:w="80" w:type="dxa"/>
-          <w:right w:w="120" w:type="dxa"/>
-        </w:tblCellMar>
-        <w:tblLook w:val="04A0" w:firstRow="1" w:lastRow="0" w:firstColumn="1" w:lastColumn="0" w:noHBand="0" w:noVBand="1"/>
-      </w:tblPr>
-      <w:tblGrid>
-        <w:gridCol w:w="2526"/>
-        <w:gridCol w:w="2526"/>
-        <w:gridCol w:w="4303"/>
-      </w:tblGrid>
-      <w:tr>
-        <w:trPr>
-          <w:cantSplit/>
-          <w:tblHeader/>
-        </w:trPr>
-        <w:tc>
-          <w:tcPr>
-            <w:tcW w:w="2526" w:type="dxa"/>
-            <w:shd w:val="clear" w:color="auto" w:fill="EAF0F5"/>
-            <w:vAlign w:val="center"/>
-          </w:tcPr>
-          <w:p>
-            <w:pPr>
-              <w:pStyle w:val="TableHeader"/>
-            </w:pPr>
-            <w:r>
-              <w:t>Giai đoạn</w:t>
-            </w:r>
-          </w:p>
-        </w:tc>
-        <w:tc>
-          <w:tcPr>
-            <w:tcW w:w="2526" w:type="dxa"/>
-            <w:shd w:val="clear" w:color="auto" w:fill="EAF0F5"/>
-            <w:vAlign w:val="center"/>
-          </w:tcPr>
-          <w:p>
-            <w:pPr>
-              <w:pStyle w:val="TableHeader"/>
-            </w:pPr>
-            <w:r>
-              <w:t>Nội dung</w:t>
-            </w:r>
-          </w:p>
-        </w:tc>
-        <w:tc>
-          <w:tcPr>
-            <w:tcW w:w="4303" w:type="dxa"/>
-            <w:shd w:val="clear" w:color="auto" w:fill="EAF0F5"/>
-            <w:vAlign w:val="center"/>
-          </w:tcPr>
-          <w:p>
-            <w:pPr>
-              <w:pStyle w:val="TableHeader"/>
-            </w:pPr>
-            <w:r>
-              <w:t>Sản phẩm, chủ trì</w:t>
-            </w:r>
-          </w:p>
-        </w:tc>
-      </w:tr>
-      <w:tr>
-        <w:trPr>
-          <w:cantSplit/>
-        </w:trPr>
-        <w:tc>
-          <w:tcPr>
-            <w:tcW w:w="2526" w:type="dxa"/>
-            <w:vAlign w:val="center"/>
-          </w:tcPr>
-          <w:p>
-            <w:pPr>
-              <w:pStyle w:val="TableText"/>
-            </w:pPr>
-            <w:r>
-              <w:t>T0 đến hết tuần 1</w:t>
-            </w:r>
-          </w:p>
-        </w:tc>
-        <w:tc>
-          <w:tcPr>
-            <w:tcW w:w="2526" w:type="dxa"/>
-            <w:vAlign w:val="center"/>
-          </w:tcPr>
-          <w:p>
-            <w:pPr>
-              <w:pStyle w:val="TableText"/>
-            </w:pPr>
-            <w:r>
-              <w:t>Chốt nhiệm vụ, phân cấp; rà soát nhân sự và hồ sơ đang xử lý; phân công 04 mảng, 12 tổ đầu mối</w:t>
-            </w:r>
-          </w:p>
-        </w:tc>
-        <w:tc>
-          <w:tcPr>
-            <w:tcW w:w="4303" w:type="dxa"/>
-            <w:vAlign w:val="center"/>
-          </w:tcPr>
-          <w:p>
-            <w:pPr>
-              <w:pStyle w:val="TableText"/>
-            </w:pPr>
-            <w:r>
-              <w:t>Phân công và danh mục bàn giao; Lãnh đạo Ban.</w:t>
-            </w:r>
-          </w:p>
-        </w:tc>
-      </w:tr>
-      <w:tr>
-        <w:trPr>
-          <w:cantSplit/>
-        </w:trPr>
-        <w:tc>
-          <w:tcPr>
-            <w:tcW w:w="2526" w:type="dxa"/>
-            <w:vAlign w:val="center"/>
-          </w:tcPr>
-          <w:p>
-            <w:pPr>
-              <w:pStyle w:val="TableText"/>
-            </w:pPr>
-            <w:r>
-              <w:t>Tuần 2</w:t>
-            </w:r>
-          </w:p>
-        </w:tc>
-        <w:tc>
-          <w:tcPr>
-            <w:tcW w:w="2526" w:type="dxa"/>
-            <w:vAlign w:val="center"/>
-          </w:tcPr>
-          <w:p>
-            <w:pPr>
-              <w:pStyle w:val="TableText"/>
-            </w:pPr>
-            <w:r>
-              <w:t>Thống nhất biểu mẫu, lịch trực, kênh chính thức, quyền dữ liệu; bồi dưỡng và thử quy trình</w:t>
-            </w:r>
-          </w:p>
-        </w:tc>
-        <w:tc>
-          <w:tcPr>
-            <w:tcW w:w="4303" w:type="dxa"/>
-            <w:vAlign w:val="center"/>
-          </w:tcPr>
-          <w:p>
-            <w:pPr>
-              <w:pStyle w:val="TableText"/>
-            </w:pPr>
-            <w:r>
-              <w:t>Quy trình, danh sách quyền và kết quả tập huấn; 04 mảng.</w:t>
-            </w:r>
-          </w:p>
-        </w:tc>
-      </w:tr>
-      <w:tr>
-        <w:trPr>
-          <w:cantSplit/>
-        </w:trPr>
-        <w:tc>
-          <w:tcPr>
-            <w:tcW w:w="2526" w:type="dxa"/>
-            <w:vAlign w:val="center"/>
-          </w:tcPr>
-          <w:p>
-            <w:pPr>
-              <w:pStyle w:val="TableText"/>
-            </w:pPr>
-            <w:r>
-              <w:t>Tuần 3–4</w:t>
-            </w:r>
-          </w:p>
-        </w:tc>
-        <w:tc>
-          <w:tcPr>
-            <w:tcW w:w="2526" w:type="dxa"/>
-            <w:vAlign w:val="center"/>
-          </w:tcPr>
-          <w:p>
-            <w:pPr>
-              <w:pStyle w:val="TableText"/>
-            </w:pPr>
-            <w:r>
-              <w:t>Vận hành thí điểm, theo dõi khối lượng; rà soát cuối tuần 4</w:t>
-            </w:r>
-          </w:p>
-        </w:tc>
-        <w:tc>
-          <w:tcPr>
-            <w:tcW w:w="4303" w:type="dxa"/>
-            <w:vAlign w:val="center"/>
-          </w:tcPr>
-          <w:p>
-            <w:pPr>
-              <w:pStyle w:val="TableText"/>
-            </w:pPr>
-            <w:r>
-              <w:t>Báo cáo vướng mắc, điều chỉnh tải và thời hạn; Lãnh đạo Ban.</w:t>
-            </w:r>
-          </w:p>
-        </w:tc>
-      </w:tr>
-      <w:tr>
-        <w:trPr>
-          <w:cantSplit/>
-        </w:trPr>
-        <w:tc>
-          <w:tcPr>
-            <w:tcW w:w="2526" w:type="dxa"/>
-            <w:vAlign w:val="center"/>
-          </w:tcPr>
-          <w:p>
-            <w:pPr>
-              <w:pStyle w:val="TableText"/>
-            </w:pPr>
-            <w:r>
-              <w:t>Tuần 5–7</w:t>
-            </w:r>
-          </w:p>
-        </w:tc>
-        <w:tc>
-          <w:tcPr>
-            <w:tcW w:w="2526" w:type="dxa"/>
-            <w:vAlign w:val="center"/>
-          </w:tcPr>
-          <w:p>
-            <w:pPr>
-              <w:pStyle w:val="TableText"/>
-            </w:pPr>
-            <w:r>
-              <w:t>Hoàn thiện số hóa, kiểm tra chéo, thử bàn giao và khắc phục sai sót</w:t>
-            </w:r>
-          </w:p>
-        </w:tc>
-        <w:tc>
-          <w:tcPr>
-            <w:tcW w:w="4303" w:type="dxa"/>
-            <w:vAlign w:val="center"/>
-          </w:tcPr>
-          <w:p>
-            <w:pPr>
-              <w:pStyle w:val="TableText"/>
-            </w:pPr>
-            <w:r>
-              <w:t>Hồ sơ đã chuẩn hóa, biên bản kiểm tra; Mảng 2, Mảng 3 và các mảng liên quan.</w:t>
-            </w:r>
-          </w:p>
-        </w:tc>
-      </w:tr>
-      <w:tr>
-        <w:trPr>
-          <w:cantSplit/>
-        </w:trPr>
-        <w:tc>
-          <w:tcPr>
-            <w:tcW w:w="2526" w:type="dxa"/>
-            <w:vAlign w:val="center"/>
-          </w:tcPr>
-          <w:p>
-            <w:pPr>
-              <w:pStyle w:val="TableText"/>
-            </w:pPr>
-            <w:r>
-              <w:t>Tuần 8</w:t>
-            </w:r>
-          </w:p>
-        </w:tc>
-        <w:tc>
-          <w:tcPr>
-            <w:tcW w:w="2526" w:type="dxa"/>
-            <w:vAlign w:val="center"/>
-          </w:tcPr>
-          <w:p>
-            <w:pPr>
-              <w:pStyle w:val="TableText"/>
-            </w:pPr>
-            <w:r>
-              <w:t>Tổng kết, đối chiếu chỉ số, đề xuất định biên và quy trình chính thức</w:t>
-            </w:r>
-          </w:p>
-        </w:tc>
-        <w:tc>
-          <w:tcPr>
-            <w:tcW w:w="4303" w:type="dxa"/>
-            <w:vAlign w:val="center"/>
-          </w:tcPr>
-          <w:p>
-            <w:pPr>
-              <w:pStyle w:val="TableText"/>
-            </w:pPr>
-            <w:r>
-              <w:t>Báo cáo đánh giá, kiến nghị trình Ban Thường vụ Đoàn Đại học.</w:t>
-            </w:r>
-          </w:p>
-        </w:tc>
-      </w:tr>
-    </w:tbl>
-    <w:p>
-      <w:pPr>
-        <w:spacing w:after="20" w:line="40" w:lineRule="exact"/>
-      </w:pPr>
-    </w:p>
-    <w:p>
-      <w:pPr>
-        <w:pStyle w:val="Heading2"/>
-      </w:pPr>
-      <w:r>
-        <w:t>2. Bàn giao và điều kiện triển khai</w:t>
-      </w:r>
-    </w:p>
-    <w:p>
-      <w:r>
-        <w:t>Lập danh mục hồ sơ, văn bản, dữ liệu, tài khoản, lịch công tác và việc đang dở; mỗi nội dung có người giao, người nhận, mốc tiếp theo. Bàn giao nghiệp vụ trước, điều chỉnh quyền sau khi xác nhận đã tiếp nhận; không làm gián đoạn hồ sơ đang đến hạn. Kinh phí tập huấn, số hóa và sự kiện lập dự toán theo nhiệm vụ, trình duyệt riêng, không tự phát sinh nghĩa vụ chi từ đề án này.</w:t>
-      </w:r>
-    </w:p>
-    <w:p>
-      <w:pPr>
-        <w:pStyle w:val="Heading2"/>
-      </w:pPr>
-      <w:r>
-        <w:t>3. Nội dung kính đề nghị xem xét</w:t>
-      </w:r>
-    </w:p>
-    <w:p>
-      <w:pPr>
-        <w:pStyle w:val="ReportBullet"/>
-        <w:numPr>
-          <w:ilvl w:val="0"/>
-          <w:numId w:val="1"/>
-        </w:numPr>
-      </w:pPr>
-      <w:r>
-        <w:t>Chấp thuận định hướng 04 mảng chuyên môn, giữ quy mô dự kiến 67 nhân sự để rà soát bố trí; thống nhất đầu mối liên mảng chỉ gồm 03 mảng nghiệp vụ.</w:t>
-      </w:r>
-    </w:p>
-    <w:p>
-      <w:pPr>
-        <w:pStyle w:val="ReportBullet"/>
-        <w:numPr>
-          <w:ilvl w:val="0"/>
-          <w:numId w:val="1"/>
-        </w:numPr>
-      </w:pPr>
-      <w:r>
-        <w:t>Giao làm rõ thẩm quyền thẩm định, phê duyệt, ký và phát hành; phạm vi tiếp nhận, lưu trữ hồ sơ Đảng; nghiệp vụ ĐRL do Ban thực hiện; nền tảng và quy định bảo vệ dữ liệu.</w:t>
-      </w:r>
-    </w:p>
-    <w:p>
-      <w:pPr>
-        <w:pStyle w:val="ReportBullet"/>
-        <w:numPr>
-          <w:ilvl w:val="0"/>
-          <w:numId w:val="1"/>
-        </w:numPr>
-      </w:pPr>
-      <w:r>
-        <w:t>Cho phép hoàn thiện phân công, quy trình, biểu mẫu và tổ chức thí điểm; tiếp thu ý kiến cơ sở và trình kết quả đánh giá trước khi áp dụng ổn định.</w:t>
-      </w:r>
-    </w:p>
-    <w:p>
-      <w:r>
-        <w:rPr>
-          <w:b/>
-        </w:rPr>
-        <w:t>Ban Tổ chức - Kiểm tra kính trình Ban Thường vụ Đoàn Đại học xem xét, cho ý kiến chỉ đạo.</w:t>
-      </w:r>
-    </w:p>
-    <w:p>
-      <w:r>
-        <w:br w:type="page"/>
-      </w:r>
-    </w:p>
-    <w:p>
-      <w:pPr>
-        <w:pStyle w:val="Heading1"/>
-      </w:pPr>
-      <w:r>
-        <w:lastRenderedPageBreak/>
-        <w:t>PHỤ LỤC 1. KHUNG PHÂN CÔNG ĐẦU MỐI LIÊN MẢNG</w:t>
-      </w:r>
-    </w:p>
-    <w:p>
-      <w:r>
-        <w:t>Các mã ĐV01–ĐV12 dưới đây dùng để lập phương án, không phải tên hoặc mã chính thức của đơn vị. Lãnh đạo Ban điền tên 12 Đoàn trường, Liên chi đoàn và đồng chí được phân công trước khi triển khai. Các ký hiệu A, B, C tương ứng đại diện Mảng 1, Mảng 2, Mảng 3; là vị trí nhiệm vụ, không mặc định 36 người khác nhau.</w:t>
-      </w:r>
-    </w:p>
-    <w:tbl>
-      <w:tblPr>
-        <w:tblW w:w="9355" w:type="dxa"/>
-        <w:tblInd w:w="120" w:type="dxa"/>
-        <w:tblBorders>
-          <w:top w:val="single" w:sz="4" w:space="0" w:color="BCCBD6"/>
-          <w:left w:val="single" w:sz="4" w:space="0" w:color="BCCBD6"/>
-          <w:bottom w:val="single" w:sz="4" w:space="0" w:color="BCCBD6"/>
-          <w:right w:val="single" w:sz="4" w:space="0" w:color="BCCBD6"/>
-          <w:insideH w:val="single" w:sz="4" w:space="0" w:color="BCCBD6"/>
-          <w:insideV w:val="single" w:sz="4" w:space="0" w:color="BCCBD6"/>
-        </w:tblBorders>
-        <w:tblLayout w:type="fixed"/>
-        <w:tblCellMar>
-          <w:top w:w="80" w:type="dxa"/>
-          <w:left w:w="120" w:type="dxa"/>
-          <w:bottom w:w="80" w:type="dxa"/>
-          <w:right w:w="120" w:type="dxa"/>
-        </w:tblCellMar>
-        <w:tblLook w:val="04A0" w:firstRow="1" w:lastRow="0" w:firstColumn="1" w:lastColumn="0" w:noHBand="0" w:noVBand="1"/>
-      </w:tblPr>
-      <w:tblGrid>
-        <w:gridCol w:w="1216"/>
-        <w:gridCol w:w="1123"/>
-        <w:gridCol w:w="1123"/>
-        <w:gridCol w:w="1123"/>
-        <w:gridCol w:w="4770"/>
-      </w:tblGrid>
-      <w:tr>
-        <w:trPr>
-          <w:cantSplit/>
-          <w:tblHeader/>
-        </w:trPr>
-        <w:tc>
-          <w:tcPr>
-            <w:tcW w:w="1216" w:type="dxa"/>
-            <w:shd w:val="clear" w:color="auto" w:fill="EAF0F5"/>
-            <w:vAlign w:val="center"/>
-          </w:tcPr>
-          <w:p>
-            <w:pPr>
-              <w:pStyle w:val="TableHeader"/>
-              <w:jc w:val="center"/>
-            </w:pPr>
-            <w:r>
-              <w:t>Đơn vị</w:t>
-            </w:r>
-          </w:p>
-        </w:tc>
-        <w:tc>
-          <w:tcPr>
-            <w:tcW w:w="1123" w:type="dxa"/>
-            <w:shd w:val="clear" w:color="auto" w:fill="EAF0F5"/>
-            <w:vAlign w:val="center"/>
-          </w:tcPr>
-          <w:p>
-            <w:pPr>
-              <w:pStyle w:val="TableHeader"/>
-              <w:jc w:val="center"/>
-            </w:pPr>
-            <w:r>
-              <w:t>Mảng 1</w:t>
-            </w:r>
-          </w:p>
-        </w:tc>
-        <w:tc>
-          <w:tcPr>
-            <w:tcW w:w="1123" w:type="dxa"/>
-            <w:shd w:val="clear" w:color="auto" w:fill="EAF0F5"/>
-            <w:vAlign w:val="center"/>
-          </w:tcPr>
-          <w:p>
-            <w:pPr>
-              <w:pStyle w:val="TableHeader"/>
-              <w:jc w:val="center"/>
-            </w:pPr>
-            <w:r>
-              <w:t>Mảng 2</w:t>
-            </w:r>
-          </w:p>
-        </w:tc>
-        <w:tc>
-          <w:tcPr>
-            <w:tcW w:w="1123" w:type="dxa"/>
-            <w:shd w:val="clear" w:color="auto" w:fill="EAF0F5"/>
-            <w:vAlign w:val="center"/>
-          </w:tcPr>
-          <w:p>
-            <w:pPr>
-              <w:pStyle w:val="TableHeader"/>
-              <w:jc w:val="center"/>
-            </w:pPr>
-            <w:r>
-              <w:t>Mảng 3</w:t>
-            </w:r>
-          </w:p>
-        </w:tc>
-        <w:tc>
-          <w:tcPr>
-            <w:tcW w:w="4770" w:type="dxa"/>
-            <w:shd w:val="clear" w:color="auto" w:fill="EAF0F5"/>
-            <w:vAlign w:val="center"/>
-          </w:tcPr>
-          <w:p>
-            <w:pPr>
-              <w:pStyle w:val="TableHeader"/>
-            </w:pPr>
-            <w:r>
-              <w:t>Tổ trưởng / Tổ phó</w:t>
-            </w:r>
-          </w:p>
-        </w:tc>
-      </w:tr>
-      <w:tr>
-        <w:trPr>
-          <w:cantSplit/>
-        </w:trPr>
-        <w:tc>
-          <w:tcPr>
-            <w:tcW w:w="1216" w:type="dxa"/>
-            <w:vAlign w:val="center"/>
-          </w:tcPr>
-          <w:p>
-            <w:pPr>
-              <w:pStyle w:val="TableText"/>
-              <w:jc w:val="center"/>
-            </w:pPr>
-            <w:r>
-              <w:t>ĐV01</w:t>
-            </w:r>
-          </w:p>
-        </w:tc>
-        <w:tc>
-          <w:tcPr>
-            <w:tcW w:w="1123" w:type="dxa"/>
-            <w:vAlign w:val="center"/>
-          </w:tcPr>
-          <w:p>
-            <w:pPr>
-              <w:pStyle w:val="TableText"/>
-              <w:jc w:val="center"/>
-            </w:pPr>
-            <w:r>
-              <w:t>A01</w:t>
-            </w:r>
-          </w:p>
-        </w:tc>
-        <w:tc>
-          <w:tcPr>
-            <w:tcW w:w="1123" w:type="dxa"/>
-            <w:vAlign w:val="center"/>
-          </w:tcPr>
-          <w:p>
-            <w:pPr>
-              <w:pStyle w:val="TableText"/>
-              <w:jc w:val="center"/>
-            </w:pPr>
-            <w:r>
-              <w:t>B01</w:t>
-            </w:r>
-          </w:p>
-        </w:tc>
-        <w:tc>
-          <w:tcPr>
-            <w:tcW w:w="1123" w:type="dxa"/>
-            <w:vAlign w:val="center"/>
-          </w:tcPr>
-          <w:p>
-            <w:pPr>
-              <w:pStyle w:val="TableText"/>
-              <w:jc w:val="center"/>
-            </w:pPr>
-            <w:r>
-              <w:t>C01</w:t>
-            </w:r>
-          </w:p>
-        </w:tc>
-        <w:tc>
-          <w:tcPr>
-            <w:tcW w:w="4770" w:type="dxa"/>
-            <w:vAlign w:val="center"/>
-          </w:tcPr>
-          <w:p>
-            <w:pPr>
-              <w:pStyle w:val="TableText"/>
-            </w:pPr>
-            <w:r>
-              <w:t>Chọn trong 03 đại diện</w:t>
-            </w:r>
-          </w:p>
-        </w:tc>
-      </w:tr>
-      <w:tr>
-        <w:trPr>
-          <w:cantSplit/>
-        </w:trPr>
-        <w:tc>
-          <w:tcPr>
-            <w:tcW w:w="1216" w:type="dxa"/>
-            <w:vAlign w:val="center"/>
-          </w:tcPr>
-          <w:p>
-            <w:pPr>
-              <w:pStyle w:val="TableText"/>
-              <w:jc w:val="center"/>
-            </w:pPr>
-            <w:r>
-              <w:t>ĐV02</w:t>
-            </w:r>
-          </w:p>
-        </w:tc>
-        <w:tc>
-          <w:tcPr>
-            <w:tcW w:w="1123" w:type="dxa"/>
-            <w:vAlign w:val="center"/>
-          </w:tcPr>
-          <w:p>
-            <w:pPr>
-              <w:pStyle w:val="TableText"/>
-              <w:jc w:val="center"/>
-            </w:pPr>
-            <w:r>
-              <w:t>A02</w:t>
-            </w:r>
-          </w:p>
-        </w:tc>
-        <w:tc>
-          <w:tcPr>
-            <w:tcW w:w="1123" w:type="dxa"/>
-            <w:vAlign w:val="center"/>
-          </w:tcPr>
-          <w:p>
-            <w:pPr>
-              <w:pStyle w:val="TableText"/>
-              <w:jc w:val="center"/>
-            </w:pPr>
-            <w:r>
-              <w:t>B02</w:t>
-            </w:r>
-          </w:p>
-        </w:tc>
-        <w:tc>
-          <w:tcPr>
-            <w:tcW w:w="1123" w:type="dxa"/>
-            <w:vAlign w:val="center"/>
-          </w:tcPr>
-          <w:p>
-            <w:pPr>
-              <w:pStyle w:val="TableText"/>
-              <w:jc w:val="center"/>
-            </w:pPr>
-            <w:r>
-              <w:t>C02</w:t>
-            </w:r>
-          </w:p>
-        </w:tc>
-        <w:tc>
-          <w:tcPr>
-            <w:tcW w:w="4770" w:type="dxa"/>
-            <w:vAlign w:val="center"/>
-          </w:tcPr>
-          <w:p>
-            <w:pPr>
-              <w:pStyle w:val="TableText"/>
-            </w:pPr>
-            <w:r>
-              <w:t>Chọn trong 03 đại diện</w:t>
-            </w:r>
-          </w:p>
-        </w:tc>
-      </w:tr>
-      <w:tr>
-        <w:trPr>
-          <w:cantSplit/>
-        </w:trPr>
-        <w:tc>
-          <w:tcPr>
-            <w:tcW w:w="1216" w:type="dxa"/>
-            <w:vAlign w:val="center"/>
-          </w:tcPr>
-          <w:p>
-            <w:pPr>
-              <w:pStyle w:val="TableText"/>
-              <w:jc w:val="center"/>
-            </w:pPr>
-            <w:r>
-              <w:t>ĐV03</w:t>
-            </w:r>
-          </w:p>
-        </w:tc>
-        <w:tc>
-          <w:tcPr>
-            <w:tcW w:w="1123" w:type="dxa"/>
-            <w:vAlign w:val="center"/>
-          </w:tcPr>
-          <w:p>
-            <w:pPr>
-              <w:pStyle w:val="TableText"/>
-              <w:jc w:val="center"/>
-            </w:pPr>
-            <w:r>
-              <w:t>A03</w:t>
-            </w:r>
-          </w:p>
-        </w:tc>
-        <w:tc>
-          <w:tcPr>
-            <w:tcW w:w="1123" w:type="dxa"/>
-            <w:vAlign w:val="center"/>
-          </w:tcPr>
-          <w:p>
-            <w:pPr>
-              <w:pStyle w:val="TableText"/>
-              <w:jc w:val="center"/>
-            </w:pPr>
-            <w:r>
-              <w:t>B03</w:t>
-            </w:r>
-          </w:p>
-        </w:tc>
-        <w:tc>
-          <w:tcPr>
-            <w:tcW w:w="1123" w:type="dxa"/>
-            <w:vAlign w:val="center"/>
-          </w:tcPr>
-          <w:p>
-            <w:pPr>
-              <w:pStyle w:val="TableText"/>
-              <w:jc w:val="center"/>
-            </w:pPr>
-            <w:r>
-              <w:t>C03</w:t>
-            </w:r>
-          </w:p>
-        </w:tc>
-        <w:tc>
-          <w:tcPr>
-            <w:tcW w:w="4770" w:type="dxa"/>
-            <w:vAlign w:val="center"/>
-          </w:tcPr>
-          <w:p>
-            <w:pPr>
-              <w:pStyle w:val="TableText"/>
-            </w:pPr>
-            <w:r>
-              <w:t>Chọn trong 03 đại diện</w:t>
-            </w:r>
-          </w:p>
-        </w:tc>
-      </w:tr>
-      <w:tr>
-        <w:trPr>
-          <w:cantSplit/>
-        </w:trPr>
-        <w:tc>
-          <w:tcPr>
-            <w:tcW w:w="1216" w:type="dxa"/>
-            <w:vAlign w:val="center"/>
-          </w:tcPr>
-          <w:p>
-            <w:pPr>
-              <w:pStyle w:val="TableText"/>
-              <w:jc w:val="center"/>
-            </w:pPr>
-            <w:r>
-              <w:t>ĐV04</w:t>
-            </w:r>
-          </w:p>
-        </w:tc>
-        <w:tc>
-          <w:tcPr>
-            <w:tcW w:w="1123" w:type="dxa"/>
-            <w:vAlign w:val="center"/>
-          </w:tcPr>
-          <w:p>
-            <w:pPr>
-              <w:pStyle w:val="TableText"/>
-              <w:jc w:val="center"/>
-            </w:pPr>
-            <w:r>
-              <w:t>A04</w:t>
-            </w:r>
-          </w:p>
-        </w:tc>
-        <w:tc>
-          <w:tcPr>
-            <w:tcW w:w="1123" w:type="dxa"/>
-            <w:vAlign w:val="center"/>
-          </w:tcPr>
-          <w:p>
-            <w:pPr>
-              <w:pStyle w:val="TableText"/>
-              <w:jc w:val="center"/>
-            </w:pPr>
-            <w:r>
-              <w:t>B04</w:t>
-            </w:r>
-          </w:p>
-        </w:tc>
-        <w:tc>
-          <w:tcPr>
-            <w:tcW w:w="1123" w:type="dxa"/>
-            <w:vAlign w:val="center"/>
-          </w:tcPr>
-          <w:p>
-            <w:pPr>
-              <w:pStyle w:val="TableText"/>
-              <w:jc w:val="center"/>
-            </w:pPr>
-            <w:r>
-              <w:t>C04</w:t>
-            </w:r>
-          </w:p>
-        </w:tc>
-        <w:tc>
-          <w:tcPr>
-            <w:tcW w:w="4770" w:type="dxa"/>
-            <w:vAlign w:val="center"/>
-          </w:tcPr>
-          <w:p>
-            <w:pPr>
-              <w:pStyle w:val="TableText"/>
-            </w:pPr>
-            <w:r>
-              <w:t>Chọn trong 03 đại diện</w:t>
-            </w:r>
-          </w:p>
-        </w:tc>
-      </w:tr>
-      <w:tr>
-        <w:trPr>
-          <w:cantSplit/>
-        </w:trPr>
-        <w:tc>
-          <w:tcPr>
-            <w:tcW w:w="1216" w:type="dxa"/>
-            <w:vAlign w:val="center"/>
-          </w:tcPr>
-          <w:p>
-            <w:pPr>
-              <w:pStyle w:val="TableText"/>
-              <w:jc w:val="center"/>
-            </w:pPr>
-            <w:r>
-              <w:t>ĐV05</w:t>
-            </w:r>
-          </w:p>
-        </w:tc>
-        <w:tc>
-          <w:tcPr>
-            <w:tcW w:w="1123" w:type="dxa"/>
-            <w:vAlign w:val="center"/>
-          </w:tcPr>
-          <w:p>
-            <w:pPr>
-              <w:pStyle w:val="TableText"/>
-              <w:jc w:val="center"/>
-            </w:pPr>
-            <w:r>
-              <w:t>A05</w:t>
-            </w:r>
-          </w:p>
-        </w:tc>
-        <w:tc>
-          <w:tcPr>
-            <w:tcW w:w="1123" w:type="dxa"/>
-            <w:vAlign w:val="center"/>
-          </w:tcPr>
-          <w:p>
-            <w:pPr>
-              <w:pStyle w:val="TableText"/>
-              <w:jc w:val="center"/>
-            </w:pPr>
-            <w:r>
-              <w:t>B05</w:t>
-            </w:r>
-          </w:p>
-        </w:tc>
-        <w:tc>
-          <w:tcPr>
-            <w:tcW w:w="1123" w:type="dxa"/>
-            <w:vAlign w:val="center"/>
-          </w:tcPr>
-          <w:p>
-            <w:pPr>
-              <w:pStyle w:val="TableText"/>
-              <w:jc w:val="center"/>
-            </w:pPr>
-            <w:r>
-              <w:t>C05</w:t>
-            </w:r>
-          </w:p>
-        </w:tc>
-        <w:tc>
-          <w:tcPr>
-            <w:tcW w:w="4770" w:type="dxa"/>
-            <w:vAlign w:val="center"/>
-          </w:tcPr>
-          <w:p>
-            <w:pPr>
-              <w:pStyle w:val="TableText"/>
-            </w:pPr>
-            <w:r>
-              <w:t>Chọn trong 03 đại diện</w:t>
-            </w:r>
-          </w:p>
-        </w:tc>
-      </w:tr>
-      <w:tr>
-        <w:trPr>
-          <w:cantSplit/>
-        </w:trPr>
-        <w:tc>
-          <w:tcPr>
-            <w:tcW w:w="1216" w:type="dxa"/>
-            <w:vAlign w:val="center"/>
-          </w:tcPr>
-          <w:p>
-            <w:pPr>
-              <w:pStyle w:val="TableText"/>
-              <w:jc w:val="center"/>
-            </w:pPr>
-            <w:r>
-              <w:t>ĐV06</w:t>
-            </w:r>
-          </w:p>
-        </w:tc>
-        <w:tc>
-          <w:tcPr>
-            <w:tcW w:w="1123" w:type="dxa"/>
-            <w:vAlign w:val="center"/>
-          </w:tcPr>
-          <w:p>
-            <w:pPr>
-              <w:pStyle w:val="TableText"/>
-              <w:jc w:val="center"/>
-            </w:pPr>
-            <w:r>
-              <w:t>A06</w:t>
-            </w:r>
-          </w:p>
-        </w:tc>
-        <w:tc>
-          <w:tcPr>
-            <w:tcW w:w="1123" w:type="dxa"/>
-            <w:vAlign w:val="center"/>
-          </w:tcPr>
-          <w:p>
-            <w:pPr>
-              <w:pStyle w:val="TableText"/>
-              <w:jc w:val="center"/>
-            </w:pPr>
-            <w:r>
-              <w:t>B06</w:t>
-            </w:r>
-          </w:p>
-        </w:tc>
-        <w:tc>
-          <w:tcPr>
-            <w:tcW w:w="1123" w:type="dxa"/>
-            <w:vAlign w:val="center"/>
-          </w:tcPr>
-          <w:p>
-            <w:pPr>
-              <w:pStyle w:val="TableText"/>
-              <w:jc w:val="center"/>
-            </w:pPr>
-            <w:r>
-              <w:t>C06</w:t>
-            </w:r>
-          </w:p>
-        </w:tc>
-        <w:tc>
-          <w:tcPr>
-            <w:tcW w:w="4770" w:type="dxa"/>
-            <w:vAlign w:val="center"/>
-          </w:tcPr>
-          <w:p>
-            <w:pPr>
-              <w:pStyle w:val="TableText"/>
-            </w:pPr>
-            <w:r>
-              <w:t>Chọn trong 03 đại diện</w:t>
-            </w:r>
-          </w:p>
-        </w:tc>
-      </w:tr>
-      <w:tr>
-        <w:trPr>
-          <w:cantSplit/>
-        </w:trPr>
-        <w:tc>
-          <w:tcPr>
-            <w:tcW w:w="1216" w:type="dxa"/>
-            <w:vAlign w:val="center"/>
-          </w:tcPr>
-          <w:p>
-            <w:pPr>
-              <w:pStyle w:val="TableText"/>
-              <w:jc w:val="center"/>
-            </w:pPr>
-            <w:r>
-              <w:t>ĐV07</w:t>
-            </w:r>
-          </w:p>
-        </w:tc>
-        <w:tc>
-          <w:tcPr>
-            <w:tcW w:w="1123" w:type="dxa"/>
-            <w:vAlign w:val="center"/>
-          </w:tcPr>
-          <w:p>
-            <w:pPr>
-              <w:pStyle w:val="TableText"/>
-              <w:jc w:val="center"/>
-            </w:pPr>
-            <w:r>
-              <w:t>A07</w:t>
-            </w:r>
-          </w:p>
-        </w:tc>
-        <w:tc>
-          <w:tcPr>
-            <w:tcW w:w="1123" w:type="dxa"/>
-            <w:vAlign w:val="center"/>
-          </w:tcPr>
-          <w:p>
-            <w:pPr>
-              <w:pStyle w:val="TableText"/>
-              <w:jc w:val="center"/>
-            </w:pPr>
-            <w:r>
-              <w:t>B07</w:t>
-            </w:r>
-          </w:p>
-        </w:tc>
-        <w:tc>
-          <w:tcPr>
-            <w:tcW w:w="1123" w:type="dxa"/>
-            <w:vAlign w:val="center"/>
-          </w:tcPr>
-          <w:p>
-            <w:pPr>
-              <w:pStyle w:val="TableText"/>
-              <w:jc w:val="center"/>
-            </w:pPr>
-            <w:r>
-              <w:t>C07</w:t>
-            </w:r>
-          </w:p>
-        </w:tc>
-        <w:tc>
-          <w:tcPr>
-            <w:tcW w:w="4770" w:type="dxa"/>
-            <w:vAlign w:val="center"/>
-          </w:tcPr>
-          <w:p>
-            <w:pPr>
-              <w:pStyle w:val="TableText"/>
-            </w:pPr>
-            <w:r>
-              <w:t>Chọn trong 03 đại diện</w:t>
-            </w:r>
-          </w:p>
-        </w:tc>
-      </w:tr>
-      <w:tr>
-        <w:trPr>
-          <w:cantSplit/>
-        </w:trPr>
-        <w:tc>
-          <w:tcPr>
-            <w:tcW w:w="1216" w:type="dxa"/>
-            <w:vAlign w:val="center"/>
-          </w:tcPr>
-          <w:p>
-            <w:pPr>
-              <w:pStyle w:val="TableText"/>
-              <w:jc w:val="center"/>
-            </w:pPr>
-            <w:r>
-              <w:t>ĐV08</w:t>
-            </w:r>
-          </w:p>
-        </w:tc>
-        <w:tc>
-          <w:tcPr>
-            <w:tcW w:w="1123" w:type="dxa"/>
-            <w:vAlign w:val="center"/>
-          </w:tcPr>
-          <w:p>
-            <w:pPr>
-              <w:pStyle w:val="TableText"/>
-              <w:jc w:val="center"/>
-            </w:pPr>
-            <w:r>
-              <w:t>A08</w:t>
-            </w:r>
-          </w:p>
-        </w:tc>
-        <w:tc>
-          <w:tcPr>
-            <w:tcW w:w="1123" w:type="dxa"/>
-            <w:vAlign w:val="center"/>
-          </w:tcPr>
-          <w:p>
-            <w:pPr>
-              <w:pStyle w:val="TableText"/>
-              <w:jc w:val="center"/>
-            </w:pPr>
-            <w:r>
-              <w:t>B08</w:t>
-            </w:r>
-          </w:p>
-        </w:tc>
-        <w:tc>
-          <w:tcPr>
-            <w:tcW w:w="1123" w:type="dxa"/>
-            <w:vAlign w:val="center"/>
-          </w:tcPr>
-          <w:p>
-            <w:pPr>
-              <w:pStyle w:val="TableText"/>
-              <w:jc w:val="center"/>
-            </w:pPr>
-            <w:r>
-              <w:t>C08</w:t>
-            </w:r>
-          </w:p>
-        </w:tc>
-        <w:tc>
-          <w:tcPr>
-            <w:tcW w:w="4770" w:type="dxa"/>
-            <w:vAlign w:val="center"/>
-          </w:tcPr>
-          <w:p>
-            <w:pPr>
-              <w:pStyle w:val="TableText"/>
-            </w:pPr>
-            <w:r>
-              <w:t>Chọn trong 03 đại diện</w:t>
-            </w:r>
-          </w:p>
-        </w:tc>
-      </w:tr>
-      <w:tr>
-        <w:trPr>
-          <w:cantSplit/>
-        </w:trPr>
-        <w:tc>
-          <w:tcPr>
-            <w:tcW w:w="1216" w:type="dxa"/>
-            <w:vAlign w:val="center"/>
-          </w:tcPr>
-          <w:p>
-            <w:pPr>
-              <w:pStyle w:val="TableText"/>
-              <w:jc w:val="center"/>
-            </w:pPr>
-            <w:r>
-              <w:t>ĐV09</w:t>
-            </w:r>
-          </w:p>
-        </w:tc>
-        <w:tc>
-          <w:tcPr>
-            <w:tcW w:w="1123" w:type="dxa"/>
-            <w:vAlign w:val="center"/>
-          </w:tcPr>
-          <w:p>
-            <w:pPr>
-              <w:pStyle w:val="TableText"/>
-              <w:jc w:val="center"/>
-            </w:pPr>
-            <w:r>
-              <w:t>A09</w:t>
-            </w:r>
-          </w:p>
-        </w:tc>
-        <w:tc>
-          <w:tcPr>
-            <w:tcW w:w="1123" w:type="dxa"/>
-            <w:vAlign w:val="center"/>
-          </w:tcPr>
-          <w:p>
-            <w:pPr>
-              <w:pStyle w:val="TableText"/>
-              <w:jc w:val="center"/>
-            </w:pPr>
-            <w:r>
-              <w:t>B09</w:t>
-            </w:r>
-          </w:p>
-        </w:tc>
-        <w:tc>
-          <w:tcPr>
-            <w:tcW w:w="1123" w:type="dxa"/>
-            <w:vAlign w:val="center"/>
-          </w:tcPr>
-          <w:p>
-            <w:pPr>
-              <w:pStyle w:val="TableText"/>
-              <w:jc w:val="center"/>
-            </w:pPr>
-            <w:r>
-              <w:t>C09</w:t>
-            </w:r>
-          </w:p>
-        </w:tc>
-        <w:tc>
-          <w:tcPr>
-            <w:tcW w:w="4770" w:type="dxa"/>
-            <w:vAlign w:val="center"/>
-          </w:tcPr>
-          <w:p>
-            <w:pPr>
-              <w:pStyle w:val="TableText"/>
-            </w:pPr>
-            <w:r>
-              <w:t>Chọn trong 03 đại diện</w:t>
-            </w:r>
-          </w:p>
-        </w:tc>
-      </w:tr>
-      <w:tr>
-        <w:trPr>
-          <w:cantSplit/>
-        </w:trPr>
-        <w:tc>
-          <w:tcPr>
-            <w:tcW w:w="1216" w:type="dxa"/>
-            <w:vAlign w:val="center"/>
-          </w:tcPr>
-          <w:p>
-            <w:pPr>
-              <w:pStyle w:val="TableText"/>
-              <w:jc w:val="center"/>
-            </w:pPr>
-            <w:r>
-              <w:t>ĐV10</w:t>
-            </w:r>
-          </w:p>
-        </w:tc>
-        <w:tc>
-          <w:tcPr>
-            <w:tcW w:w="1123" w:type="dxa"/>
-            <w:vAlign w:val="center"/>
-          </w:tcPr>
-          <w:p>
-            <w:pPr>
-              <w:pStyle w:val="TableText"/>
-              <w:jc w:val="center"/>
-            </w:pPr>
-            <w:r>
-              <w:t>A10</w:t>
-            </w:r>
-          </w:p>
-        </w:tc>
-        <w:tc>
-          <w:tcPr>
-            <w:tcW w:w="1123" w:type="dxa"/>
-            <w:vAlign w:val="center"/>
-          </w:tcPr>
-          <w:p>
-            <w:pPr>
-              <w:pStyle w:val="TableText"/>
-              <w:jc w:val="center"/>
-            </w:pPr>
-            <w:r>
-              <w:t>B10</w:t>
-            </w:r>
-          </w:p>
-        </w:tc>
-        <w:tc>
-          <w:tcPr>
-            <w:tcW w:w="1123" w:type="dxa"/>
-            <w:vAlign w:val="center"/>
-          </w:tcPr>
-          <w:p>
-            <w:pPr>
-              <w:pStyle w:val="TableText"/>
-              <w:jc w:val="center"/>
-            </w:pPr>
-            <w:r>
-              <w:t>C10</w:t>
-            </w:r>
-          </w:p>
-        </w:tc>
-        <w:tc>
-          <w:tcPr>
-            <w:tcW w:w="4770" w:type="dxa"/>
-            <w:vAlign w:val="center"/>
-          </w:tcPr>
-          <w:p>
-            <w:pPr>
-              <w:pStyle w:val="TableText"/>
-            </w:pPr>
-            <w:r>
-              <w:t>Chọn trong 03 đại diện</w:t>
-            </w:r>
-          </w:p>
-        </w:tc>
-      </w:tr>
-      <w:tr>
-        <w:trPr>
-          <w:cantSplit/>
-        </w:trPr>
-        <w:tc>
-          <w:tcPr>
-            <w:tcW w:w="1216" w:type="dxa"/>
-            <w:vAlign w:val="center"/>
-          </w:tcPr>
-          <w:p>
-            <w:pPr>
-              <w:pStyle w:val="TableText"/>
-              <w:jc w:val="center"/>
-            </w:pPr>
-            <w:r>
-              <w:t>ĐV11</w:t>
-            </w:r>
-          </w:p>
-        </w:tc>
-        <w:tc>
-          <w:tcPr>
-            <w:tcW w:w="1123" w:type="dxa"/>
-            <w:vAlign w:val="center"/>
-          </w:tcPr>
-          <w:p>
-            <w:pPr>
-              <w:pStyle w:val="TableText"/>
-              <w:jc w:val="center"/>
-            </w:pPr>
-            <w:r>
-              <w:t>A11</w:t>
-            </w:r>
-          </w:p>
-        </w:tc>
-        <w:tc>
-          <w:tcPr>
-            <w:tcW w:w="1123" w:type="dxa"/>
-            <w:vAlign w:val="center"/>
-          </w:tcPr>
-          <w:p>
-            <w:pPr>
-              <w:pStyle w:val="TableText"/>
-              <w:jc w:val="center"/>
-            </w:pPr>
-            <w:r>
-              <w:t>B11</w:t>
-            </w:r>
-          </w:p>
-        </w:tc>
-        <w:tc>
-          <w:tcPr>
-            <w:tcW w:w="1123" w:type="dxa"/>
-            <w:vAlign w:val="center"/>
-          </w:tcPr>
-          <w:p>
-            <w:pPr>
-              <w:pStyle w:val="TableText"/>
-              <w:jc w:val="center"/>
-            </w:pPr>
-            <w:r>
-              <w:t>C11</w:t>
-            </w:r>
-          </w:p>
-        </w:tc>
-        <w:tc>
-          <w:tcPr>
-            <w:tcW w:w="4770" w:type="dxa"/>
-            <w:vAlign w:val="center"/>
-          </w:tcPr>
-          <w:p>
-            <w:pPr>
-              <w:pStyle w:val="TableText"/>
-            </w:pPr>
-            <w:r>
-              <w:t>Chọn trong 03 đại diện</w:t>
-            </w:r>
-          </w:p>
-        </w:tc>
-      </w:tr>
-      <w:tr>
-        <w:trPr>
-          <w:cantSplit/>
-        </w:trPr>
-        <w:tc>
-          <w:tcPr>
-            <w:tcW w:w="1216" w:type="dxa"/>
-            <w:vAlign w:val="center"/>
-          </w:tcPr>
-          <w:p>
-            <w:pPr>
-              <w:pStyle w:val="TableText"/>
-              <w:jc w:val="center"/>
-            </w:pPr>
-            <w:r>
-              <w:t>ĐV12</w:t>
-            </w:r>
-          </w:p>
-        </w:tc>
-        <w:tc>
-          <w:tcPr>
-            <w:tcW w:w="1123" w:type="dxa"/>
-            <w:vAlign w:val="center"/>
-          </w:tcPr>
-          <w:p>
-            <w:pPr>
-              <w:pStyle w:val="TableText"/>
-              <w:jc w:val="center"/>
-            </w:pPr>
-            <w:r>
-              <w:t>A12</w:t>
-            </w:r>
-          </w:p>
-        </w:tc>
-        <w:tc>
-          <w:tcPr>
-            <w:tcW w:w="1123" w:type="dxa"/>
-            <w:vAlign w:val="center"/>
-          </w:tcPr>
-          <w:p>
-            <w:pPr>
-              <w:pStyle w:val="TableText"/>
-              <w:jc w:val="center"/>
-            </w:pPr>
-            <w:r>
-              <w:t>B12</w:t>
-            </w:r>
-          </w:p>
-        </w:tc>
-        <w:tc>
-          <w:tcPr>
-            <w:tcW w:w="1123" w:type="dxa"/>
-            <w:vAlign w:val="center"/>
-          </w:tcPr>
-          <w:p>
-            <w:pPr>
-              <w:pStyle w:val="TableText"/>
-              <w:jc w:val="center"/>
-            </w:pPr>
-            <w:r>
-              <w:t>C12</w:t>
-            </w:r>
-          </w:p>
-        </w:tc>
-        <w:tc>
-          <w:tcPr>
-            <w:tcW w:w="4770" w:type="dxa"/>
-            <w:vAlign w:val="center"/>
-          </w:tcPr>
-          <w:p>
-            <w:pPr>
-              <w:pStyle w:val="TableText"/>
-            </w:pPr>
-            <w:r>
-              <w:t>Chọn trong 03 đại diện</w:t>
-            </w:r>
-          </w:p>
-        </w:tc>
-      </w:tr>
-    </w:tbl>
-    <w:p>
-      <w:pPr>
-        <w:spacing w:after="20" w:line="40" w:lineRule="exact"/>
-      </w:pPr>
-    </w:p>
-    <w:p>
-      <w:pPr>
-        <w:pStyle w:val="Heading2"/>
-      </w:pPr>
-      <w:r>
-        <w:t>Phương án ghép cặp dự phòng</w:t>
-      </w:r>
-    </w:p>
-    <w:p>
-      <w:r>
-        <w:t>Trong từng mảng, ghép các vị trí 01–02, 03–04, 05–06, 07–08, 09–10, 11–12. Ví dụ A01 và A02 dự phòng cho nhau; tương tự với B01–B02 và C01–C02. Nếu một người kiêm cả hai vị trí trong một cặp thì phải chỉ định người khác làm dự phòng, không tự dự phòng cho mình.</w:t>
-      </w:r>
-    </w:p>
-    <w:p>
-      <w:r>
-        <w:t>Danh sách chính thức cần có: tên đơn vị; họ tên, mảng và phương thức liên hệ của người chính, người dự phòng; Tổ trưởng, Tổ phó; người phụ trách ở cơ sở; thời gian áp dụng; nhóm trao đổi; nơi nhận hồ sơ chính thức và lịch trực. Chỉ công bố thông tin liên hệ cần thiết trong phạm vi được phép.</w:t>
-      </w:r>
-    </w:p>
-    <w:p>
-      <w:r>
-        <w:t>Mảng 4 không có cột phân công đầu mối cơ sở. Khi phát sinh yêu cầu truyền thông, lập nhiệm vụ theo chương trình, nêu người chủ trì nghiệp vụ và người được cử phối hợp.</w:t>
-      </w:r>
-    </w:p>
-    <w:p>
-      <w:r>
-        <w:br w:type="page"/>
-      </w:r>
-    </w:p>
-    <w:p>
-      <w:pPr>
-        <w:pStyle w:val="Heading1"/>
-      </w:pPr>
-      <w:r>
-        <w:lastRenderedPageBreak/>
-        <w:t>PHỤ LỤC 2. MA TRẬN TRÁCH NHIỆM NGHIỆP VỤ</w:t>
-      </w:r>
-    </w:p>
-    <w:p>
-      <w:r>
-        <w:t>M1: Tổ chức - Đoàn vụ; M2: Đảng vụ - Chuyển đổi số; M3: Kiểm tra - Điểm rèn luyện; M4: Truyền thông - Sự kiện và Phát triển nội bộ. “Chủ trì” là chịu trách nhiệm tổ chức xử lý, không mặc nhiên là có thẩm quyền quyết định.</w:t>
-      </w:r>
-    </w:p>
-    <w:tbl>
-      <w:tblPr>
-        <w:tblW w:w="9355" w:type="dxa"/>
-        <w:tblInd w:w="120" w:type="dxa"/>
-        <w:tblBorders>
-          <w:top w:val="single" w:sz="4" w:space="0" w:color="BCCBD6"/>
-          <w:left w:val="single" w:sz="4" w:space="0" w:color="BCCBD6"/>
-          <w:bottom w:val="single" w:sz="4" w:space="0" w:color="BCCBD6"/>
-          <w:right w:val="single" w:sz="4" w:space="0" w:color="BCCBD6"/>
-          <w:insideH w:val="single" w:sz="4" w:space="0" w:color="BCCBD6"/>
-          <w:insideV w:val="single" w:sz="4" w:space="0" w:color="BCCBD6"/>
-        </w:tblBorders>
-        <w:tblLayout w:type="fixed"/>
-        <w:tblCellMar>
-          <w:top w:w="80" w:type="dxa"/>
-          <w:left w:w="120" w:type="dxa"/>
-          <w:bottom w:w="80" w:type="dxa"/>
-          <w:right w:w="120" w:type="dxa"/>
-        </w:tblCellMar>
-        <w:tblLook w:val="04A0" w:firstRow="1" w:lastRow="0" w:firstColumn="1" w:lastColumn="0" w:noHBand="0" w:noVBand="1"/>
-      </w:tblPr>
-      <w:tblGrid>
-        <w:gridCol w:w="2339"/>
-        <w:gridCol w:w="1590"/>
-        <w:gridCol w:w="2713"/>
-        <w:gridCol w:w="2713"/>
-      </w:tblGrid>
-      <w:tr>
-        <w:trPr>
-          <w:cantSplit/>
-          <w:tblHeader/>
-        </w:trPr>
-        <w:tc>
-          <w:tcPr>
-            <w:tcW w:w="2339" w:type="dxa"/>
-            <w:shd w:val="clear" w:color="auto" w:fill="EAF0F5"/>
-            <w:vAlign w:val="center"/>
-          </w:tcPr>
-          <w:p>
-            <w:pPr>
-              <w:pStyle w:val="TableHeader"/>
-            </w:pPr>
-            <w:r>
-              <w:t>Công việc</w:t>
-            </w:r>
-          </w:p>
-        </w:tc>
-        <w:tc>
-          <w:tcPr>
-            <w:tcW w:w="1590" w:type="dxa"/>
-            <w:shd w:val="clear" w:color="auto" w:fill="EAF0F5"/>
-            <w:vAlign w:val="center"/>
-          </w:tcPr>
-          <w:p>
-            <w:pPr>
-              <w:pStyle w:val="TableHeader"/>
-            </w:pPr>
-            <w:r>
-              <w:t>Chủ trì</w:t>
-            </w:r>
-          </w:p>
-        </w:tc>
-        <w:tc>
-          <w:tcPr>
-            <w:tcW w:w="2713" w:type="dxa"/>
-            <w:shd w:val="clear" w:color="auto" w:fill="EAF0F5"/>
-            <w:vAlign w:val="center"/>
-          </w:tcPr>
-          <w:p>
-            <w:pPr>
-              <w:pStyle w:val="TableHeader"/>
-            </w:pPr>
-            <w:r>
-              <w:t>Phối hợp / kiểm soát</w:t>
-            </w:r>
-          </w:p>
-        </w:tc>
-        <w:tc>
-          <w:tcPr>
-            <w:tcW w:w="2713" w:type="dxa"/>
-            <w:shd w:val="clear" w:color="auto" w:fill="EAF0F5"/>
-            <w:vAlign w:val="center"/>
-          </w:tcPr>
-          <w:p>
-            <w:pPr>
-              <w:pStyle w:val="TableHeader"/>
-            </w:pPr>
-            <w:r>
-              <w:t>Quyết định, phát hành</w:t>
-            </w:r>
-          </w:p>
-        </w:tc>
-      </w:tr>
-      <w:tr>
-        <w:trPr>
-          <w:cantSplit/>
-        </w:trPr>
-        <w:tc>
-          <w:tcPr>
-            <w:tcW w:w="2339" w:type="dxa"/>
-            <w:vAlign w:val="center"/>
-          </w:tcPr>
-          <w:p>
-            <w:pPr>
-              <w:pStyle w:val="TableText"/>
-            </w:pPr>
-            <w:r>
-              <w:t>Hồ sơ tổ chức, kiện toàn, kết nạp Đoàn</w:t>
-            </w:r>
-          </w:p>
-        </w:tc>
-        <w:tc>
-          <w:tcPr>
-            <w:tcW w:w="1590" w:type="dxa"/>
-            <w:vAlign w:val="center"/>
-          </w:tcPr>
-          <w:p>
-            <w:pPr>
-              <w:pStyle w:val="TableText"/>
-            </w:pPr>
-            <w:r>
-              <w:t>M1</w:t>
-            </w:r>
-          </w:p>
-        </w:tc>
-        <w:tc>
-          <w:tcPr>
-            <w:tcW w:w="2713" w:type="dxa"/>
-            <w:vAlign w:val="center"/>
-          </w:tcPr>
-          <w:p>
-            <w:pPr>
-              <w:pStyle w:val="TableText"/>
-            </w:pPr>
-            <w:r>
-              <w:t>Cơ sở; M2 hỗ trợ dữ liệu</w:t>
-            </w:r>
-          </w:p>
-        </w:tc>
-        <w:tc>
-          <w:tcPr>
-            <w:tcW w:w="2713" w:type="dxa"/>
-            <w:vAlign w:val="center"/>
-          </w:tcPr>
-          <w:p>
-            <w:pPr>
-              <w:pStyle w:val="TableText"/>
-            </w:pPr>
-            <w:r>
-              <w:t>Cấp có thẩm quyền theo phân cấp</w:t>
-            </w:r>
-          </w:p>
-        </w:tc>
-      </w:tr>
-      <w:tr>
-        <w:trPr>
-          <w:cantSplit/>
-        </w:trPr>
-        <w:tc>
-          <w:tcPr>
-            <w:tcW w:w="2339" w:type="dxa"/>
-            <w:vAlign w:val="center"/>
-          </w:tcPr>
-          <w:p>
-            <w:pPr>
-              <w:pStyle w:val="TableText"/>
-            </w:pPr>
-            <w:r>
-              <w:t>Theo dõi hồ sơ Đảng</w:t>
-            </w:r>
-          </w:p>
-        </w:tc>
-        <w:tc>
-          <w:tcPr>
-            <w:tcW w:w="1590" w:type="dxa"/>
-            <w:vAlign w:val="center"/>
-          </w:tcPr>
-          <w:p>
-            <w:pPr>
-              <w:pStyle w:val="TableText"/>
-            </w:pPr>
-            <w:r>
-              <w:t>M2</w:t>
-            </w:r>
-          </w:p>
-        </w:tc>
-        <w:tc>
-          <w:tcPr>
-            <w:tcW w:w="2713" w:type="dxa"/>
-            <w:vAlign w:val="center"/>
-          </w:tcPr>
-          <w:p>
-            <w:pPr>
-              <w:pStyle w:val="TableText"/>
-            </w:pPr>
-            <w:r>
-              <w:t>Cơ sở; đầu mối tiếp nhận ở cấp xử lý</w:t>
-            </w:r>
-          </w:p>
-        </w:tc>
-        <w:tc>
-          <w:tcPr>
-            <w:tcW w:w="2713" w:type="dxa"/>
-            <w:vAlign w:val="center"/>
-          </w:tcPr>
-          <w:p>
-            <w:pPr>
-              <w:pStyle w:val="TableText"/>
-            </w:pPr>
-            <w:r>
-              <w:t>Cấp có thẩm quyền; Ban chỉ kết luận phần việc được giao</w:t>
-            </w:r>
-          </w:p>
-        </w:tc>
-      </w:tr>
-      <w:tr>
-        <w:trPr>
-          <w:cantSplit/>
-        </w:trPr>
-        <w:tc>
-          <w:tcPr>
-            <w:tcW w:w="2339" w:type="dxa"/>
-            <w:vAlign w:val="center"/>
-          </w:tcPr>
-          <w:p>
-            <w:pPr>
-              <w:pStyle w:val="TableText"/>
-            </w:pPr>
-            <w:r>
-              <w:t>Dữ liệu QLDV</w:t>
-            </w:r>
-          </w:p>
-        </w:tc>
-        <w:tc>
-          <w:tcPr>
-            <w:tcW w:w="1590" w:type="dxa"/>
-            <w:vAlign w:val="center"/>
-          </w:tcPr>
-          <w:p>
-            <w:pPr>
-              <w:pStyle w:val="TableText"/>
-            </w:pPr>
-            <w:r>
-              <w:t>M1 xác nhận nghiệp vụ</w:t>
-            </w:r>
-          </w:p>
-        </w:tc>
-        <w:tc>
-          <w:tcPr>
-            <w:tcW w:w="2713" w:type="dxa"/>
-            <w:vAlign w:val="center"/>
-          </w:tcPr>
-          <w:p>
-            <w:pPr>
-              <w:pStyle w:val="TableText"/>
-            </w:pPr>
-            <w:r>
-              <w:t>M2 quản trị kỹ thuật</w:t>
-            </w:r>
-          </w:p>
-        </w:tc>
-        <w:tc>
-          <w:tcPr>
-            <w:tcW w:w="2713" w:type="dxa"/>
-            <w:vAlign w:val="center"/>
-          </w:tcPr>
-          <w:p>
-            <w:pPr>
-              <w:pStyle w:val="TableText"/>
-            </w:pPr>
-            <w:r>
-              <w:t>Người được giao xác nhận dữ liệu</w:t>
-            </w:r>
-          </w:p>
-        </w:tc>
-      </w:tr>
-      <w:tr>
-        <w:trPr>
-          <w:cantSplit/>
-        </w:trPr>
-        <w:tc>
-          <w:tcPr>
-            <w:tcW w:w="2339" w:type="dxa"/>
-            <w:vAlign w:val="center"/>
-          </w:tcPr>
-          <w:p>
-            <w:pPr>
-              <w:pStyle w:val="TableText"/>
-            </w:pPr>
-            <w:r>
-              <w:t>Kho số, phân quyền, sao lưu</w:t>
-            </w:r>
-          </w:p>
-        </w:tc>
-        <w:tc>
-          <w:tcPr>
-            <w:tcW w:w="1590" w:type="dxa"/>
-            <w:vAlign w:val="center"/>
-          </w:tcPr>
-          <w:p>
-            <w:pPr>
-              <w:pStyle w:val="TableText"/>
-            </w:pPr>
-            <w:r>
-              <w:t>M2</w:t>
-            </w:r>
-          </w:p>
-        </w:tc>
-        <w:tc>
-          <w:tcPr>
-            <w:tcW w:w="2713" w:type="dxa"/>
-            <w:vAlign w:val="center"/>
-          </w:tcPr>
-          <w:p>
-            <w:pPr>
-              <w:pStyle w:val="TableText"/>
-            </w:pPr>
-            <w:r>
-              <w:t>Mảng sở hữu dữ liệu</w:t>
-            </w:r>
-          </w:p>
-        </w:tc>
-        <w:tc>
-          <w:tcPr>
-            <w:tcW w:w="2713" w:type="dxa"/>
-            <w:vAlign w:val="center"/>
-          </w:tcPr>
-          <w:p>
-            <w:pPr>
-              <w:pStyle w:val="TableText"/>
-            </w:pPr>
-            <w:r>
-              <w:t>Người có thẩm quyền duyệt quyền, nền tảng</w:t>
-            </w:r>
-          </w:p>
-        </w:tc>
-      </w:tr>
-      <w:tr>
-        <w:trPr>
-          <w:cantSplit/>
-        </w:trPr>
-        <w:tc>
-          <w:tcPr>
-            <w:tcW w:w="2339" w:type="dxa"/>
-            <w:vAlign w:val="center"/>
-          </w:tcPr>
-          <w:p>
-            <w:pPr>
-              <w:pStyle w:val="TableText"/>
-            </w:pPr>
-            <w:r>
-              <w:t>Thẩm định đề án và tác nghiệp ĐRL</w:t>
-            </w:r>
-          </w:p>
-        </w:tc>
-        <w:tc>
-          <w:tcPr>
-            <w:tcW w:w="1590" w:type="dxa"/>
-            <w:vAlign w:val="center"/>
-          </w:tcPr>
-          <w:p>
-            <w:pPr>
-              <w:pStyle w:val="TableText"/>
-            </w:pPr>
-            <w:r>
-              <w:t>M3</w:t>
-            </w:r>
-          </w:p>
-        </w:tc>
-        <w:tc>
-          <w:tcPr>
-            <w:tcW w:w="2713" w:type="dxa"/>
-            <w:vAlign w:val="center"/>
-          </w:tcPr>
-          <w:p>
-            <w:pPr>
-              <w:pStyle w:val="TableText"/>
-            </w:pPr>
-            <w:r>
-              <w:t>Đơn vị tổ chức; M2 hỗ trợ hệ thống</w:t>
-            </w:r>
-          </w:p>
-        </w:tc>
-        <w:tc>
-          <w:tcPr>
-            <w:tcW w:w="2713" w:type="dxa"/>
-            <w:vAlign w:val="center"/>
-          </w:tcPr>
-          <w:p>
-            <w:pPr>
-              <w:pStyle w:val="TableText"/>
-            </w:pPr>
-            <w:r>
-              <w:t>Người/cấp được giao phê duyệt</w:t>
-            </w:r>
-          </w:p>
-        </w:tc>
-      </w:tr>
-      <w:tr>
-        <w:trPr>
-          <w:cantSplit/>
-        </w:trPr>
-        <w:tc>
-          <w:tcPr>
-            <w:tcW w:w="2339" w:type="dxa"/>
-            <w:vAlign w:val="center"/>
-          </w:tcPr>
-          <w:p>
-            <w:pPr>
-              <w:pStyle w:val="TableText"/>
-            </w:pPr>
-            <w:r>
-              <w:t>Giám sát, hậu kiểm hoạt động</w:t>
-            </w:r>
-          </w:p>
-        </w:tc>
-        <w:tc>
-          <w:tcPr>
-            <w:tcW w:w="1590" w:type="dxa"/>
-            <w:vAlign w:val="center"/>
-          </w:tcPr>
-          <w:p>
-            <w:pPr>
-              <w:pStyle w:val="TableText"/>
-            </w:pPr>
-            <w:r>
-              <w:t>M3</w:t>
-            </w:r>
-          </w:p>
-        </w:tc>
-        <w:tc>
-          <w:tcPr>
-            <w:tcW w:w="2713" w:type="dxa"/>
-            <w:vAlign w:val="center"/>
-          </w:tcPr>
-          <w:p>
-            <w:pPr>
-              <w:pStyle w:val="TableText"/>
-            </w:pPr>
-            <w:r>
-              <w:t>Đơn vị; mảng nghiệp vụ liên quan</w:t>
-            </w:r>
-          </w:p>
-        </w:tc>
-        <w:tc>
-          <w:tcPr>
-            <w:tcW w:w="2713" w:type="dxa"/>
-            <w:vAlign w:val="center"/>
-          </w:tcPr>
-          <w:p>
-            <w:pPr>
-              <w:pStyle w:val="TableText"/>
-            </w:pPr>
-            <w:r>
-              <w:t>Người/cấp có thẩm quyền kết luận</w:t>
-            </w:r>
-          </w:p>
-        </w:tc>
-      </w:tr>
-      <w:tr>
-        <w:trPr>
-          <w:cantSplit/>
-        </w:trPr>
-        <w:tc>
-          <w:tcPr>
-            <w:tcW w:w="2339" w:type="dxa"/>
-            <w:vAlign w:val="center"/>
-          </w:tcPr>
-          <w:p>
-            <w:pPr>
-              <w:pStyle w:val="TableText"/>
-            </w:pPr>
-            <w:r>
-              <w:t>Phản ánh về kết quả ĐRL</w:t>
-            </w:r>
-          </w:p>
-        </w:tc>
-        <w:tc>
-          <w:tcPr>
-            <w:tcW w:w="1590" w:type="dxa"/>
-            <w:vAlign w:val="center"/>
-          </w:tcPr>
-          <w:p>
-            <w:pPr>
-              <w:pStyle w:val="TableText"/>
-            </w:pPr>
-            <w:r>
-              <w:t>M3 phân công xác minh</w:t>
-            </w:r>
-          </w:p>
-        </w:tc>
-        <w:tc>
-          <w:tcPr>
-            <w:tcW w:w="2713" w:type="dxa"/>
-            <w:vAlign w:val="center"/>
-          </w:tcPr>
-          <w:p>
-            <w:pPr>
-              <w:pStyle w:val="TableText"/>
-            </w:pPr>
-            <w:r>
-              <w:t>Người kiểm tra độc lập; đơn vị liên quan</w:t>
-            </w:r>
-          </w:p>
-        </w:tc>
-        <w:tc>
-          <w:tcPr>
-            <w:tcW w:w="2713" w:type="dxa"/>
-            <w:vAlign w:val="center"/>
-          </w:tcPr>
-          <w:p>
-            <w:pPr>
-              <w:pStyle w:val="TableText"/>
-            </w:pPr>
-            <w:r>
-              <w:t>Cấp có thẩm quyền giải quyết</w:t>
-            </w:r>
-          </w:p>
-        </w:tc>
-      </w:tr>
-      <w:tr>
-        <w:trPr>
-          <w:cantSplit/>
-        </w:trPr>
-        <w:tc>
-          <w:tcPr>
-            <w:tcW w:w="2339" w:type="dxa"/>
-            <w:vAlign w:val="center"/>
-          </w:tcPr>
-          <w:p>
-            <w:pPr>
-              <w:pStyle w:val="TableText"/>
-            </w:pPr>
-            <w:r>
-              <w:t>Văn thư, hòm thư chung</w:t>
-            </w:r>
-          </w:p>
-        </w:tc>
-        <w:tc>
-          <w:tcPr>
-            <w:tcW w:w="1590" w:type="dxa"/>
-            <w:vAlign w:val="center"/>
-          </w:tcPr>
-          <w:p>
-            <w:pPr>
-              <w:pStyle w:val="TableText"/>
-            </w:pPr>
-            <w:r>
-              <w:t>M1</w:t>
-            </w:r>
-          </w:p>
-        </w:tc>
-        <w:tc>
-          <w:tcPr>
-            <w:tcW w:w="2713" w:type="dxa"/>
-            <w:vAlign w:val="center"/>
-          </w:tcPr>
-          <w:p>
-            <w:pPr>
-              <w:pStyle w:val="TableText"/>
-            </w:pPr>
-            <w:r>
-              <w:t>Các mảng thụ lý; M2 kỹ thuật</w:t>
-            </w:r>
-          </w:p>
-        </w:tc>
-        <w:tc>
-          <w:tcPr>
-            <w:tcW w:w="2713" w:type="dxa"/>
-            <w:vAlign w:val="center"/>
-          </w:tcPr>
-          <w:p>
-            <w:pPr>
-              <w:pStyle w:val="TableText"/>
-            </w:pPr>
-            <w:r>
-              <w:t>Người duyệt nội dung theo nghiệp vụ</w:t>
-            </w:r>
-          </w:p>
-        </w:tc>
-      </w:tr>
-      <w:tr>
-        <w:trPr>
-          <w:cantSplit/>
-        </w:trPr>
-        <w:tc>
-          <w:tcPr>
-            <w:tcW w:w="2339" w:type="dxa"/>
-            <w:vAlign w:val="center"/>
-          </w:tcPr>
-          <w:p>
-            <w:pPr>
-              <w:pStyle w:val="TableText"/>
-            </w:pPr>
-            <w:r>
-              <w:t>Tuyên truyền, ấn phẩm</w:t>
-            </w:r>
-          </w:p>
-        </w:tc>
-        <w:tc>
-          <w:tcPr>
-            <w:tcW w:w="1590" w:type="dxa"/>
-            <w:vAlign w:val="center"/>
-          </w:tcPr>
-          <w:p>
-            <w:pPr>
-              <w:pStyle w:val="TableText"/>
-            </w:pPr>
-            <w:r>
-              <w:t>M4</w:t>
-            </w:r>
-          </w:p>
-        </w:tc>
-        <w:tc>
-          <w:tcPr>
-            <w:tcW w:w="2713" w:type="dxa"/>
-            <w:vAlign w:val="center"/>
-          </w:tcPr>
-          <w:p>
-            <w:pPr>
-              <w:pStyle w:val="TableText"/>
-            </w:pPr>
-            <w:r>
-              <w:t>Mảng chủ trì duyệt nghiệp vụ</w:t>
-            </w:r>
-          </w:p>
-        </w:tc>
-        <w:tc>
-          <w:tcPr>
-            <w:tcW w:w="2713" w:type="dxa"/>
-            <w:vAlign w:val="center"/>
-          </w:tcPr>
-          <w:p>
-            <w:pPr>
-              <w:pStyle w:val="TableText"/>
-            </w:pPr>
-            <w:r>
-              <w:t>Người được giao duyệt phát hành</w:t>
-            </w:r>
-          </w:p>
-        </w:tc>
-      </w:tr>
-      <w:tr>
-        <w:trPr>
-          <w:cantSplit/>
-        </w:trPr>
-        <w:tc>
-          <w:tcPr>
-            <w:tcW w:w="2339" w:type="dxa"/>
-            <w:vAlign w:val="center"/>
-          </w:tcPr>
-          <w:p>
-            <w:pPr>
-              <w:pStyle w:val="TableText"/>
-            </w:pPr>
-            <w:r>
-              <w:t>Sự kiện, sinh hoạt nội bộ</w:t>
-            </w:r>
-          </w:p>
-        </w:tc>
-        <w:tc>
-          <w:tcPr>
-            <w:tcW w:w="1590" w:type="dxa"/>
-            <w:vAlign w:val="center"/>
-          </w:tcPr>
-          <w:p>
-            <w:pPr>
-              <w:pStyle w:val="TableText"/>
-            </w:pPr>
-            <w:r>
-              <w:t>M4 theo nhiệm vụ</w:t>
-            </w:r>
-          </w:p>
-        </w:tc>
-        <w:tc>
-          <w:tcPr>
-            <w:tcW w:w="2713" w:type="dxa"/>
-            <w:vAlign w:val="center"/>
-          </w:tcPr>
-          <w:p>
-            <w:pPr>
-              <w:pStyle w:val="TableText"/>
-            </w:pPr>
-            <w:r>
-              <w:t>Các mảng; M3 nếu cần kiểm tra độc lập</w:t>
-            </w:r>
-          </w:p>
-        </w:tc>
-        <w:tc>
-          <w:tcPr>
-            <w:tcW w:w="2713" w:type="dxa"/>
-            <w:vAlign w:val="center"/>
-          </w:tcPr>
-          <w:p>
-            <w:pPr>
-              <w:pStyle w:val="TableText"/>
-            </w:pPr>
-            <w:r>
-              <w:t>Lãnh đạo Ban/cấp duyệt kế hoạch</w:t>
-            </w:r>
-          </w:p>
-        </w:tc>
-      </w:tr>
-      <w:tr>
-        <w:trPr>
-          <w:cantSplit/>
-        </w:trPr>
-        <w:tc>
-          <w:tcPr>
-            <w:tcW w:w="2339" w:type="dxa"/>
-            <w:vAlign w:val="center"/>
-          </w:tcPr>
-          <w:p>
-            <w:pPr>
-              <w:pStyle w:val="TableText"/>
-            </w:pPr>
-            <w:r>
-              <w:t>Điều phối với Đoàn trường, LCĐ</w:t>
-            </w:r>
-          </w:p>
-        </w:tc>
-        <w:tc>
-          <w:tcPr>
-            <w:tcW w:w="1590" w:type="dxa"/>
-            <w:vAlign w:val="center"/>
-          </w:tcPr>
-          <w:p>
-            <w:pPr>
-              <w:pStyle w:val="TableText"/>
-            </w:pPr>
-            <w:r>
-              <w:t>Tổ trưởng đầu mối</w:t>
-            </w:r>
-          </w:p>
-        </w:tc>
-        <w:tc>
-          <w:tcPr>
-            <w:tcW w:w="2713" w:type="dxa"/>
-            <w:vAlign w:val="center"/>
-          </w:tcPr>
-          <w:p>
-            <w:pPr>
-              <w:pStyle w:val="TableText"/>
-            </w:pPr>
-            <w:r>
-              <w:t>Đại diện M1, M2, M3</w:t>
-            </w:r>
-          </w:p>
-        </w:tc>
-        <w:tc>
-          <w:tcPr>
-            <w:tcW w:w="2713" w:type="dxa"/>
-            <w:vAlign w:val="center"/>
-          </w:tcPr>
-          <w:p>
-            <w:pPr>
-              <w:pStyle w:val="TableText"/>
-            </w:pPr>
-            <w:r>
-              <w:t>Không phát sinh quyền duyệt riêng</w:t>
-            </w:r>
-          </w:p>
-        </w:tc>
-      </w:tr>
-    </w:tbl>
-    <w:p>
-      <w:pPr>
-        <w:spacing w:after="20" w:line="40" w:lineRule="exact"/>
-      </w:pPr>
-    </w:p>
-    <w:p>
-      <w:pPr>
-        <w:pStyle w:val="Heading2"/>
-      </w:pPr>
-      <w:r>
-        <w:t>Ba nguyên tắc xử lý giao thoa</w:t>
-      </w:r>
-    </w:p>
-    <w:p>
-      <w:pPr>
-        <w:pStyle w:val="ReportBullet"/>
-        <w:numPr>
-          <w:ilvl w:val="0"/>
-          <w:numId w:val="1"/>
-        </w:numPr>
-      </w:pPr>
-      <w:r>
-        <w:rPr>
-          <w:b/>
-        </w:rPr>
-        <w:t>Nghiệp vụ và kỹ thuật:</w:t>
-      </w:r>
-      <w:r>
-        <w:t xml:space="preserve"> người quản trị công cụ không thay mảng chuyên môn xác nhận thông tin hoặc sửa quyết định.</w:t>
-      </w:r>
-    </w:p>
-    <w:p>
-      <w:pPr>
-        <w:pStyle w:val="ReportBullet"/>
-        <w:numPr>
-          <w:ilvl w:val="0"/>
-          <w:numId w:val="1"/>
-        </w:numPr>
-      </w:pPr>
-      <w:r>
-        <w:rPr>
-          <w:b/>
-        </w:rPr>
-        <w:t>Tổ chức và kiểm tra:</w:t>
-      </w:r>
-      <w:r>
-        <w:t xml:space="preserve"> người trực tiếp tổ chức không tự hậu kiểm, tự giải quyết phản ánh về phần việc của mình.</w:t>
-      </w:r>
-    </w:p>
-    <w:p>
-      <w:pPr>
-        <w:pStyle w:val="ReportBullet"/>
-        <w:numPr>
-          <w:ilvl w:val="0"/>
-          <w:numId w:val="1"/>
-        </w:numPr>
-      </w:pPr>
-      <w:r>
-        <w:rPr>
-          <w:b/>
-        </w:rPr>
-        <w:t>Điều phối và phê duyệt:</w:t>
-      </w:r>
-      <w:r>
-        <w:t xml:space="preserve"> Tổ trưởng đầu mối thống nhất tiến độ, không quyết định thay Trưởng mảng hoặc cấp được giao thẩm quyền.</w:t>
-      </w:r>
-    </w:p>
-    <w:p>
-      <w:r>
-        <w:br w:type="page"/>
-      </w:r>
-    </w:p>
-    <w:p>
-      <w:pPr>
-        <w:pStyle w:val="Heading1"/>
-      </w:pPr>
-      <w:r>
-        <w:lastRenderedPageBreak/>
-        <w:t>PHỤ LỤC 3. BIỂU MẪU TÁC NGHIỆP TỐI THIỂU</w:t>
-      </w:r>
-    </w:p>
-    <w:p>
-      <w:pPr>
-        <w:pStyle w:val="Heading2"/>
-      </w:pPr>
-      <w:r>
-        <w:t>Mẫu 01. Sổ theo dõi hồ sơ, yêu cầu</w:t>
-      </w:r>
-    </w:p>
-    <w:p>
-      <w:r>
-        <w:rPr>
-          <w:b/>
-        </w:rPr>
-        <w:t>Trường bắt buộc:</w:t>
-      </w:r>
-      <w:r>
-        <w:t xml:space="preserve"> Mã việc; ngày, giờ nhận; loại nghiệp vụ; đơn vị/người gửi; trích yếu; mức ưu tiên; người xử lý chính; người kiểm soát; tình trạng thành phần; trạng thái; hạn nội bộ; thời gian chờ bổ sung; thời gian chờ cấp xử lý; việc tiếp theo; nơi lưu tệp có phân quyền; kết quả và ngày trả; yêu cầu theo dõi sau xử lý.</w:t>
-      </w:r>
-    </w:p>
-    <w:p>
-      <w:r>
-        <w:t>Mẫu sổ chung không chứa toàn bộ thông tin cá nhân trong hồ sơ Đảng. Dữ liệu nhạy cảm lưu riêng; sổ chỉ liên kết mã và nội dung tối thiểu phục vụ điều phối. Khi chuyển người xử lý phải lưu lịch sử, không xóa dấu vết người đã thực hiện.</w:t>
-      </w:r>
-    </w:p>
-    <w:p>
-      <w:pPr>
-        <w:pStyle w:val="Heading2"/>
-      </w:pPr>
-      <w:r>
-        <w:t>Mẫu 02. Phiếu thẩm định đề án hoạt động</w:t>
-      </w:r>
-    </w:p>
-    <w:p>
-      <w:r>
-        <w:rPr>
-          <w:b/>
-        </w:rPr>
-        <w:t>Thông tin chung:</w:t>
-      </w:r>
-      <w:r>
-        <w:t xml:space="preserve"> Mã đề án; đơn vị tổ chức; tên hoạt động; thời gian, địa điểm; đối tượng; người liên hệ; lần nộp/phiên bản.</w:t>
-      </w:r>
-    </w:p>
-    <w:p>
-      <w:r>
-        <w:rPr>
-          <w:b/>
-        </w:rPr>
-        <w:t>Nội dung kiểm tra:</w:t>
-      </w:r>
-      <w:r>
-        <w:t xml:space="preserve"> Thành phần hồ sơ; mục tiêu và nội dung; điều kiện tổ chức; tiêu chí xác nhận tham gia; phương án minh chứng; nội dung ĐRL đề nghị; căn cứ áp dụng; phần cần bổ sung hoặc điều chỉnh.</w:t>
-      </w:r>
-    </w:p>
-    <w:p>
-      <w:r>
-        <w:rPr>
-          <w:b/>
-        </w:rPr>
-        <w:t>Kết quả:</w:t>
-      </w:r>
-      <w:r>
-        <w:t xml:space="preserve"> Ý kiến người thẩm định; ý kiến người kiểm soát; quyết định người/cấp có thẩm quyền; điều kiện kèm theo; mã được cấp nếu có; lịch kiểm tra, hậu kiểm; thông tin được phép chuyển cho Truyền thông. Chưa được duyệt thì không ghi là hoạt động đã được chấp thuận.</w:t>
-      </w:r>
-    </w:p>
-    <w:p>
-      <w:pPr>
-        <w:pStyle w:val="Heading2"/>
-      </w:pPr>
-      <w:r>
-        <w:t>Mẫu 03. Phiếu bàn giao công việc</w:t>
-      </w:r>
-    </w:p>
-    <w:p>
-      <w:r>
-        <w:t>Ghi người giao, người nhận, lý do, thời điểm; danh sách mã việc; trạng thái và hạn tiếp theo; nội dung đang xin ý kiến; vị trí hồ sơ giấy; đường dẫn tệp được phép truy cập; quyền cần cấp/thu hồi. Người nhận xác nhận tiếp quản; không ghi hoặc gửi kèm mật khẩu.</w:t>
-      </w:r>
-    </w:p>
-    <w:p>
-      <w:pPr>
-        <w:pStyle w:val="Heading2"/>
-      </w:pPr>
-      <w:r>
-        <w:t>Mẫu 04. Phiếu yêu cầu truyền thông</w:t>
-      </w:r>
-    </w:p>
-    <w:p>
-      <w:r>
-        <w:t>Ghi mảng/chương trình chủ trì; mục tiêu; đối tượng; thông điệp, nội dung đã kiểm tra; căn cứ được phép công bố; sản phẩm cần làm; tư liệu được phép sử dụng; thời hạn; người duyệt nghiệp vụ; người duyệt phát hành; người thực hiện Mảng 4. Lưu bản đã duyệt và thời điểm đăng; nếu phải đính chính, ghi nguyên nhân và người duyệt nội dung sửa.</w:t>
-      </w:r>
-    </w:p>
-    <w:p>
-      <w:pPr>
-        <w:pStyle w:val="Heading2"/>
-      </w:pPr>
-      <w:r>
-        <w:t>Ghi chú hoàn thiện trước khi trình ký</w:t>
-      </w:r>
-    </w:p>
-    <w:p>
-      <w:r>
-        <w:t>Bổ sung số, ngày của các văn bản nội bộ áp dụng; tên chính thức của 12 đơn vị; danh sách nhân sự; phân cấp thẩm quyền; lịch trực; nền tảng được chấp thuận và mốc T0. Định biên, thời hạn và tiêu chí trong phương án 04 mảng là các nội dung đề xuất để cấp có thẩm quyền xem xét, cho ý kiến trước khi triển khai.</w:t>
       </w:r>
     </w:p>
     <w:p>
@@ -6972,10 +3439,8 @@
         <w:rPr>
           <w:rFonts w:ascii="Times New Roman" w:hAnsi="Times New Roman"/>
           <w:b/>
-          <w:color w:val="00458C"/>
-          <w:sz w:val="28"/>
         </w:rPr>
-        <w:t>XII. KẾ HOẠCH HOẠT ĐỘNG VÀ BỘ TIÊU CHÍ THI ĐUA NĂM HỌC 2026 - 2027</w:t>
+        <w:t>IX. KẾ HOẠCH HOẠT ĐỘNG VÀ BỘ TIÊU CHÍ THI ĐUA NĂM HỌC 2026 - 2027</w:t>
       </w:r>
     </w:p>
     <w:p>

--- a/De_An_Tai_Cau_Truc_Ban_TCKT_Doan_Vu.docx
+++ b/De_An_Tai_Cau_Truc_Ban_TCKT_Doan_Vu.docx
@@ -55,34 +55,29 @@
       </w:r>
     </w:p>
     <w:p>
-      <w:r>
-        <w:t>Kính trình: Ban Thường vụ Đoàn Đại học Bách khoa Hà Nội.</w:t>
+      <w:pPr>
+        <w:pStyle w:val="Heading1"/>
+      </w:pPr>
+      <w:r>
+        <w:t>I. THỰC TRẠNG VÀ SỰ CẦN THIẾT TÁI CẤU TRÚC</w:t>
       </w:r>
     </w:p>
     <w:p>
       <w:pPr>
-        <w:pStyle w:val="Heading1"/>
-      </w:pPr>
-      <w:r>
-        <w:t>I. THỰC TRẠNG VÀ SỰ CẦN THIẾT TÁI CẤU TRÚC</w:t>
+        <w:pStyle w:val="Heading2"/>
+      </w:pPr>
+      <w:r>
+        <w:t>1. Cơ sở xây dựng và phạm vi đề án</w:t>
       </w:r>
     </w:p>
     <w:p>
-      <w:pPr>
-        <w:pStyle w:val="Heading2"/>
-      </w:pPr>
-      <w:r>
-        <w:t>1. Cơ sở xây dựng và phạm vi đề án</w:t>
+      <w:r>
+        <w:t>Trên cơ sở yêu cầu kiện toàn tổ chức, nâng cao chất lượng công tác tham mưu, hướng dẫn, theo dõi và kiểm tra nghiệp vụ tại các Đoàn trường, Liên chi đoàn, Ban Tổ chức - Kiểm tra xây dựng phương án tái cấu trúc gắn với chuẩn hóa quy trình và đẩy mạnh chuyển đổi số.</w:t>
       </w:r>
     </w:p>
     <w:p>
       <w:r>
-        <w:t>Trên cơ sở yêu cầu kiện toàn tổ chức, nâng cao chất lượng công tác tham mưu, hướng dẫn, theo dõi và kiểm tra nghiệp vụ tại các Đoàn trường, Liên chi đoàn, Ban Tổ chức - Kiểm tra xây dựng phương án tái cấu trúc gắn với chuẩn hóa quy trình và đẩy mạnh chuyển đổi số.</w:t>
-      </w:r>
-    </w:p>
-    <w:p>
-      <w:r>
-        <w:t>Đề án đề xuất duy trì quy mô dự kiến 67 nhân sự, phạm vi theo dõi 12 đơn vị và điều chỉnh phân công theo nhiệm vụ thực tế của các mảng. Đây là phương án đề xuất, chưa phải quyết định thành lập, giao thẩm quyền hoặc giao chỉ tiêu chính thức. Trước khi ban hành, cần đối chiếu văn bản quy định chức năng của Ban, phân cấp công tác Đoàn và quy định về điểm rèn luyện đang áp dụng tại Đại học.</w:t>
+        <w:t>Đề án đề xuất duy trì quy mô dự kiến 68 nhân sự, phạm vi theo dõi 12 đơn vị và điều chỉnh phân công theo nhiệm vụ thực tế của các mảng. Đây là phương án đề xuất, chưa phải quyết định thành lập, giao thẩm quyền hoặc giao chỉ tiêu chính thức. Trước khi ban hành, cần đối chiếu văn bản quy định chức năng của Ban, phân cấp công tác Đoàn và quy định về điểm rèn luyện đang áp dụng tại Đại học.</w:t>
       </w:r>
     </w:p>
     <w:p>
@@ -223,7 +218,7 @@
     </w:p>
     <w:p>
       <w:r>
-        <w:t>Lãnh đạo Ban gồm 01 Trưởng ban và 02 Phó Trưởng ban. Bốn mảng chuyên môn gồm: (1) Tổ chức - Đoàn vụ; (2) Đảng vụ - Chuyển đổi số; (3) Kiểm tra - Điểm rèn luyện; (4) Truyền thông - Sự kiện và Phát triển nội bộ. Tập thể giao ban điều hành gồm Lãnh đạo Ban và 04 Trưởng mảng, tổng cộng 07 đồng chí; không phải một cấp tổ chức mới.</w:t>
+        <w:t>Lãnh đạo Ban gồm 01 Trưởng ban và 03 Phó Trưởng ban. Bốn mảng chuyên môn gồm: (1) Tổ chức - Đoàn vụ; (2) Đảng vụ - Chuyển đổi số; (3) Kiểm tra - Điểm rèn luyện; (4) Truyền thông - Sự kiện và Phát triển nội bộ. Tập thể giao ban điều hành gồm Lãnh đạo Ban và 04 Trưởng mảng, tổng cộng 08 đồng chí; không phải một cấp tổ chức mới.</w:t>
       </w:r>
     </w:p>
     <w:p>
@@ -799,7 +794,7 @@
     </w:p>
     <w:p>
       <w:r>
-        <w:t>Duy trì tổng quy mô dự kiến 67 đồng chí, gồm 03 đồng chí Lãnh đạo Ban và 64 nhân sự các mảng. Việc bố trí cụ thể được rà soát sau giai đoạn thí điểm; không coi số lượng đề xuất là chỉ tiêu đã được phê duyệt.</w:t>
+        <w:t>Duy trì tổng quy mô dự kiến 68 đồng chí, gồm 04 đồng chí Lãnh đạo Ban và 64 nhân sự các mảng. Việc bố trí cụ thể được rà soát sau giai đoạn thí điểm; không coi số lượng đề xuất là chỉ tiêu đã được phê duyệt.</w:t>
       </w:r>
     </w:p>
     <w:tbl>
@@ -950,26 +945,22 @@
             <w:vAlign w:val="center"/>
           </w:tcPr>
           <w:p>
+            <w:r>
+              <w:t>3</w:t>
+            </w:r>
+          </w:p>
+        </w:tc>
+        <w:tc>
+          <w:tcPr>
+            <w:tcW w:w="1310" w:type="dxa"/>
+            <w:vAlign w:val="center"/>
+          </w:tcPr>
+          <w:p>
             <w:pPr>
               <w:pStyle w:val="TableText"/>
               <w:jc w:val="center"/>
             </w:pPr>
             <w:r>
-              <w:t>2</w:t>
-            </w:r>
-          </w:p>
-        </w:tc>
-        <w:tc>
-          <w:tcPr>
-            <w:tcW w:w="1310" w:type="dxa"/>
-            <w:vAlign w:val="center"/>
-          </w:tcPr>
-          <w:p>
-            <w:pPr>
-              <w:pStyle w:val="TableText"/>
-              <w:jc w:val="center"/>
-            </w:pPr>
-            <w:r>
               <w:t>0</w:t>
             </w:r>
           </w:p>
@@ -980,12 +971,8 @@
             <w:vAlign w:val="center"/>
           </w:tcPr>
           <w:p>
-            <w:pPr>
-              <w:pStyle w:val="TableText"/>
-              <w:jc w:val="center"/>
-            </w:pPr>
-            <w:r>
-              <w:t>3</w:t>
+            <w:r>
+              <w:t>4</w:t>
             </w:r>
           </w:p>
         </w:tc>
@@ -1345,26 +1332,22 @@
             <w:vAlign w:val="center"/>
           </w:tcPr>
           <w:p>
+            <w:r>
+              <w:t>8</w:t>
+            </w:r>
+          </w:p>
+        </w:tc>
+        <w:tc>
+          <w:tcPr>
+            <w:tcW w:w="1310" w:type="dxa"/>
+            <w:vAlign w:val="center"/>
+          </w:tcPr>
+          <w:p>
             <w:pPr>
               <w:pStyle w:val="TableText"/>
               <w:jc w:val="center"/>
             </w:pPr>
             <w:r>
-              <w:t>7</w:t>
-            </w:r>
-          </w:p>
-        </w:tc>
-        <w:tc>
-          <w:tcPr>
-            <w:tcW w:w="1310" w:type="dxa"/>
-            <w:vAlign w:val="center"/>
-          </w:tcPr>
-          <w:p>
-            <w:pPr>
-              <w:pStyle w:val="TableText"/>
-              <w:jc w:val="center"/>
-            </w:pPr>
-            <w:r>
               <w:t>55</w:t>
             </w:r>
           </w:p>
@@ -1375,12 +1358,8 @@
             <w:vAlign w:val="center"/>
           </w:tcPr>
           <w:p>
-            <w:pPr>
-              <w:pStyle w:val="TableText"/>
-              <w:jc w:val="center"/>
-            </w:pPr>
-            <w:r>
-              <w:t>67</w:t>
+            <w:r>
+              <w:t>68</w:t>
             </w:r>
           </w:p>
         </w:tc>
@@ -1518,7 +1497,7 @@
     </w:p>
     <w:p>
       <w:r>
-        <w:t>Việc thêm 01 Trưởng mảng so với phương án 03 mảng được bố trí trong tổng 67 người. Các nhóm nghiệp vụ trong mảng là hình thức phân công công việc, không mặc nhiên phát sinh chức danh lãnh đạo hoặc phụ cấp.</w:t>
+        <w:t>Việc thêm 01 Trưởng mảng so với phương án 03 mảng được bố trí trong tổng 68 người. Các nhóm nghiệp vụ trong mảng là hình thức phân công công việc, không mặc nhiên phát sinh chức danh lãnh đạo hoặc phụ cấp.</w:t>
       </w:r>
     </w:p>
     <w:p>
@@ -5984,6 +5963,64 @@
           </w:p>
         </w:tc>
       </w:tr>
+      <w:tr>
+        <w:tc>
+          <w:tcPr>
+            <w:tcW w:type="dxa" w:w="1559"/>
+          </w:tcPr>
+          <w:p>
+            <w:r>
+              <w:t>2</w:t>
+            </w:r>
+          </w:p>
+        </w:tc>
+        <w:tc>
+          <w:tcPr>
+            <w:tcW w:type="dxa" w:w="1559"/>
+          </w:tcPr>
+          <w:p>
+            <w:r>
+              <w:t>Hội nghị Triển khai Công tác và Giao ban Đầu mối 12 Đơn vị Cơ sở năm học 2026 - 2027</w:t>
+            </w:r>
+          </w:p>
+        </w:tc>
+        <w:tc>
+          <w:tcPr>
+            <w:tcW w:type="dxa" w:w="1559"/>
+          </w:tcPr>
+          <w:p>
+            <w:r>
+              <w:t>Tháng 9 - 10/2026</w:t>
+            </w:r>
+          </w:p>
+        </w:tc>
+        <w:tc>
+          <w:tcPr>
+            <w:tcW w:type="dxa" w:w="1559"/>
+          </w:tcPr>
+          <w:p>
+            <w:r>
+              <w:t>Mảng 1 chủ trì; Mảng 3, 4 phối hợp</w:t>
+            </w:r>
+          </w:p>
+        </w:tc>
+        <w:tc>
+          <w:tcPr>
+            <w:tcW w:type="dxa" w:w="1559"/>
+          </w:tcPr>
+          <w:p>
+            <w:r>
+              <w:t>Kế hoạch năm học, Biên bản giao ban &amp; Thiết lập kênh trao đổi 12 đơn vị</w:t>
+            </w:r>
+          </w:p>
+        </w:tc>
+        <w:tc>
+          <w:tcPr>
+            <w:tcW w:type="dxa" w:w="1559"/>
+          </w:tcPr>
+          <w:p/>
+        </w:tc>
+      </w:tr>
     </w:tbl>
     <w:p>
       <w:pPr>
@@ -6004,19 +6041,7 @@
         <w:spacing w:after="80" w:line="288" w:lineRule="auto"/>
       </w:pPr>
       <w:r>
-        <w:rPr>
-          <w:rFonts w:ascii="Times New Roman" w:hAnsi="Times New Roman"/>
-          <w:b/>
-          <w:color w:val="00458C"/>
-        </w:rPr>
-        <w:t xml:space="preserve">Mảng 1 (Tổ chức - Đoàn vụ, 20 đồng chí): </w:t>
-      </w:r>
-      <w:r>
-        <w:rPr>
-          <w:rFonts w:ascii="Times New Roman" w:hAnsi="Times New Roman"/>
-          <w:sz w:val="22"/>
-        </w:rPr>
-        <w:t>Đóng vai trò 'xương sống' hành chính của Ban; chủ trì 10/15 nhiệm vụ trọng tâm năm học. Phụ trách trọn gói quy trình phát triển Đoàn (02 đợt kết nạp), Đại hội chi đoàn &amp; thành lập chi đoàn K71, ra mắt Ban Cán sự K71, nghiệp vụ sổ Đoàn (tiếp nhận tháng 12, nhận xét tháng 5-6), thu đoàn phí K71 và công nợ K68-K70, làm thẻ đoàn viên, tổng hợp hồ sơ thi đua khen thưởng và các hội nghị kiện toàn nhân sự cơ sở.</w:t>
+        <w:t>Mảng 1 (Tổ chức - Đoàn vụ, 20 đồng chí): Đóng vai trò 'xương sống' hành chính của Ban; chủ trì 10/16 nhiệm vụ trọng tâm năm học. Phụ trách trọn gói quy trình phát triển Đoàn (02 đợt kết nạp), Đại hội chi đoàn &amp; thành lập chi đoàn K71, ra mắt Ban Cán sự K71, nghiệp vụ sổ Đoàn (tiếp nhận tháng 12, nhận xét tháng 5-6), thu đoàn phí K71 và công nợ K68-K70, làm thẻ đoàn viên, tổng hợp hồ sơ thi đua khen thưởng và các hội nghị kiện toàn nhân sự cơ sở.</w:t>
       </w:r>
     </w:p>
     <w:p>

--- a/De_An_Tai_Cau_Truc_Ban_TCKT_Doan_Vu.docx
+++ b/De_An_Tai_Cau_Truc_Ban_TCKT_Doan_Vu.docx
@@ -305,7 +305,7 @@
         </w:numPr>
       </w:pPr>
       <w:r>
-        <w:t>Hai Phó Trưởng ban có vị trí ngang nhau. Đề xuất phân công một đồng chí theo dõi Mảng 1, Mảng 2; đồng chí còn lại theo dõi Mảng 3, Mảng 4. Khi điều chỉnh phải thông báo phạm vi và thời điểm bàn giao.</w:t>
+        <w:t>Hai Phó Trưởng ban có vị trí ngang nhau. Đề xuất phân công một đồng chí theo dõi Mảng Tổ chức &amp; Phát triển Đoàn vụ, Mảng Xây dựng Đảng &amp; Chuyển đổi số; đồng chí còn lại theo dõi Mảng Giám sát Kiểm tra &amp; Điểm rèn luyện, Mảng Truyền thông - Sự kiện &amp; Phát triển Nội bộ. Khi điều chỉnh phải thông báo phạm vi và thời điểm bàn giao.</w:t>
       </w:r>
     </w:p>
     <w:p>
@@ -356,7 +356,7 @@
     </w:p>
     <w:p>
       <w:r>
-        <w:t>Mỗi Đoàn trường, Liên chi đoàn có 01 kênh phối hợp chung với Ban và 01 tổ đầu mối liên mảng. Thành phần thường trực phía Ban gồm 03 đại diện chuyên môn được lựa chọn từ Mảng 1, Mảng 2, Mảng 3. Mỗi mảng phân công 01 đồng chí phụ trách chính và 01 đồng chí dự phòng cùng chuyên môn; khi cần thiết có thể có cả hai đồng chí trong kênh nhưng phải công khai người trả lời chính.</w:t>
+        <w:t>Mỗi Đoàn trường, Liên chi đoàn có 01 kênh phối hợp chung với Ban và 01 tổ đầu mối liên mảng. Thành phần thường trực phía Ban gồm 03 đại diện chuyên môn được lựa chọn từ Mảng Tổ chức &amp; Phát triển Đoàn vụ, Mảng Xây dựng Đảng &amp; Chuyển đổi số, Mảng Giám sát Kiểm tra &amp; Điểm rèn luyện. Mỗi mảng phân công 01 đồng chí phụ trách chính và 01 đồng chí dự phòng cùng chuyên môn; khi cần thiết có thể có cả hai đồng chí trong kênh nhưng phải công khai người trả lời chính.</w:t>
       </w:r>
     </w:p>
     <w:p>
@@ -987,11 +987,8 @@
             <w:vAlign w:val="center"/>
           </w:tcPr>
           <w:p>
-            <w:pPr>
-              <w:pStyle w:val="TableText"/>
-            </w:pPr>
-            <w:r>
-              <w:t>Mảng 1. Tổ chức - Đoàn vụ</w:t>
+            <w:r>
+              <w:t>Mảng Tổ chức &amp; Phát triển Đoàn vụ</w:t>
             </w:r>
           </w:p>
         </w:tc>
@@ -1066,11 +1063,8 @@
             <w:vAlign w:val="center"/>
           </w:tcPr>
           <w:p>
-            <w:pPr>
-              <w:pStyle w:val="TableText"/>
-            </w:pPr>
-            <w:r>
-              <w:t>Mảng 2. Đảng vụ - Chuyển đổi số</w:t>
+            <w:r>
+              <w:t>Mảng Xây dựng Đảng &amp; Chuyển đổi số</w:t>
             </w:r>
           </w:p>
         </w:tc>
@@ -1145,11 +1139,8 @@
             <w:vAlign w:val="center"/>
           </w:tcPr>
           <w:p>
-            <w:pPr>
-              <w:pStyle w:val="TableText"/>
-            </w:pPr>
-            <w:r>
-              <w:t>Mảng 3. Kiểm tra - Điểm rèn luyện</w:t>
+            <w:r>
+              <w:t>Mảng Giám sát Kiểm tra &amp; Điểm rèn luyện</w:t>
             </w:r>
           </w:p>
         </w:tc>
@@ -1224,11 +1215,8 @@
             <w:vAlign w:val="center"/>
           </w:tcPr>
           <w:p>
-            <w:pPr>
-              <w:pStyle w:val="TableText"/>
-            </w:pPr>
-            <w:r>
-              <w:t>Mảng 4. Truyền thông - Sự kiện và Phát triển nội bộ</w:t>
+            <w:r>
+              <w:t>Mảng Truyền thông - Sự kiện &amp; Phát triển Nội bộ</w:t>
             </w:r>
           </w:p>
         </w:tc>
@@ -1387,13 +1375,7 @@
         </w:numPr>
       </w:pPr>
       <w:r>
-        <w:rPr>
-          <w:b/>
-        </w:rPr>
-        <w:t>Mảng 1:</w:t>
-      </w:r>
-      <w:r>
-        <w:t xml:space="preserve"> 18 thành viên triển khai tổ chức, nhân sự, đoàn vụ, quản lý đoàn viên và văn thư. Lựa chọn nhân sự trong lực lượng này để đảm nhiệm 12 lượt đầu mối; không tách 12 đầu mối thành bộ phận độc lập.</w:t>
+        <w:t>Mảng Tổ chức &amp; Phát triển Đoàn vụ: 18 thành viên triển khai tổ chức, nhân sự, đoàn vụ, quản lý đoàn viên và văn thư. Lựa chọn nhân sự trong lực lượng này để đảm nhiệm 12 lượt đầu mối; không tách 12 đầu mối thành bộ phận độc lập.</w:t>
       </w:r>
     </w:p>
     <w:p>
@@ -1405,45 +1387,7 @@
         </w:numPr>
       </w:pPr>
       <w:r>
-        <w:rPr>
-          <w:b/>
-        </w:rPr>
-        <w:t>Mảng 2:</w:t>
-      </w:r>
-      <w:r>
-        <w:t xml:space="preserve"> dự kiến 06 thành viên tập trung hồ sơ Đảng và 06 thành viên tập trung dữ liệu, công cụ số. Cử đầu mối đủ năng lực hướng dẫn ban đầu; yêu cầu vượt chuyên môn được chuyển người phụ trách </w:t>
-      </w:r>
-      <w:proofErr w:type="spellStart"/>
-      <w:r>
-        <w:t>nghiệp</w:t>
-      </w:r>
-      <w:proofErr w:type="spellEnd"/>
-      <w:r>
-        <w:t xml:space="preserve"> </w:t>
-      </w:r>
-      <w:proofErr w:type="spellStart"/>
-      <w:r>
-        <w:t>vụ</w:t>
-      </w:r>
-      <w:proofErr w:type="spellEnd"/>
-      <w:r>
-        <w:t xml:space="preserve"> </w:t>
-      </w:r>
-      <w:proofErr w:type="spellStart"/>
-      <w:r>
-        <w:t>trong</w:t>
-      </w:r>
-      <w:proofErr w:type="spellEnd"/>
-      <w:r>
-        <w:t xml:space="preserve"> </w:t>
-      </w:r>
-      <w:proofErr w:type="spellStart"/>
-      <w:r>
-        <w:t>mảng</w:t>
-      </w:r>
-      <w:proofErr w:type="spellEnd"/>
-      <w:r>
-        <w:t>.</w:t>
+        <w:t>Mảng Xây dựng Đảng &amp; Chuyển đổi số: dự kiến 06 thành viên tập trung hồ sơ Đảng và 06 thành viên tập trung dữ liệu, công cụ số. Cử đầu mối đủ năng lực hướng dẫn ban đầu; yêu cầu vượt chuyên môn được chuyển người phụ trách nghiệp vụ trong mảng.</w:t>
       </w:r>
     </w:p>
     <w:p>
@@ -1455,13 +1399,7 @@
         </w:numPr>
       </w:pPr>
       <w:r>
-        <w:rPr>
-          <w:b/>
-        </w:rPr>
-        <w:t>Mảng 3:</w:t>
-      </w:r>
-      <w:r>
-        <w:t xml:space="preserve"> dự kiến 10 thành viên tham gia thẩm định đề án và tác nghiệp ĐRL; 07 thành viên tham gia giám sát, hậu kiểm và xác minh phản ánh. Hai Phó Trưởng mảng theo dõi hai nhóm nhiệm vụ để tạo điều kiện kiểm tra chéo.</w:t>
+        <w:t>Mảng Giám sát Kiểm tra &amp; Điểm rèn luyện: dự kiến 10 thành viên tham gia thẩm định đề án và tác nghiệp ĐRL; 07 thành viên tham gia giám sát, hậu kiểm và xác minh phản ánh. Hai Phó Trưởng mảng theo dõi hai nhóm nhiệm vụ để tạo điều kiện kiểm tra chéo.</w:t>
       </w:r>
     </w:p>
     <w:p>
@@ -1473,13 +1411,7 @@
         </w:numPr>
       </w:pPr>
       <w:r>
-        <w:rPr>
-          <w:b/>
-        </w:rPr>
-        <w:t>Mảng 4:</w:t>
-      </w:r>
-      <w:r>
-        <w:t xml:space="preserve"> 08 thành viên được phân công theo năng lực nội dung, thiết kế, hình ảnh, tổ chức sự kiện và hoạt động nội bộ; xây dựng tổ thực hiện theo chương trình, không chia địa bàn.</w:t>
+        <w:t>Mảng Truyền thông - Sự kiện &amp; Phát triển Nội bộ: 08 thành viên được phân công theo năng lực nội dung, thiết kế, hình ảnh, tổ chức sự kiện và hoạt động nội bộ; xây dựng tổ thực hiện theo chương trình, không chia địa bàn.</w:t>
       </w:r>
     </w:p>
     <w:p>
@@ -1586,7 +1518,7 @@
         </w:numPr>
       </w:pPr>
       <w:r>
-        <w:t>Theo dõi số liệu tổ chức, đoàn viên, chuyển sinh hoạt Đoàn và đánh giá đoàn viên theo nhiệm vụ được giao. Chịu trách nhiệm kiểm tra tính đúng của dữ liệu quản lý đoàn viên (QLDV); Mảng 2 hỗ trợ công cụ, cấu trúc và kỹ thuật.</w:t>
+        <w:t>Theo dõi số liệu tổ chức, đoàn viên, chuyển sinh hoạt Đoàn và đánh giá đoàn viên theo nhiệm vụ được giao. Chịu trách nhiệm kiểm tra tính đúng của dữ liệu quản lý đoàn viên (QLDV); Mảng Xây dựng Đảng &amp; Chuyển đổi số hỗ trợ công cụ, cấu trúc và kỹ thuật.</w:t>
       </w:r>
     </w:p>
     <w:p>
@@ -1622,7 +1554,7 @@
         </w:numPr>
       </w:pPr>
       <w:r>
-        <w:t>Tổng hợp hồ sơ thi đua, khen thưởng thuộc nhiệm vụ của Ban; phối hợp Mảng 3 kiểm tra số liệu, minh chứng khi được yêu cầu.</w:t>
+        <w:t>Tổng hợp hồ sơ thi đua, khen thưởng thuộc nhiệm vụ của Ban; phối hợp Mảng Giám sát Kiểm tra &amp; Điểm rèn luyện kiểm tra số liệu, minh chứng khi được yêu cầu.</w:t>
       </w:r>
     </w:p>
     <w:p>
@@ -1650,13 +1582,7 @@
     </w:p>
     <w:p>
       <w:r>
-        <w:rPr>
-          <w:b/>
-        </w:rPr>
-        <w:t>Ranh giới trách nhiệm:</w:t>
-      </w:r>
-      <w:r>
-        <w:t xml:space="preserve"> Mảng kiểm tra hồ sơ Đoàn vụ trước khi trình. Hoạt động kiểm tra độc lập theo kế hoạch, xác minh sai lệch hoặc kiểm tra chéo do Mảng 3 chủ trì trong phạm vi được Lãnh đạo Ban giao; không yêu cầu mọi hồ sơ phải đi qua thêm một vòng kiểm tra không cần thiết.</w:t>
+        <w:t>Ranh giới trách nhiệm: Mảng kiểm tra hồ sơ Đoàn vụ trước khi trình. Hoạt động kiểm tra độc lập theo kế hoạch, xác minh sai lệch hoặc kiểm tra chéo do Mảng Giám sát Kiểm tra &amp; Điểm rèn luyện chủ trì trong phạm vi được Lãnh đạo Ban giao; không yêu cầu mọi hồ sơ phải đi qua thêm một vòng kiểm tra không cần thiết.</w:t>
       </w:r>
     </w:p>
     <w:p>
@@ -1978,7 +1904,7 @@
         </w:numPr>
       </w:pPr>
       <w:r>
-        <w:t>Cung cấp thông tin đã được kiểm soát cho Mảng 4 để tuyên truyền quy trình, thời hạn, điều kiện tham gia hoặc kết quả được phép công bố.</w:t>
+        <w:t>Cung cấp thông tin đã được kiểm soát cho Mảng Truyền thông - Sự kiện &amp; Phát triển Nội bộ để tuyên truyền quy trình, thời hạn, điều kiện tham gia hoặc kết quả được phép công bố.</w:t>
       </w:r>
     </w:p>
     <w:p>
@@ -2077,7 +2003,7 @@
         </w:numPr>
       </w:pPr>
       <w:r>
-        <w:t>Phối hợp Mảng 3 tuyên truyền hướng dẫn lập đề án, thời hạn gửi hồ sơ, điều kiện ghi nhận ĐRL, quy trình bổ sung và kênh tiếp nhận phản ánh; chỉ công bố mức điểm, trạng thái hoặc kết quả khi có thông tin được phê duyệt.</w:t>
+        <w:t>Phối hợp Mảng Giám sát Kiểm tra &amp; Điểm rèn luyện tuyên truyền hướng dẫn lập đề án, thời hạn gửi hồ sơ, điều kiện ghi nhận ĐRL, quy trình bổ sung và kênh tiếp nhận phản ánh; chỉ công bố mức điểm, trạng thái hoặc kết quả khi có thông tin được phê duyệt.</w:t>
       </w:r>
     </w:p>
     <w:p>
@@ -2089,7 +2015,7 @@
         </w:numPr>
       </w:pPr>
       <w:r>
-        <w:t>Phối hợp Mảng 1, Mảng 2 truyền thông hướng dẫn nghiệp vụ và mốc công tác được phép phổ biến; không công bố hồ sơ cá nhân, dữ liệu Đảng hoặc danh sách hạn chế truy cập.</w:t>
+        <w:t>Phối hợp Mảng Tổ chức &amp; Phát triển Đoàn vụ, Mảng Xây dựng Đảng &amp; Chuyển đổi số truyền thông hướng dẫn nghiệp vụ và mốc công tác được phép phổ biến; không công bố hồ sơ cá nhân, dữ liệu Đảng hoặc danh sách hạn chế truy cập.</w:t>
       </w:r>
     </w:p>
     <w:p>
@@ -2118,13 +2044,7 @@
     </w:p>
     <w:p>
       <w:r>
-        <w:rPr>
-          <w:b/>
-        </w:rPr>
-        <w:t>Quy trình phối hợp truyền thông:</w:t>
-      </w:r>
-      <w:r>
-        <w:t xml:space="preserve"> Mảng chủ trì lập phiếu yêu cầu gồm mục tiêu, đối tượng, nội dung đã xác nhận, căn cứ công bố, sản phẩm, hạn hoàn thành và người duyệt nghiệp vụ; Mảng 4 tiếp nhận, phân công, biên tập; mảng chủ trì duyệt tính chính xác; người được giao duyệt phát hành; Mảng 4 đăng tải và lưu bản cuối.</w:t>
+        <w:t>Quy trình phối hợp truyền thông: Mảng chủ trì lập phiếu yêu cầu gồm mục tiêu, đối tượng, nội dung đã xác nhận, căn cứ công bố, sản phẩm, hạn hoàn thành và người duyệt nghiệp vụ; Mảng Truyền thông - Sự kiện &amp; Phát triển Nội bộ tiếp nhận, phân công, biên tập; mảng chủ trì duyệt tính chính xác; người được giao duyệt phát hành; Mảng Truyền thông - Sự kiện &amp; Phát triển Nội bộ đăng tải và lưu bản cuối.</w:t>
       </w:r>
     </w:p>
     <w:p>
@@ -2406,11 +2326,8 @@
             <w:vAlign w:val="center"/>
           </w:tcPr>
           <w:p>
-            <w:pPr>
-              <w:pStyle w:val="TableText"/>
-            </w:pPr>
-            <w:r>
-              <w:t>Mảng 1</w:t>
+            <w:r>
+              <w:t>Mảng Tổ chức &amp; Phát triển Đoàn vụ</w:t>
             </w:r>
           </w:p>
         </w:tc>
@@ -2453,11 +2370,8 @@
             <w:vAlign w:val="center"/>
           </w:tcPr>
           <w:p>
-            <w:pPr>
-              <w:pStyle w:val="TableText"/>
-            </w:pPr>
-            <w:r>
-              <w:t>Mảng 2</w:t>
+            <w:r>
+              <w:t>Mảng Xây dựng Đảng &amp; Chuyển đổi số</w:t>
             </w:r>
           </w:p>
         </w:tc>
@@ -2500,11 +2414,8 @@
             <w:vAlign w:val="center"/>
           </w:tcPr>
           <w:p>
-            <w:pPr>
-              <w:pStyle w:val="TableText"/>
-            </w:pPr>
-            <w:r>
-              <w:t>Mảng 3</w:t>
+            <w:r>
+              <w:t>Mảng Giám sát Kiểm tra &amp; Điểm rèn luyện</w:t>
             </w:r>
           </w:p>
         </w:tc>
@@ -2547,11 +2458,8 @@
             <w:vAlign w:val="center"/>
           </w:tcPr>
           <w:p>
-            <w:pPr>
-              <w:pStyle w:val="TableText"/>
-            </w:pPr>
-            <w:r>
-              <w:t>Mảng 4</w:t>
+            <w:r>
+              <w:t>Mảng Truyền thông - Sự kiện &amp; Phát triển Nội bộ</w:t>
             </w:r>
           </w:p>
         </w:tc>
@@ -2652,7 +2560,7 @@
     </w:p>
     <w:p>
       <w:r>
-        <w:t>Mỗi hồ sơ có mã, loại việc, đơn vị, người xử lý, trạng thái, mốc tiếp theo, đường dẫn tài liệu và lịch sử bàn giao. Mảng 2 quản lý danh mục trường, còn mảng sở hữu nghiệp vụ xác nhận nội dung. Các bảng tổng hợp rộng chỉ thể hiện số lượng và tiến độ cần thiết; tệp hồ sơ chi tiết được phân quyền riêng.</w:t>
+        <w:t>Mỗi hồ sơ có mã, loại việc, đơn vị, người xử lý, trạng thái, mốc tiếp theo, đường dẫn tài liệu và lịch sử bàn giao. Mảng Xây dựng Đảng &amp; Chuyển đổi số quản lý danh mục trường, còn mảng sở hữu nghiệp vụ xác nhận nội dung. Các bảng tổng hợp rộng chỉ thể hiện số lượng và tiến độ cần thiết; tệp hồ sơ chi tiết được phân quyền riêng.</w:t>
       </w:r>
     </w:p>
     <w:p>
@@ -2687,7 +2595,7 @@
     </w:p>
     <w:p>
       <w:r>
-        <w:t>Đánh giá theo nhiệm vụ đã giao, sản phẩm được xác nhận và thời gian thực tế có thể tham gia. Đề xuất thang 100 điểm gồm 40 điểm chuyên môn, 30 điểm phối hợp, 20 điểm kỷ luật và 10 điểm cải tiến. Không áp tiêu chí phụ trách cơ sở cho người không được giao đầu mối, đặc biệt Mảng 4.</w:t>
+        <w:t>Đánh giá theo nhiệm vụ đã giao, sản phẩm được xác nhận và thời gian thực tế có thể tham gia. Đề xuất thang 100 điểm gồm 40 điểm chuyên môn, 30 điểm phối hợp, 20 điểm kỷ luật và 10 điểm cải tiến. Không áp tiêu chí phụ trách cơ sở cho người không được giao đầu mối, đặc biệt Mảng Truyền thông - Sự kiện &amp; Phát triển Nội bộ.</w:t>
       </w:r>
     </w:p>
     <w:tbl>
@@ -2987,7 +2895,7 @@
         </w:numPr>
       </w:pPr>
       <w:r>
-        <w:t>Mảng 1: hồ sơ đủ thành phần, văn bản được kiểm soát, dữ liệu QLDV đã đối soát, sổ việc và bàn giao.</w:t>
+        <w:t>Mảng Tổ chức &amp; Phát triển Đoàn vụ: hồ sơ đủ thành phần, văn bản được kiểm soát, dữ liệu QLDV đã đối soát, sổ việc và bàn giao.</w:t>
       </w:r>
     </w:p>
     <w:p>
@@ -2999,7 +2907,7 @@
         </w:numPr>
       </w:pPr>
       <w:r>
-        <w:t>Mảng 2: trạng thái hồ sơ chính xác; dữ liệu đủ trường; tệp tra cứu được; biên bản đối soát, phân quyền và kiểm tra sao lưu. Không dùng số trường hợp được kết nạp làm chỉ tiêu cá nhân khi kết quả phụ thuộc cấp có thẩm quyền.</w:t>
+        <w:t>Mảng Xây dựng Đảng &amp; Chuyển đổi số: trạng thái hồ sơ chính xác; dữ liệu đủ trường; tệp tra cứu được; biên bản đối soát, phân quyền và kiểm tra sao lưu. Không dùng số trường hợp được kết nạp làm chỉ tiêu cá nhân khi kết quả phụ thuộc cấp có thẩm quyền.</w:t>
       </w:r>
     </w:p>
     <w:p>
@@ -3011,7 +2919,7 @@
         </w:numPr>
       </w:pPr>
       <w:r>
-        <w:t>Mảng 3: phiếu thẩm định có căn cứ; tiến độ xử lý đề án; hậu kiểm và phản hồi có minh chứng. Không lấy số đề án được chấp thuận hoặc số điểm được cộng làm thước đo thành tích.</w:t>
+        <w:t>Mảng Giám sát Kiểm tra &amp; Điểm rèn luyện: phiếu thẩm định có căn cứ; tiến độ xử lý đề án; hậu kiểm và phản hồi có minh chứng. Không lấy số đề án được chấp thuận hoặc số điểm được cộng làm thước đo thành tích.</w:t>
       </w:r>
     </w:p>
     <w:p>
@@ -3023,7 +2931,7 @@
         </w:numPr>
       </w:pPr>
       <w:r>
-        <w:t>Mảng 4: sản phẩm đúng hạn, đúng nội dung duyệt, số lần phải sửa vì sai nghiệp vụ và kết quả nhiệm vụ nội bộ. Không chấm bằng tốc độ trả lời nhóm cơ sở; không chỉ dựa vào lượt thích, lượt xem.</w:t>
+        <w:t>Mảng Truyền thông - Sự kiện &amp; Phát triển Nội bộ: sản phẩm đúng hạn, đúng nội dung duyệt, số lần phải sửa vì sai nghiệp vụ và kết quả nhiệm vụ nội bộ. Không chấm bằng tốc độ trả lời nhóm cơ sở; không chỉ dựa vào lượt thích, lượt xem.</w:t>
       </w:r>
     </w:p>
     <w:p>
@@ -3723,18 +3631,8 @@
             </w:tcMar>
           </w:tcPr>
           <w:p>
-            <w:pPr>
-              <w:spacing w:line="276" w:lineRule="auto"/>
-              <w:jc w:val="center"/>
-            </w:pPr>
-            <w:r>
-              <w:rPr>
-                <w:rFonts w:ascii="Times New Roman" w:hAnsi="Times New Roman"/>
-                <w:b/>
-                <w:color w:val="005BAC"/>
-                <w:sz w:val="19"/>
-              </w:rPr>
-              <w:t>Mảng 1</w:t>
+            <w:r>
+              <w:t>Mảng Tổ chức &amp; Phát triển Đoàn vụ</w:t>
             </w:r>
           </w:p>
         </w:tc>
@@ -3750,16 +3648,8 @@
             </w:tcMar>
           </w:tcPr>
           <w:p>
-            <w:pPr>
-              <w:spacing w:line="276" w:lineRule="auto"/>
-              <w:jc w:val="center"/>
-            </w:pPr>
-            <w:r>
-              <w:rPr>
-                <w:rFonts w:ascii="Times New Roman" w:hAnsi="Times New Roman"/>
-                <w:sz w:val="19"/>
-              </w:rPr>
-              <w:t>Mảng 4</w:t>
+            <w:r>
+              <w:t>Mảng Truyền thông - Sự kiện &amp; Phát triển Nội bộ</w:t>
             </w:r>
           </w:p>
         </w:tc>
@@ -3878,18 +3768,8 @@
             </w:tcMar>
           </w:tcPr>
           <w:p>
-            <w:pPr>
-              <w:spacing w:line="276" w:lineRule="auto"/>
-              <w:jc w:val="center"/>
-            </w:pPr>
-            <w:r>
-              <w:rPr>
-                <w:rFonts w:ascii="Times New Roman" w:hAnsi="Times New Roman"/>
-                <w:b/>
-                <w:color w:val="005BAC"/>
-                <w:sz w:val="19"/>
-              </w:rPr>
-              <w:t>Mảng 1</w:t>
+            <w:r>
+              <w:t>Mảng Tổ chức &amp; Phát triển Đoàn vụ</w:t>
             </w:r>
           </w:p>
         </w:tc>
@@ -3905,16 +3785,8 @@
             </w:tcMar>
           </w:tcPr>
           <w:p>
-            <w:pPr>
-              <w:spacing w:line="276" w:lineRule="auto"/>
-              <w:jc w:val="center"/>
-            </w:pPr>
-            <w:r>
-              <w:rPr>
-                <w:rFonts w:ascii="Times New Roman" w:hAnsi="Times New Roman"/>
-                <w:sz w:val="19"/>
-              </w:rPr>
-              <w:t>Mảng 2</w:t>
+            <w:r>
+              <w:t>Mảng Xây dựng Đảng &amp; Chuyển đổi số</w:t>
             </w:r>
           </w:p>
         </w:tc>
@@ -4033,18 +3905,8 @@
             </w:tcMar>
           </w:tcPr>
           <w:p>
-            <w:pPr>
-              <w:spacing w:line="276" w:lineRule="auto"/>
-              <w:jc w:val="center"/>
-            </w:pPr>
-            <w:r>
-              <w:rPr>
-                <w:rFonts w:ascii="Times New Roman" w:hAnsi="Times New Roman"/>
-                <w:b/>
-                <w:color w:val="005BAC"/>
-                <w:sz w:val="19"/>
-              </w:rPr>
-              <w:t>Mảng 1</w:t>
+            <w:r>
+              <w:t>Mảng Tổ chức &amp; Phát triển Đoàn vụ</w:t>
             </w:r>
           </w:p>
         </w:tc>
@@ -4060,16 +3922,8 @@
             </w:tcMar>
           </w:tcPr>
           <w:p>
-            <w:pPr>
-              <w:spacing w:line="276" w:lineRule="auto"/>
-              <w:jc w:val="center"/>
-            </w:pPr>
-            <w:r>
-              <w:rPr>
-                <w:rFonts w:ascii="Times New Roman" w:hAnsi="Times New Roman"/>
-                <w:sz w:val="19"/>
-              </w:rPr>
-              <w:t>Mảng 4</w:t>
+            <w:r>
+              <w:t>Mảng Truyền thông - Sự kiện &amp; Phát triển Nội bộ</w:t>
             </w:r>
           </w:p>
         </w:tc>
@@ -4188,18 +4042,8 @@
             </w:tcMar>
           </w:tcPr>
           <w:p>
-            <w:pPr>
-              <w:spacing w:line="276" w:lineRule="auto"/>
-              <w:jc w:val="center"/>
-            </w:pPr>
-            <w:r>
-              <w:rPr>
-                <w:rFonts w:ascii="Times New Roman" w:hAnsi="Times New Roman"/>
-                <w:b/>
-                <w:color w:val="005BAC"/>
-                <w:sz w:val="19"/>
-              </w:rPr>
-              <w:t>Mảng 1</w:t>
+            <w:r>
+              <w:t>Mảng Tổ chức &amp; Phát triển Đoàn vụ</w:t>
             </w:r>
           </w:p>
         </w:tc>
@@ -4215,16 +4059,8 @@
             </w:tcMar>
           </w:tcPr>
           <w:p>
-            <w:pPr>
-              <w:spacing w:line="276" w:lineRule="auto"/>
-              <w:jc w:val="center"/>
-            </w:pPr>
-            <w:r>
-              <w:rPr>
-                <w:rFonts w:ascii="Times New Roman" w:hAnsi="Times New Roman"/>
-                <w:sz w:val="19"/>
-              </w:rPr>
-              <w:t>Mảng 2</w:t>
+            <w:r>
+              <w:t>Mảng Xây dựng Đảng &amp; Chuyển đổi số</w:t>
             </w:r>
           </w:p>
         </w:tc>
@@ -4343,18 +4179,8 @@
             </w:tcMar>
           </w:tcPr>
           <w:p>
-            <w:pPr>
-              <w:spacing w:line="276" w:lineRule="auto"/>
-              <w:jc w:val="center"/>
-            </w:pPr>
-            <w:r>
-              <w:rPr>
-                <w:rFonts w:ascii="Times New Roman" w:hAnsi="Times New Roman"/>
-                <w:b/>
-                <w:color w:val="005BAC"/>
-                <w:sz w:val="19"/>
-              </w:rPr>
-              <w:t>Mảng 1</w:t>
+            <w:r>
+              <w:t>Mảng Tổ chức &amp; Phát triển Đoàn vụ</w:t>
             </w:r>
           </w:p>
         </w:tc>
@@ -4370,16 +4196,8 @@
             </w:tcMar>
           </w:tcPr>
           <w:p>
-            <w:pPr>
-              <w:spacing w:line="276" w:lineRule="auto"/>
-              <w:jc w:val="center"/>
-            </w:pPr>
-            <w:r>
-              <w:rPr>
-                <w:rFonts w:ascii="Times New Roman" w:hAnsi="Times New Roman"/>
-                <w:sz w:val="19"/>
-              </w:rPr>
-              <w:t>Mảng 2</w:t>
+            <w:r>
+              <w:t>Mảng Xây dựng Đảng &amp; Chuyển đổi số</w:t>
             </w:r>
           </w:p>
         </w:tc>
@@ -4498,18 +4316,8 @@
             </w:tcMar>
           </w:tcPr>
           <w:p>
-            <w:pPr>
-              <w:spacing w:line="276" w:lineRule="auto"/>
-              <w:jc w:val="center"/>
-            </w:pPr>
-            <w:r>
-              <w:rPr>
-                <w:rFonts w:ascii="Times New Roman" w:hAnsi="Times New Roman"/>
-                <w:b/>
-                <w:color w:val="005BAC"/>
-                <w:sz w:val="19"/>
-              </w:rPr>
-              <w:t>Mảng 1</w:t>
+            <w:r>
+              <w:t>Mảng Tổ chức &amp; Phát triển Đoàn vụ</w:t>
             </w:r>
           </w:p>
         </w:tc>
@@ -4525,16 +4333,8 @@
             </w:tcMar>
           </w:tcPr>
           <w:p>
-            <w:pPr>
-              <w:spacing w:line="276" w:lineRule="auto"/>
-              <w:jc w:val="center"/>
-            </w:pPr>
-            <w:r>
-              <w:rPr>
-                <w:rFonts w:ascii="Times New Roman" w:hAnsi="Times New Roman"/>
-                <w:sz w:val="19"/>
-              </w:rPr>
-              <w:t>Mảng 4</w:t>
+            <w:r>
+              <w:t>Mảng Truyền thông - Sự kiện &amp; Phát triển Nội bộ</w:t>
             </w:r>
           </w:p>
         </w:tc>
@@ -4653,18 +4453,8 @@
             </w:tcMar>
           </w:tcPr>
           <w:p>
-            <w:pPr>
-              <w:spacing w:line="276" w:lineRule="auto"/>
-              <w:jc w:val="center"/>
-            </w:pPr>
-            <w:r>
-              <w:rPr>
-                <w:rFonts w:ascii="Times New Roman" w:hAnsi="Times New Roman"/>
-                <w:b/>
-                <w:color w:val="005BAC"/>
-                <w:sz w:val="19"/>
-              </w:rPr>
-              <w:t>Mảng 1</w:t>
+            <w:r>
+              <w:t>Mảng Tổ chức &amp; Phát triển Đoàn vụ</w:t>
             </w:r>
           </w:p>
         </w:tc>
@@ -4680,16 +4470,8 @@
             </w:tcMar>
           </w:tcPr>
           <w:p>
-            <w:pPr>
-              <w:spacing w:line="276" w:lineRule="auto"/>
-              <w:jc w:val="center"/>
-            </w:pPr>
-            <w:r>
-              <w:rPr>
-                <w:rFonts w:ascii="Times New Roman" w:hAnsi="Times New Roman"/>
-                <w:sz w:val="19"/>
-              </w:rPr>
-              <w:t>Mảng 2</w:t>
+            <w:r>
+              <w:t>Mảng Xây dựng Đảng &amp; Chuyển đổi số</w:t>
             </w:r>
           </w:p>
         </w:tc>
@@ -4835,16 +4617,8 @@
             </w:tcMar>
           </w:tcPr>
           <w:p>
-            <w:pPr>
-              <w:spacing w:line="276" w:lineRule="auto"/>
-              <w:jc w:val="center"/>
-            </w:pPr>
-            <w:r>
-              <w:rPr>
-                <w:rFonts w:ascii="Times New Roman" w:hAnsi="Times New Roman"/>
-                <w:sz w:val="19"/>
-              </w:rPr>
-              <w:t>Mảng 4</w:t>
+            <w:r>
+              <w:t>Mảng Truyền thông - Sự kiện &amp; Phát triển Nội bộ</w:t>
             </w:r>
           </w:p>
         </w:tc>
@@ -4963,18 +4737,8 @@
             </w:tcMar>
           </w:tcPr>
           <w:p>
-            <w:pPr>
-              <w:spacing w:line="276" w:lineRule="auto"/>
-              <w:jc w:val="center"/>
-            </w:pPr>
-            <w:r>
-              <w:rPr>
-                <w:rFonts w:ascii="Times New Roman" w:hAnsi="Times New Roman"/>
-                <w:b/>
-                <w:color w:val="005BAC"/>
-                <w:sz w:val="19"/>
-              </w:rPr>
-              <w:t>Mảng 1</w:t>
+            <w:r>
+              <w:t>Mảng Tổ chức &amp; Phát triển Đoàn vụ</w:t>
             </w:r>
           </w:p>
         </w:tc>
@@ -4990,16 +4754,8 @@
             </w:tcMar>
           </w:tcPr>
           <w:p>
-            <w:pPr>
-              <w:spacing w:line="276" w:lineRule="auto"/>
-              <w:jc w:val="center"/>
-            </w:pPr>
-            <w:r>
-              <w:rPr>
-                <w:rFonts w:ascii="Times New Roman" w:hAnsi="Times New Roman"/>
-                <w:sz w:val="19"/>
-              </w:rPr>
-              <w:t>Mảng 4</w:t>
+            <w:r>
+              <w:t>Mảng Truyền thông - Sự kiện &amp; Phát triển Nội bộ</w:t>
             </w:r>
           </w:p>
         </w:tc>
@@ -5118,18 +4874,8 @@
             </w:tcMar>
           </w:tcPr>
           <w:p>
-            <w:pPr>
-              <w:spacing w:line="276" w:lineRule="auto"/>
-              <w:jc w:val="center"/>
-            </w:pPr>
-            <w:r>
-              <w:rPr>
-                <w:rFonts w:ascii="Times New Roman" w:hAnsi="Times New Roman"/>
-                <w:b/>
-                <w:color w:val="005BAC"/>
-                <w:sz w:val="19"/>
-              </w:rPr>
-              <w:t>Mảng 1</w:t>
+            <w:r>
+              <w:t>Mảng Tổ chức &amp; Phát triển Đoàn vụ</w:t>
             </w:r>
           </w:p>
         </w:tc>
@@ -5145,16 +4891,8 @@
             </w:tcMar>
           </w:tcPr>
           <w:p>
-            <w:pPr>
-              <w:spacing w:line="276" w:lineRule="auto"/>
-              <w:jc w:val="center"/>
-            </w:pPr>
-            <w:r>
-              <w:rPr>
-                <w:rFonts w:ascii="Times New Roman" w:hAnsi="Times New Roman"/>
-                <w:sz w:val="19"/>
-              </w:rPr>
-              <w:t>Mảng 3</w:t>
+            <w:r>
+              <w:t>Mảng Giám sát Kiểm tra &amp; Điểm rèn luyện</w:t>
             </w:r>
           </w:p>
         </w:tc>
@@ -5273,18 +5011,8 @@
             </w:tcMar>
           </w:tcPr>
           <w:p>
-            <w:pPr>
-              <w:spacing w:line="276" w:lineRule="auto"/>
-              <w:jc w:val="center"/>
-            </w:pPr>
-            <w:r>
-              <w:rPr>
-                <w:rFonts w:ascii="Times New Roman" w:hAnsi="Times New Roman"/>
-                <w:b/>
-                <w:color w:val="005BAC"/>
-                <w:sz w:val="19"/>
-              </w:rPr>
-              <w:t>Mảng 3</w:t>
+            <w:r>
+              <w:t>Mảng Giám sát Kiểm tra &amp; Điểm rèn luyện</w:t>
             </w:r>
           </w:p>
         </w:tc>
@@ -5300,16 +5028,8 @@
             </w:tcMar>
           </w:tcPr>
           <w:p>
-            <w:pPr>
-              <w:spacing w:line="276" w:lineRule="auto"/>
-              <w:jc w:val="center"/>
-            </w:pPr>
-            <w:r>
-              <w:rPr>
-                <w:rFonts w:ascii="Times New Roman" w:hAnsi="Times New Roman"/>
-                <w:sz w:val="19"/>
-              </w:rPr>
-              <w:t>Mảng 1</w:t>
+            <w:r>
+              <w:t>Mảng Tổ chức &amp; Phát triển Đoàn vụ</w:t>
             </w:r>
           </w:p>
         </w:tc>
@@ -5428,18 +5148,8 @@
             </w:tcMar>
           </w:tcPr>
           <w:p>
-            <w:pPr>
-              <w:spacing w:line="276" w:lineRule="auto"/>
-              <w:jc w:val="center"/>
-            </w:pPr>
-            <w:r>
-              <w:rPr>
-                <w:rFonts w:ascii="Times New Roman" w:hAnsi="Times New Roman"/>
-                <w:b/>
-                <w:color w:val="005BAC"/>
-                <w:sz w:val="19"/>
-              </w:rPr>
-              <w:t>Mảng 1</w:t>
+            <w:r>
+              <w:t>Mảng Tổ chức &amp; Phát triển Đoàn vụ</w:t>
             </w:r>
           </w:p>
         </w:tc>
@@ -5583,18 +5293,8 @@
             </w:tcMar>
           </w:tcPr>
           <w:p>
-            <w:pPr>
-              <w:spacing w:line="276" w:lineRule="auto"/>
-              <w:jc w:val="center"/>
-            </w:pPr>
-            <w:r>
-              <w:rPr>
-                <w:rFonts w:ascii="Times New Roman" w:hAnsi="Times New Roman"/>
-                <w:b/>
-                <w:color w:val="005BAC"/>
-                <w:sz w:val="19"/>
-              </w:rPr>
-              <w:t>Mảng 2</w:t>
+            <w:r>
+              <w:t>Mảng Xây dựng Đảng &amp; Chuyển đổi số</w:t>
             </w:r>
           </w:p>
         </w:tc>
@@ -5610,16 +5310,8 @@
             </w:tcMar>
           </w:tcPr>
           <w:p>
-            <w:pPr>
-              <w:spacing w:line="276" w:lineRule="auto"/>
-              <w:jc w:val="center"/>
-            </w:pPr>
-            <w:r>
-              <w:rPr>
-                <w:rFonts w:ascii="Times New Roman" w:hAnsi="Times New Roman"/>
-                <w:sz w:val="19"/>
-              </w:rPr>
-              <w:t>Mảng 1</w:t>
+            <w:r>
+              <w:t>Mảng Tổ chức &amp; Phát triển Đoàn vụ</w:t>
             </w:r>
           </w:p>
         </w:tc>
@@ -5738,18 +5430,8 @@
             </w:tcMar>
           </w:tcPr>
           <w:p>
-            <w:pPr>
-              <w:spacing w:line="276" w:lineRule="auto"/>
-              <w:jc w:val="center"/>
-            </w:pPr>
-            <w:r>
-              <w:rPr>
-                <w:rFonts w:ascii="Times New Roman" w:hAnsi="Times New Roman"/>
-                <w:b/>
-                <w:color w:val="005BAC"/>
-                <w:sz w:val="19"/>
-              </w:rPr>
-              <w:t>Mảng 3</w:t>
+            <w:r>
+              <w:t>Mảng Giám sát Kiểm tra &amp; Điểm rèn luyện</w:t>
             </w:r>
           </w:p>
         </w:tc>
@@ -5765,16 +5447,8 @@
             </w:tcMar>
           </w:tcPr>
           <w:p>
-            <w:pPr>
-              <w:spacing w:line="276" w:lineRule="auto"/>
-              <w:jc w:val="center"/>
-            </w:pPr>
-            <w:r>
-              <w:rPr>
-                <w:rFonts w:ascii="Times New Roman" w:hAnsi="Times New Roman"/>
-                <w:sz w:val="19"/>
-              </w:rPr>
-              <w:t>Mảng 4</w:t>
+            <w:r>
+              <w:t>Mảng Truyền thông - Sự kiện &amp; Phát triển Nội bộ</w:t>
             </w:r>
           </w:p>
         </w:tc>
@@ -6000,7 +5674,7 @@
           </w:tcPr>
           <w:p>
             <w:r>
-              <w:t>Mảng 1 chủ trì; Mảng 3, 4 phối hợp</w:t>
+              <w:t>Mảng Tổ chức &amp; Phát triển Đoàn vụ chủ trì; Mảng Giám sát Kiểm tra &amp; Điểm rèn luyện, 4 phối hợp</w:t>
             </w:r>
           </w:p>
         </w:tc>
@@ -6011,6 +5685,180 @@
           <w:p>
             <w:r>
               <w:t>Kế hoạch năm học, Biên bản giao ban &amp; Thiết lập kênh trao đổi 12 đơn vị</w:t>
+            </w:r>
+          </w:p>
+        </w:tc>
+        <w:tc>
+          <w:tcPr>
+            <w:tcW w:type="dxa" w:w="1559"/>
+          </w:tcPr>
+          <w:p/>
+        </w:tc>
+      </w:tr>
+      <w:tr>
+        <w:tc>
+          <w:tcPr>
+            <w:tcW w:type="dxa" w:w="1559"/>
+          </w:tcPr>
+          <w:p>
+            <w:r>
+              <w:t>16</w:t>
+            </w:r>
+          </w:p>
+        </w:tc>
+        <w:tc>
+          <w:tcPr>
+            <w:tcW w:type="dxa" w:w="1559"/>
+          </w:tcPr>
+          <w:p>
+            <w:r>
+              <w:t>Kiểm tra Giấy tờ, Hồ sơ sau Đại hội Chi đoàn và Đại hội cơ sở</w:t>
+            </w:r>
+          </w:p>
+        </w:tc>
+        <w:tc>
+          <w:tcPr>
+            <w:tcW w:type="dxa" w:w="1559"/>
+          </w:tcPr>
+          <w:p>
+            <w:r>
+              <w:t>Tháng 10 - 12/2026</w:t>
+            </w:r>
+          </w:p>
+        </w:tc>
+        <w:tc>
+          <w:tcPr>
+            <w:tcW w:type="dxa" w:w="1559"/>
+          </w:tcPr>
+          <w:p>
+            <w:r>
+              <w:t>Mảng Giám sát Kiểm tra &amp; ĐRL chủ trì; Mảng Tổ chức &amp; Đoàn vụ phối hợp</w:t>
+            </w:r>
+          </w:p>
+        </w:tc>
+        <w:tc>
+          <w:tcPr>
+            <w:tcW w:type="dxa" w:w="1559"/>
+          </w:tcPr>
+          <w:p>
+            <w:r>
+              <w:t>Biên bản hậu kiểm hồ sơ đại hội; Danh mục chi đoàn đủ điều kiện chuẩn y</w:t>
+            </w:r>
+          </w:p>
+        </w:tc>
+        <w:tc>
+          <w:tcPr>
+            <w:tcW w:type="dxa" w:w="1559"/>
+          </w:tcPr>
+          <w:p/>
+        </w:tc>
+      </w:tr>
+      <w:tr>
+        <w:tc>
+          <w:tcPr>
+            <w:tcW w:type="dxa" w:w="1559"/>
+          </w:tcPr>
+          <w:p>
+            <w:r>
+              <w:t>17</w:t>
+            </w:r>
+          </w:p>
+        </w:tc>
+        <w:tc>
+          <w:tcPr>
+            <w:tcW w:type="dxa" w:w="1559"/>
+          </w:tcPr>
+          <w:p>
+            <w:r>
+              <w:t>Kiểm tra Giấy tờ và Thẩm định Hồ sơ sau Kiện toàn Cán bộ Đoàn</w:t>
+            </w:r>
+          </w:p>
+        </w:tc>
+        <w:tc>
+          <w:tcPr>
+            <w:tcW w:type="dxa" w:w="1559"/>
+          </w:tcPr>
+          <w:p>
+            <w:r>
+              <w:t>Xuyên suốt Cả năm</w:t>
+            </w:r>
+          </w:p>
+        </w:tc>
+        <w:tc>
+          <w:tcPr>
+            <w:tcW w:type="dxa" w:w="1559"/>
+          </w:tcPr>
+          <w:p>
+            <w:r>
+              <w:t>Mảng Giám sát Kiểm tra &amp; ĐRL chủ trì; Mảng Tổ chức &amp; Đoàn vụ phối hợp</w:t>
+            </w:r>
+          </w:p>
+        </w:tc>
+        <w:tc>
+          <w:tcPr>
+            <w:tcW w:type="dxa" w:w="1559"/>
+          </w:tcPr>
+          <w:p>
+            <w:r>
+              <w:t>Phiếu thẩm tra hồ sơ kiện toàn; Quyết định công nhận kiện toàn nhân sự</w:t>
+            </w:r>
+          </w:p>
+        </w:tc>
+        <w:tc>
+          <w:tcPr>
+            <w:tcW w:type="dxa" w:w="1559"/>
+          </w:tcPr>
+          <w:p/>
+        </w:tc>
+      </w:tr>
+      <w:tr>
+        <w:tc>
+          <w:tcPr>
+            <w:tcW w:type="dxa" w:w="1559"/>
+          </w:tcPr>
+          <w:p>
+            <w:r>
+              <w:t>18</w:t>
+            </w:r>
+          </w:p>
+        </w:tc>
+        <w:tc>
+          <w:tcPr>
+            <w:tcW w:type="dxa" w:w="1559"/>
+          </w:tcPr>
+          <w:p>
+            <w:r>
+              <w:t>Báo cáo Tổng kết &amp; Thi đua Khen thưởng Năm học 2026 - 2027</w:t>
+            </w:r>
+          </w:p>
+        </w:tc>
+        <w:tc>
+          <w:tcPr>
+            <w:tcW w:type="dxa" w:w="1559"/>
+          </w:tcPr>
+          <w:p>
+            <w:r>
+              <w:t>Tháng 06/2027</w:t>
+            </w:r>
+          </w:p>
+        </w:tc>
+        <w:tc>
+          <w:tcPr>
+            <w:tcW w:type="dxa" w:w="1559"/>
+          </w:tcPr>
+          <w:p>
+            <w:r>
+              <w:t>Mảng Tổ chức &amp; Đoàn vụ chủ trì; Các mảng chuyên môn phối hợp</w:t>
+            </w:r>
+          </w:p>
+        </w:tc>
+        <w:tc>
+          <w:tcPr>
+            <w:tcW w:type="dxa" w:w="1559"/>
+          </w:tcPr>
+          <w:p>
+            <w:r>
+              <w:t>Báo cáo tổng kết năm học; Kỷ yếu hoạt động; Quyết định khen thưởng</w:t>
             </w:r>
           </w:p>
         </w:tc>
@@ -6041,7 +5889,7 @@
         <w:spacing w:after="80" w:line="288" w:lineRule="auto"/>
       </w:pPr>
       <w:r>
-        <w:t>Mảng 1 (Tổ chức - Đoàn vụ, 20 đồng chí): Đóng vai trò 'xương sống' hành chính của Ban; chủ trì 10/16 nhiệm vụ trọng tâm năm học. Phụ trách trọn gói quy trình phát triển Đoàn (02 đợt kết nạp), Đại hội chi đoàn &amp; thành lập chi đoàn K71, ra mắt Ban Cán sự K71, nghiệp vụ sổ Đoàn (tiếp nhận tháng 12, nhận xét tháng 5-6), thu đoàn phí K71 và công nợ K68-K70, làm thẻ đoàn viên, tổng hợp hồ sơ thi đua khen thưởng và các hội nghị kiện toàn nhân sự cơ sở.</w:t>
+        <w:t>Mảng Tổ chức &amp; Phát triển Đoàn vụ (Tổ chức - Đoàn vụ, 20 đồng chí): Đóng vai trò 'xương sống' hành chính của Ban; chủ trì 10/18 nhiệm vụ trọng tâm năm học. Phụ trách trọn gói quy trình phát triển Đoàn (02 đợt kết nạp), Đại hội chi đoàn &amp; thành lập chi đoàn K71, ra mắt Ban Cán sự K71, nghiệp vụ sổ Đoàn (tiếp nhận tháng 12, nhận xét tháng 5-6), thu đoàn phí K71 và công nợ K68-K70, làm thẻ đoàn viên, tổng hợp hồ sơ thi đua khen thưởng và các hội nghị kiện toàn nhân sự cơ sở.</w:t>
       </w:r>
     </w:p>
     <w:p>
@@ -6050,19 +5898,7 @@
         <w:spacing w:after="80" w:line="288" w:lineRule="auto"/>
       </w:pPr>
       <w:r>
-        <w:rPr>
-          <w:rFonts w:ascii="Times New Roman" w:hAnsi="Times New Roman"/>
-          <w:b/>
-          <w:color w:val="00458C"/>
-        </w:rPr>
-        <w:t xml:space="preserve">Mảng 2 (Đảng vụ - Chuyển đổi số, 14 đồng chí): </w:t>
-      </w:r>
-      <w:r>
-        <w:rPr>
-          <w:rFonts w:ascii="Times New Roman" w:hAnsi="Times New Roman"/>
-          <w:sz w:val="22"/>
-        </w:rPr>
-        <w:t>Chủ trì toàn diện hạ tầng số và quy trình Đảng vụ. Đảm nhiệm vận hành phần mềm Quản lý đoàn viên (QLDV) và ứng dụng Thanh niên Việt Nam xuyên suốt cả năm học: giám sát đăng tải tài liệu sinh hoạt chi đoàn số hàng tháng, bảo đảm 100% ĐV đăng ký rèn luyện đoàn viên và được cấp thẻ/sổ điện tử, đánh giá xếp loại số; chủ trì thẩm tra, quản lý tiến độ hồ sơ phát triển Đảng, liên kết dữ liệu với Văn phòng Đảng ủy.</w:t>
+        <w:t>Mảng Xây dựng Đảng &amp; Chuyển đổi số (Đảng vụ - Chuyển đổi số, 14 đồng chí): Chủ trì toàn diện hạ tầng số và quy trình Đảng vụ. Đảm nhiệm vận hành phần mềm Quản lý đoàn viên (QLDV) và ứng dụng Thanh niên Việt Nam xuyên suốt cả năm học: giám sát đăng tải tài liệu sinh hoạt chi đoàn số hàng tháng, bảo đảm 100% ĐV đăng ký rèn luyện đoàn viên và được cấp thẻ/sổ điện tử, đánh giá xếp loại số; chủ trì thẩm tra, quản lý tiến độ hồ sơ phát triển Đảng, liên kết dữ liệu với Văn phòng Đảng ủy.</w:t>
       </w:r>
     </w:p>
     <w:p>
@@ -6071,19 +5907,7 @@
         <w:spacing w:after="80" w:line="288" w:lineRule="auto"/>
       </w:pPr>
       <w:r>
-        <w:rPr>
-          <w:rFonts w:ascii="Times New Roman" w:hAnsi="Times New Roman"/>
-          <w:b/>
-          <w:color w:val="00458C"/>
-        </w:rPr>
-        <w:t xml:space="preserve">Mảng 3 (Kiểm tra - Điểm rèn luyện, 20 đồng chí): </w:t>
-      </w:r>
-      <w:r>
-        <w:rPr>
-          <w:rFonts w:ascii="Times New Roman" w:hAnsi="Times New Roman"/>
-          <w:sz w:val="22"/>
-        </w:rPr>
-        <w:t>Chủ trì nghiệp vụ có tần suất tương tác lớn nhất của Ban. Thẩm định đề án, kiểm duyệt tính chất và cấp mã hoạt động ĐRL xuyên suốt cả năm học; trực ban giải quyết thắc mắc, khiếu nại minh chứng cho sinh viên; chủ trì Đoàn kiểm tra công tác Đoàn và phong trào thanh niên cuối năm đối với 12 cơ sở (tháng 6/2027); thẩm định minh chứng giấy tờ và tính hợp lệ của điểm thi đua.</w:t>
+        <w:t>Mảng Giám sát Kiểm tra &amp; Điểm rèn luyện (Kiểm tra - Điểm rèn luyện, 20 đồng chí): Chủ trì nghiệp vụ có tần suất tương tác lớn nhất của Ban. Thẩm định đề án, kiểm duyệt tính chất và cấp mã hoạt động ĐRL xuyên suốt cả năm học; trực ban giải quyết thắc mắc, khiếu nại minh chứng cho sinh viên; chủ trì Đoàn kiểm tra công tác Đoàn và phong trào thanh niên cuối năm đối với 12 cơ sở (tháng 6/2027); thẩm định minh chứng giấy tờ và tính hợp lệ của điểm thi đua.</w:t>
       </w:r>
     </w:p>
     <w:p>
@@ -6092,19 +5916,7 @@
         <w:spacing w:after="80" w:line="288" w:lineRule="auto"/>
       </w:pPr>
       <w:r>
-        <w:rPr>
-          <w:rFonts w:ascii="Times New Roman" w:hAnsi="Times New Roman"/>
-          <w:b/>
-          <w:color w:val="00458C"/>
-        </w:rPr>
-        <w:t xml:space="preserve">Mảng 4 (Truyền thông - Sự kiện và Phát triển nội bộ, 10 đồng chí): </w:t>
-      </w:r>
-      <w:r>
-        <w:rPr>
-          <w:rFonts w:ascii="Times New Roman" w:hAnsi="Times New Roman"/>
-          <w:sz w:val="22"/>
-        </w:rPr>
-        <w:t>Đồng hành hỗ trợ toàn diện các hoạt động của Ban và Đoàn Đại học: Xây dựng chiến dịch truyền thông tuyển thành viên (tháng 9/2026); tổ chức Lễ ra mắt Ban Cán sự K71; truyền thông 02 đợt kết nạp Đoàn viên mới; chủ trì công tác hậu cần, tài liệu, địa điểm cho Hội nghị tập huấn cán bộ Đoàn (tháng 4/2027); sản xuất ấn phẩm tổng kết năm học, kỷ yếu Ban và chăm lo đời sống nội bộ.</w:t>
+        <w:t>Mảng Truyền thông - Sự kiện &amp; Phát triển Nội bộ (Truyền thông - Sự kiện và Phát triển nội bộ, 10 đồng chí): Đồng hành hỗ trợ toàn diện các hoạt động của Ban và Đoàn Đại học: Xây dựng chiến dịch truyền thông tuyển thành viên (tháng 9/2026); tổ chức Lễ ra mắt Ban Cán sự K71; truyền thông 02 đợt kết nạp Đoàn viên mới; chủ trì công tác hậu cần, tài liệu, địa điểm cho Hội nghị tập huấn cán bộ Đoàn (tháng 4/2027); sản xuất ấn phẩm tổng kết năm học, kỷ yếu Ban và chăm lo đời sống nội bộ.</w:t>
       </w:r>
     </w:p>
     <w:p>
@@ -6399,17 +6211,8 @@
             </w:tcMar>
           </w:tcPr>
           <w:p>
-            <w:pPr>
-              <w:spacing w:line="276" w:lineRule="auto"/>
-              <w:jc w:val="center"/>
-            </w:pPr>
-            <w:r>
-              <w:rPr>
-                <w:rFonts w:ascii="Times New Roman" w:hAnsi="Times New Roman"/>
-                <w:b/>
-                <w:sz w:val="19"/>
-              </w:rPr>
-              <w:t>Mảng 1</w:t>
+            <w:r>
+              <w:t>Mảng Tổ chức &amp; Phát triển Đoàn vụ</w:t>
             </w:r>
           </w:p>
         </w:tc>
@@ -6532,17 +6335,8 @@
             </w:tcMar>
           </w:tcPr>
           <w:p>
-            <w:pPr>
-              <w:spacing w:line="276" w:lineRule="auto"/>
-              <w:jc w:val="center"/>
-            </w:pPr>
-            <w:r>
-              <w:rPr>
-                <w:rFonts w:ascii="Times New Roman" w:hAnsi="Times New Roman"/>
-                <w:b/>
-                <w:sz w:val="19"/>
-              </w:rPr>
-              <w:t>Mảng 1</w:t>
+            <w:r>
+              <w:t>Mảng Tổ chức &amp; Phát triển Đoàn vụ</w:t>
             </w:r>
           </w:p>
         </w:tc>
@@ -6669,17 +6463,8 @@
             </w:tcMar>
           </w:tcPr>
           <w:p>
-            <w:pPr>
-              <w:spacing w:line="276" w:lineRule="auto"/>
-              <w:jc w:val="center"/>
-            </w:pPr>
-            <w:r>
-              <w:rPr>
-                <w:rFonts w:ascii="Times New Roman" w:hAnsi="Times New Roman"/>
-                <w:b/>
-                <w:sz w:val="19"/>
-              </w:rPr>
-              <w:t>Mảng 2</w:t>
+            <w:r>
+              <w:t>Mảng Xây dựng Đảng &amp; Chuyển đổi số</w:t>
             </w:r>
           </w:p>
         </w:tc>
@@ -6806,17 +6591,8 @@
             </w:tcMar>
           </w:tcPr>
           <w:p>
-            <w:pPr>
-              <w:spacing w:line="276" w:lineRule="auto"/>
-              <w:jc w:val="center"/>
-            </w:pPr>
-            <w:r>
-              <w:rPr>
-                <w:rFonts w:ascii="Times New Roman" w:hAnsi="Times New Roman"/>
-                <w:b/>
-                <w:sz w:val="19"/>
-              </w:rPr>
-              <w:t>Mảng 1</w:t>
+            <w:r>
+              <w:t>Mảng Tổ chức &amp; Phát triển Đoàn vụ</w:t>
             </w:r>
           </w:p>
         </w:tc>
@@ -6939,17 +6715,8 @@
             </w:tcMar>
           </w:tcPr>
           <w:p>
-            <w:pPr>
-              <w:spacing w:line="276" w:lineRule="auto"/>
-              <w:jc w:val="center"/>
-            </w:pPr>
-            <w:r>
-              <w:rPr>
-                <w:rFonts w:ascii="Times New Roman" w:hAnsi="Times New Roman"/>
-                <w:b/>
-                <w:sz w:val="19"/>
-              </w:rPr>
-              <w:t>Mảng 1</w:t>
+            <w:r>
+              <w:t>Mảng Tổ chức &amp; Phát triển Đoàn vụ</w:t>
             </w:r>
           </w:p>
         </w:tc>
@@ -7070,19 +6837,10 @@
             </w:tcMar>
           </w:tcPr>
           <w:p>
-            <w:pPr>
-              <w:spacing w:line="276" w:lineRule="auto"/>
-              <w:jc w:val="center"/>
-            </w:pPr>
-            <w:r>
-              <w:rPr>
-                <w:rFonts w:ascii="Times New Roman" w:hAnsi="Times New Roman"/>
-                <w:b/>
-                <w:sz w:val="19"/>
-              </w:rPr>
-              <w:t>Mảng 3 (chủ trì)</w:t>
+            <w:r>
+              <w:t>Mảng Giám sát Kiểm tra &amp; Điểm rèn luyện (chủ trì)</w:t>
               <w:br/>
-              <w:t>Mảng 1 (p/h)</w:t>
+              <w:t>Mảng Tổ chức &amp; Phát triển Đoàn vụ (p/h)</w:t>
             </w:r>
           </w:p>
         </w:tc>
@@ -7213,17 +6971,8 @@
             </w:tcMar>
           </w:tcPr>
           <w:p>
-            <w:pPr>
-              <w:spacing w:line="276" w:lineRule="auto"/>
-              <w:jc w:val="center"/>
-            </w:pPr>
-            <w:r>
-              <w:rPr>
-                <w:rFonts w:ascii="Times New Roman" w:hAnsi="Times New Roman"/>
-                <w:b/>
-                <w:sz w:val="19"/>
-              </w:rPr>
-              <w:t>Mảng 2</w:t>
+            <w:r>
+              <w:t>Mảng Xây dựng Đảng &amp; Chuyển đổi số</w:t>
             </w:r>
           </w:p>
         </w:tc>
@@ -7620,17 +7369,8 @@
             </w:tcMar>
           </w:tcPr>
           <w:p>
-            <w:pPr>
-              <w:spacing w:line="276" w:lineRule="auto"/>
-              <w:jc w:val="center"/>
-            </w:pPr>
-            <w:r>
-              <w:rPr>
-                <w:rFonts w:ascii="Times New Roman" w:hAnsi="Times New Roman"/>
-                <w:b/>
-                <w:sz w:val="19"/>
-              </w:rPr>
-              <w:t>Mảng 1</w:t>
+            <w:r>
+              <w:t>Mảng Tổ chức &amp; Phát triển Đoàn vụ</w:t>
             </w:r>
           </w:p>
         </w:tc>
@@ -7755,17 +7495,8 @@
             </w:tcMar>
           </w:tcPr>
           <w:p>
-            <w:pPr>
-              <w:spacing w:line="276" w:lineRule="auto"/>
-              <w:jc w:val="center"/>
-            </w:pPr>
-            <w:r>
-              <w:rPr>
-                <w:rFonts w:ascii="Times New Roman" w:hAnsi="Times New Roman"/>
-                <w:b/>
-                <w:sz w:val="19"/>
-              </w:rPr>
-              <w:t>Mảng 3 (giám sát)</w:t>
+            <w:r>
+              <w:t>Mảng Giám sát Kiểm tra &amp; Điểm rèn luyện (giám sát)</w:t>
               <w:br/>
               <w:t>Toàn Ban</w:t>
             </w:r>

--- a/De_An_Tai_Cau_Truc_Ban_TCKT_Doan_Vu.docx
+++ b/De_An_Tai_Cau_Truc_Ban_TCKT_Doan_Vu.docx
@@ -305,7 +305,7 @@
         </w:numPr>
       </w:pPr>
       <w:r>
-        <w:t>Hai Phó Trưởng ban có vị trí ngang nhau. Đề xuất phân công một đồng chí theo dõi Mảng Tổ chức &amp; Phát triển Đoàn vụ, Mảng Xây dựng Đảng &amp; Chuyển đổi số; đồng chí còn lại theo dõi Mảng Giám sát Kiểm tra &amp; Điểm rèn luyện, Mảng Truyền thông - Sự kiện &amp; Phát triển Nội bộ. Khi điều chỉnh phải thông báo phạm vi và thời điểm bàn giao.</w:t>
+        <w:t>Hai Phó Trưởng ban có vị trí ngang nhau. Đề xuất phân công một đồng chí theo dõi Mảng Tổ chức &amp; Phát triển Đoàn vụ, Mảng Phát triển Đảng &amp; Chuyển đổi số; đồng chí còn lại theo dõi Mảng Giám sát Kiểm tra &amp; Điểm rèn luyện, Mảng Truyền thông - Sự kiện &amp; Phát triển Nội bộ. Khi điều chỉnh phải thông báo phạm vi và thời điểm bàn giao.</w:t>
       </w:r>
     </w:p>
     <w:p>
@@ -356,7 +356,7 @@
     </w:p>
     <w:p>
       <w:r>
-        <w:t>Mỗi Đoàn trường, Liên chi đoàn có 01 kênh phối hợp chung với Ban và 01 tổ đầu mối liên mảng. Thành phần thường trực phía Ban gồm 03 đại diện chuyên môn được lựa chọn từ Mảng Tổ chức &amp; Phát triển Đoàn vụ, Mảng Xây dựng Đảng &amp; Chuyển đổi số, Mảng Giám sát Kiểm tra &amp; Điểm rèn luyện. Mỗi mảng phân công 01 đồng chí phụ trách chính và 01 đồng chí dự phòng cùng chuyên môn; khi cần thiết có thể có cả hai đồng chí trong kênh nhưng phải công khai người trả lời chính.</w:t>
+        <w:t>Mỗi Đoàn trường, Liên chi đoàn có 01 kênh phối hợp chung với Ban và 01 tổ đầu mối liên mảng. Thành phần thường trực phía Ban gồm 03 đại diện chuyên môn được lựa chọn từ Mảng Tổ chức &amp; Phát triển Đoàn vụ, Mảng Phát triển Đảng &amp; Chuyển đổi số, Mảng Giám sát Kiểm tra &amp; Điểm rèn luyện. Mỗi mảng phân công 01 đồng chí phụ trách chính và 01 đồng chí dự phòng cùng chuyên môn; khi cần thiết có thể có cả hai đồng chí trong kênh nhưng phải công khai người trả lời chính.</w:t>
       </w:r>
     </w:p>
     <w:p>
@@ -1064,7 +1064,7 @@
           </w:tcPr>
           <w:p>
             <w:r>
-              <w:t>Mảng Xây dựng Đảng &amp; Chuyển đổi số</w:t>
+              <w:t>Mảng Phát triển Đảng &amp; Chuyển đổi số</w:t>
             </w:r>
           </w:p>
         </w:tc>
@@ -1387,7 +1387,7 @@
         </w:numPr>
       </w:pPr>
       <w:r>
-        <w:t>Mảng Xây dựng Đảng &amp; Chuyển đổi số: dự kiến 06 thành viên tập trung hồ sơ Đảng và 06 thành viên tập trung dữ liệu, công cụ số. Cử đầu mối đủ năng lực hướng dẫn ban đầu; yêu cầu vượt chuyên môn được chuyển người phụ trách nghiệp vụ trong mảng.</w:t>
+        <w:t>Mảng Phát triển Đảng &amp; Chuyển đổi số: dự kiến 06 thành viên tập trung hồ sơ Đảng và 06 thành viên tập trung dữ liệu, công cụ số. Cử đầu mối đủ năng lực hướng dẫn ban đầu; yêu cầu vượt chuyên môn được chuyển người phụ trách nghiệp vụ trong mảng.</w:t>
       </w:r>
     </w:p>
     <w:p>
@@ -1518,7 +1518,7 @@
         </w:numPr>
       </w:pPr>
       <w:r>
-        <w:t>Theo dõi số liệu tổ chức, đoàn viên, chuyển sinh hoạt Đoàn và đánh giá đoàn viên theo nhiệm vụ được giao. Chịu trách nhiệm kiểm tra tính đúng của dữ liệu quản lý đoàn viên (QLDV); Mảng Xây dựng Đảng &amp; Chuyển đổi số hỗ trợ công cụ, cấu trúc và kỹ thuật.</w:t>
+        <w:t>Theo dõi số liệu tổ chức, đoàn viên, chuyển sinh hoạt Đoàn và đánh giá đoàn viên theo nhiệm vụ được giao. Chịu trách nhiệm kiểm tra tính đúng của dữ liệu quản lý đoàn viên (QLDV); Mảng Phát triển Đảng &amp; Chuyển đổi số hỗ trợ công cụ, cấu trúc và kỹ thuật.</w:t>
       </w:r>
     </w:p>
     <w:p>
@@ -2015,7 +2015,7 @@
         </w:numPr>
       </w:pPr>
       <w:r>
-        <w:t>Phối hợp Mảng Tổ chức &amp; Phát triển Đoàn vụ, Mảng Xây dựng Đảng &amp; Chuyển đổi số truyền thông hướng dẫn nghiệp vụ và mốc công tác được phép phổ biến; không công bố hồ sơ cá nhân, dữ liệu Đảng hoặc danh sách hạn chế truy cập.</w:t>
+        <w:t>Phối hợp Mảng Tổ chức &amp; Phát triển Đoàn vụ, Mảng Phát triển Đảng &amp; Chuyển đổi số truyền thông hướng dẫn nghiệp vụ và mốc công tác được phép phổ biến; không công bố hồ sơ cá nhân, dữ liệu Đảng hoặc danh sách hạn chế truy cập.</w:t>
       </w:r>
     </w:p>
     <w:p>
@@ -2371,7 +2371,7 @@
           </w:tcPr>
           <w:p>
             <w:r>
-              <w:t>Mảng Xây dựng Đảng &amp; Chuyển đổi số</w:t>
+              <w:t>Mảng Phát triển Đảng &amp; Chuyển đổi số</w:t>
             </w:r>
           </w:p>
         </w:tc>
@@ -2560,7 +2560,7 @@
     </w:p>
     <w:p>
       <w:r>
-        <w:t>Mỗi hồ sơ có mã, loại việc, đơn vị, người xử lý, trạng thái, mốc tiếp theo, đường dẫn tài liệu và lịch sử bàn giao. Mảng Xây dựng Đảng &amp; Chuyển đổi số quản lý danh mục trường, còn mảng sở hữu nghiệp vụ xác nhận nội dung. Các bảng tổng hợp rộng chỉ thể hiện số lượng và tiến độ cần thiết; tệp hồ sơ chi tiết được phân quyền riêng.</w:t>
+        <w:t>Mỗi hồ sơ có mã, loại việc, đơn vị, người xử lý, trạng thái, mốc tiếp theo, đường dẫn tài liệu và lịch sử bàn giao. Mảng Phát triển Đảng &amp; Chuyển đổi số quản lý danh mục trường, còn mảng sở hữu nghiệp vụ xác nhận nội dung. Các bảng tổng hợp rộng chỉ thể hiện số lượng và tiến độ cần thiết; tệp hồ sơ chi tiết được phân quyền riêng.</w:t>
       </w:r>
     </w:p>
     <w:p>
@@ -2907,7 +2907,7 @@
         </w:numPr>
       </w:pPr>
       <w:r>
-        <w:t>Mảng Xây dựng Đảng &amp; Chuyển đổi số: trạng thái hồ sơ chính xác; dữ liệu đủ trường; tệp tra cứu được; biên bản đối soát, phân quyền và kiểm tra sao lưu. Không dùng số trường hợp được kết nạp làm chỉ tiêu cá nhân khi kết quả phụ thuộc cấp có thẩm quyền.</w:t>
+        <w:t>Mảng Phát triển Đảng &amp; Chuyển đổi số: trạng thái hồ sơ chính xác; dữ liệu đủ trường; tệp tra cứu được; biên bản đối soát, phân quyền và kiểm tra sao lưu. Không dùng số trường hợp được kết nạp làm chỉ tiêu cá nhân khi kết quả phụ thuộc cấp có thẩm quyền.</w:t>
       </w:r>
     </w:p>
     <w:p>
@@ -3786,7 +3786,7 @@
           </w:tcPr>
           <w:p>
             <w:r>
-              <w:t>Mảng Xây dựng Đảng &amp; Chuyển đổi số</w:t>
+              <w:t>Mảng Phát triển Đảng &amp; Chuyển đổi số</w:t>
             </w:r>
           </w:p>
         </w:tc>
@@ -4060,7 +4060,7 @@
           </w:tcPr>
           <w:p>
             <w:r>
-              <w:t>Mảng Xây dựng Đảng &amp; Chuyển đổi số</w:t>
+              <w:t>Mảng Phát triển Đảng &amp; Chuyển đổi số</w:t>
             </w:r>
           </w:p>
         </w:tc>
@@ -4197,7 +4197,7 @@
           </w:tcPr>
           <w:p>
             <w:r>
-              <w:t>Mảng Xây dựng Đảng &amp; Chuyển đổi số</w:t>
+              <w:t>Mảng Phát triển Đảng &amp; Chuyển đổi số</w:t>
             </w:r>
           </w:p>
         </w:tc>
@@ -4471,7 +4471,7 @@
           </w:tcPr>
           <w:p>
             <w:r>
-              <w:t>Mảng Xây dựng Đảng &amp; Chuyển đổi số</w:t>
+              <w:t>Mảng Phát triển Đảng &amp; Chuyển đổi số</w:t>
             </w:r>
           </w:p>
         </w:tc>
@@ -5294,7 +5294,7 @@
           </w:tcPr>
           <w:p>
             <w:r>
-              <w:t>Mảng Xây dựng Đảng &amp; Chuyển đổi số</w:t>
+              <w:t>Mảng Phát triển Đảng &amp; Chuyển đổi số</w:t>
             </w:r>
           </w:p>
         </w:tc>
@@ -5898,7 +5898,7 @@
         <w:spacing w:after="80" w:line="288" w:lineRule="auto"/>
       </w:pPr>
       <w:r>
-        <w:t>Mảng Xây dựng Đảng &amp; Chuyển đổi số (Đảng vụ - Chuyển đổi số, 14 đồng chí): Chủ trì toàn diện hạ tầng số và quy trình Đảng vụ. Đảm nhiệm vận hành phần mềm Quản lý đoàn viên (QLDV) và ứng dụng Thanh niên Việt Nam xuyên suốt cả năm học: giám sát đăng tải tài liệu sinh hoạt chi đoàn số hàng tháng, bảo đảm 100% ĐV đăng ký rèn luyện đoàn viên và được cấp thẻ/sổ điện tử, đánh giá xếp loại số; chủ trì thẩm tra, quản lý tiến độ hồ sơ phát triển Đảng, liên kết dữ liệu với Văn phòng Đảng ủy.</w:t>
+        <w:t>Mảng Phát triển Đảng &amp; Chuyển đổi số (Đảng vụ - Chuyển đổi số, 14 đồng chí): Chủ trì toàn diện hạ tầng số và quy trình Đảng vụ. Đảm nhiệm vận hành phần mềm Quản lý đoàn viên (QLDV) và ứng dụng Thanh niên Việt Nam xuyên suốt cả năm học: giám sát đăng tải tài liệu sinh hoạt chi đoàn số hàng tháng, bảo đảm 100% ĐV đăng ký rèn luyện đoàn viên và được cấp thẻ/sổ điện tử, đánh giá xếp loại số; chủ trì thẩm tra, quản lý tiến độ hồ sơ phát triển Đảng, liên kết dữ liệu với Văn phòng Đảng ủy.</w:t>
       </w:r>
     </w:p>
     <w:p>
@@ -6464,7 +6464,7 @@
           </w:tcPr>
           <w:p>
             <w:r>
-              <w:t>Mảng Xây dựng Đảng &amp; Chuyển đổi số</w:t>
+              <w:t>Mảng Phát triển Đảng &amp; Chuyển đổi số</w:t>
             </w:r>
           </w:p>
         </w:tc>
@@ -6972,7 +6972,7 @@
           </w:tcPr>
           <w:p>
             <w:r>
-              <w:t>Mảng Xây dựng Đảng &amp; Chuyển đổi số</w:t>
+              <w:t>Mảng Phát triển Đảng &amp; Chuyển đổi số</w:t>
             </w:r>
           </w:p>
         </w:tc>

--- a/De_An_Tai_Cau_Truc_Ban_TCKT_Doan_Vu.docx
+++ b/De_An_Tai_Cau_Truc_Ban_TCKT_Doan_Vu.docx
@@ -1442,8 +1442,13 @@
         <w:pStyle w:val="Heading1"/>
       </w:pPr>
       <w:r>
-        <w:lastRenderedPageBreak/>
-        <w:t>V. CHỨC NĂNG, NHIỆM VỤ VÀ SẢN PHẨM CỦA CÁC MẢNG</w:t>
+        <w:t>V. CHỨC NĂNG, NHIỆM VỤ VÀ MÔ TẢ TUYỂN DỤNG CÁC MẢNG</w:t>
+      </w:r>
+    </w:p>
+    <w:p>
+      <w:pPr/>
+      <w:r>
+        <w:t>Nhằm phát huy tối đa năng lực chuyên môn, khắc phục tình trạng chồng chéo và xây dựng lực lượng kế cận chất lượng cao, Ban Tổ chức – Kiểm tra được cơ cấu thành 04 Mảng chuyên môn độc lập nhưng gắn kết chặt chẽ. Mỗi mảng mang một sứ mệnh cốt lõi riêng biệt, cung cấp môi trường thực chiến toàn diện cho thành viên phát triển tư duy quản trị, kỹ năng hành chính pháp quy, làm chủ công nghệ số và bản lĩnh của người cán bộ Đoàn Bách khoa.</w:t>
       </w:r>
     </w:p>
     <w:p>
@@ -1451,35 +1456,90 @@
         <w:pStyle w:val="Heading2"/>
       </w:pPr>
       <w:r>
-        <w:t>1. Mảng Tổ chức - Đoàn vụ</w:t>
-      </w:r>
-    </w:p>
-    <w:p>
-      <w:r>
-        <w:rPr>
-          <w:b/>
-        </w:rPr>
-        <w:t>Chức năng:</w:t>
-      </w:r>
-      <w:r>
-        <w:t xml:space="preserve"> Tham mưu công tác tổ chức xây dựng Đoàn; hướng dẫn, theo dõi nghiệp vụ tổ chức, cán bộ, đoàn viên, đoàn vụ và công tác hành chính thuộc phạm vi được giao.</w:t>
-      </w:r>
-    </w:p>
-    <w:p>
-      <w:r>
-        <w:rPr>
-          <w:b/>
-        </w:rPr>
-        <w:t>Nhiệm vụ thường xuyên:</w:t>
+        <w:t>1. Mảng Tổ chức &amp; Phát triển Đoàn vụ (Định biên: 20 đồng chí: 01 Trưởng • 01 Phó • 18 Thành viên)</w:t>
+      </w:r>
+    </w:p>
+    <w:p>
+      <w:pPr/>
+      <w:r>
+        <w:t>Khẩu hiệu / Tôn chỉ: "Trái tim điều hành &amp; Huyết mạch tổ chức của Đoàn Đại học Bách khoa Hà Nội"</w:t>
+      </w:r>
+    </w:p>
+    <w:p>
+      <w:pPr/>
+      <w:r>
+        <w:t>🎯 Sứ mệnh cốt lõi: Nắm giữ "bộ khung xương sống" vận hành toàn trường với 12 cơ sở và hàng ngàn đoàn viên; quản lý hệ thống tổ chức, cán bộ, chuẩn hóa nề nếp sổ sách và điều phối thu nộp Đoàn phí.</w:t>
+      </w:r>
+    </w:p>
+    <w:p>
+      <w:pPr/>
+      <w:r>
+        <w:t>💼 Trải nghiệm thực tế - Bạn sẽ làm gì?</w:t>
       </w:r>
     </w:p>
     <w:p>
       <w:pPr>
         <w:pStyle w:val="ReportBullet"/>
-        <w:numPr>
-          <w:ilvl w:val="0"/>
-          <w:numId w:val="1"/>
-        </w:numPr>
+      </w:pPr>
+      <w:r>
+        <w:t>Trực tiếp phụ trách mạng lưới "Cặp bài trùng" 1-kèm-1 đồng hành, hướng dẫn nghiệp vụ cùng 12 Đoàn trường và Liên chi đoàn trực thuộc.</w:t>
+      </w:r>
+    </w:p>
+    <w:p>
+      <w:pPr>
+        <w:pStyle w:val="ReportBullet"/>
+      </w:pPr>
+      <w:r>
+        <w:t>Hướng dẫn, chỉ đạo và giám sát công tác tổ chức Đại hội Chi đoàn; hướng dẫn kiện toàn và tổ chức Lễ ra mắt Ban Cán sự tân sinh viên K71.</w:t>
+      </w:r>
+    </w:p>
+    <w:p>
+      <w:pPr>
+        <w:pStyle w:val="ReportBullet"/>
+      </w:pPr>
+      <w:r>
+        <w:t>Chủ trì tổ chức Hội nghị Triển khai Công tác và Giao ban Đầu mối 12 Đơn vị Cơ sở; chủ trì Lễ kết nạp Đoàn viên mới các đợt cao điểm (26/3, 19/5).</w:t>
+      </w:r>
+    </w:p>
+    <w:p>
+      <w:pPr>
+        <w:pStyle w:val="ReportBullet"/>
+      </w:pPr>
+      <w:r>
+        <w:t>Quản lý con dấu, trực văn thư hành chính, tiếp nhận hồ sơ, đối soát dữ liệu và đóng dấu nhận xét sổ Đoàn toàn trường.</w:t>
+      </w:r>
+    </w:p>
+    <w:p>
+      <w:pPr/>
+      <w:r>
+        <w:t>🌟 Giá trị nhận được &amp; Chân dung ứng viên tìm kiếm:</w:t>
+      </w:r>
+    </w:p>
+    <w:p>
+      <w:pPr>
+        <w:pStyle w:val="ReportBullet"/>
+      </w:pPr>
+      <w:r>
+        <w:t>Kỹ năng phát triển: Tư duy quản trị bộ máy, kỹ năng soạn thảo văn bản hành chính - pháp quy chuẩn mực cấp Đại học, kỹ năng làm việc với lãnh đạo và điều phối mạng lưới thủ lĩnh sinh viên.</w:t>
+      </w:r>
+    </w:p>
+    <w:p>
+      <w:pPr>
+        <w:pStyle w:val="ReportBullet"/>
+      </w:pPr>
+      <w:r>
+        <w:t>Chân dung ứng viên: Tỉ mỉ, chu đáo, tinh thần kỷ luật cao, giao tiếp tự tin, yêu thích công tác quản trị nhân sự và điều phối quy trình.</w:t>
+      </w:r>
+    </w:p>
+    <w:p>
+      <w:pPr/>
+      <w:r>
+        <w:t>Nhiệm vụ chuyên môn thường xuyên:</w:t>
+      </w:r>
+    </w:p>
+    <w:p>
+      <w:pPr>
+        <w:pStyle w:val="ReportBullet"/>
       </w:pPr>
       <w:r>
         <w:t>Hướng dẫn hồ sơ đại hội, hội nghị, bầu cử, kiện toàn Ban Chấp hành; kiểm tra thành phần, thể thức và đối chiếu thông tin nhân sự trước khi trình cấp có thẩm quyền.</w:t>
@@ -1488,10 +1548,6 @@
     <w:p>
       <w:pPr>
         <w:pStyle w:val="ReportBullet"/>
-        <w:numPr>
-          <w:ilvl w:val="0"/>
-          <w:numId w:val="1"/>
-        </w:numPr>
       </w:pPr>
       <w:r>
         <w:t>Tham mưu hồ sơ thành lập, chia tách, sáp nhập, giải thể tổ chức Đoàn và dự thảo văn bản chuẩn y, công nhận trong phạm vi phân công; không tự ban hành quyết định thay cấp có thẩm quyền.</w:t>
@@ -1500,248 +1556,206 @@
     <w:p>
       <w:pPr>
         <w:pStyle w:val="ReportBullet"/>
-        <w:numPr>
-          <w:ilvl w:val="0"/>
-          <w:numId w:val="1"/>
-        </w:numPr>
-      </w:pPr>
-      <w:r>
-        <w:t>Thực hiện nghiệp vụ phát triển đoàn viên mới, hướng dẫn hồ sơ kết nạp Đoàn, tổng hợp danh sách và phối hợp tổ chức bồi dưỡng theo kế hoạch. Nội dung này được bố trí thống nhất tại đầu mối Đoàn vụ, tách rõ với nhiệm vụ theo dõi hồ sơ phát triển Đảng.</w:t>
+      </w:pPr>
+      <w:r>
+        <w:t>Thực hiện nghiệp vụ phát triển đoàn viên mới, hướng dẫn hồ sơ kết nạp Đoàn, tổng hợp danh sách và phối hợp tổ chức bồi dưỡng theo kế hoạch. Bố trí thống nhất tại đầu mối Đoàn vụ, tách rõ với hồ sơ phát triển Đảng.</w:t>
       </w:r>
     </w:p>
     <w:p>
       <w:pPr>
         <w:pStyle w:val="ReportBullet"/>
-        <w:numPr>
-          <w:ilvl w:val="0"/>
-          <w:numId w:val="1"/>
-        </w:numPr>
-      </w:pPr>
-      <w:r>
-        <w:t>Theo dõi số liệu tổ chức, đoàn viên, chuyển sinh hoạt Đoàn và đánh giá đoàn viên theo nhiệm vụ được giao. Chịu trách nhiệm kiểm tra tính đúng của dữ liệu quản lý đoàn viên (QLDV); Mảng Phát triển Đảng &amp; Chuyển đổi số hỗ trợ công cụ, cấu trúc và kỹ thuật.</w:t>
+      </w:pPr>
+      <w:r>
+        <w:t>Theo dõi số liệu tổ chức, đoàn viên, chuyển sinh hoạt Đoàn và đánh giá đoàn viên theo nhiệm vụ được giao; kiểm tra tính xác thực dữ liệu cơ sở; phối hợp Mảng Phát triển Đảng &amp; Chuyển đổi số quản trị kỹ thuật.</w:t>
       </w:r>
     </w:p>
     <w:p>
       <w:pPr>
         <w:pStyle w:val="ReportBullet"/>
-        <w:numPr>
-          <w:ilvl w:val="0"/>
-          <w:numId w:val="1"/>
-        </w:numPr>
-      </w:pPr>
-      <w:r>
-        <w:t>Thực hiện văn thư, sổ công văn đi - đến, biên bản họp và lịch trực hành chính; tiếp nhận, chuyển và lưu văn bản, theo dõi hồ sơ tồn.</w:t>
+      </w:pPr>
+      <w:r>
+        <w:t>Thực hiện văn thư, sổ công văn đi - đến, biên bản họp và lịch trực hành chính; tiếp nhận, chuyển giao và lưu trữ hồ sơ, quản lý danh mục tồn đọng.</w:t>
       </w:r>
     </w:p>
     <w:p>
       <w:pPr>
         <w:pStyle w:val="ReportBullet"/>
-        <w:numPr>
-          <w:ilvl w:val="0"/>
-          <w:numId w:val="1"/>
-        </w:numPr>
-      </w:pPr>
-      <w:r>
-        <w:t>Quản lý, sử dụng con dấu và thực hiện nghiệp vụ xác nhận chỉ khi được giao nhiệm vụ hợp lệ; không mặc định Ban có con dấu riêng hoặc mọi thành viên được sử dụng con dấu.</w:t>
+      </w:pPr>
+      <w:r>
+        <w:t>Quản lý, sử dụng con dấu và thực hiện nghiệp vụ xác nhận theo đúng thẩm quyền được phân cấp; tuân thủ nghiêm ngặt quy chế quản lý con dấu.</w:t>
       </w:r>
     </w:p>
     <w:p>
       <w:pPr>
         <w:pStyle w:val="ReportBullet"/>
-        <w:numPr>
-          <w:ilvl w:val="0"/>
-          <w:numId w:val="1"/>
-        </w:numPr>
-      </w:pPr>
-      <w:r>
-        <w:t>Tổng hợp hồ sơ thi đua, khen thưởng thuộc nhiệm vụ của Ban; phối hợp Mảng Giám sát Kiểm tra &amp; Điểm rèn luyện kiểm tra số liệu, minh chứng khi được yêu cầu.</w:t>
+      </w:pPr>
+      <w:r>
+        <w:t>Tổng hợp hồ sơ thi đua, khen thưởng thuộc nhiệm vụ của Ban; phối hợp Mảng Giám sát Kiểm tra &amp; Điểm rèn luyện kiểm tra số liệu, minh chứng.</w:t>
       </w:r>
     </w:p>
     <w:p>
       <w:pPr>
         <w:pStyle w:val="ReportBullet"/>
-        <w:numPr>
-          <w:ilvl w:val="0"/>
-          <w:numId w:val="1"/>
-        </w:numPr>
-      </w:pPr>
-      <w:r>
-        <w:t>Cử đại diện tham gia 12 tổ đầu mối; trực hòm thư chung về mặt hành chính, phân luồng yêu cầu đến các mảng, không tự kết luận nghiệp vụ của mảng khác.</w:t>
-      </w:r>
-    </w:p>
-    <w:p>
-      <w:r>
-        <w:rPr>
-          <w:b/>
-        </w:rPr>
-        <w:t>Sản phẩm đầu ra:</w:t>
-      </w:r>
-      <w:r>
-        <w:t xml:space="preserve"> Sổ theo dõi tổ chức, nhân sự và đoàn viên; danh mục hồ sơ Đoàn vụ; hồ sơ, dự thảo văn bản đủ điều kiện trình; sổ văn bản đi - đến; biên bản và danh sách bàn giao; báo cáo số liệu định kỳ, danh sách tồn đọng có người xử lý và thời hạn.</w:t>
-      </w:r>
-    </w:p>
-    <w:p>
+      </w:pPr>
+      <w:r>
+        <w:t>Cử đại diện tham gia 12 tổ đầu mối cơ sở; trực hòm thư chung về mặt hành chính, phân luồng yêu cầu đến đúng mảng nghiệp vụ, không tự kết luận nghiệp vụ của mảng khác.</w:t>
+      </w:r>
+    </w:p>
+    <w:p>
+      <w:pPr/>
+      <w:r>
+        <w:t>Sản phẩm đầu ra: Sổ theo dõi tổ chức, nhân sự và đoàn viên; danh mục hồ sơ Đoàn vụ; hồ sơ, dự thảo văn bản đủ điều kiện trình; sổ văn bản đi - đến; biên bản và danh sách bàn giao; báo cáo số liệu định kỳ; 100% Sổ Đoàn được đối soát và chuẩn y.</w:t>
+      </w:r>
+    </w:p>
+    <w:p>
+      <w:pPr/>
       <w:r>
         <w:t>Ranh giới trách nhiệm: Mảng kiểm tra hồ sơ Đoàn vụ trước khi trình. Hoạt động kiểm tra độc lập theo kế hoạch, xác minh sai lệch hoặc kiểm tra chéo do Mảng Giám sát Kiểm tra &amp; Điểm rèn luyện chủ trì trong phạm vi được Lãnh đạo Ban giao; không yêu cầu mọi hồ sơ phải đi qua thêm một vòng kiểm tra không cần thiết.</w:t>
       </w:r>
     </w:p>
     <w:p>
-      <w:r>
-        <w:br w:type="page"/>
-      </w:r>
-    </w:p>
-    <w:p>
-      <w:pPr>
-        <w:pStyle w:val="Heading1"/>
-      </w:pPr>
-      <w:r>
-        <w:lastRenderedPageBreak/>
-        <w:t>V. CHỨC NĂNG, NHIỆM VỤ VÀ SẢN PHẨM CỦA CÁC MẢNG (tiếp)</w:t>
-      </w:r>
-    </w:p>
-    <w:p>
       <w:pPr>
         <w:pStyle w:val="Heading2"/>
       </w:pPr>
       <w:r>
-        <w:t>2. Mảng Đảng vụ - Chuyển đổi số</w:t>
-      </w:r>
-    </w:p>
-    <w:p>
-      <w:r>
-        <w:rPr>
-          <w:b/>
-        </w:rPr>
-        <w:t>Chức năng:</w:t>
-      </w:r>
-      <w:r>
-        <w:t xml:space="preserve"> Theo dõi, hỗ trợ nghiệp vụ hồ sơ phát triển Đảng theo phân công; chủ trì tham mưu số hóa và quản trị nền tảng dữ liệu phục vụ hoạt động của Ban, trong đó ưu tiên dữ liệu hồ sơ Đảng.</w:t>
-      </w:r>
-    </w:p>
-    <w:p>
-      <w:r>
-        <w:rPr>
-          <w:b/>
-        </w:rPr>
-        <w:t>Nhiệm vụ về hồ sơ Đảng:</w:t>
+        <w:t>2. Mảng Phát triển Đảng &amp; Chuyển đổi số (Định biên: 14 đồng chí: 01 Trưởng • 01 Phó • 12 Thành viên)</w:t>
+      </w:r>
+    </w:p>
+    <w:p>
+      <w:pPr/>
+      <w:r>
+        <w:t>Khẩu hiệu / Tôn chỉ: "Nơi ươm mầm Hạt giống đỏ &amp; Tiên phong kiến tạo Hạ tầng số Đoàn vụ"</w:t>
+      </w:r>
+    </w:p>
+    <w:p>
+      <w:pPr/>
+      <w:r>
+        <w:t>🎯 Sứ mệnh cốt lõi: Đảm nhận 2 mũi nhọn chiến lược hàng đầu: Công tác phát triển Đảng trong sinh viên (nhiệm vụ chính trị số 1) và Làm chủ công nghệ chuyển đổi số (App Thanh niên Việt Nam, Phần mềm Quản lý đoàn viên YUM).</w:t>
+      </w:r>
+    </w:p>
+    <w:p>
+      <w:pPr/>
+      <w:r>
+        <w:t>💼 Trải nghiệm thực tế - Bạn sẽ làm gì?</w:t>
       </w:r>
     </w:p>
     <w:p>
       <w:pPr>
         <w:pStyle w:val="ReportBullet"/>
-        <w:numPr>
-          <w:ilvl w:val="0"/>
-          <w:numId w:val="1"/>
-        </w:numPr>
-      </w:pPr>
-      <w:r>
-        <w:t>Tổng hợp danh sách đoàn viên ưu tú và hồ sơ thuộc diện Ban theo dõi; đối chiếu thông tin giữa danh sách cơ sở, hồ sơ được giao và kết quả phản hồi của cấp xử lý.</w:t>
+      </w:pPr>
+      <w:r>
+        <w:t>Hướng dẫn, thẩm tra và theo dõi tiến độ hồ sơ kết nạp Đảng, lý lịch cảm tình Đảng từ 12 cơ sở (Kiểm tra hồ sơ Đảng).</w:t>
       </w:r>
     </w:p>
     <w:p>
       <w:pPr>
         <w:pStyle w:val="ReportBullet"/>
-        <w:numPr>
-          <w:ilvl w:val="0"/>
-          <w:numId w:val="1"/>
-        </w:numPr>
-      </w:pPr>
-      <w:r>
-        <w:t>Kiểm tra thành phần theo danh mục được cơ quan có thẩm quyền hướng dẫn; ghi rõ nội dung thiếu, sai hoặc cần làm rõ. Ban không tự đặt thêm điều kiện, kết luận tiêu chuẩn chính trị hay thay thế nghiệp vụ thuộc cấp ủy.</w:t>
+      </w:pPr>
+      <w:r>
+        <w:t>Quản trị toàn diện hệ thống CSDL Quản lý đoàn viên; phân quyền tài khoản, chuẩn hóa cây tổ chức số toàn trường.</w:t>
       </w:r>
     </w:p>
     <w:p>
       <w:pPr>
         <w:pStyle w:val="ReportBullet"/>
-        <w:numPr>
-          <w:ilvl w:val="0"/>
-          <w:numId w:val="1"/>
-        </w:numPr>
-      </w:pPr>
-      <w:r>
-        <w:t>Theo dõi từng lần tiếp nhận, bổ sung, bàn giao và kết quả; xác định hồ sơ đang ở đầu mối/cấp xử lý nào, từ ngày nào, ai theo dõi và mốc cần đôn đốc.</w:t>
+      </w:pPr>
+      <w:r>
+        <w:t>Hỗ trợ kỹ thuật, số hóa quy trình nộp hồ sơ, đôn đốc rèn luyện đoàn viên trên App Thanh niên Việt Nam.</w:t>
       </w:r>
     </w:p>
     <w:p>
       <w:pPr>
         <w:pStyle w:val="ReportBullet"/>
-        <w:numPr>
-          <w:ilvl w:val="0"/>
-          <w:numId w:val="1"/>
-        </w:numPr>
-      </w:pPr>
-      <w:r>
-        <w:t>Tiếp nhận, bảo quản và bàn giao bản giấy theo sổ; liên kết mã hồ sơ giấy với hồ sơ điện tử được phép lưu. Hỗ trợ các đợt bồi dưỡng, tổng hợp danh sách khi được giao, không mặc định chủ trì toàn bộ công tác phát triển Đảng.</w:t>
-      </w:r>
-    </w:p>
-    <w:p>
-      <w:r>
-        <w:rPr>
-          <w:b/>
-        </w:rPr>
-        <w:t>Nhiệm vụ về chuyển đổi số:</w:t>
+      </w:pPr>
+      <w:r>
+        <w:t>Đối soát dữ liệu Đảng viên dự bị/chính thức và bảo vệ tuyệt đối an toàn thông tin nhạy cảm.</w:t>
+      </w:r>
+    </w:p>
+    <w:p>
+      <w:pPr/>
+      <w:r>
+        <w:t>🌟 Giá trị nhận được &amp; Chân dung ứng viên tìm kiếm:</w:t>
       </w:r>
     </w:p>
     <w:p>
       <w:pPr>
         <w:pStyle w:val="ReportBullet"/>
-        <w:numPr>
-          <w:ilvl w:val="0"/>
-          <w:numId w:val="1"/>
-        </w:numPr>
-      </w:pPr>
-      <w:proofErr w:type="spellStart"/>
-      <w:r>
-        <w:t>Số</w:t>
-      </w:r>
-      <w:proofErr w:type="spellEnd"/>
-      <w:r>
-        <w:t xml:space="preserve"> </w:t>
-      </w:r>
-      <w:proofErr w:type="spellStart"/>
-      <w:r>
-        <w:t>hóa</w:t>
-      </w:r>
-      <w:proofErr w:type="spellEnd"/>
-      <w:r>
-        <w:t xml:space="preserve"> </w:t>
-      </w:r>
-      <w:proofErr w:type="spellStart"/>
-      <w:r>
-        <w:t>gắn</w:t>
-      </w:r>
-      <w:proofErr w:type="spellEnd"/>
-      <w:r>
-        <w:t xml:space="preserve"> </w:t>
-      </w:r>
-      <w:proofErr w:type="spellStart"/>
-      <w:r>
-        <w:t>với</w:t>
-      </w:r>
-      <w:proofErr w:type="spellEnd"/>
-      <w:r>
-        <w:t xml:space="preserve"> khả năng tìm kiếm, theo dõi và đối soát, không chỉ quét hồ sơ. Tài liệu quét hoặc nhận dạng ký tự phải được con người kiểm tra trước khi sử dụng.</w:t>
+      </w:pPr>
+      <w:r>
+        <w:t>Kỹ năng phát triển: Nắm vững quy trình phát triển Đảng chuẩn mực – bước đệm vàng để bản thân sớm vinh dự đứng vào hàng ngũ của Đảng; làm chủ kỹ năng quản trị dữ liệu lớn (data management) và làm chủ hệ thống phần mềm nghiệp vụ.</w:t>
       </w:r>
     </w:p>
     <w:p>
       <w:pPr>
         <w:pStyle w:val="ReportBullet"/>
-        <w:numPr>
-          <w:ilvl w:val="0"/>
-          <w:numId w:val="1"/>
-        </w:numPr>
-      </w:pPr>
-      <w:r>
-        <w:t>Quản trị tài khoản, quyền truy cập, nhật ký chỉnh sửa, sao lưu và phục hồi trên nền tảng được đơn vị có thẩm quyền chấp thuận; hỗ trợ kỹ thuật cho QLDV, ĐRL, văn thư và hòm thư.</w:t>
+      </w:pPr>
+      <w:r>
+        <w:t>Chân dung ứng viên: Ý thức bảo mật thông tin tuyệt đối, tư duy logic, nhạy bén công nghệ, cẩn trọng, có chí hướng phấn đấu rèn luyện trở thành Đảng viên Đảng Cộng sản Việt Nam.</w:t>
+      </w:r>
+    </w:p>
+    <w:p>
+      <w:pPr/>
+      <w:r>
+        <w:t>Nhiệm vụ về hồ sơ phát triển Đảng:</w:t>
       </w:r>
     </w:p>
     <w:p>
       <w:pPr>
         <w:pStyle w:val="ReportBullet"/>
-        <w:numPr>
-          <w:ilvl w:val="0"/>
-          <w:numId w:val="1"/>
-        </w:numPr>
+      </w:pPr>
+      <w:r>
+        <w:t>Tổng hợp danh sách đoàn viên ưu tú và hồ sơ thuộc diện Ban theo dõi; đối chiếu thông tin giữa danh sách cơ sở, hồ sơ được giao và kết quả phản hồi của cấp ủy.</w:t>
+      </w:r>
+    </w:p>
+    <w:p>
+      <w:pPr>
+        <w:pStyle w:val="ReportBullet"/>
+      </w:pPr>
+      <w:r>
+        <w:t>Kiểm tra thành phần theo danh mục được cơ quan có thẩm quyền hướng dẫn; lập phiếu thẩm tra ghi rõ nội dung thiếu, sai hoặc cần bổ sung. Ban không tự đặt thêm điều kiện, kết luận tiêu chuẩn chính trị hay thay thế nghiệp vụ thuộc cấp ủy.</w:t>
+      </w:r>
+    </w:p>
+    <w:p>
+      <w:pPr>
+        <w:pStyle w:val="ReportBullet"/>
+      </w:pPr>
+      <w:r>
+        <w:t>Theo dõi từng lần tiếp nhận, bổ sung, bàn giao và kết quả; xác định hồ sơ đang ở đầu mối/cấp xử lý nào, từ ngày nào, ai theo dõi và mốc thời gian cần đôn đốc.</w:t>
+      </w:r>
+    </w:p>
+    <w:p>
+      <w:pPr>
+        <w:pStyle w:val="ReportBullet"/>
+      </w:pPr>
+      <w:r>
+        <w:t>Tiếp nhận, bảo quản và bàn giao bản giấy theo sổ; liên kết mã hồ sơ giấy với hồ sơ điện tử được phép lưu. Hỗ trợ các đợt bồi dưỡng cảm tình Đảng, tổng hợp danh sách khi được giao.</w:t>
+      </w:r>
+    </w:p>
+    <w:p>
+      <w:pPr/>
+      <w:r>
+        <w:t>Nhiệm vụ về chuyển đổi số &amp; Quản lý đoàn viên:</w:t>
+      </w:r>
+    </w:p>
+    <w:p>
+      <w:pPr>
+        <w:pStyle w:val="ReportBullet"/>
+      </w:pPr>
+      <w:r>
+        <w:t>Số hóa gắn với khả năng tìm kiếm, theo dõi và đối soát, không chỉ quét hồ sơ. Dữ liệu số hóa phải được kiểm tra xác thực trước khi cập nhật vào hệ thống chính thức.</w:t>
+      </w:r>
+    </w:p>
+    <w:p>
+      <w:pPr>
+        <w:pStyle w:val="ReportBullet"/>
+      </w:pPr>
+      <w:r>
+        <w:t>Quản trị tài khoản, quyền truy cập, nhật ký chỉnh sửa, sao lưu và phục hồi trên nền tảng Quản lý đoàn viên và App TNVN; hỗ trợ kỹ thuật cho các mảng nghiệp vụ.</w:t>
+      </w:r>
+    </w:p>
+    <w:p>
+      <w:pPr>
+        <w:pStyle w:val="ReportBullet"/>
       </w:pPr>
       <w:r>
         <w:t>Mỗi mảng là đơn vị chịu trách nhiệm dữ liệu nghiệp vụ của mình; quản trị kỹ thuật không đồng nghĩa với quyền xem toàn bộ nội dung hoặc quyền phê duyệt hồ sơ.</w:t>
@@ -1750,38 +1764,15 @@
     <w:p>
       <w:pPr>
         <w:pStyle w:val="ReportBullet"/>
-        <w:numPr>
-          <w:ilvl w:val="0"/>
-          <w:numId w:val="1"/>
-        </w:numPr>
-      </w:pPr>
-      <w:r>
-        <w:t>Chỉ thu thập, lưu trữ và chia sẻ dữ liệu thuộc nhiệm vụ được giao; không tự mở rộng thành cơ sở dữ liệu đảng viên toàn Đại học. Không tải hồ sơ nhạy cảm lên công cụ AI, tài khoản cá nhân hoặc dịch vụ chưa được chấp thuận.</w:t>
-      </w:r>
-    </w:p>
-    <w:p>
-      <w:r>
-        <w:rPr>
-          <w:b/>
-        </w:rPr>
-        <w:t>Sản phẩm đầu ra:</w:t>
-      </w:r>
-      <w:r>
-        <w:t xml:space="preserve"> Danh mục hồ sơ và bảng trạng thái theo cấp xử lý; biên bản bàn giao; kho hồ sơ được phân quyền; danh mục dữ liệu chuẩn; báo cáo tồn đọng; thống kê chất lượng dữ liệu; nhật ký sao lưu, kiểm tra phục hồi và bàn giao tài khoản.</w:t>
-      </w:r>
-    </w:p>
-    <w:p>
-      <w:r>
-        <w:br w:type="page"/>
-      </w:r>
-    </w:p>
-    <w:p>
-      <w:pPr>
-        <w:pStyle w:val="Heading1"/>
-      </w:pPr>
-      <w:r>
-        <w:lastRenderedPageBreak/>
-        <w:t>V. CHỨC NĂNG, NHIỆM VỤ VÀ SẢN PHẨM CỦA CÁC MẢNG (tiếp)</w:t>
+      </w:pPr>
+      <w:r>
+        <w:t>Chỉ thu thập, lưu trữ và chia sẻ dữ liệu thuộc nhiệm vụ được giao; tuân thủ nghiêm ngặt quy định bảo vệ dữ liệu cá nhân; tuyệt đối không tải hồ sơ nhạy cảm lên công cụ AI công cộng hoặc dịch vụ đám mây cá nhân chưa được phê duyệt.</w:t>
+      </w:r>
+    </w:p>
+    <w:p>
+      <w:pPr/>
+      <w:r>
+        <w:t>Sản phẩm đầu ra: Danh mục hồ sơ và bảng trạng thái theo cấp xử lý; phiếu thẩm tra hồ sơ Đảng; biên bản bàn giao; CSDL Quản lý đoàn viên đạt chuẩn 200 điểm thi đua; kho hồ sơ phân quyền bảo mật; nhật ký sao lưu an toàn.</w:t>
       </w:r>
     </w:p>
     <w:p>
@@ -1789,83 +1780,122 @@
         <w:pStyle w:val="Heading2"/>
       </w:pPr>
       <w:r>
-        <w:t>3. Mảng Kiểm tra - Điểm rèn luyện</w:t>
-      </w:r>
-    </w:p>
-    <w:p>
-      <w:r>
-        <w:rPr>
-          <w:b/>
-        </w:rPr>
-        <w:t>Chức năng:</w:t>
-      </w:r>
-      <w:r>
-        <w:t xml:space="preserve"> Tham mưu kiểm tra, giám sát trong phạm vi nhiệm vụ của Ban; tiếp nhận, thẩm định đề án và kiểm duyệt hoạt động liên quan đến điểm rèn luyện do đơn vị triển khai; thực hiện hoặc tham mưu phê duyệt theo phân cấp được giao.</w:t>
-      </w:r>
-    </w:p>
-    <w:p>
-      <w:r>
-        <w:rPr>
-          <w:b/>
-        </w:rPr>
-        <w:t>Nhiệm vụ trọng tâm:</w:t>
+        <w:t>3. Mảng Giám sát Kiểm tra &amp; Điểm rèn luyện (Định biên: 20 đồng chí: 01 Trưởng • 02 Phó • 17 Thành viên)</w:t>
+      </w:r>
+    </w:p>
+    <w:p>
+      <w:pPr/>
+      <w:r>
+        <w:t>Khẩu hiệu / Tôn chỉ: "Cán cân Kỷ cương - Công minh &amp; Người bảo vệ quyền lợi sinh viên Bách khoa"</w:t>
+      </w:r>
+    </w:p>
+    <w:p>
+      <w:pPr/>
+      <w:r>
+        <w:t>🎯 Sứ mệnh cốt lõi: Giữ vai trò "cơ quan kiểm toán - thanh tra" độc lập, bảo đảm kỷ cương Điều lệ Đoàn; đồng thời là đơn vị duy nhất thẩm định tiêu chuẩn và phê duyệt minh chứng Điểm rèn luyện (ĐRL) toàn trường.</w:t>
+      </w:r>
+    </w:p>
+    <w:p>
+      <w:pPr/>
+      <w:r>
+        <w:t>💼 Trải nghiệm thực tế - Bạn sẽ làm gì?</w:t>
       </w:r>
     </w:p>
     <w:p>
       <w:pPr>
         <w:pStyle w:val="ReportBullet"/>
-        <w:numPr>
-          <w:ilvl w:val="0"/>
-          <w:numId w:val="1"/>
-        </w:numPr>
-      </w:pPr>
-      <w:r>
-        <w:t>Rà soát đề án, kế hoạch hoạt động: đơn vị chủ trì, mục tiêu, đối tượng, nội dung, thời gian, địa điểm, cách tổ chức, tiêu chí xác nhận tham gia, minh chứng và nội dung đề nghị ghi nhận ĐRL.</w:t>
+      </w:pPr>
+      <w:r>
+        <w:t>Tiếp nhận, thẩm định các Đề án phong trào/sự kiện từ các CLB/Đội/Nhóm và 12 cơ sở để cấp mã ĐRL.</w:t>
       </w:r>
     </w:p>
     <w:p>
       <w:pPr>
         <w:pStyle w:val="ReportBullet"/>
-        <w:numPr>
-          <w:ilvl w:val="0"/>
-          <w:numId w:val="1"/>
-        </w:numPr>
-      </w:pPr>
-      <w:r>
-        <w:t>Đối chiếu với quy định và hướng dẫn đang áp dụng; làm rõ điều kiện hoặc phạm vi cần điều chỉnh; trình người có thẩm quyền. Chỉ thao tác phê duyệt trong phạm vi được phân công hoặc ủy quyền hợp lệ.</w:t>
+      </w:pPr>
+      <w:r>
+        <w:t>Thành lập Đoàn kiểm tra công tác Đoàn cuối năm, trực tiếp thẩm tra chất lượng sổ sách, hồ sơ, con dấu, tài chính tại 12 cơ sở.</w:t>
       </w:r>
     </w:p>
     <w:p>
       <w:pPr>
         <w:pStyle w:val="ReportBullet"/>
-        <w:numPr>
-          <w:ilvl w:val="0"/>
-          <w:numId w:val="1"/>
-        </w:numPr>
-      </w:pPr>
-      <w:r>
-        <w:t>Cấp mã, cập nhật thông tin hoạt động sau khi có căn cứ chấp thuận. Phân biệt chấp thuận đề án, cấp mã và xác nhận kết quả thực hiện; không coi cấp mã là bảo đảm mọi người đăng ký đều được ghi nhận điểm.</w:t>
+      </w:pPr>
+      <w:r>
+        <w:t>Hậu kiểm tính trung thực của minh chứng điểm danh sự kiện; trực tiếp thụ lý và giải quyết khiếu nại ĐRL cho sinh viên.</w:t>
       </w:r>
     </w:p>
     <w:p>
       <w:pPr>
         <w:pStyle w:val="ReportBullet"/>
-        <w:numPr>
-          <w:ilvl w:val="0"/>
-          <w:numId w:val="1"/>
-        </w:numPr>
-      </w:pPr>
-      <w:r>
-        <w:t>Theo dõi hoạt động do đơn vị tiến hành; lựa chọn kiểm tra hồ sơ, kiểm tra thực tế hoặc xác minh theo mức độ rủi ro và kế hoạch được duyệt. Trường hợp thay đổi nội dung quan trọng, yêu cầu đơn vị báo cáo để được xem xét lại.</w:t>
+      </w:pPr>
+      <w:r>
+        <w:t>Kiểm tra Giấy tờ, Hồ sơ sau Đại hội Chi đoàn &amp; Cơ sở: Rà soát biên bản, kết quả bầu cử, danh sách BCH đảm bảo tính pháp lý trước khi chuẩn y.</w:t>
       </w:r>
     </w:p>
     <w:p>
       <w:pPr>
         <w:pStyle w:val="ReportBullet"/>
-        <w:numPr>
-          <w:ilvl w:val="0"/>
-          <w:numId w:val="1"/>
-        </w:numPr>
+      </w:pPr>
+      <w:r>
+        <w:t>Kiểm tra Giấy tờ và Thẩm định Hồ sơ sau Kiện toàn Cán bộ Đoàn: Thẩm tra quy trình, biên bản lấy phiếu tín nhiệm và hồ sơ nhân sự kiện toàn xuyên suốt năm học.</w:t>
+      </w:r>
+    </w:p>
+    <w:p>
+      <w:pPr/>
+      <w:r>
+        <w:t>🌟 Giá trị nhận được &amp; Chân dung ứng viên tìm kiếm:</w:t>
+      </w:r>
+    </w:p>
+    <w:p>
+      <w:pPr>
+        <w:pStyle w:val="ReportBullet"/>
+      </w:pPr>
+      <w:r>
+        <w:t>Kỹ năng phát triển: Năng lực tư duy phản biện sắc bén, kỹ năng thẩm định dự án, quản trị rủi ro; thấu hiểu toàn diện quy chế ĐRL và học bổng – trở thành chuyên gia tư vấn sinh viên.</w:t>
+      </w:r>
+    </w:p>
+    <w:p>
+      <w:pPr>
+        <w:pStyle w:val="ReportBullet"/>
+      </w:pPr>
+      <w:r>
+        <w:t>Chân dung ứng viên: Công tâm, chính trực, khách quan, bản lĩnh vững vàng, tôn trọng nguyên tắc và luôn bảo vệ quyền lợi chính đáng của sinh viên.</w:t>
+      </w:r>
+    </w:p>
+    <w:p>
+      <w:pPr/>
+      <w:r>
+        <w:t>Nhiệm vụ chuyên môn thường xuyên:</w:t>
+      </w:r>
+    </w:p>
+    <w:p>
+      <w:pPr>
+        <w:pStyle w:val="ReportBullet"/>
+      </w:pPr>
+      <w:r>
+        <w:t>Tiếp nhận đề án hoạt động, phân loại đối tượng, quy mô, tính chất; đối chiếu với quy định và hướng dẫn hiện hành; lập phiếu thẩm định và đề xuất cấp mã hoạt động.</w:t>
+      </w:r>
+    </w:p>
+    <w:p>
+      <w:pPr>
+        <w:pStyle w:val="ReportBullet"/>
+      </w:pPr>
+      <w:r>
+        <w:t>Cấp mã, cập nhật thông tin hoạt động sau khi có căn cứ chấp thuận. Phân biệt rõ chấp thuận đề án, cấp mã và xác nhận kết quả thực hiện.</w:t>
+      </w:r>
+    </w:p>
+    <w:p>
+      <w:pPr>
+        <w:pStyle w:val="ReportBullet"/>
+      </w:pPr>
+      <w:r>
+        <w:t>Theo dõi việc tổ chức hoạt động; lựa chọn kiểm tra hồ sơ, kiểm tra thực tế hoặc xác minh đột xuất theo mức độ rủi ro.</w:t>
+      </w:r>
+    </w:p>
+    <w:p>
+      <w:pPr>
+        <w:pStyle w:val="ReportBullet"/>
       </w:pPr>
       <w:r>
         <w:t>Hậu kiểm danh sách, hình thức điểm danh và minh chứng; đối chiếu kết quả với đề án được duyệt, ghi nhận sai lệch, đề xuất xử lý hoặc điều chỉnh trong thẩm quyền.</w:t>
@@ -1874,73 +1904,45 @@
     <w:p>
       <w:pPr>
         <w:pStyle w:val="ReportBullet"/>
-        <w:numPr>
-          <w:ilvl w:val="0"/>
-          <w:numId w:val="1"/>
-        </w:numPr>
-      </w:pPr>
-      <w:r>
-        <w:t>Tiếp nhận phản ánh, kiến nghị, khiếu nại; phân loại thuộc thẩm quyền Ban hay phải chuyển đơn vị khác. Người xác minh lại không đồng thời là người tự kết luận về sai sót do chính mình xử lý trước đó.</w:t>
+      </w:pPr>
+      <w:r>
+        <w:t>Tiếp nhận phản ánh, kiến nghị, khiếu nại ĐRL; tổ chức xác minh độc lập; người xác minh không đồng thời là người tự kết luận về sai sót do chính mình xử lý trước đó.</w:t>
       </w:r>
     </w:p>
     <w:p>
       <w:pPr>
         <w:pStyle w:val="ReportBullet"/>
-        <w:numPr>
-          <w:ilvl w:val="0"/>
-          <w:numId w:val="1"/>
-        </w:numPr>
-      </w:pPr>
-      <w:r>
-        <w:t>Chủ trì các đợt kiểm tra công tác Đoàn theo phân công của Lãnh đạo Ban; phối hợp mảng sở hữu nghiệp vụ để xác định tiêu chí và kiến nghị khắc phục.</w:t>
+      </w:pPr>
+      <w:r>
+        <w:t>Chủ trì công tác kiểm tra định kỳ và đột xuất công tác Đoàn 12 cơ sở theo phân công của Lãnh đạo Ban; lập biên bản kiểm tra và bảng chấm điểm công khai.</w:t>
       </w:r>
     </w:p>
     <w:p>
       <w:pPr>
         <w:pStyle w:val="ReportBullet"/>
-        <w:numPr>
-          <w:ilvl w:val="0"/>
-          <w:numId w:val="1"/>
-        </w:numPr>
-      </w:pPr>
-      <w:r>
-        <w:t>Cung cấp thông tin đã được kiểm soát cho Mảng Truyền thông - Sự kiện &amp; Phát triển Nội bộ để tuyên truyền quy trình, thời hạn, điều kiện tham gia hoặc kết quả được phép công bố.</w:t>
-      </w:r>
-    </w:p>
-    <w:p>
-      <w:r>
-        <w:rPr>
-          <w:b/>
-        </w:rPr>
-        <w:t>Sản phẩm đầu ra:</w:t>
-      </w:r>
-      <w:r>
-        <w:t xml:space="preserve"> Phiếu thẩm định; danh mục đề án và quyết định xử lý; mã hoạt động gắn căn cứ duyệt; kế hoạch/biên bản kiểm tra; kết quả hậu kiểm; sổ phản ánh, kiến nghị; báo cáo tổng hợp trong phạm vi Ban phụ trách.</w:t>
-      </w:r>
-    </w:p>
-    <w:p>
-      <w:r>
-        <w:rPr>
-          <w:b/>
-        </w:rPr>
-        <w:t>Ranh giới trách nhiệm:</w:t>
-      </w:r>
-      <w:r>
-        <w:t xml:space="preserve"> Không thay thế đơn vị tổ chức hoạt động, không tự quyết định toàn bộ điểm rèn luyện sinh viên hoặc giải quyết vụ việc vượt phân cấp. Đối với chương trình do Ban tổ chức, phải bố trí người thẩm định, kiểm tra độc lập với nhóm trực tiếp thực hiện.</w:t>
-      </w:r>
-    </w:p>
-    <w:p>
-      <w:r>
-        <w:br w:type="page"/>
-      </w:r>
-    </w:p>
-    <w:p>
-      <w:pPr>
-        <w:pStyle w:val="Heading1"/>
-      </w:pPr>
-      <w:r>
-        <w:lastRenderedPageBreak/>
-        <w:t>V. CHỨC NĂNG, NHIỆM VỤ VÀ SẢN PHẨM CỦA CÁC MẢNG (tiếp)</w:t>
+      </w:pPr>
+      <w:r>
+        <w:t>Chủ trì thẩm tra giấy tờ, hồ sơ sau Đại hội Chi đoàn, Đại hội cơ sở và hồ sơ sau Kiện toàn cán bộ Đoàn toàn trường trước khi trình chuẩn y.</w:t>
+      </w:r>
+    </w:p>
+    <w:p>
+      <w:pPr>
+        <w:pStyle w:val="ReportBullet"/>
+      </w:pPr>
+      <w:r>
+        <w:t>Cung cấp thông tin đã kiểm soát cho Mảng Truyền thông - Sự kiện &amp; Phát triển Nội bộ để tuyên truyền quy trình, thời hạn, điều kiện tham gia hoặc kết quả được phép công bố.</w:t>
+      </w:r>
+    </w:p>
+    <w:p>
+      <w:pPr/>
+      <w:r>
+        <w:t>Sản phẩm đầu ra: Phiếu thẩm định đề án; danh mục đề án được duyệt; mã hoạt động gắn căn cứ duyệt; biên bản hậu kiểm hồ sơ sau Đại hội; phiếu thẩm tra hồ sơ sau Kiện toàn; 12 Biên bản kiểm tra công tác Đoàn cuối năm; sổ theo dõi và quyết định giải quyết 100% khiếu nại ĐRL.</w:t>
+      </w:r>
+    </w:p>
+    <w:p>
+      <w:pPr/>
+      <w:r>
+        <w:t>Ranh giới trách nhiệm: Không thay thế đơn vị tổ chức hoạt động, không tự quyết định toàn bộ điểm rèn luyện sinh viên hoặc giải quyết vụ việc vượt phân cấp. Đối với chương trình do Ban tổ chức, phải bố trí nhân sự thẩm định, kiểm tra độc lập với nhóm trực tiếp thực hiện.</w:t>
       </w:r>
     </w:p>
     <w:p>
@@ -1948,35 +1950,90 @@
         <w:pStyle w:val="Heading2"/>
       </w:pPr>
       <w:r>
-        <w:t>4. Mảng Truyền thông - Sự kiện và Phát triển nội bộ</w:t>
-      </w:r>
-    </w:p>
-    <w:p>
-      <w:r>
-        <w:rPr>
-          <w:b/>
-        </w:rPr>
-        <w:t>Chức năng:</w:t>
-      </w:r>
-      <w:r>
-        <w:t xml:space="preserve"> Thực hiện tuyên truyền nhiệm vụ, hoạt động của Ban; phối hợp thông tin về nghiệp vụ điểm rèn luyện; tham mưu tổ chức sự kiện của Ban và hoạt động xây dựng tập thể, bồi dưỡng, gắn kết thành viên.</w:t>
-      </w:r>
-    </w:p>
-    <w:p>
-      <w:r>
-        <w:rPr>
-          <w:b/>
-        </w:rPr>
-        <w:t>Nhiệm vụ thường xuyên:</w:t>
+        <w:t>4. Mảng Truyền thông - Sự kiện &amp; Phát triển Nội bộ (Định biên: 10 đồng chí: 01 Trưởng • 01 Phó • 08 Thành viên)</w:t>
+      </w:r>
+    </w:p>
+    <w:p>
+      <w:pPr/>
+      <w:r>
+        <w:t>Khẩu hiệu / Tôn chỉ: "Ngọn lửa Gắn kết Văn hóa &amp; Tiếng nói Thương hiệu Bản lĩnh TCKT"</w:t>
+      </w:r>
+    </w:p>
+    <w:p>
+      <w:pPr/>
+      <w:r>
+        <w:t>🎯 Sứ mệnh cốt lõi: Xóa bỏ định kiến "Tổ chức - Kiểm tra là khô khan", xây dựng hình ảnh TCKT hiện đại, sắc bén và uy tín; đồng thời giữ lửa văn hóa, chăm lo đời sống tinh thần và gắn kết 68 nhân sự trong Ban.</w:t>
+      </w:r>
+    </w:p>
+    <w:p>
+      <w:pPr/>
+      <w:r>
+        <w:t>💼 Trải nghiệm thực tế - Bạn sẽ làm gì?</w:t>
       </w:r>
     </w:p>
     <w:p>
       <w:pPr>
         <w:pStyle w:val="ReportBullet"/>
-        <w:numPr>
-          <w:ilvl w:val="0"/>
-          <w:numId w:val="1"/>
-        </w:numPr>
+      </w:pPr>
+      <w:r>
+        <w:t>Sáng tạo ấn phẩm đồ họa, video, infographic phổ biến văn bản, nghiệp vụ Đoàn vụ hấp dẫn, trực quan.</w:t>
+      </w:r>
+    </w:p>
+    <w:p>
+      <w:pPr>
+        <w:pStyle w:val="ReportBullet"/>
+      </w:pPr>
+      <w:r>
+        <w:t>Lên ý tưởng, kịch bản và tổ chức các sự kiện nội bộ: Teambuilding, Training kỹ năng, Sinh nhật Ban, Gala Tổng kết.</w:t>
+      </w:r>
+    </w:p>
+    <w:p>
+      <w:pPr>
+        <w:pStyle w:val="ReportBullet"/>
+      </w:pPr>
+      <w:r>
+        <w:t>Quản trị toàn diện fanpage và kênh truyền thông đối ngoại chính thức của Ban TCKT.</w:t>
+      </w:r>
+    </w:p>
+    <w:p>
+      <w:pPr>
+        <w:pStyle w:val="ReportBullet"/>
+      </w:pPr>
+      <w:r>
+        <w:t>Đồng hành cùng các mảng trong các chiến dịch truyền thông cao điểm: Tuyển thành viên, Đại hội, Chuẩn hóa ĐRL, Phát triển Đảng.</w:t>
+      </w:r>
+    </w:p>
+    <w:p>
+      <w:pPr/>
+      <w:r>
+        <w:t>🌟 Giá trị nhận được &amp; Chân dung ứng viên tìm kiếm:</w:t>
+      </w:r>
+    </w:p>
+    <w:p>
+      <w:pPr>
+        <w:pStyle w:val="ReportBullet"/>
+      </w:pPr>
+      <w:r>
+        <w:t>Kỹ năng phát triển: Thực chiến Content Marketing, Graphic Design, Video Editing, Event Management; kỹ năng truyền cảm hứng và kết nối con người.</w:t>
+      </w:r>
+    </w:p>
+    <w:p>
+      <w:pPr>
+        <w:pStyle w:val="ReportBullet"/>
+      </w:pPr>
+      <w:r>
+        <w:t>Chân dung ứng viên: Sáng tạo, năng động, có năng khiếu mỹ thuật / viết lách / MC hoạt náo, luôn tràn đầy năng lượng tích cực và nhiệt huyết tuổi trẻ.</w:t>
+      </w:r>
+    </w:p>
+    <w:p>
+      <w:pPr/>
+      <w:r>
+        <w:t>Nhiệm vụ chuyên môn thường xuyên:</w:t>
+      </w:r>
+    </w:p>
+    <w:p>
+      <w:pPr>
+        <w:pStyle w:val="ReportBullet"/>
       </w:pPr>
       <w:r>
         <w:t>Xây dựng kế hoạch tuyên truyền theo tháng, theo chương trình; quản trị kênh truyền thông và hình ảnh của Ban trong phạm vi được giao.</w:t>
@@ -1985,10 +2042,6 @@
     <w:p>
       <w:pPr>
         <w:pStyle w:val="ReportBullet"/>
-        <w:numPr>
-          <w:ilvl w:val="0"/>
-          <w:numId w:val="1"/>
-        </w:numPr>
       </w:pPr>
       <w:r>
         <w:t>Biên tập tin, bài, thiết kế ấn phẩm, ghi hình, lưu trữ tư liệu phục vụ hoạt động; bảo đảm nội dung đúng định hướng, chính xác, dễ tiếp cận đối với cán bộ Đoàn và sinh viên.</w:t>
@@ -1997,10 +2050,6 @@
     <w:p>
       <w:pPr>
         <w:pStyle w:val="ReportBullet"/>
-        <w:numPr>
-          <w:ilvl w:val="0"/>
-          <w:numId w:val="1"/>
-        </w:numPr>
       </w:pPr>
       <w:r>
         <w:t>Phối hợp Mảng Giám sát Kiểm tra &amp; Điểm rèn luyện tuyên truyền hướng dẫn lập đề án, thời hạn gửi hồ sơ, điều kiện ghi nhận ĐRL, quy trình bổ sung và kênh tiếp nhận phản ánh; chỉ công bố mức điểm, trạng thái hoặc kết quả khi có thông tin được phê duyệt.</w:t>
@@ -2009,10 +2058,6 @@
     <w:p>
       <w:pPr>
         <w:pStyle w:val="ReportBullet"/>
-        <w:numPr>
-          <w:ilvl w:val="0"/>
-          <w:numId w:val="1"/>
-        </w:numPr>
       </w:pPr>
       <w:r>
         <w:t>Phối hợp Mảng Tổ chức &amp; Phát triển Đoàn vụ, Mảng Phát triển Đảng &amp; Chuyển đổi số truyền thông hướng dẫn nghiệp vụ và mốc công tác được phép phổ biến; không công bố hồ sơ cá nhân, dữ liệu Đảng hoặc danh sách hạn chế truy cập.</w:t>
@@ -2021,10 +2066,6 @@
     <w:p>
       <w:pPr>
         <w:pStyle w:val="ReportBullet"/>
-        <w:numPr>
-          <w:ilvl w:val="0"/>
-          <w:numId w:val="1"/>
-        </w:numPr>
       </w:pPr>
       <w:r>
         <w:t>Tham mưu và tổ chức các hoạt động sinh hoạt chuyên đề, tập huấn, tổng kết, giao lưu, giới thiệu thành viên mới và hoạt động tăng cường đoàn kết theo kế hoạch được duyệt.</w:t>
@@ -2033,39 +2074,27 @@
     <w:p>
       <w:pPr>
         <w:pStyle w:val="ReportBullet"/>
-        <w:numPr>
-          <w:ilvl w:val="0"/>
-          <w:numId w:val="1"/>
-        </w:numPr>
       </w:pPr>
       <w:r>
         <w:t>Chuẩn bị chương trình, phân công thực hiện, hậu cần và dự toán cho sự kiện của Ban theo nhiệm vụ; đánh giá kết quả sau chương trình. Không mặc định nhận toàn bộ việc tổ chức sự kiện của các đơn vị cơ sở.</w:t>
       </w:r>
     </w:p>
     <w:p>
+      <w:pPr/>
       <w:r>
         <w:t>Quy trình phối hợp truyền thông: Mảng chủ trì lập phiếu yêu cầu gồm mục tiêu, đối tượng, nội dung đã xác nhận, căn cứ công bố, sản phẩm, hạn hoàn thành và người duyệt nghiệp vụ; Mảng Truyền thông - Sự kiện &amp; Phát triển Nội bộ tiếp nhận, phân công, biên tập; mảng chủ trì duyệt tính chính xác; người được giao duyệt phát hành; Mảng Truyền thông - Sự kiện &amp; Phát triển Nội bộ đăng tải và lưu bản cuối.</w:t>
       </w:r>
     </w:p>
     <w:p>
-      <w:r>
-        <w:t>Truyền thông hoạt động được bố trí theo kế hoạch, mức độ ưu tiên và nguồn lực; không phải mọi đề án được duyệt đều phát sinh yêu cầu Ban phải sản xuất ấn phẩm riêng. Nếu cần phối hợp trực tiếp với cơ sở, chỉ định người theo chương trình hoặc thời gian xác định, không đưa vào danh sách đầu mối thường trực.</w:t>
-      </w:r>
-    </w:p>
-    <w:p>
-      <w:r>
-        <w:rPr>
-          <w:b/>
-        </w:rPr>
-        <w:t>Sản phẩm đầu ra:</w:t>
-      </w:r>
-      <w:r>
-        <w:t xml:space="preserve"> Kế hoạch tuyên truyền; lịch đăng; tin, bài và ấn phẩm đã được duyệt; kho tư liệu được phép sử dụng; kế hoạch, phân công, dự toán được duyệt và báo cáo tổng kết sự kiện; nội dung bồi dưỡng, sinh hoạt và phản hồi của thành viên.</w:t>
-      </w:r>
-    </w:p>
-    <w:p>
-      <w:r>
-        <w:br w:type="page"/>
+      <w:pPr/>
+      <w:r>
+        <w:t>Sản phẩm đầu ra: Kế hoạch tuyên truyền; lịch đăng; tin, bài và ấn phẩm đã được duyệt; kho tư liệu được phép sử dụng; kế hoạch, phân công, dự toán được duyệt và báo cáo tổng kết sự kiện; nội dung bồi dưỡng, sinh hoạt và phản hồi của thành viên.</w:t>
+      </w:r>
+    </w:p>
+    <w:p>
+      <w:pPr/>
+      <w:r>
+        <w:t>Ranh giới trách nhiệm: Truyền thông hoạt động được bố trí theo kế hoạch, mức độ ưu tiên và nguồn lực; không phải mọi đề án được duyệt đều phát sinh yêu cầu Ban phải sản xuất ấn phẩm riêng. Nếu cần phối hợp trực tiếp với cơ sở, chỉ định người theo chương trình hoặc thời gian xác định, không đưa vào danh sách đầu mối thường trực.</w:t>
       </w:r>
     </w:p>
     <w:p>
@@ -3320,6 +3349,7 @@
     </w:p>
     <w:p>
       <w:pPr>
+        <w:pStyle w:val="Heading1"/>
         <w:spacing w:before="360" w:after="120"/>
       </w:pPr>
       <w:r>
@@ -3336,20 +3366,16 @@
         <w:ind w:firstLine="562"/>
       </w:pPr>
       <w:r>
-        <w:t>Nhằm cụ thể hóa Đề án Tái cấu trúc thành chương trình hành động thực tiễn trong năm học 2026 - 2027, Ban Tổ chức - Kiểm tra xác lập Kế hoạch hoạt động trọng tâm gồm 15 đầu việc lớn phân kỳ theo 12 tháng, đồng thời phân công trách nhiệm chủ trì, phối hợp rõ ràng cho 04 Mảng chuyên môn và ban hành Bộ Tiêu chí chấm điểm thi đua cơ sở (thang điểm 950 điểm chuẩn kèm điểm thưởng và điểm phạt) làm căn cứ đánh giá, xếp loại thi đua cuối năm đối với 12 Đoàn trường, Liên chi đoàn trực thuộc.</w:t>
-      </w:r>
-    </w:p>
-    <w:p>
-      <w:pPr>
+        <w:t>Nhằm cụ thể hóa Đề án Tái cấu trúc thành chương trình hành động thực tiễn trong năm học 2026 - 2027, Ban Tổ chức - Kiểm tra xác lập Kế hoạch hoạt động trọng tâm gồm 18 nhiệm vụ trọng tâm phân kỳ theo 12 tháng, đồng thời phân công trách nhiệm chủ trì, phối hợp rõ ràng cho 04 Mảng chuyên môn và ban hành Bộ Tiêu chí chấm điểm thi đua cơ sở (thang điểm 950 điểm chuẩn kèm điểm thưởng và điểm phạt) làm căn cứ đánh giá, xếp loại thi đua cuối năm đối với 12 Đoàn trường, Liên chi đoàn trực thuộc.</w:t>
+      </w:r>
+    </w:p>
+    <w:p>
+      <w:pPr>
+        <w:pStyle w:val="Heading2"/>
         <w:spacing w:before="240" w:after="80"/>
       </w:pPr>
       <w:r>
-        <w:rPr>
-          <w:rFonts w:ascii="Times New Roman" w:hAnsi="Times New Roman"/>
-          <w:b/>
-          <w:sz w:val="26"/>
-        </w:rPr>
-        <w:t>1. Ma trận Kế hoạch 15 Hoạt động trọng tâm và Phân công 04 Mảng chuyên môn</w:t>
+        <w:t>1. Ma trận Kế hoạch 18 Hoạt động trọng tâm và Phân công 04 Mảng chuyên môn</w:t>
       </w:r>
     </w:p>
     <w:p>
@@ -3358,7 +3384,7 @@
         <w:ind w:firstLine="562"/>
       </w:pPr>
       <w:r>
-        <w:t>Dưới đây là bảng phân công chi tiết 15 hoạt động lớn của Ban TCKT trong năm học 2026 - 2027 gắn với mảng chủ trì, mảng phối hợp và sản phẩm đầu ra bắt buộc:</w:t>
+        <w:t>Dưới đây là bảng phân công chi tiết 18 hoạt động trọng tâm của Ban TCKT trong năm học 2026 - 2027 gắn với mảng chủ trì, mảng phối hợp và sản phẩm đầu ra bắt buộc:</w:t>
       </w:r>
     </w:p>
     <w:tbl>
@@ -3545,90 +3571,37 @@
       <w:tr>
         <w:tc>
           <w:tcPr>
-            <w:tcW w:type="dxa" w:w="576"/>
-            <w:shd w:fill="F8FAFC"/>
-            <w:tcMar>
-              <w:top w:w="80" w:type="dxa"/>
-              <w:bottom w:w="80" w:type="dxa"/>
-              <w:left w:w="70" w:type="dxa"/>
-              <w:right w:w="70" w:type="dxa"/>
-            </w:tcMar>
-          </w:tcPr>
-          <w:p>
-            <w:pPr>
-              <w:spacing w:line="276" w:lineRule="auto"/>
-              <w:jc w:val="center"/>
-            </w:pPr>
-            <w:r>
-              <w:rPr>
-                <w:rFonts w:ascii="Times New Roman" w:hAnsi="Times New Roman"/>
-                <w:b/>
-                <w:sz w:val="19"/>
-              </w:rPr>
+            <w:tcW w:type="dxa" w:w="1559"/>
+          </w:tcPr>
+          <w:p>
+            <w:r>
               <w:t>1</w:t>
             </w:r>
           </w:p>
         </w:tc>
         <w:tc>
           <w:tcPr>
-            <w:tcW w:type="dxa" w:w="3168"/>
-            <w:shd w:fill="F8FAFC"/>
-            <w:tcMar>
-              <w:top w:w="80" w:type="dxa"/>
-              <w:bottom w:w="80" w:type="dxa"/>
-              <w:left w:w="70" w:type="dxa"/>
-              <w:right w:w="70" w:type="dxa"/>
-            </w:tcMar>
-          </w:tcPr>
-          <w:p>
-            <w:pPr>
-              <w:spacing w:line="276" w:lineRule="auto"/>
-              <w:jc w:val="left"/>
-            </w:pPr>
-            <w:r>
-              <w:rPr>
-                <w:rFonts w:ascii="Times New Roman" w:hAnsi="Times New Roman"/>
-                <w:sz w:val="19"/>
-              </w:rPr>
+            <w:tcW w:type="dxa" w:w="1559"/>
+          </w:tcPr>
+          <w:p>
+            <w:r>
               <w:t>Tuyển thành viên các Ban chuyên môn Đoàn Đại học</w:t>
             </w:r>
           </w:p>
         </w:tc>
         <w:tc>
           <w:tcPr>
-            <w:tcW w:type="dxa" w:w="1296"/>
-            <w:shd w:fill="F8FAFC"/>
-            <w:tcMar>
-              <w:top w:w="80" w:type="dxa"/>
-              <w:bottom w:w="80" w:type="dxa"/>
-              <w:left w:w="70" w:type="dxa"/>
-              <w:right w:w="70" w:type="dxa"/>
-            </w:tcMar>
-          </w:tcPr>
-          <w:p>
-            <w:pPr>
-              <w:spacing w:line="276" w:lineRule="auto"/>
-              <w:jc w:val="center"/>
-            </w:pPr>
-            <w:r>
-              <w:rPr>
-                <w:rFonts w:ascii="Times New Roman" w:hAnsi="Times New Roman"/>
-                <w:sz w:val="19"/>
-              </w:rPr>
-              <w:t>9/2026</w:t>
-            </w:r>
-          </w:p>
-        </w:tc>
-        <w:tc>
-          <w:tcPr>
-            <w:tcW w:type="dxa" w:w="1440"/>
-            <w:shd w:fill="F8FAFC"/>
-            <w:tcMar>
-              <w:top w:w="80" w:type="dxa"/>
-              <w:bottom w:w="80" w:type="dxa"/>
-              <w:left w:w="70" w:type="dxa"/>
-              <w:right w:w="70" w:type="dxa"/>
-            </w:tcMar>
+            <w:tcW w:type="dxa" w:w="1559"/>
+          </w:tcPr>
+          <w:p>
+            <w:r>
+              <w:t>Tháng 9/2026</w:t>
+            </w:r>
+          </w:p>
+        </w:tc>
+        <w:tc>
+          <w:tcPr>
+            <w:tcW w:type="dxa" w:w="1559"/>
           </w:tcPr>
           <w:p>
             <w:r>
@@ -3638,14 +3611,7 @@
         </w:tc>
         <w:tc>
           <w:tcPr>
-            <w:tcW w:type="dxa" w:w="1296"/>
-            <w:shd w:fill="F8FAFC"/>
-            <w:tcMar>
-              <w:top w:w="80" w:type="dxa"/>
-              <w:bottom w:w="80" w:type="dxa"/>
-              <w:left w:w="70" w:type="dxa"/>
-              <w:right w:w="70" w:type="dxa"/>
-            </w:tcMar>
+            <w:tcW w:type="dxa" w:w="1559"/>
           </w:tcPr>
           <w:p>
             <w:r>
@@ -3655,26 +3621,11 @@
         </w:tc>
         <w:tc>
           <w:tcPr>
-            <w:tcW w:type="dxa" w:w="2016"/>
-            <w:shd w:fill="F8FAFC"/>
-            <w:tcMar>
-              <w:top w:w="80" w:type="dxa"/>
-              <w:bottom w:w="80" w:type="dxa"/>
-              <w:left w:w="70" w:type="dxa"/>
-              <w:right w:w="70" w:type="dxa"/>
-            </w:tcMar>
-          </w:tcPr>
-          <w:p>
-            <w:pPr>
-              <w:spacing w:line="276" w:lineRule="auto"/>
-              <w:jc w:val="left"/>
-            </w:pPr>
-            <w:r>
-              <w:rPr>
-                <w:rFonts w:ascii="Times New Roman" w:hAnsi="Times New Roman"/>
-                <w:sz w:val="19"/>
-              </w:rPr>
-              <w:t>Danh sách trúng tuyển; hồ sơ nhân sự Ban.</w:t>
+            <w:tcW w:type="dxa" w:w="1559"/>
+          </w:tcPr>
+          <w:p>
+            <w:r>
+              <w:t>Quyết định công nhận &amp; Danh sách trúng tuyển; Hồ sơ nhân sự Ban.</w:t>
             </w:r>
           </w:p>
         </w:tc>
@@ -3682,90 +3633,37 @@
       <w:tr>
         <w:tc>
           <w:tcPr>
-            <w:tcW w:type="dxa" w:w="576"/>
-            <w:shd w:fill="FFFFFF"/>
-            <w:tcMar>
-              <w:top w:w="80" w:type="dxa"/>
-              <w:bottom w:w="80" w:type="dxa"/>
-              <w:left w:w="70" w:type="dxa"/>
-              <w:right w:w="70" w:type="dxa"/>
-            </w:tcMar>
-          </w:tcPr>
-          <w:p>
-            <w:pPr>
-              <w:spacing w:line="276" w:lineRule="auto"/>
-              <w:jc w:val="center"/>
-            </w:pPr>
-            <w:r>
-              <w:rPr>
-                <w:rFonts w:ascii="Times New Roman" w:hAnsi="Times New Roman"/>
-                <w:b/>
-                <w:sz w:val="19"/>
-              </w:rPr>
+            <w:tcW w:type="dxa" w:w="1559"/>
+          </w:tcPr>
+          <w:p>
+            <w:r>
               <w:t>2</w:t>
             </w:r>
           </w:p>
         </w:tc>
         <w:tc>
           <w:tcPr>
-            <w:tcW w:type="dxa" w:w="3168"/>
-            <w:shd w:fill="FFFFFF"/>
-            <w:tcMar>
-              <w:top w:w="80" w:type="dxa"/>
-              <w:bottom w:w="80" w:type="dxa"/>
-              <w:left w:w="70" w:type="dxa"/>
-              <w:right w:w="70" w:type="dxa"/>
-            </w:tcMar>
-          </w:tcPr>
-          <w:p>
-            <w:pPr>
-              <w:spacing w:line="276" w:lineRule="auto"/>
-              <w:jc w:val="left"/>
-            </w:pPr>
-            <w:r>
-              <w:rPr>
-                <w:rFonts w:ascii="Times New Roman" w:hAnsi="Times New Roman"/>
-                <w:sz w:val="19"/>
-              </w:rPr>
-              <w:t>Đại hội các Chi đoàn + Thành lập Chi đoàn K71</w:t>
-            </w:r>
-          </w:p>
-        </w:tc>
-        <w:tc>
-          <w:tcPr>
-            <w:tcW w:type="dxa" w:w="1296"/>
-            <w:shd w:fill="FFFFFF"/>
-            <w:tcMar>
-              <w:top w:w="80" w:type="dxa"/>
-              <w:bottom w:w="80" w:type="dxa"/>
-              <w:left w:w="70" w:type="dxa"/>
-              <w:right w:w="70" w:type="dxa"/>
-            </w:tcMar>
-          </w:tcPr>
-          <w:p>
-            <w:pPr>
-              <w:spacing w:line="276" w:lineRule="auto"/>
-              <w:jc w:val="center"/>
-            </w:pPr>
-            <w:r>
-              <w:rPr>
-                <w:rFonts w:ascii="Times New Roman" w:hAnsi="Times New Roman"/>
-                <w:sz w:val="19"/>
-              </w:rPr>
-              <w:t>10 - 11/2026</w:t>
-            </w:r>
-          </w:p>
-        </w:tc>
-        <w:tc>
-          <w:tcPr>
-            <w:tcW w:type="dxa" w:w="1440"/>
-            <w:shd w:fill="FFFFFF"/>
-            <w:tcMar>
-              <w:top w:w="80" w:type="dxa"/>
-              <w:bottom w:w="80" w:type="dxa"/>
-              <w:left w:w="70" w:type="dxa"/>
-              <w:right w:w="70" w:type="dxa"/>
-            </w:tcMar>
+            <w:tcW w:type="dxa" w:w="1559"/>
+          </w:tcPr>
+          <w:p>
+            <w:r>
+              <w:t>Hội nghị Triển khai Công tác và Giao ban Đầu mối 12 Đơn vị Cơ sở năm học 2026 - 2027</w:t>
+            </w:r>
+          </w:p>
+        </w:tc>
+        <w:tc>
+          <w:tcPr>
+            <w:tcW w:type="dxa" w:w="1559"/>
+          </w:tcPr>
+          <w:p>
+            <w:r>
+              <w:t>Tháng 9 - 10/2026</w:t>
+            </w:r>
+          </w:p>
+        </w:tc>
+        <w:tc>
+          <w:tcPr>
+            <w:tcW w:type="dxa" w:w="1559"/>
           </w:tcPr>
           <w:p>
             <w:r>
@@ -3775,43 +3673,21 @@
         </w:tc>
         <w:tc>
           <w:tcPr>
-            <w:tcW w:type="dxa" w:w="1296"/>
-            <w:shd w:fill="FFFFFF"/>
-            <w:tcMar>
-              <w:top w:w="80" w:type="dxa"/>
-              <w:bottom w:w="80" w:type="dxa"/>
-              <w:left w:w="70" w:type="dxa"/>
-              <w:right w:w="70" w:type="dxa"/>
-            </w:tcMar>
-          </w:tcPr>
-          <w:p>
-            <w:r>
-              <w:t>Mảng Phát triển Đảng &amp; Chuyển đổi số</w:t>
-            </w:r>
-          </w:p>
-        </w:tc>
-        <w:tc>
-          <w:tcPr>
-            <w:tcW w:type="dxa" w:w="2016"/>
-            <w:shd w:fill="FFFFFF"/>
-            <w:tcMar>
-              <w:top w:w="80" w:type="dxa"/>
-              <w:bottom w:w="80" w:type="dxa"/>
-              <w:left w:w="70" w:type="dxa"/>
-              <w:right w:w="70" w:type="dxa"/>
-            </w:tcMar>
-          </w:tcPr>
-          <w:p>
-            <w:pPr>
-              <w:spacing w:line="276" w:lineRule="auto"/>
-              <w:jc w:val="left"/>
-            </w:pPr>
-            <w:r>
-              <w:rPr>
-                <w:rFonts w:ascii="Times New Roman" w:hAnsi="Times New Roman"/>
-                <w:sz w:val="19"/>
-              </w:rPr>
-              <w:t>Nghị quyết chuẩn y BCH; cây tổ chức K71 trên QLDV.</w:t>
+            <w:tcW w:type="dxa" w:w="1559"/>
+          </w:tcPr>
+          <w:p>
+            <w:r>
+              <w:t>Mảng Giám sát Kiểm tra &amp; Điểm rèn luyện, Mảng Truyền thông - Sự kiện &amp; Phát triển Nội bộ</w:t>
+            </w:r>
+          </w:p>
+        </w:tc>
+        <w:tc>
+          <w:tcPr>
+            <w:tcW w:type="dxa" w:w="1559"/>
+          </w:tcPr>
+          <w:p>
+            <w:r>
+              <w:t>Kế hoạch công tác năm học, Biên bản giao ban &amp; Kênh kết nối 12 cơ sở.</w:t>
             </w:r>
           </w:p>
         </w:tc>
@@ -3819,90 +3695,37 @@
       <w:tr>
         <w:tc>
           <w:tcPr>
-            <w:tcW w:type="dxa" w:w="576"/>
-            <w:shd w:fill="F8FAFC"/>
-            <w:tcMar>
-              <w:top w:w="80" w:type="dxa"/>
-              <w:bottom w:w="80" w:type="dxa"/>
-              <w:left w:w="70" w:type="dxa"/>
-              <w:right w:w="70" w:type="dxa"/>
-            </w:tcMar>
-          </w:tcPr>
-          <w:p>
-            <w:pPr>
-              <w:spacing w:line="276" w:lineRule="auto"/>
-              <w:jc w:val="center"/>
-            </w:pPr>
-            <w:r>
-              <w:rPr>
-                <w:rFonts w:ascii="Times New Roman" w:hAnsi="Times New Roman"/>
-                <w:b/>
-                <w:sz w:val="19"/>
-              </w:rPr>
+            <w:tcW w:type="dxa" w:w="1559"/>
+          </w:tcPr>
+          <w:p>
+            <w:r>
               <w:t>3</w:t>
             </w:r>
           </w:p>
         </w:tc>
         <w:tc>
           <w:tcPr>
-            <w:tcW w:type="dxa" w:w="3168"/>
-            <w:shd w:fill="F8FAFC"/>
-            <w:tcMar>
-              <w:top w:w="80" w:type="dxa"/>
-              <w:bottom w:w="80" w:type="dxa"/>
-              <w:left w:w="70" w:type="dxa"/>
-              <w:right w:w="70" w:type="dxa"/>
-            </w:tcMar>
-          </w:tcPr>
-          <w:p>
-            <w:pPr>
-              <w:spacing w:line="276" w:lineRule="auto"/>
-              <w:jc w:val="left"/>
-            </w:pPr>
-            <w:r>
-              <w:rPr>
-                <w:rFonts w:ascii="Times New Roman" w:hAnsi="Times New Roman"/>
-                <w:sz w:val="19"/>
-              </w:rPr>
-              <w:t>Ra mắt Ban Cán sự năm nhất K71</w:t>
-            </w:r>
-          </w:p>
-        </w:tc>
-        <w:tc>
-          <w:tcPr>
-            <w:tcW w:type="dxa" w:w="1296"/>
-            <w:shd w:fill="F8FAFC"/>
-            <w:tcMar>
-              <w:top w:w="80" w:type="dxa"/>
-              <w:bottom w:w="80" w:type="dxa"/>
-              <w:left w:w="70" w:type="dxa"/>
-              <w:right w:w="70" w:type="dxa"/>
-            </w:tcMar>
-          </w:tcPr>
-          <w:p>
-            <w:pPr>
-              <w:spacing w:line="276" w:lineRule="auto"/>
-              <w:jc w:val="center"/>
-            </w:pPr>
-            <w:r>
-              <w:rPr>
-                <w:rFonts w:ascii="Times New Roman" w:hAnsi="Times New Roman"/>
-                <w:sz w:val="19"/>
-              </w:rPr>
-              <w:t>11/2026</w:t>
-            </w:r>
-          </w:p>
-        </w:tc>
-        <w:tc>
-          <w:tcPr>
-            <w:tcW w:type="dxa" w:w="1440"/>
-            <w:shd w:fill="F8FAFC"/>
-            <w:tcMar>
-              <w:top w:w="80" w:type="dxa"/>
-              <w:bottom w:w="80" w:type="dxa"/>
-              <w:left w:w="70" w:type="dxa"/>
-              <w:right w:w="70" w:type="dxa"/>
-            </w:tcMar>
+            <w:tcW w:type="dxa" w:w="1559"/>
+          </w:tcPr>
+          <w:p>
+            <w:r>
+              <w:t>Đại hội các Chi đoàn &amp; Thành lập Chi đoàn K71</w:t>
+            </w:r>
+          </w:p>
+        </w:tc>
+        <w:tc>
+          <w:tcPr>
+            <w:tcW w:type="dxa" w:w="1559"/>
+          </w:tcPr>
+          <w:p>
+            <w:r>
+              <w:t>Tháng 10 - 11/2026</w:t>
+            </w:r>
+          </w:p>
+        </w:tc>
+        <w:tc>
+          <w:tcPr>
+            <w:tcW w:type="dxa" w:w="1559"/>
           </w:tcPr>
           <w:p>
             <w:r>
@@ -3912,43 +3735,21 @@
         </w:tc>
         <w:tc>
           <w:tcPr>
-            <w:tcW w:type="dxa" w:w="1296"/>
-            <w:shd w:fill="F8FAFC"/>
-            <w:tcMar>
-              <w:top w:w="80" w:type="dxa"/>
-              <w:bottom w:w="80" w:type="dxa"/>
-              <w:left w:w="70" w:type="dxa"/>
-              <w:right w:w="70" w:type="dxa"/>
-            </w:tcMar>
-          </w:tcPr>
-          <w:p>
-            <w:r>
-              <w:t>Mảng Truyền thông - Sự kiện &amp; Phát triển Nội bộ</w:t>
-            </w:r>
-          </w:p>
-        </w:tc>
-        <w:tc>
-          <w:tcPr>
-            <w:tcW w:type="dxa" w:w="2016"/>
-            <w:shd w:fill="F8FAFC"/>
-            <w:tcMar>
-              <w:top w:w="80" w:type="dxa"/>
-              <w:bottom w:w="80" w:type="dxa"/>
-              <w:left w:w="70" w:type="dxa"/>
-              <w:right w:w="70" w:type="dxa"/>
-            </w:tcMar>
-          </w:tcPr>
-          <w:p>
-            <w:pPr>
-              <w:spacing w:line="276" w:lineRule="auto"/>
-              <w:jc w:val="left"/>
-            </w:pPr>
-            <w:r>
-              <w:rPr>
-                <w:rFonts w:ascii="Times New Roman" w:hAnsi="Times New Roman"/>
-                <w:sz w:val="19"/>
-              </w:rPr>
-              <w:t>Hội nghị ra mắt; danh sách Ban Cán sự các lớp K71.</w:t>
+            <w:tcW w:type="dxa" w:w="1559"/>
+          </w:tcPr>
+          <w:p>
+            <w:r>
+              <w:t>Mảng Phát triển Đảng &amp; Chuyển đổi số</w:t>
+            </w:r>
+          </w:p>
+        </w:tc>
+        <w:tc>
+          <w:tcPr>
+            <w:tcW w:type="dxa" w:w="1559"/>
+          </w:tcPr>
+          <w:p>
+            <w:r>
+              <w:t>Quyết định chuẩn y BCH; Cây tổ chức K71 hoàn thiện trên hệ thống QLDV.</w:t>
             </w:r>
           </w:p>
         </w:tc>
@@ -3956,90 +3757,37 @@
       <w:tr>
         <w:tc>
           <w:tcPr>
-            <w:tcW w:type="dxa" w:w="576"/>
-            <w:shd w:fill="FFFFFF"/>
-            <w:tcMar>
-              <w:top w:w="80" w:type="dxa"/>
-              <w:bottom w:w="80" w:type="dxa"/>
-              <w:left w:w="70" w:type="dxa"/>
-              <w:right w:w="70" w:type="dxa"/>
-            </w:tcMar>
-          </w:tcPr>
-          <w:p>
-            <w:pPr>
-              <w:spacing w:line="276" w:lineRule="auto"/>
-              <w:jc w:val="center"/>
-            </w:pPr>
-            <w:r>
-              <w:rPr>
-                <w:rFonts w:ascii="Times New Roman" w:hAnsi="Times New Roman"/>
-                <w:b/>
-                <w:sz w:val="19"/>
-              </w:rPr>
+            <w:tcW w:type="dxa" w:w="1559"/>
+          </w:tcPr>
+          <w:p>
+            <w:r>
               <w:t>4</w:t>
             </w:r>
           </w:p>
         </w:tc>
         <w:tc>
           <w:tcPr>
-            <w:tcW w:type="dxa" w:w="3168"/>
-            <w:shd w:fill="FFFFFF"/>
-            <w:tcMar>
-              <w:top w:w="80" w:type="dxa"/>
-              <w:bottom w:w="80" w:type="dxa"/>
-              <w:left w:w="70" w:type="dxa"/>
-              <w:right w:w="70" w:type="dxa"/>
-            </w:tcMar>
-          </w:tcPr>
-          <w:p>
-            <w:pPr>
-              <w:spacing w:line="276" w:lineRule="auto"/>
-              <w:jc w:val="left"/>
-            </w:pPr>
-            <w:r>
-              <w:rPr>
-                <w:rFonts w:ascii="Times New Roman" w:hAnsi="Times New Roman"/>
-                <w:sz w:val="19"/>
-              </w:rPr>
-              <w:t>Đóng dấu tiếp nhận sổ Đoàn K71</w:t>
-            </w:r>
-          </w:p>
-        </w:tc>
-        <w:tc>
-          <w:tcPr>
-            <w:tcW w:type="dxa" w:w="1296"/>
-            <w:shd w:fill="FFFFFF"/>
-            <w:tcMar>
-              <w:top w:w="80" w:type="dxa"/>
-              <w:bottom w:w="80" w:type="dxa"/>
-              <w:left w:w="70" w:type="dxa"/>
-              <w:right w:w="70" w:type="dxa"/>
-            </w:tcMar>
-          </w:tcPr>
-          <w:p>
-            <w:pPr>
-              <w:spacing w:line="276" w:lineRule="auto"/>
-              <w:jc w:val="center"/>
-            </w:pPr>
-            <w:r>
-              <w:rPr>
-                <w:rFonts w:ascii="Times New Roman" w:hAnsi="Times New Roman"/>
-                <w:sz w:val="19"/>
-              </w:rPr>
-              <w:t>12/2026</w:t>
-            </w:r>
-          </w:p>
-        </w:tc>
-        <w:tc>
-          <w:tcPr>
-            <w:tcW w:type="dxa" w:w="1440"/>
-            <w:shd w:fill="FFFFFF"/>
-            <w:tcMar>
-              <w:top w:w="80" w:type="dxa"/>
-              <w:bottom w:w="80" w:type="dxa"/>
-              <w:left w:w="70" w:type="dxa"/>
-              <w:right w:w="70" w:type="dxa"/>
-            </w:tcMar>
+            <w:tcW w:type="dxa" w:w="1559"/>
+          </w:tcPr>
+          <w:p>
+            <w:r>
+              <w:t>Ra mắt Ban Cán sự năm nhất K71</w:t>
+            </w:r>
+          </w:p>
+        </w:tc>
+        <w:tc>
+          <w:tcPr>
+            <w:tcW w:type="dxa" w:w="1559"/>
+          </w:tcPr>
+          <w:p>
+            <w:r>
+              <w:t>Tháng 11/2026</w:t>
+            </w:r>
+          </w:p>
+        </w:tc>
+        <w:tc>
+          <w:tcPr>
+            <w:tcW w:type="dxa" w:w="1559"/>
           </w:tcPr>
           <w:p>
             <w:r>
@@ -4049,43 +3797,21 @@
         </w:tc>
         <w:tc>
           <w:tcPr>
-            <w:tcW w:type="dxa" w:w="1296"/>
-            <w:shd w:fill="FFFFFF"/>
-            <w:tcMar>
-              <w:top w:w="80" w:type="dxa"/>
-              <w:bottom w:w="80" w:type="dxa"/>
-              <w:left w:w="70" w:type="dxa"/>
-              <w:right w:w="70" w:type="dxa"/>
-            </w:tcMar>
-          </w:tcPr>
-          <w:p>
-            <w:r>
-              <w:t>Mảng Phát triển Đảng &amp; Chuyển đổi số</w:t>
-            </w:r>
-          </w:p>
-        </w:tc>
-        <w:tc>
-          <w:tcPr>
-            <w:tcW w:type="dxa" w:w="2016"/>
-            <w:shd w:fill="FFFFFF"/>
-            <w:tcMar>
-              <w:top w:w="80" w:type="dxa"/>
-              <w:bottom w:w="80" w:type="dxa"/>
-              <w:left w:w="70" w:type="dxa"/>
-              <w:right w:w="70" w:type="dxa"/>
-            </w:tcMar>
-          </w:tcPr>
-          <w:p>
-            <w:pPr>
-              <w:spacing w:line="276" w:lineRule="auto"/>
-              <w:jc w:val="left"/>
-            </w:pPr>
-            <w:r>
-              <w:rPr>
-                <w:rFonts w:ascii="Times New Roman" w:hAnsi="Times New Roman"/>
-                <w:sz w:val="19"/>
-              </w:rPr>
-              <w:t>100% sổ Đoàn K71 được vào sổ và đóng dấu tiếp nhận.</w:t>
+            <w:tcW w:type="dxa" w:w="1559"/>
+          </w:tcPr>
+          <w:p>
+            <w:r>
+              <w:t>Mảng Truyền thông - Sự kiện &amp; Phát triển Nội bộ</w:t>
+            </w:r>
+          </w:p>
+        </w:tc>
+        <w:tc>
+          <w:tcPr>
+            <w:tcW w:type="dxa" w:w="1559"/>
+          </w:tcPr>
+          <w:p>
+            <w:r>
+              <w:t>Danh bạ Ban Cán sự K71; Sự kiện / Hội nghị ra mắt tân cán bộ lớp.</w:t>
             </w:r>
           </w:p>
         </w:tc>
@@ -4093,90 +3819,47 @@
       <w:tr>
         <w:tc>
           <w:tcPr>
-            <w:tcW w:type="dxa" w:w="576"/>
-            <w:shd w:fill="F8FAFC"/>
-            <w:tcMar>
-              <w:top w:w="80" w:type="dxa"/>
-              <w:bottom w:w="80" w:type="dxa"/>
-              <w:left w:w="70" w:type="dxa"/>
-              <w:right w:w="70" w:type="dxa"/>
-            </w:tcMar>
-          </w:tcPr>
-          <w:p>
-            <w:pPr>
-              <w:spacing w:line="276" w:lineRule="auto"/>
-              <w:jc w:val="center"/>
-            </w:pPr>
-            <w:r>
-              <w:rPr>
-                <w:rFonts w:ascii="Times New Roman" w:hAnsi="Times New Roman"/>
-                <w:b/>
-                <w:sz w:val="19"/>
-              </w:rPr>
+            <w:tcW w:type="dxa" w:w="1559"/>
+          </w:tcPr>
+          <w:p>
+            <w:r>
               <w:t>5</w:t>
             </w:r>
           </w:p>
         </w:tc>
         <w:tc>
           <w:tcPr>
-            <w:tcW w:type="dxa" w:w="3168"/>
-            <w:shd w:fill="F8FAFC"/>
-            <w:tcMar>
-              <w:top w:w="80" w:type="dxa"/>
-              <w:bottom w:w="80" w:type="dxa"/>
-              <w:left w:w="70" w:type="dxa"/>
-              <w:right w:w="70" w:type="dxa"/>
-            </w:tcMar>
-          </w:tcPr>
-          <w:p>
-            <w:pPr>
-              <w:spacing w:line="276" w:lineRule="auto"/>
-              <w:jc w:val="left"/>
-            </w:pPr>
-            <w:r>
-              <w:rPr>
-                <w:rFonts w:ascii="Times New Roman" w:hAnsi="Times New Roman"/>
-                <w:sz w:val="19"/>
-              </w:rPr>
-              <w:t>Hỗ trợ thu Đoàn phí K71 và công nợ K70, K69, K68</w:t>
-            </w:r>
-          </w:p>
-        </w:tc>
-        <w:tc>
-          <w:tcPr>
-            <w:tcW w:type="dxa" w:w="1296"/>
-            <w:shd w:fill="F8FAFC"/>
-            <w:tcMar>
-              <w:top w:w="80" w:type="dxa"/>
-              <w:bottom w:w="80" w:type="dxa"/>
-              <w:left w:w="70" w:type="dxa"/>
-              <w:right w:w="70" w:type="dxa"/>
-            </w:tcMar>
-          </w:tcPr>
-          <w:p>
-            <w:pPr>
-              <w:spacing w:line="276" w:lineRule="auto"/>
-              <w:jc w:val="center"/>
-            </w:pPr>
-            <w:r>
-              <w:rPr>
-                <w:rFonts w:ascii="Times New Roman" w:hAnsi="Times New Roman"/>
-                <w:sz w:val="19"/>
-              </w:rPr>
-              <w:t>01/2027</w:t>
-            </w:r>
-          </w:p>
-        </w:tc>
-        <w:tc>
-          <w:tcPr>
-            <w:tcW w:type="dxa" w:w="1440"/>
-            <w:shd w:fill="F8FAFC"/>
-            <w:tcMar>
-              <w:top w:w="80" w:type="dxa"/>
-              <w:bottom w:w="80" w:type="dxa"/>
-              <w:left w:w="70" w:type="dxa"/>
-              <w:right w:w="70" w:type="dxa"/>
-            </w:tcMar>
+            <w:tcW w:type="dxa" w:w="1559"/>
+          </w:tcPr>
+          <w:p>
+            <w:r>
+              <w:t>Kiểm tra Giấy tờ, Hồ sơ sau Đại hội Chi đoàn và Cơ sở</w:t>
+            </w:r>
+          </w:p>
+        </w:tc>
+        <w:tc>
+          <w:tcPr>
+            <w:tcW w:type="dxa" w:w="1559"/>
+          </w:tcPr>
+          <w:p>
+            <w:r>
+              <w:t>Tháng 10 - 12/2026</w:t>
+            </w:r>
+          </w:p>
+        </w:tc>
+        <w:tc>
+          <w:tcPr>
+            <w:tcW w:type="dxa" w:w="1559"/>
+          </w:tcPr>
+          <w:p>
+            <w:r>
+              <w:t>Mảng Giám sát Kiểm tra &amp; Điểm rèn luyện</w:t>
+            </w:r>
+          </w:p>
+        </w:tc>
+        <w:tc>
+          <w:tcPr>
+            <w:tcW w:type="dxa" w:w="1559"/>
           </w:tcPr>
           <w:p>
             <w:r>
@@ -4186,43 +3869,11 @@
         </w:tc>
         <w:tc>
           <w:tcPr>
-            <w:tcW w:type="dxa" w:w="1296"/>
-            <w:shd w:fill="F8FAFC"/>
-            <w:tcMar>
-              <w:top w:w="80" w:type="dxa"/>
-              <w:bottom w:w="80" w:type="dxa"/>
-              <w:left w:w="70" w:type="dxa"/>
-              <w:right w:w="70" w:type="dxa"/>
-            </w:tcMar>
-          </w:tcPr>
-          <w:p>
-            <w:r>
-              <w:t>Mảng Phát triển Đảng &amp; Chuyển đổi số</w:t>
-            </w:r>
-          </w:p>
-        </w:tc>
-        <w:tc>
-          <w:tcPr>
-            <w:tcW w:type="dxa" w:w="2016"/>
-            <w:shd w:fill="F8FAFC"/>
-            <w:tcMar>
-              <w:top w:w="80" w:type="dxa"/>
-              <w:bottom w:w="80" w:type="dxa"/>
-              <w:left w:w="70" w:type="dxa"/>
-              <w:right w:w="70" w:type="dxa"/>
-            </w:tcMar>
-          </w:tcPr>
-          <w:p>
-            <w:pPr>
-              <w:spacing w:line="276" w:lineRule="auto"/>
-              <w:jc w:val="left"/>
-            </w:pPr>
-            <w:r>
-              <w:rPr>
-                <w:rFonts w:ascii="Times New Roman" w:hAnsi="Times New Roman"/>
-                <w:sz w:val="19"/>
-              </w:rPr>
-              <w:t>Biên lai thu; bảng tổng hợp đối soát đoàn phí 12 đơn vị.</w:t>
+            <w:tcW w:type="dxa" w:w="1559"/>
+          </w:tcPr>
+          <w:p>
+            <w:r>
+              <w:t>Biên bản hậu kiểm hồ sơ đại hội; Danh mục chi đoàn đủ điều kiện chuẩn y.</w:t>
             </w:r>
           </w:p>
         </w:tc>
@@ -4230,90 +3881,37 @@
       <w:tr>
         <w:tc>
           <w:tcPr>
-            <w:tcW w:type="dxa" w:w="576"/>
-            <w:shd w:fill="FFFFFF"/>
-            <w:tcMar>
-              <w:top w:w="80" w:type="dxa"/>
-              <w:bottom w:w="80" w:type="dxa"/>
-              <w:left w:w="70" w:type="dxa"/>
-              <w:right w:w="70" w:type="dxa"/>
-            </w:tcMar>
-          </w:tcPr>
-          <w:p>
-            <w:pPr>
-              <w:spacing w:line="276" w:lineRule="auto"/>
-              <w:jc w:val="center"/>
-            </w:pPr>
-            <w:r>
-              <w:rPr>
-                <w:rFonts w:ascii="Times New Roman" w:hAnsi="Times New Roman"/>
-                <w:b/>
-                <w:sz w:val="19"/>
-              </w:rPr>
+            <w:tcW w:type="dxa" w:w="1559"/>
+          </w:tcPr>
+          <w:p>
+            <w:r>
               <w:t>6</w:t>
             </w:r>
           </w:p>
         </w:tc>
         <w:tc>
           <w:tcPr>
-            <w:tcW w:type="dxa" w:w="3168"/>
-            <w:shd w:fill="FFFFFF"/>
-            <w:tcMar>
-              <w:top w:w="80" w:type="dxa"/>
-              <w:bottom w:w="80" w:type="dxa"/>
-              <w:left w:w="70" w:type="dxa"/>
-              <w:right w:w="70" w:type="dxa"/>
-            </w:tcMar>
-          </w:tcPr>
-          <w:p>
-            <w:pPr>
-              <w:spacing w:line="276" w:lineRule="auto"/>
-              <w:jc w:val="left"/>
-            </w:pPr>
-            <w:r>
-              <w:rPr>
-                <w:rFonts w:ascii="Times New Roman" w:hAnsi="Times New Roman"/>
-                <w:sz w:val="19"/>
-              </w:rPr>
-              <w:t>Kết nạp Đoàn viên mới đợt 1 (chào mừng 26/3)</w:t>
-            </w:r>
-          </w:p>
-        </w:tc>
-        <w:tc>
-          <w:tcPr>
-            <w:tcW w:type="dxa" w:w="1296"/>
-            <w:shd w:fill="FFFFFF"/>
-            <w:tcMar>
-              <w:top w:w="80" w:type="dxa"/>
-              <w:bottom w:w="80" w:type="dxa"/>
-              <w:left w:w="70" w:type="dxa"/>
-              <w:right w:w="70" w:type="dxa"/>
-            </w:tcMar>
-          </w:tcPr>
-          <w:p>
-            <w:pPr>
-              <w:spacing w:line="276" w:lineRule="auto"/>
-              <w:jc w:val="center"/>
-            </w:pPr>
-            <w:r>
-              <w:rPr>
-                <w:rFonts w:ascii="Times New Roman" w:hAnsi="Times New Roman"/>
-                <w:sz w:val="19"/>
-              </w:rPr>
-              <w:t>03/2027</w:t>
-            </w:r>
-          </w:p>
-        </w:tc>
-        <w:tc>
-          <w:tcPr>
-            <w:tcW w:type="dxa" w:w="1440"/>
-            <w:shd w:fill="FFFFFF"/>
-            <w:tcMar>
-              <w:top w:w="80" w:type="dxa"/>
-              <w:bottom w:w="80" w:type="dxa"/>
-              <w:left w:w="70" w:type="dxa"/>
-              <w:right w:w="70" w:type="dxa"/>
-            </w:tcMar>
+            <w:tcW w:type="dxa" w:w="1559"/>
+          </w:tcPr>
+          <w:p>
+            <w:r>
+              <w:t>Đóng dấu tiếp nhận sổ Đoàn K71</w:t>
+            </w:r>
+          </w:p>
+        </w:tc>
+        <w:tc>
+          <w:tcPr>
+            <w:tcW w:type="dxa" w:w="1559"/>
+          </w:tcPr>
+          <w:p>
+            <w:r>
+              <w:t>Tháng 12/2026</w:t>
+            </w:r>
+          </w:p>
+        </w:tc>
+        <w:tc>
+          <w:tcPr>
+            <w:tcW w:type="dxa" w:w="1559"/>
           </w:tcPr>
           <w:p>
             <w:r>
@@ -4323,43 +3921,21 @@
         </w:tc>
         <w:tc>
           <w:tcPr>
-            <w:tcW w:type="dxa" w:w="1296"/>
-            <w:shd w:fill="FFFFFF"/>
-            <w:tcMar>
-              <w:top w:w="80" w:type="dxa"/>
-              <w:bottom w:w="80" w:type="dxa"/>
-              <w:left w:w="70" w:type="dxa"/>
-              <w:right w:w="70" w:type="dxa"/>
-            </w:tcMar>
-          </w:tcPr>
-          <w:p>
-            <w:r>
-              <w:t>Mảng Truyền thông - Sự kiện &amp; Phát triển Nội bộ</w:t>
-            </w:r>
-          </w:p>
-        </w:tc>
-        <w:tc>
-          <w:tcPr>
-            <w:tcW w:type="dxa" w:w="2016"/>
-            <w:shd w:fill="FFFFFF"/>
-            <w:tcMar>
-              <w:top w:w="80" w:type="dxa"/>
-              <w:bottom w:w="80" w:type="dxa"/>
-              <w:left w:w="70" w:type="dxa"/>
-              <w:right w:w="70" w:type="dxa"/>
-            </w:tcMar>
-          </w:tcPr>
-          <w:p>
-            <w:pPr>
-              <w:spacing w:line="276" w:lineRule="auto"/>
-              <w:jc w:val="left"/>
-            </w:pPr>
-            <w:r>
-              <w:rPr>
-                <w:rFonts w:ascii="Times New Roman" w:hAnsi="Times New Roman"/>
-                <w:sz w:val="19"/>
-              </w:rPr>
-              <w:t>Hồ sơ kết nạp đợt 1; Nghị quyết kết nạp; lễ trao huy hiệu.</w:t>
+            <w:tcW w:type="dxa" w:w="1559"/>
+          </w:tcPr>
+          <w:p>
+            <w:r>
+              <w:t>Mảng Phát triển Đảng &amp; Chuyển đổi số</w:t>
+            </w:r>
+          </w:p>
+        </w:tc>
+        <w:tc>
+          <w:tcPr>
+            <w:tcW w:type="dxa" w:w="1559"/>
+          </w:tcPr>
+          <w:p>
+            <w:r>
+              <w:t>100% Sổ Đoàn K71 được vào sổ theo dõi và đóng dấu tiếp nhận hợp lệ.</w:t>
             </w:r>
           </w:p>
         </w:tc>
@@ -4367,90 +3943,37 @@
       <w:tr>
         <w:tc>
           <w:tcPr>
-            <w:tcW w:type="dxa" w:w="576"/>
-            <w:shd w:fill="F8FAFC"/>
-            <w:tcMar>
-              <w:top w:w="80" w:type="dxa"/>
-              <w:bottom w:w="80" w:type="dxa"/>
-              <w:left w:w="70" w:type="dxa"/>
-              <w:right w:w="70" w:type="dxa"/>
-            </w:tcMar>
-          </w:tcPr>
-          <w:p>
-            <w:pPr>
-              <w:spacing w:line="276" w:lineRule="auto"/>
-              <w:jc w:val="center"/>
-            </w:pPr>
-            <w:r>
-              <w:rPr>
-                <w:rFonts w:ascii="Times New Roman" w:hAnsi="Times New Roman"/>
-                <w:b/>
-                <w:sz w:val="19"/>
-              </w:rPr>
+            <w:tcW w:type="dxa" w:w="1559"/>
+          </w:tcPr>
+          <w:p>
+            <w:r>
               <w:t>7</w:t>
             </w:r>
           </w:p>
         </w:tc>
         <w:tc>
           <w:tcPr>
-            <w:tcW w:type="dxa" w:w="3168"/>
-            <w:shd w:fill="F8FAFC"/>
-            <w:tcMar>
-              <w:top w:w="80" w:type="dxa"/>
-              <w:bottom w:w="80" w:type="dxa"/>
-              <w:left w:w="70" w:type="dxa"/>
-              <w:right w:w="70" w:type="dxa"/>
-            </w:tcMar>
-          </w:tcPr>
-          <w:p>
-            <w:pPr>
-              <w:spacing w:line="276" w:lineRule="auto"/>
-              <w:jc w:val="left"/>
-            </w:pPr>
-            <w:r>
-              <w:rPr>
-                <w:rFonts w:ascii="Times New Roman" w:hAnsi="Times New Roman"/>
-                <w:sz w:val="19"/>
-              </w:rPr>
-              <w:t>Làm thẻ Đoàn viên K71</w:t>
-            </w:r>
-          </w:p>
-        </w:tc>
-        <w:tc>
-          <w:tcPr>
-            <w:tcW w:type="dxa" w:w="1296"/>
-            <w:shd w:fill="F8FAFC"/>
-            <w:tcMar>
-              <w:top w:w="80" w:type="dxa"/>
-              <w:bottom w:w="80" w:type="dxa"/>
-              <w:left w:w="70" w:type="dxa"/>
-              <w:right w:w="70" w:type="dxa"/>
-            </w:tcMar>
-          </w:tcPr>
-          <w:p>
-            <w:pPr>
-              <w:spacing w:line="276" w:lineRule="auto"/>
-              <w:jc w:val="center"/>
-            </w:pPr>
-            <w:r>
-              <w:rPr>
-                <w:rFonts w:ascii="Times New Roman" w:hAnsi="Times New Roman"/>
-                <w:sz w:val="19"/>
-              </w:rPr>
-              <w:t>02 - 03/2027</w:t>
-            </w:r>
-          </w:p>
-        </w:tc>
-        <w:tc>
-          <w:tcPr>
-            <w:tcW w:type="dxa" w:w="1440"/>
-            <w:shd w:fill="F8FAFC"/>
-            <w:tcMar>
-              <w:top w:w="80" w:type="dxa"/>
-              <w:bottom w:w="80" w:type="dxa"/>
-              <w:left w:w="70" w:type="dxa"/>
-              <w:right w:w="70" w:type="dxa"/>
-            </w:tcMar>
+            <w:tcW w:type="dxa" w:w="1559"/>
+          </w:tcPr>
+          <w:p>
+            <w:r>
+              <w:t>Hỗ trợ thu Đoàn phí K71 và công nợ K70, K69, K68</w:t>
+            </w:r>
+          </w:p>
+        </w:tc>
+        <w:tc>
+          <w:tcPr>
+            <w:tcW w:type="dxa" w:w="1559"/>
+          </w:tcPr>
+          <w:p>
+            <w:r>
+              <w:t>Tháng 01/2027</w:t>
+            </w:r>
+          </w:p>
+        </w:tc>
+        <w:tc>
+          <w:tcPr>
+            <w:tcW w:type="dxa" w:w="1559"/>
           </w:tcPr>
           <w:p>
             <w:r>
@@ -4460,14 +3983,7 @@
         </w:tc>
         <w:tc>
           <w:tcPr>
-            <w:tcW w:type="dxa" w:w="1296"/>
-            <w:shd w:fill="F8FAFC"/>
-            <w:tcMar>
-              <w:top w:w="80" w:type="dxa"/>
-              <w:bottom w:w="80" w:type="dxa"/>
-              <w:left w:w="70" w:type="dxa"/>
-              <w:right w:w="70" w:type="dxa"/>
-            </w:tcMar>
+            <w:tcW w:type="dxa" w:w="1559"/>
           </w:tcPr>
           <w:p>
             <w:r>
@@ -4477,26 +3993,11 @@
         </w:tc>
         <w:tc>
           <w:tcPr>
-            <w:tcW w:type="dxa" w:w="2016"/>
-            <w:shd w:fill="F8FAFC"/>
-            <w:tcMar>
-              <w:top w:w="80" w:type="dxa"/>
-              <w:bottom w:w="80" w:type="dxa"/>
-              <w:left w:w="70" w:type="dxa"/>
-              <w:right w:w="70" w:type="dxa"/>
-            </w:tcMar>
-          </w:tcPr>
-          <w:p>
-            <w:pPr>
-              <w:spacing w:line="276" w:lineRule="auto"/>
-              <w:jc w:val="left"/>
-            </w:pPr>
-            <w:r>
-              <w:rPr>
-                <w:rFonts w:ascii="Times New Roman" w:hAnsi="Times New Roman"/>
-                <w:sz w:val="19"/>
-              </w:rPr>
-              <w:t>Thẻ đoàn viên vật lý &amp; thẻ đoàn viên điện tử QLDV.</w:t>
+            <w:tcW w:type="dxa" w:w="1559"/>
+          </w:tcPr>
+          <w:p>
+            <w:r>
+              <w:t>Biên lai thu đoàn phí; Bảng tổng hợp đối soát đoàn phí 12 đơn vị.</w:t>
             </w:r>
           </w:p>
         </w:tc>
@@ -4504,146 +4005,61 @@
       <w:tr>
         <w:tc>
           <w:tcPr>
-            <w:tcW w:type="dxa" w:w="576"/>
-            <w:shd w:fill="FFFFFF"/>
-            <w:tcMar>
-              <w:top w:w="80" w:type="dxa"/>
-              <w:bottom w:w="80" w:type="dxa"/>
-              <w:left w:w="70" w:type="dxa"/>
-              <w:right w:w="70" w:type="dxa"/>
-            </w:tcMar>
-          </w:tcPr>
-          <w:p>
-            <w:pPr>
-              <w:spacing w:line="276" w:lineRule="auto"/>
-              <w:jc w:val="center"/>
-            </w:pPr>
-            <w:r>
-              <w:rPr>
-                <w:rFonts w:ascii="Times New Roman" w:hAnsi="Times New Roman"/>
-                <w:b/>
-                <w:sz w:val="19"/>
-              </w:rPr>
+            <w:tcW w:type="dxa" w:w="1559"/>
+          </w:tcPr>
+          <w:p>
+            <w:r>
               <w:t>8</w:t>
             </w:r>
           </w:p>
         </w:tc>
         <w:tc>
           <w:tcPr>
-            <w:tcW w:type="dxa" w:w="3168"/>
-            <w:shd w:fill="FFFFFF"/>
-            <w:tcMar>
-              <w:top w:w="80" w:type="dxa"/>
-              <w:bottom w:w="80" w:type="dxa"/>
-              <w:left w:w="70" w:type="dxa"/>
-              <w:right w:w="70" w:type="dxa"/>
-            </w:tcMar>
-          </w:tcPr>
-          <w:p>
-            <w:pPr>
-              <w:spacing w:line="276" w:lineRule="auto"/>
-              <w:jc w:val="left"/>
-            </w:pPr>
-            <w:r>
-              <w:rPr>
-                <w:rFonts w:ascii="Times New Roman" w:hAnsi="Times New Roman"/>
-                <w:sz w:val="19"/>
-              </w:rPr>
-              <w:t>Tập huấn cán bộ Đoàn, cán bộ TCKT cơ sở</w:t>
-            </w:r>
-          </w:p>
-        </w:tc>
-        <w:tc>
-          <w:tcPr>
-            <w:tcW w:type="dxa" w:w="1296"/>
-            <w:shd w:fill="FFFFFF"/>
-            <w:tcMar>
-              <w:top w:w="80" w:type="dxa"/>
-              <w:bottom w:w="80" w:type="dxa"/>
-              <w:left w:w="70" w:type="dxa"/>
-              <w:right w:w="70" w:type="dxa"/>
-            </w:tcMar>
-          </w:tcPr>
-          <w:p>
-            <w:pPr>
-              <w:spacing w:line="276" w:lineRule="auto"/>
-              <w:jc w:val="center"/>
-            </w:pPr>
-            <w:r>
-              <w:rPr>
-                <w:rFonts w:ascii="Times New Roman" w:hAnsi="Times New Roman"/>
-                <w:sz w:val="19"/>
-              </w:rPr>
-              <w:t>04/2027</w:t>
-            </w:r>
-          </w:p>
-        </w:tc>
-        <w:tc>
-          <w:tcPr>
-            <w:tcW w:type="dxa" w:w="1440"/>
-            <w:shd w:fill="FFFFFF"/>
-            <w:tcMar>
-              <w:top w:w="80" w:type="dxa"/>
-              <w:bottom w:w="80" w:type="dxa"/>
-              <w:left w:w="70" w:type="dxa"/>
-              <w:right w:w="70" w:type="dxa"/>
-            </w:tcMar>
-          </w:tcPr>
-          <w:p>
-            <w:pPr>
-              <w:spacing w:line="276" w:lineRule="auto"/>
-              <w:jc w:val="center"/>
-            </w:pPr>
-            <w:r>
-              <w:rPr>
-                <w:rFonts w:ascii="Times New Roman" w:hAnsi="Times New Roman"/>
-                <w:b/>
-                <w:color w:val="005BAC"/>
-                <w:sz w:val="19"/>
-              </w:rPr>
-              <w:t>M1, M2, M3</w:t>
-            </w:r>
-          </w:p>
-        </w:tc>
-        <w:tc>
-          <w:tcPr>
-            <w:tcW w:type="dxa" w:w="1296"/>
-            <w:shd w:fill="FFFFFF"/>
-            <w:tcMar>
-              <w:top w:w="80" w:type="dxa"/>
-              <w:bottom w:w="80" w:type="dxa"/>
-              <w:left w:w="70" w:type="dxa"/>
-              <w:right w:w="70" w:type="dxa"/>
-            </w:tcMar>
-          </w:tcPr>
-          <w:p>
-            <w:r>
-              <w:t>Mảng Truyền thông - Sự kiện &amp; Phát triển Nội bộ</w:t>
-            </w:r>
-          </w:p>
-        </w:tc>
-        <w:tc>
-          <w:tcPr>
-            <w:tcW w:type="dxa" w:w="2016"/>
-            <w:shd w:fill="FFFFFF"/>
-            <w:tcMar>
-              <w:top w:w="80" w:type="dxa"/>
-              <w:bottom w:w="80" w:type="dxa"/>
-              <w:left w:w="70" w:type="dxa"/>
-              <w:right w:w="70" w:type="dxa"/>
-            </w:tcMar>
-          </w:tcPr>
-          <w:p>
-            <w:pPr>
-              <w:spacing w:line="276" w:lineRule="auto"/>
-              <w:jc w:val="left"/>
-            </w:pPr>
-            <w:r>
-              <w:rPr>
-                <w:rFonts w:ascii="Times New Roman" w:hAnsi="Times New Roman"/>
-                <w:sz w:val="19"/>
-              </w:rPr>
-              <w:t>Tài liệu tập huấn; biên bản kiểm tra nhận thức cán bộ.</w:t>
+            <w:tcW w:type="dxa" w:w="1559"/>
+          </w:tcPr>
+          <w:p>
+            <w:r>
+              <w:t>Làm thẻ Đoàn viên K71 (Vật lý &amp; Điện tử)</w:t>
+            </w:r>
+          </w:p>
+        </w:tc>
+        <w:tc>
+          <w:tcPr>
+            <w:tcW w:type="dxa" w:w="1559"/>
+          </w:tcPr>
+          <w:p>
+            <w:r>
+              <w:t>Tháng 02 - 03/2027</w:t>
+            </w:r>
+          </w:p>
+        </w:tc>
+        <w:tc>
+          <w:tcPr>
+            <w:tcW w:type="dxa" w:w="1559"/>
+          </w:tcPr>
+          <w:p>
+            <w:r>
+              <w:t>Mảng Tổ chức &amp; Phát triển Đoàn vụ</w:t>
+            </w:r>
+          </w:p>
+        </w:tc>
+        <w:tc>
+          <w:tcPr>
+            <w:tcW w:type="dxa" w:w="1559"/>
+          </w:tcPr>
+          <w:p>
+            <w:r>
+              <w:t>Mảng Phát triển Đảng &amp; Chuyển đổi số</w:t>
+            </w:r>
+          </w:p>
+        </w:tc>
+        <w:tc>
+          <w:tcPr>
+            <w:tcW w:type="dxa" w:w="1559"/>
+          </w:tcPr>
+          <w:p>
+            <w:r>
+              <w:t>100% Đoàn viên K71 có thẻ Đoàn viên vật lý &amp; thẻ số trên App TNVN.</w:t>
             </w:r>
           </w:p>
         </w:tc>
@@ -4651,90 +4067,37 @@
       <w:tr>
         <w:tc>
           <w:tcPr>
-            <w:tcW w:type="dxa" w:w="576"/>
-            <w:shd w:fill="F8FAFC"/>
-            <w:tcMar>
-              <w:top w:w="80" w:type="dxa"/>
-              <w:bottom w:w="80" w:type="dxa"/>
-              <w:left w:w="70" w:type="dxa"/>
-              <w:right w:w="70" w:type="dxa"/>
-            </w:tcMar>
-          </w:tcPr>
-          <w:p>
-            <w:pPr>
-              <w:spacing w:line="276" w:lineRule="auto"/>
-              <w:jc w:val="center"/>
-            </w:pPr>
-            <w:r>
-              <w:rPr>
-                <w:rFonts w:ascii="Times New Roman" w:hAnsi="Times New Roman"/>
-                <w:b/>
-                <w:sz w:val="19"/>
-              </w:rPr>
+            <w:tcW w:type="dxa" w:w="1559"/>
+          </w:tcPr>
+          <w:p>
+            <w:r>
               <w:t>9</w:t>
             </w:r>
           </w:p>
         </w:tc>
         <w:tc>
           <w:tcPr>
-            <w:tcW w:type="dxa" w:w="3168"/>
-            <w:shd w:fill="F8FAFC"/>
-            <w:tcMar>
-              <w:top w:w="80" w:type="dxa"/>
-              <w:bottom w:w="80" w:type="dxa"/>
-              <w:left w:w="70" w:type="dxa"/>
-              <w:right w:w="70" w:type="dxa"/>
-            </w:tcMar>
-          </w:tcPr>
-          <w:p>
-            <w:pPr>
-              <w:spacing w:line="276" w:lineRule="auto"/>
-              <w:jc w:val="left"/>
-            </w:pPr>
-            <w:r>
-              <w:rPr>
-                <w:rFonts w:ascii="Times New Roman" w:hAnsi="Times New Roman"/>
-                <w:sz w:val="19"/>
-              </w:rPr>
-              <w:t>Kết nạp Đoàn viên mới đợt 2 (chào mừng 19/5)</w:t>
-            </w:r>
-          </w:p>
-        </w:tc>
-        <w:tc>
-          <w:tcPr>
-            <w:tcW w:type="dxa" w:w="1296"/>
-            <w:shd w:fill="F8FAFC"/>
-            <w:tcMar>
-              <w:top w:w="80" w:type="dxa"/>
-              <w:bottom w:w="80" w:type="dxa"/>
-              <w:left w:w="70" w:type="dxa"/>
-              <w:right w:w="70" w:type="dxa"/>
-            </w:tcMar>
-          </w:tcPr>
-          <w:p>
-            <w:pPr>
-              <w:spacing w:line="276" w:lineRule="auto"/>
-              <w:jc w:val="center"/>
-            </w:pPr>
-            <w:r>
-              <w:rPr>
-                <w:rFonts w:ascii="Times New Roman" w:hAnsi="Times New Roman"/>
-                <w:sz w:val="19"/>
-              </w:rPr>
-              <w:t>05/2027</w:t>
-            </w:r>
-          </w:p>
-        </w:tc>
-        <w:tc>
-          <w:tcPr>
-            <w:tcW w:type="dxa" w:w="1440"/>
-            <w:shd w:fill="F8FAFC"/>
-            <w:tcMar>
-              <w:top w:w="80" w:type="dxa"/>
-              <w:bottom w:w="80" w:type="dxa"/>
-              <w:left w:w="70" w:type="dxa"/>
-              <w:right w:w="70" w:type="dxa"/>
-            </w:tcMar>
+            <w:tcW w:type="dxa" w:w="1559"/>
+          </w:tcPr>
+          <w:p>
+            <w:r>
+              <w:t>Kết nạp Đoàn viên mới đợt 1 (chào mừng 26/3)</w:t>
+            </w:r>
+          </w:p>
+        </w:tc>
+        <w:tc>
+          <w:tcPr>
+            <w:tcW w:type="dxa" w:w="1559"/>
+          </w:tcPr>
+          <w:p>
+            <w:r>
+              <w:t>Tháng 03/2027</w:t>
+            </w:r>
+          </w:p>
+        </w:tc>
+        <w:tc>
+          <w:tcPr>
+            <w:tcW w:type="dxa" w:w="1559"/>
           </w:tcPr>
           <w:p>
             <w:r>
@@ -4744,14 +4107,7 @@
         </w:tc>
         <w:tc>
           <w:tcPr>
-            <w:tcW w:type="dxa" w:w="1296"/>
-            <w:shd w:fill="F8FAFC"/>
-            <w:tcMar>
-              <w:top w:w="80" w:type="dxa"/>
-              <w:bottom w:w="80" w:type="dxa"/>
-              <w:left w:w="70" w:type="dxa"/>
-              <w:right w:w="70" w:type="dxa"/>
-            </w:tcMar>
+            <w:tcW w:type="dxa" w:w="1559"/>
           </w:tcPr>
           <w:p>
             <w:r>
@@ -4761,26 +4117,11 @@
         </w:tc>
         <w:tc>
           <w:tcPr>
-            <w:tcW w:type="dxa" w:w="2016"/>
-            <w:shd w:fill="F8FAFC"/>
-            <w:tcMar>
-              <w:top w:w="80" w:type="dxa"/>
-              <w:bottom w:w="80" w:type="dxa"/>
-              <w:left w:w="70" w:type="dxa"/>
-              <w:right w:w="70" w:type="dxa"/>
-            </w:tcMar>
-          </w:tcPr>
-          <w:p>
-            <w:pPr>
-              <w:spacing w:line="276" w:lineRule="auto"/>
-              <w:jc w:val="left"/>
-            </w:pPr>
-            <w:r>
-              <w:rPr>
-                <w:rFonts w:ascii="Times New Roman" w:hAnsi="Times New Roman"/>
-                <w:sz w:val="19"/>
-              </w:rPr>
-              <w:t>Hồ sơ kết nạp đợt 2; Nghị quyết và sổ theo dõi đoàn viên.</w:t>
+            <w:tcW w:type="dxa" w:w="1559"/>
+          </w:tcPr>
+          <w:p>
+            <w:r>
+              <w:t>Hồ sơ kết nạp đợt 1; Nghị quyết chuẩn y kết nạp; Lễ trao huy hiệu 26/3.</w:t>
             </w:r>
           </w:p>
         </w:tc>
@@ -4788,136 +4129,61 @@
       <w:tr>
         <w:tc>
           <w:tcPr>
-            <w:tcW w:type="dxa" w:w="576"/>
-            <w:shd w:fill="FFFFFF"/>
-            <w:tcMar>
-              <w:top w:w="80" w:type="dxa"/>
-              <w:bottom w:w="80" w:type="dxa"/>
-              <w:left w:w="70" w:type="dxa"/>
-              <w:right w:w="70" w:type="dxa"/>
-            </w:tcMar>
-          </w:tcPr>
-          <w:p>
-            <w:pPr>
-              <w:spacing w:line="276" w:lineRule="auto"/>
-              <w:jc w:val="center"/>
-            </w:pPr>
-            <w:r>
-              <w:rPr>
-                <w:rFonts w:ascii="Times New Roman" w:hAnsi="Times New Roman"/>
-                <w:b/>
-                <w:sz w:val="19"/>
-              </w:rPr>
+            <w:tcW w:type="dxa" w:w="1559"/>
+          </w:tcPr>
+          <w:p>
+            <w:r>
               <w:t>10</w:t>
             </w:r>
           </w:p>
         </w:tc>
         <w:tc>
           <w:tcPr>
-            <w:tcW w:type="dxa" w:w="3168"/>
-            <w:shd w:fill="FFFFFF"/>
-            <w:tcMar>
-              <w:top w:w="80" w:type="dxa"/>
-              <w:bottom w:w="80" w:type="dxa"/>
-              <w:left w:w="70" w:type="dxa"/>
-              <w:right w:w="70" w:type="dxa"/>
-            </w:tcMar>
-          </w:tcPr>
-          <w:p>
-            <w:pPr>
-              <w:spacing w:line="276" w:lineRule="auto"/>
-              <w:jc w:val="left"/>
-            </w:pPr>
-            <w:r>
-              <w:rPr>
-                <w:rFonts w:ascii="Times New Roman" w:hAnsi="Times New Roman"/>
-                <w:sz w:val="19"/>
-              </w:rPr>
-              <w:t>Đóng dấu nhận xét năm học sổ Đoàn cuối năm</w:t>
-            </w:r>
-          </w:p>
-        </w:tc>
-        <w:tc>
-          <w:tcPr>
-            <w:tcW w:type="dxa" w:w="1296"/>
-            <w:shd w:fill="FFFFFF"/>
-            <w:tcMar>
-              <w:top w:w="80" w:type="dxa"/>
-              <w:bottom w:w="80" w:type="dxa"/>
-              <w:left w:w="70" w:type="dxa"/>
-              <w:right w:w="70" w:type="dxa"/>
-            </w:tcMar>
-          </w:tcPr>
-          <w:p>
-            <w:pPr>
-              <w:spacing w:line="276" w:lineRule="auto"/>
-              <w:jc w:val="center"/>
-            </w:pPr>
-            <w:r>
-              <w:rPr>
-                <w:rFonts w:ascii="Times New Roman" w:hAnsi="Times New Roman"/>
-                <w:sz w:val="19"/>
-              </w:rPr>
-              <w:t>05 - 06/2027</w:t>
-            </w:r>
-          </w:p>
-        </w:tc>
-        <w:tc>
-          <w:tcPr>
-            <w:tcW w:type="dxa" w:w="1440"/>
-            <w:shd w:fill="FFFFFF"/>
-            <w:tcMar>
-              <w:top w:w="80" w:type="dxa"/>
-              <w:bottom w:w="80" w:type="dxa"/>
-              <w:left w:w="70" w:type="dxa"/>
-              <w:right w:w="70" w:type="dxa"/>
-            </w:tcMar>
-          </w:tcPr>
-          <w:p>
-            <w:r>
-              <w:t>Mảng Tổ chức &amp; Phát triển Đoàn vụ</w:t>
-            </w:r>
-          </w:p>
-        </w:tc>
-        <w:tc>
-          <w:tcPr>
-            <w:tcW w:type="dxa" w:w="1296"/>
-            <w:shd w:fill="FFFFFF"/>
-            <w:tcMar>
-              <w:top w:w="80" w:type="dxa"/>
-              <w:bottom w:w="80" w:type="dxa"/>
-              <w:left w:w="70" w:type="dxa"/>
-              <w:right w:w="70" w:type="dxa"/>
-            </w:tcMar>
-          </w:tcPr>
-          <w:p>
-            <w:r>
-              <w:t>Mảng Giám sát Kiểm tra &amp; Điểm rèn luyện</w:t>
-            </w:r>
-          </w:p>
-        </w:tc>
-        <w:tc>
-          <w:tcPr>
-            <w:tcW w:type="dxa" w:w="2016"/>
-            <w:shd w:fill="FFFFFF"/>
-            <w:tcMar>
-              <w:top w:w="80" w:type="dxa"/>
-              <w:bottom w:w="80" w:type="dxa"/>
-              <w:left w:w="70" w:type="dxa"/>
-              <w:right w:w="70" w:type="dxa"/>
-            </w:tcMar>
-          </w:tcPr>
-          <w:p>
-            <w:pPr>
-              <w:spacing w:line="276" w:lineRule="auto"/>
-              <w:jc w:val="left"/>
-            </w:pPr>
-            <w:r>
-              <w:rPr>
-                <w:rFonts w:ascii="Times New Roman" w:hAnsi="Times New Roman"/>
-                <w:sz w:val="19"/>
-              </w:rPr>
-              <w:t>100% sổ Đoàn cơ sở được nhận xét phân loại và đóng dấu.</w:t>
+            <w:tcW w:type="dxa" w:w="1559"/>
+          </w:tcPr>
+          <w:p>
+            <w:r>
+              <w:t>Tập huấn cán bộ Đoàn, cán bộ TCKT cơ sở</w:t>
+            </w:r>
+          </w:p>
+        </w:tc>
+        <w:tc>
+          <w:tcPr>
+            <w:tcW w:type="dxa" w:w="1559"/>
+          </w:tcPr>
+          <w:p>
+            <w:r>
+              <w:t>Tháng 04/2027</w:t>
+            </w:r>
+          </w:p>
+        </w:tc>
+        <w:tc>
+          <w:tcPr>
+            <w:tcW w:type="dxa" w:w="1559"/>
+          </w:tcPr>
+          <w:p>
+            <w:r>
+              <w:t>Mảng Tổ chức &amp; Phát triển Đoàn vụ, Mảng Phát triển Đảng &amp; Chuyển đổi số, Mảng Giám sát Kiểm tra &amp; Điểm rèn luyện</w:t>
+            </w:r>
+          </w:p>
+        </w:tc>
+        <w:tc>
+          <w:tcPr>
+            <w:tcW w:type="dxa" w:w="1559"/>
+          </w:tcPr>
+          <w:p>
+            <w:r>
+              <w:t>Mảng Truyền thông - Sự kiện &amp; Phát triển Nội bộ</w:t>
+            </w:r>
+          </w:p>
+        </w:tc>
+        <w:tc>
+          <w:tcPr>
+            <w:tcW w:type="dxa" w:w="1559"/>
+          </w:tcPr>
+          <w:p>
+            <w:r>
+              <w:t>Bộ tài liệu tập huấn chuẩn; Biên bản đánh giá nhận thức cán bộ cơ sở.</w:t>
             </w:r>
           </w:p>
         </w:tc>
@@ -4925,107 +4191,37 @@
       <w:tr>
         <w:tc>
           <w:tcPr>
-            <w:tcW w:type="dxa" w:w="576"/>
-            <w:shd w:fill="F8FAFC"/>
-            <w:tcMar>
-              <w:top w:w="80" w:type="dxa"/>
-              <w:bottom w:w="80" w:type="dxa"/>
-              <w:left w:w="70" w:type="dxa"/>
-              <w:right w:w="70" w:type="dxa"/>
-            </w:tcMar>
-          </w:tcPr>
-          <w:p>
-            <w:pPr>
-              <w:spacing w:line="276" w:lineRule="auto"/>
-              <w:jc w:val="center"/>
-            </w:pPr>
-            <w:r>
-              <w:rPr>
-                <w:rFonts w:ascii="Times New Roman" w:hAnsi="Times New Roman"/>
-                <w:b/>
-                <w:sz w:val="19"/>
-              </w:rPr>
+            <w:tcW w:type="dxa" w:w="1559"/>
+          </w:tcPr>
+          <w:p>
+            <w:r>
               <w:t>11</w:t>
             </w:r>
           </w:p>
         </w:tc>
         <w:tc>
           <w:tcPr>
-            <w:tcW w:type="dxa" w:w="3168"/>
-            <w:shd w:fill="F8FAFC"/>
-            <w:tcMar>
-              <w:top w:w="80" w:type="dxa"/>
-              <w:bottom w:w="80" w:type="dxa"/>
-              <w:left w:w="70" w:type="dxa"/>
-              <w:right w:w="70" w:type="dxa"/>
-            </w:tcMar>
-          </w:tcPr>
-          <w:p>
-            <w:pPr>
-              <w:spacing w:line="276" w:lineRule="auto"/>
-              <w:jc w:val="left"/>
-            </w:pPr>
-            <w:r>
-              <w:rPr>
-                <w:rFonts w:ascii="Times New Roman" w:hAnsi="Times New Roman"/>
-                <w:sz w:val="19"/>
-              </w:rPr>
-              <w:t>Kiểm tra công tác Đoàn cuối năm (12 cơ sở)</w:t>
-            </w:r>
-          </w:p>
-        </w:tc>
-        <w:tc>
-          <w:tcPr>
-            <w:tcW w:type="dxa" w:w="1296"/>
-            <w:shd w:fill="F8FAFC"/>
-            <w:tcMar>
-              <w:top w:w="80" w:type="dxa"/>
-              <w:bottom w:w="80" w:type="dxa"/>
-              <w:left w:w="70" w:type="dxa"/>
-              <w:right w:w="70" w:type="dxa"/>
-            </w:tcMar>
-          </w:tcPr>
-          <w:p>
-            <w:pPr>
-              <w:spacing w:line="276" w:lineRule="auto"/>
-              <w:jc w:val="center"/>
-            </w:pPr>
-            <w:r>
-              <w:rPr>
-                <w:rFonts w:ascii="Times New Roman" w:hAnsi="Times New Roman"/>
-                <w:sz w:val="19"/>
-              </w:rPr>
-              <w:t>06/2027</w:t>
-            </w:r>
-          </w:p>
-        </w:tc>
-        <w:tc>
-          <w:tcPr>
-            <w:tcW w:type="dxa" w:w="1440"/>
-            <w:shd w:fill="F8FAFC"/>
-            <w:tcMar>
-              <w:top w:w="80" w:type="dxa"/>
-              <w:bottom w:w="80" w:type="dxa"/>
-              <w:left w:w="70" w:type="dxa"/>
-              <w:right w:w="70" w:type="dxa"/>
-            </w:tcMar>
-          </w:tcPr>
-          <w:p>
-            <w:r>
-              <w:t>Mảng Giám sát Kiểm tra &amp; Điểm rèn luyện</w:t>
-            </w:r>
-          </w:p>
-        </w:tc>
-        <w:tc>
-          <w:tcPr>
-            <w:tcW w:type="dxa" w:w="1296"/>
-            <w:shd w:fill="F8FAFC"/>
-            <w:tcMar>
-              <w:top w:w="80" w:type="dxa"/>
-              <w:bottom w:w="80" w:type="dxa"/>
-              <w:left w:w="70" w:type="dxa"/>
-              <w:right w:w="70" w:type="dxa"/>
-            </w:tcMar>
+            <w:tcW w:type="dxa" w:w="1559"/>
+          </w:tcPr>
+          <w:p>
+            <w:r>
+              <w:t>Kết nạp Đoàn viên mới đợt 2 (chào mừng 19/5)</w:t>
+            </w:r>
+          </w:p>
+        </w:tc>
+        <w:tc>
+          <w:tcPr>
+            <w:tcW w:type="dxa" w:w="1559"/>
+          </w:tcPr>
+          <w:p>
+            <w:r>
+              <w:t>Tháng 05/2027</w:t>
+            </w:r>
+          </w:p>
+        </w:tc>
+        <w:tc>
+          <w:tcPr>
+            <w:tcW w:type="dxa" w:w="1559"/>
           </w:tcPr>
           <w:p>
             <w:r>
@@ -5035,26 +4231,21 @@
         </w:tc>
         <w:tc>
           <w:tcPr>
-            <w:tcW w:type="dxa" w:w="2016"/>
-            <w:shd w:fill="F8FAFC"/>
-            <w:tcMar>
-              <w:top w:w="80" w:type="dxa"/>
-              <w:bottom w:w="80" w:type="dxa"/>
-              <w:left w:w="70" w:type="dxa"/>
-              <w:right w:w="70" w:type="dxa"/>
-            </w:tcMar>
-          </w:tcPr>
-          <w:p>
-            <w:pPr>
-              <w:spacing w:line="276" w:lineRule="auto"/>
-              <w:jc w:val="left"/>
-            </w:pPr>
-            <w:r>
-              <w:rPr>
-                <w:rFonts w:ascii="Times New Roman" w:hAnsi="Times New Roman"/>
-                <w:sz w:val="19"/>
-              </w:rPr>
-              <w:t>12 Biên bản kiểm tra; bảng chấm điểm giấy tờ 12 đơn vị.</w:t>
+            <w:tcW w:type="dxa" w:w="1559"/>
+          </w:tcPr>
+          <w:p>
+            <w:r>
+              <w:t>Mảng Truyền thông - Sự kiện &amp; Phát triển Nội bộ</w:t>
+            </w:r>
+          </w:p>
+        </w:tc>
+        <w:tc>
+          <w:tcPr>
+            <w:tcW w:type="dxa" w:w="1559"/>
+          </w:tcPr>
+          <w:p>
+            <w:r>
+              <w:t>Hồ sơ kết nạp đợt 2; Nghị quyết và sổ theo dõi đoàn viên mới kết nạp.</w:t>
             </w:r>
           </w:p>
         </w:tc>
@@ -5062,90 +4253,37 @@
       <w:tr>
         <w:tc>
           <w:tcPr>
-            <w:tcW w:type="dxa" w:w="576"/>
-            <w:shd w:fill="FFFFFF"/>
-            <w:tcMar>
-              <w:top w:w="80" w:type="dxa"/>
-              <w:bottom w:w="80" w:type="dxa"/>
-              <w:left w:w="70" w:type="dxa"/>
-              <w:right w:w="70" w:type="dxa"/>
-            </w:tcMar>
-          </w:tcPr>
-          <w:p>
-            <w:pPr>
-              <w:spacing w:line="276" w:lineRule="auto"/>
-              <w:jc w:val="center"/>
-            </w:pPr>
-            <w:r>
-              <w:rPr>
-                <w:rFonts w:ascii="Times New Roman" w:hAnsi="Times New Roman"/>
-                <w:b/>
-                <w:sz w:val="19"/>
-              </w:rPr>
+            <w:tcW w:type="dxa" w:w="1559"/>
+          </w:tcPr>
+          <w:p>
+            <w:r>
               <w:t>12</w:t>
             </w:r>
           </w:p>
         </w:tc>
         <w:tc>
           <w:tcPr>
-            <w:tcW w:type="dxa" w:w="3168"/>
-            <w:shd w:fill="FFFFFF"/>
-            <w:tcMar>
-              <w:top w:w="80" w:type="dxa"/>
-              <w:bottom w:w="80" w:type="dxa"/>
-              <w:left w:w="70" w:type="dxa"/>
-              <w:right w:w="70" w:type="dxa"/>
-            </w:tcMar>
-          </w:tcPr>
-          <w:p>
-            <w:pPr>
-              <w:spacing w:line="276" w:lineRule="auto"/>
-              <w:jc w:val="left"/>
-            </w:pPr>
-            <w:r>
-              <w:rPr>
-                <w:rFonts w:ascii="Times New Roman" w:hAnsi="Times New Roman"/>
-                <w:sz w:val="19"/>
-              </w:rPr>
-              <w:t>Báo cáo tổng kết, thi đua khen thưởng 2026 - 2027</w:t>
-            </w:r>
-          </w:p>
-        </w:tc>
-        <w:tc>
-          <w:tcPr>
-            <w:tcW w:type="dxa" w:w="1296"/>
-            <w:shd w:fill="FFFFFF"/>
-            <w:tcMar>
-              <w:top w:w="80" w:type="dxa"/>
-              <w:bottom w:w="80" w:type="dxa"/>
-              <w:left w:w="70" w:type="dxa"/>
-              <w:right w:w="70" w:type="dxa"/>
-            </w:tcMar>
-          </w:tcPr>
-          <w:p>
-            <w:pPr>
-              <w:spacing w:line="276" w:lineRule="auto"/>
-              <w:jc w:val="center"/>
-            </w:pPr>
-            <w:r>
-              <w:rPr>
-                <w:rFonts w:ascii="Times New Roman" w:hAnsi="Times New Roman"/>
-                <w:sz w:val="19"/>
-              </w:rPr>
-              <w:t>06/2027</w:t>
-            </w:r>
-          </w:p>
-        </w:tc>
-        <w:tc>
-          <w:tcPr>
-            <w:tcW w:type="dxa" w:w="1440"/>
-            <w:shd w:fill="FFFFFF"/>
-            <w:tcMar>
-              <w:top w:w="80" w:type="dxa"/>
-              <w:bottom w:w="80" w:type="dxa"/>
-              <w:left w:w="70" w:type="dxa"/>
-              <w:right w:w="70" w:type="dxa"/>
-            </w:tcMar>
+            <w:tcW w:type="dxa" w:w="1559"/>
+          </w:tcPr>
+          <w:p>
+            <w:r>
+              <w:t>Đóng dấu nhận xét năm học sổ Đoàn cuối năm</w:t>
+            </w:r>
+          </w:p>
+        </w:tc>
+        <w:tc>
+          <w:tcPr>
+            <w:tcW w:type="dxa" w:w="1559"/>
+          </w:tcPr>
+          <w:p>
+            <w:r>
+              <w:t>Tháng 05 - 06/2027</w:t>
+            </w:r>
+          </w:p>
+        </w:tc>
+        <w:tc>
+          <w:tcPr>
+            <w:tcW w:type="dxa" w:w="1559"/>
           </w:tcPr>
           <w:p>
             <w:r>
@@ -5155,51 +4293,21 @@
         </w:tc>
         <w:tc>
           <w:tcPr>
-            <w:tcW w:type="dxa" w:w="1296"/>
-            <w:shd w:fill="FFFFFF"/>
-            <w:tcMar>
-              <w:top w:w="80" w:type="dxa"/>
-              <w:bottom w:w="80" w:type="dxa"/>
-              <w:left w:w="70" w:type="dxa"/>
-              <w:right w:w="70" w:type="dxa"/>
-            </w:tcMar>
-          </w:tcPr>
-          <w:p>
-            <w:pPr>
-              <w:spacing w:line="276" w:lineRule="auto"/>
-              <w:jc w:val="center"/>
-            </w:pPr>
-            <w:r>
-              <w:rPr>
-                <w:rFonts w:ascii="Times New Roman" w:hAnsi="Times New Roman"/>
-                <w:sz w:val="19"/>
-              </w:rPr>
-              <w:t>M3, M4</w:t>
-            </w:r>
-          </w:p>
-        </w:tc>
-        <w:tc>
-          <w:tcPr>
-            <w:tcW w:type="dxa" w:w="2016"/>
-            <w:shd w:fill="FFFFFF"/>
-            <w:tcMar>
-              <w:top w:w="80" w:type="dxa"/>
-              <w:bottom w:w="80" w:type="dxa"/>
-              <w:left w:w="70" w:type="dxa"/>
-              <w:right w:w="70" w:type="dxa"/>
-            </w:tcMar>
-          </w:tcPr>
-          <w:p>
-            <w:pPr>
-              <w:spacing w:line="276" w:lineRule="auto"/>
-              <w:jc w:val="left"/>
-            </w:pPr>
-            <w:r>
-              <w:rPr>
-                <w:rFonts w:ascii="Times New Roman" w:hAnsi="Times New Roman"/>
-                <w:sz w:val="19"/>
-              </w:rPr>
-              <w:t>Báo cáo tổng kết Ban; quyết định khen thưởng; kỷ yếu năm.</w:t>
+            <w:tcW w:type="dxa" w:w="1559"/>
+          </w:tcPr>
+          <w:p>
+            <w:r>
+              <w:t>Mảng Giám sát Kiểm tra &amp; Điểm rèn luyện</w:t>
+            </w:r>
+          </w:p>
+        </w:tc>
+        <w:tc>
+          <w:tcPr>
+            <w:tcW w:type="dxa" w:w="1559"/>
+          </w:tcPr>
+          <w:p>
+            <w:r>
+              <w:t>100% Sổ Đoàn cơ sở được nhận xét phân loại và đóng dấu hoàn thành.</w:t>
             </w:r>
           </w:p>
         </w:tc>
@@ -5207,107 +4315,47 @@
       <w:tr>
         <w:tc>
           <w:tcPr>
-            <w:tcW w:type="dxa" w:w="576"/>
-            <w:shd w:fill="F8FAFC"/>
-            <w:tcMar>
-              <w:top w:w="80" w:type="dxa"/>
-              <w:bottom w:w="80" w:type="dxa"/>
-              <w:left w:w="70" w:type="dxa"/>
-              <w:right w:w="70" w:type="dxa"/>
-            </w:tcMar>
-          </w:tcPr>
-          <w:p>
-            <w:pPr>
-              <w:spacing w:line="276" w:lineRule="auto"/>
-              <w:jc w:val="center"/>
-            </w:pPr>
-            <w:r>
-              <w:rPr>
-                <w:rFonts w:ascii="Times New Roman" w:hAnsi="Times New Roman"/>
-                <w:b/>
-                <w:sz w:val="19"/>
-              </w:rPr>
+            <w:tcW w:type="dxa" w:w="1559"/>
+          </w:tcPr>
+          <w:p>
+            <w:r>
               <w:t>13</w:t>
             </w:r>
           </w:p>
         </w:tc>
         <w:tc>
           <w:tcPr>
-            <w:tcW w:type="dxa" w:w="3168"/>
-            <w:shd w:fill="F8FAFC"/>
-            <w:tcMar>
-              <w:top w:w="80" w:type="dxa"/>
-              <w:bottom w:w="80" w:type="dxa"/>
-              <w:left w:w="70" w:type="dxa"/>
-              <w:right w:w="70" w:type="dxa"/>
-            </w:tcMar>
-          </w:tcPr>
-          <w:p>
-            <w:pPr>
-              <w:spacing w:line="276" w:lineRule="auto"/>
-              <w:jc w:val="left"/>
-            </w:pPr>
-            <w:r>
-              <w:rPr>
-                <w:rFonts w:ascii="Times New Roman" w:hAnsi="Times New Roman"/>
-                <w:sz w:val="19"/>
-              </w:rPr>
-              <w:t>Triển khai phần mềm Quản lý đoàn viên &amp; App TNVN</w:t>
-            </w:r>
-          </w:p>
-        </w:tc>
-        <w:tc>
-          <w:tcPr>
-            <w:tcW w:type="dxa" w:w="1296"/>
-            <w:shd w:fill="F8FAFC"/>
-            <w:tcMar>
-              <w:top w:w="80" w:type="dxa"/>
-              <w:bottom w:w="80" w:type="dxa"/>
-              <w:left w:w="70" w:type="dxa"/>
-              <w:right w:w="70" w:type="dxa"/>
-            </w:tcMar>
-          </w:tcPr>
-          <w:p>
-            <w:pPr>
-              <w:spacing w:line="276" w:lineRule="auto"/>
-              <w:jc w:val="center"/>
-            </w:pPr>
-            <w:r>
-              <w:rPr>
-                <w:rFonts w:ascii="Times New Roman" w:hAnsi="Times New Roman"/>
-                <w:sz w:val="19"/>
-              </w:rPr>
-              <w:t>Cả năm</w:t>
-            </w:r>
-          </w:p>
-        </w:tc>
-        <w:tc>
-          <w:tcPr>
-            <w:tcW w:type="dxa" w:w="1440"/>
-            <w:shd w:fill="F8FAFC"/>
-            <w:tcMar>
-              <w:top w:w="80" w:type="dxa"/>
-              <w:bottom w:w="80" w:type="dxa"/>
-              <w:left w:w="70" w:type="dxa"/>
-              <w:right w:w="70" w:type="dxa"/>
-            </w:tcMar>
-          </w:tcPr>
-          <w:p>
-            <w:r>
-              <w:t>Mảng Phát triển Đảng &amp; Chuyển đổi số</w:t>
-            </w:r>
-          </w:p>
-        </w:tc>
-        <w:tc>
-          <w:tcPr>
-            <w:tcW w:type="dxa" w:w="1296"/>
-            <w:shd w:fill="F8FAFC"/>
-            <w:tcMar>
-              <w:top w:w="80" w:type="dxa"/>
-              <w:bottom w:w="80" w:type="dxa"/>
-              <w:left w:w="70" w:type="dxa"/>
-              <w:right w:w="70" w:type="dxa"/>
-            </w:tcMar>
+            <w:tcW w:type="dxa" w:w="1559"/>
+          </w:tcPr>
+          <w:p>
+            <w:r>
+              <w:t>Kiểm tra công tác Đoàn cuối năm (12 cơ sở)</w:t>
+            </w:r>
+          </w:p>
+        </w:tc>
+        <w:tc>
+          <w:tcPr>
+            <w:tcW w:type="dxa" w:w="1559"/>
+          </w:tcPr>
+          <w:p>
+            <w:r>
+              <w:t>Tháng 06/2027</w:t>
+            </w:r>
+          </w:p>
+        </w:tc>
+        <w:tc>
+          <w:tcPr>
+            <w:tcW w:type="dxa" w:w="1559"/>
+          </w:tcPr>
+          <w:p>
+            <w:r>
+              <w:t>Mảng Giám sát Kiểm tra &amp; Điểm rèn luyện</w:t>
+            </w:r>
+          </w:p>
+        </w:tc>
+        <w:tc>
+          <w:tcPr>
+            <w:tcW w:type="dxa" w:w="1559"/>
           </w:tcPr>
           <w:p>
             <w:r>
@@ -5317,26 +4365,11 @@
         </w:tc>
         <w:tc>
           <w:tcPr>
-            <w:tcW w:type="dxa" w:w="2016"/>
-            <w:shd w:fill="F8FAFC"/>
-            <w:tcMar>
-              <w:top w:w="80" w:type="dxa"/>
-              <w:bottom w:w="80" w:type="dxa"/>
-              <w:left w:w="70" w:type="dxa"/>
-              <w:right w:w="70" w:type="dxa"/>
-            </w:tcMar>
-          </w:tcPr>
-          <w:p>
-            <w:pPr>
-              <w:spacing w:line="276" w:lineRule="auto"/>
-              <w:jc w:val="left"/>
-            </w:pPr>
-            <w:r>
-              <w:rPr>
-                <w:rFonts w:ascii="Times New Roman" w:hAnsi="Times New Roman"/>
-                <w:sz w:val="19"/>
-              </w:rPr>
-              <w:t>Tài liệu SHCĐ hàng tháng; 100% ĐV đánh giá xếp loại số.</w:t>
+            <w:tcW w:type="dxa" w:w="1559"/>
+          </w:tcPr>
+          <w:p>
+            <w:r>
+              <w:t>12 Biên bản kiểm tra; Bảng chấm điểm giấy tờ sổ sách 12 đơn vị (200đ).</w:t>
             </w:r>
           </w:p>
         </w:tc>
@@ -5344,136 +4377,61 @@
       <w:tr>
         <w:tc>
           <w:tcPr>
-            <w:tcW w:type="dxa" w:w="576"/>
-            <w:shd w:fill="FFFFFF"/>
-            <w:tcMar>
-              <w:top w:w="80" w:type="dxa"/>
-              <w:bottom w:w="80" w:type="dxa"/>
-              <w:left w:w="70" w:type="dxa"/>
-              <w:right w:w="70" w:type="dxa"/>
-            </w:tcMar>
-          </w:tcPr>
-          <w:p>
-            <w:pPr>
-              <w:spacing w:line="276" w:lineRule="auto"/>
-              <w:jc w:val="center"/>
-            </w:pPr>
-            <w:r>
-              <w:rPr>
-                <w:rFonts w:ascii="Times New Roman" w:hAnsi="Times New Roman"/>
-                <w:b/>
-                <w:sz w:val="19"/>
-              </w:rPr>
+            <w:tcW w:type="dxa" w:w="1559"/>
+          </w:tcPr>
+          <w:p>
+            <w:r>
               <w:t>14</w:t>
             </w:r>
           </w:p>
         </w:tc>
         <w:tc>
           <w:tcPr>
-            <w:tcW w:type="dxa" w:w="3168"/>
-            <w:shd w:fill="FFFFFF"/>
-            <w:tcMar>
-              <w:top w:w="80" w:type="dxa"/>
-              <w:bottom w:w="80" w:type="dxa"/>
-              <w:left w:w="70" w:type="dxa"/>
-              <w:right w:w="70" w:type="dxa"/>
-            </w:tcMar>
-          </w:tcPr>
-          <w:p>
-            <w:pPr>
-              <w:spacing w:line="276" w:lineRule="auto"/>
-              <w:jc w:val="left"/>
-            </w:pPr>
-            <w:r>
-              <w:rPr>
-                <w:rFonts w:ascii="Times New Roman" w:hAnsi="Times New Roman"/>
-                <w:sz w:val="19"/>
-              </w:rPr>
-              <w:t>Tạo hoạt động &amp; duyệt minh chứng ĐRL cho SV</w:t>
-            </w:r>
-          </w:p>
-        </w:tc>
-        <w:tc>
-          <w:tcPr>
-            <w:tcW w:type="dxa" w:w="1296"/>
-            <w:shd w:fill="FFFFFF"/>
-            <w:tcMar>
-              <w:top w:w="80" w:type="dxa"/>
-              <w:bottom w:w="80" w:type="dxa"/>
-              <w:left w:w="70" w:type="dxa"/>
-              <w:right w:w="70" w:type="dxa"/>
-            </w:tcMar>
-          </w:tcPr>
-          <w:p>
-            <w:pPr>
-              <w:spacing w:line="276" w:lineRule="auto"/>
-              <w:jc w:val="center"/>
-            </w:pPr>
-            <w:r>
-              <w:rPr>
-                <w:rFonts w:ascii="Times New Roman" w:hAnsi="Times New Roman"/>
-                <w:sz w:val="19"/>
-              </w:rPr>
-              <w:t>Cả năm</w:t>
-            </w:r>
-          </w:p>
-        </w:tc>
-        <w:tc>
-          <w:tcPr>
-            <w:tcW w:type="dxa" w:w="1440"/>
-            <w:shd w:fill="FFFFFF"/>
-            <w:tcMar>
-              <w:top w:w="80" w:type="dxa"/>
-              <w:bottom w:w="80" w:type="dxa"/>
-              <w:left w:w="70" w:type="dxa"/>
-              <w:right w:w="70" w:type="dxa"/>
-            </w:tcMar>
-          </w:tcPr>
-          <w:p>
-            <w:r>
-              <w:t>Mảng Giám sát Kiểm tra &amp; Điểm rèn luyện</w:t>
-            </w:r>
-          </w:p>
-        </w:tc>
-        <w:tc>
-          <w:tcPr>
-            <w:tcW w:type="dxa" w:w="1296"/>
-            <w:shd w:fill="FFFFFF"/>
-            <w:tcMar>
-              <w:top w:w="80" w:type="dxa"/>
-              <w:bottom w:w="80" w:type="dxa"/>
-              <w:left w:w="70" w:type="dxa"/>
-              <w:right w:w="70" w:type="dxa"/>
-            </w:tcMar>
-          </w:tcPr>
-          <w:p>
-            <w:r>
-              <w:t>Mảng Truyền thông - Sự kiện &amp; Phát triển Nội bộ</w:t>
-            </w:r>
-          </w:p>
-        </w:tc>
-        <w:tc>
-          <w:tcPr>
-            <w:tcW w:type="dxa" w:w="2016"/>
-            <w:shd w:fill="FFFFFF"/>
-            <w:tcMar>
-              <w:top w:w="80" w:type="dxa"/>
-              <w:bottom w:w="80" w:type="dxa"/>
-              <w:left w:w="70" w:type="dxa"/>
-              <w:right w:w="70" w:type="dxa"/>
-            </w:tcMar>
-          </w:tcPr>
-          <w:p>
-            <w:pPr>
-              <w:spacing w:line="276" w:lineRule="auto"/>
-              <w:jc w:val="left"/>
-            </w:pPr>
-            <w:r>
-              <w:rPr>
-                <w:rFonts w:ascii="Times New Roman" w:hAnsi="Times New Roman"/>
-                <w:sz w:val="19"/>
-              </w:rPr>
-              <w:t>Danh mục mã ĐRL; biên bản hậu kiểm; kết quả giải quyết khiếu nại.</w:t>
+            <w:tcW w:type="dxa" w:w="1559"/>
+          </w:tcPr>
+          <w:p>
+            <w:r>
+              <w:t>Triển khai phần mềm Quản lý đoàn viên &amp; App Thanh niên Việt Nam</w:t>
+            </w:r>
+          </w:p>
+        </w:tc>
+        <w:tc>
+          <w:tcPr>
+            <w:tcW w:type="dxa" w:w="1559"/>
+          </w:tcPr>
+          <w:p>
+            <w:r>
+              <w:t>Xuyên suốt Cả năm</w:t>
+            </w:r>
+          </w:p>
+        </w:tc>
+        <w:tc>
+          <w:tcPr>
+            <w:tcW w:type="dxa" w:w="1559"/>
+          </w:tcPr>
+          <w:p>
+            <w:r>
+              <w:t>Mảng Phát triển Đảng &amp; Chuyển đổi số</w:t>
+            </w:r>
+          </w:p>
+        </w:tc>
+        <w:tc>
+          <w:tcPr>
+            <w:tcW w:type="dxa" w:w="1559"/>
+          </w:tcPr>
+          <w:p>
+            <w:r>
+              <w:t>Mảng Tổ chức &amp; Phát triển Đoàn vụ</w:t>
+            </w:r>
+          </w:p>
+        </w:tc>
+        <w:tc>
+          <w:tcPr>
+            <w:tcW w:type="dxa" w:w="1559"/>
+          </w:tcPr>
+          <w:p>
+            <w:r>
+              <w:t>Tài liệu SHCĐ hàng tháng; 100% Đoàn viên đánh giá xếp loại số chuẩn hóa.</w:t>
             </w:r>
           </w:p>
         </w:tc>
@@ -5481,158 +4439,61 @@
       <w:tr>
         <w:tc>
           <w:tcPr>
-            <w:tcW w:type="dxa" w:w="576"/>
-            <w:shd w:fill="F8FAFC"/>
-            <w:tcMar>
-              <w:top w:w="80" w:type="dxa"/>
-              <w:bottom w:w="80" w:type="dxa"/>
-              <w:left w:w="70" w:type="dxa"/>
-              <w:right w:w="70" w:type="dxa"/>
-            </w:tcMar>
-          </w:tcPr>
-          <w:p>
-            <w:pPr>
-              <w:spacing w:line="276" w:lineRule="auto"/>
-              <w:jc w:val="center"/>
-            </w:pPr>
-            <w:r>
-              <w:rPr>
-                <w:rFonts w:ascii="Times New Roman" w:hAnsi="Times New Roman"/>
-                <w:b/>
-                <w:sz w:val="19"/>
-              </w:rPr>
+            <w:tcW w:type="dxa" w:w="1559"/>
+          </w:tcPr>
+          <w:p>
+            <w:r>
               <w:t>15</w:t>
             </w:r>
           </w:p>
         </w:tc>
         <w:tc>
           <w:tcPr>
-            <w:tcW w:type="dxa" w:w="3168"/>
-            <w:shd w:fill="F8FAFC"/>
-            <w:tcMar>
-              <w:top w:w="80" w:type="dxa"/>
-              <w:bottom w:w="80" w:type="dxa"/>
-              <w:left w:w="70" w:type="dxa"/>
-              <w:right w:w="70" w:type="dxa"/>
-            </w:tcMar>
-          </w:tcPr>
-          <w:p>
-            <w:pPr>
-              <w:spacing w:line="276" w:lineRule="auto"/>
-              <w:jc w:val="left"/>
-            </w:pPr>
-            <w:r>
-              <w:rPr>
-                <w:rFonts w:ascii="Times New Roman" w:hAnsi="Times New Roman"/>
-                <w:sz w:val="19"/>
-              </w:rPr>
-              <w:t>Công tác kiểm tra, Đảng vụ, kiện toàn xuyên suốt</w:t>
-            </w:r>
-          </w:p>
-        </w:tc>
-        <w:tc>
-          <w:tcPr>
-            <w:tcW w:type="dxa" w:w="1296"/>
-            <w:shd w:fill="F8FAFC"/>
-            <w:tcMar>
-              <w:top w:w="80" w:type="dxa"/>
-              <w:bottom w:w="80" w:type="dxa"/>
-              <w:left w:w="70" w:type="dxa"/>
-              <w:right w:w="70" w:type="dxa"/>
-            </w:tcMar>
-          </w:tcPr>
-          <w:p>
-            <w:pPr>
-              <w:spacing w:line="276" w:lineRule="auto"/>
-              <w:jc w:val="center"/>
-            </w:pPr>
-            <w:r>
-              <w:rPr>
-                <w:rFonts w:ascii="Times New Roman" w:hAnsi="Times New Roman"/>
-                <w:sz w:val="19"/>
-              </w:rPr>
-              <w:t>Cả năm</w:t>
-            </w:r>
-          </w:p>
-        </w:tc>
-        <w:tc>
-          <w:tcPr>
-            <w:tcW w:type="dxa" w:w="1440"/>
-            <w:shd w:fill="F8FAFC"/>
-            <w:tcMar>
-              <w:top w:w="80" w:type="dxa"/>
-              <w:bottom w:w="80" w:type="dxa"/>
-              <w:left w:w="70" w:type="dxa"/>
-              <w:right w:w="70" w:type="dxa"/>
-            </w:tcMar>
-          </w:tcPr>
-          <w:p>
-            <w:pPr>
-              <w:spacing w:line="276" w:lineRule="auto"/>
-              <w:jc w:val="center"/>
-            </w:pPr>
-            <w:r>
-              <w:rPr>
-                <w:rFonts w:ascii="Times New Roman" w:hAnsi="Times New Roman"/>
-                <w:b/>
-                <w:color w:val="005BAC"/>
-                <w:sz w:val="19"/>
-              </w:rPr>
-              <w:t>M2 (Đảng)</w:t>
-              <w:br/>
-              <w:t>M3 (Kiểm tra)</w:t>
-              <w:br/>
-              <w:t>M1 (Kiện toàn)</w:t>
-            </w:r>
-          </w:p>
-        </w:tc>
-        <w:tc>
-          <w:tcPr>
-            <w:tcW w:type="dxa" w:w="1296"/>
-            <w:shd w:fill="F8FAFC"/>
-            <w:tcMar>
-              <w:top w:w="80" w:type="dxa"/>
-              <w:bottom w:w="80" w:type="dxa"/>
-              <w:left w:w="70" w:type="dxa"/>
-              <w:right w:w="70" w:type="dxa"/>
-            </w:tcMar>
-          </w:tcPr>
-          <w:p>
-            <w:pPr>
-              <w:spacing w:line="276" w:lineRule="auto"/>
-              <w:jc w:val="center"/>
-            </w:pPr>
-            <w:r>
-              <w:rPr>
-                <w:rFonts w:ascii="Times New Roman" w:hAnsi="Times New Roman"/>
-                <w:sz w:val="19"/>
-              </w:rPr>
-              <w:t>Lãnh đạo Ban</w:t>
-            </w:r>
-          </w:p>
-        </w:tc>
-        <w:tc>
-          <w:tcPr>
-            <w:tcW w:type="dxa" w:w="2016"/>
-            <w:shd w:fill="F8FAFC"/>
-            <w:tcMar>
-              <w:top w:w="80" w:type="dxa"/>
-              <w:bottom w:w="80" w:type="dxa"/>
-              <w:left w:w="70" w:type="dxa"/>
-              <w:right w:w="70" w:type="dxa"/>
-            </w:tcMar>
-          </w:tcPr>
-          <w:p>
-            <w:pPr>
-              <w:spacing w:line="276" w:lineRule="auto"/>
-              <w:jc w:val="left"/>
-            </w:pPr>
-            <w:r>
-              <w:rPr>
-                <w:rFonts w:ascii="Times New Roman" w:hAnsi="Times New Roman"/>
-                <w:sz w:val="19"/>
-              </w:rPr>
-              <w:t>Báo cáo tiến độ hồ sơ Đảng; thông báo kết luận kiểm tra; QĐ chuẩn y.</w:t>
+            <w:tcW w:type="dxa" w:w="1559"/>
+          </w:tcPr>
+          <w:p>
+            <w:r>
+              <w:t>Tạo hoạt động &amp; duyệt minh chứng ĐRL cho sinh viên</w:t>
+            </w:r>
+          </w:p>
+        </w:tc>
+        <w:tc>
+          <w:tcPr>
+            <w:tcW w:type="dxa" w:w="1559"/>
+          </w:tcPr>
+          <w:p>
+            <w:r>
+              <w:t>Xuyên suốt Cả năm</w:t>
+            </w:r>
+          </w:p>
+        </w:tc>
+        <w:tc>
+          <w:tcPr>
+            <w:tcW w:type="dxa" w:w="1559"/>
+          </w:tcPr>
+          <w:p>
+            <w:r>
+              <w:t>Mảng Giám sát Kiểm tra &amp; Điểm rèn luyện</w:t>
+            </w:r>
+          </w:p>
+        </w:tc>
+        <w:tc>
+          <w:tcPr>
+            <w:tcW w:type="dxa" w:w="1559"/>
+          </w:tcPr>
+          <w:p>
+            <w:r>
+              <w:t>Mảng Truyền thông - Sự kiện &amp; Phát triển Nội bộ</w:t>
+            </w:r>
+          </w:p>
+        </w:tc>
+        <w:tc>
+          <w:tcPr>
+            <w:tcW w:type="dxa" w:w="1559"/>
+          </w:tcPr>
+          <w:p>
+            <w:r>
+              <w:t>Danh mục mã ĐRL cấp chuẩn; Biên bản hậu kiểm; Xử lý 100% khiếu nại.</w:t>
             </w:r>
           </w:p>
         </w:tc>
@@ -5644,7 +4505,7 @@
           </w:tcPr>
           <w:p>
             <w:r>
-              <w:t>2</w:t>
+              <w:t>16</w:t>
             </w:r>
           </w:p>
         </w:tc>
@@ -5654,7 +4515,7 @@
           </w:tcPr>
           <w:p>
             <w:r>
-              <w:t>Hội nghị Triển khai Công tác và Giao ban Đầu mối 12 Đơn vị Cơ sở năm học 2026 - 2027</w:t>
+              <w:t>Kiểm tra và Thẩm tra Hồ sơ Phát triển Đảng</w:t>
             </w:r>
           </w:p>
         </w:tc>
@@ -5664,7 +4525,7 @@
           </w:tcPr>
           <w:p>
             <w:r>
-              <w:t>Tháng 9 - 10/2026</w:t>
+              <w:t>Xuyên suốt Cả năm</w:t>
             </w:r>
           </w:p>
         </w:tc>
@@ -5674,7 +4535,7 @@
           </w:tcPr>
           <w:p>
             <w:r>
-              <w:t>Mảng Tổ chức &amp; Phát triển Đoàn vụ chủ trì; Mảng Giám sát Kiểm tra &amp; Điểm rèn luyện, 4 phối hợp</w:t>
+              <w:t>Mảng Phát triển Đảng &amp; Chuyển đổi số</w:t>
             </w:r>
           </w:p>
         </w:tc>
@@ -5684,7 +4545,7 @@
           </w:tcPr>
           <w:p>
             <w:r>
-              <w:t>Kế hoạch năm học, Biên bản giao ban &amp; Thiết lập kênh trao đổi 12 đơn vị</w:t>
+              <w:t>Mảng Giám sát Kiểm tra &amp; Điểm rèn luyện</w:t>
             </w:r>
           </w:p>
         </w:tc>
@@ -5692,7 +4553,11 @@
           <w:tcPr>
             <w:tcW w:type="dxa" w:w="1559"/>
           </w:tcPr>
-          <w:p/>
+          <w:p>
+            <w:r>
+              <w:t>Phiếu thẩm tra hồ sơ Đảng; Bảng theo dõi tiến độ kết nạp Đảng 12 đơn vị.</w:t>
+            </w:r>
+          </w:p>
         </w:tc>
       </w:tr>
       <w:tr>
@@ -5702,7 +4567,7 @@
           </w:tcPr>
           <w:p>
             <w:r>
-              <w:t>16</w:t>
+              <w:t>17</w:t>
             </w:r>
           </w:p>
         </w:tc>
@@ -5712,7 +4577,7 @@
           </w:tcPr>
           <w:p>
             <w:r>
-              <w:t>Kiểm tra Giấy tờ, Hồ sơ sau Đại hội Chi đoàn và Đại hội cơ sở</w:t>
+              <w:t>Kiểm tra Giấy tờ và Thẩm định Hồ sơ sau Kiện toàn Cán bộ Đoàn</w:t>
             </w:r>
           </w:p>
         </w:tc>
@@ -5722,7 +4587,7 @@
           </w:tcPr>
           <w:p>
             <w:r>
-              <w:t>Tháng 10 - 12/2026</w:t>
+              <w:t>Xuyên suốt Cả năm</w:t>
             </w:r>
           </w:p>
         </w:tc>
@@ -5732,7 +4597,7 @@
           </w:tcPr>
           <w:p>
             <w:r>
-              <w:t>Mảng Giám sát Kiểm tra &amp; ĐRL chủ trì; Mảng Tổ chức &amp; Đoàn vụ phối hợp</w:t>
+              <w:t>Mảng Giám sát Kiểm tra &amp; Điểm rèn luyện</w:t>
             </w:r>
           </w:p>
         </w:tc>
@@ -5742,7 +4607,7 @@
           </w:tcPr>
           <w:p>
             <w:r>
-              <w:t>Biên bản hậu kiểm hồ sơ đại hội; Danh mục chi đoàn đủ điều kiện chuẩn y</w:t>
+              <w:t>Mảng Tổ chức &amp; Phát triển Đoàn vụ</w:t>
             </w:r>
           </w:p>
         </w:tc>
@@ -5750,7 +4615,11 @@
           <w:tcPr>
             <w:tcW w:type="dxa" w:w="1559"/>
           </w:tcPr>
-          <w:p/>
+          <w:p>
+            <w:r>
+              <w:t>Phiếu thẩm tra hồ sơ kiện toàn; Quyết định chuẩn y/công nhận kiện toàn.</w:t>
+            </w:r>
+          </w:p>
         </w:tc>
       </w:tr>
       <w:tr>
@@ -5760,7 +4629,7 @@
           </w:tcPr>
           <w:p>
             <w:r>
-              <w:t>17</w:t>
+              <w:t>18</w:t>
             </w:r>
           </w:p>
         </w:tc>
@@ -5770,7 +4639,7 @@
           </w:tcPr>
           <w:p>
             <w:r>
-              <w:t>Kiểm tra Giấy tờ và Thẩm định Hồ sơ sau Kiện toàn Cán bộ Đoàn</w:t>
+              <w:t>Báo cáo Tổng kết &amp; Thi đua Khen thưởng Năm học 2026 - 2027</w:t>
             </w:r>
           </w:p>
         </w:tc>
@@ -5780,7 +4649,7 @@
           </w:tcPr>
           <w:p>
             <w:r>
-              <w:t>Xuyên suốt Cả năm</w:t>
+              <w:t>Tháng 06/2027</w:t>
             </w:r>
           </w:p>
         </w:tc>
@@ -5790,7 +4659,7 @@
           </w:tcPr>
           <w:p>
             <w:r>
-              <w:t>Mảng Giám sát Kiểm tra &amp; ĐRL chủ trì; Mảng Tổ chức &amp; Đoàn vụ phối hợp</w:t>
+              <w:t>Mảng Tổ chức &amp; Phát triển Đoàn vụ</w:t>
             </w:r>
           </w:p>
         </w:tc>
@@ -5800,7 +4669,7 @@
           </w:tcPr>
           <w:p>
             <w:r>
-              <w:t>Phiếu thẩm tra hồ sơ kiện toàn; Quyết định công nhận kiện toàn nhân sự</w:t>
+              <w:t>Các Mảng chuyên môn trong Ban</w:t>
             </w:r>
           </w:p>
         </w:tc>
@@ -5808,70 +4677,17 @@
           <w:tcPr>
             <w:tcW w:type="dxa" w:w="1559"/>
           </w:tcPr>
-          <w:p/>
-        </w:tc>
-      </w:tr>
-      <w:tr>
-        <w:tc>
-          <w:tcPr>
-            <w:tcW w:type="dxa" w:w="1559"/>
-          </w:tcPr>
-          <w:p>
-            <w:r>
-              <w:t>18</w:t>
-            </w:r>
-          </w:p>
-        </w:tc>
-        <w:tc>
-          <w:tcPr>
-            <w:tcW w:type="dxa" w:w="1559"/>
-          </w:tcPr>
-          <w:p>
-            <w:r>
-              <w:t>Báo cáo Tổng kết &amp; Thi đua Khen thưởng Năm học 2026 - 2027</w:t>
-            </w:r>
-          </w:p>
-        </w:tc>
-        <w:tc>
-          <w:tcPr>
-            <w:tcW w:type="dxa" w:w="1559"/>
-          </w:tcPr>
-          <w:p>
-            <w:r>
-              <w:t>Tháng 06/2027</w:t>
-            </w:r>
-          </w:p>
-        </w:tc>
-        <w:tc>
-          <w:tcPr>
-            <w:tcW w:type="dxa" w:w="1559"/>
-          </w:tcPr>
-          <w:p>
-            <w:r>
-              <w:t>Mảng Tổ chức &amp; Đoàn vụ chủ trì; Các mảng chuyên môn phối hợp</w:t>
-            </w:r>
-          </w:p>
-        </w:tc>
-        <w:tc>
-          <w:tcPr>
-            <w:tcW w:type="dxa" w:w="1559"/>
-          </w:tcPr>
-          <w:p>
-            <w:r>
-              <w:t>Báo cáo tổng kết năm học; Kỷ yếu hoạt động; Quyết định khen thưởng</w:t>
-            </w:r>
-          </w:p>
-        </w:tc>
-        <w:tc>
-          <w:tcPr>
-            <w:tcW w:type="dxa" w:w="1559"/>
-          </w:tcPr>
-          <w:p/>
+          <w:p>
+            <w:r>
+              <w:t>Báo cáo tổng kết Ban; Kỷ yếu năm học; Quyết định khen thưởng thi đua.</w:t>
+            </w:r>
+          </w:p>
         </w:tc>
       </w:tr>
     </w:tbl>
     <w:p>
       <w:pPr>
+        <w:pStyle w:val="Heading2"/>
         <w:spacing w:before="280" w:after="80"/>
       </w:pPr>
       <w:r>
@@ -5889,7 +4705,7 @@
         <w:spacing w:after="80" w:line="288" w:lineRule="auto"/>
       </w:pPr>
       <w:r>
-        <w:t>Mảng Tổ chức &amp; Phát triển Đoàn vụ (Tổ chức - Đoàn vụ, 20 đồng chí): Đóng vai trò 'xương sống' hành chính của Ban; chủ trì 10/18 nhiệm vụ trọng tâm năm học. Phụ trách trọn gói quy trình phát triển Đoàn (02 đợt kết nạp), Đại hội chi đoàn &amp; thành lập chi đoàn K71, ra mắt Ban Cán sự K71, nghiệp vụ sổ Đoàn (tiếp nhận tháng 12, nhận xét tháng 5-6), thu đoàn phí K71 và công nợ K68-K70, làm thẻ đoàn viên, tổng hợp hồ sơ thi đua khen thưởng và các hội nghị kiện toàn nhân sự cơ sở.</w:t>
+        <w:t>Mảng Tổ chức &amp; Phát triển Đoàn vụ (20 đồng chí: 01 Trưởng • 01 Phó • 18 Thành viên): Đóng vai trò 'xương sống' hành chính của Ban; chủ trì 10/18 nhiệm vụ trọng tâm năm học. Phụ trách trọn gói quy trình phát triển Đoàn (02 đợt kết nạp), Đại hội chi đoàn &amp; thành lập chi đoàn K71, ra mắt Ban Cán sự K71, nghiệp vụ sổ Đoàn (tiếp nhận tháng 12, nhận xét tháng 5-6), thu đoàn phí K71 và công nợ K68-K70, làm thẻ đoàn viên, tổng hợp hồ sơ thi đua khen thưởng và các hội nghị kiện toàn nhân sự cơ sở.</w:t>
       </w:r>
     </w:p>
     <w:p>
@@ -5898,7 +4714,7 @@
         <w:spacing w:after="80" w:line="288" w:lineRule="auto"/>
       </w:pPr>
       <w:r>
-        <w:t>Mảng Phát triển Đảng &amp; Chuyển đổi số (Đảng vụ - Chuyển đổi số, 14 đồng chí): Chủ trì toàn diện hạ tầng số và quy trình Đảng vụ. Đảm nhiệm vận hành phần mềm Quản lý đoàn viên (QLDV) và ứng dụng Thanh niên Việt Nam xuyên suốt cả năm học: giám sát đăng tải tài liệu sinh hoạt chi đoàn số hàng tháng, bảo đảm 100% ĐV đăng ký rèn luyện đoàn viên và được cấp thẻ/sổ điện tử, đánh giá xếp loại số; chủ trì thẩm tra, quản lý tiến độ hồ sơ phát triển Đảng, liên kết dữ liệu với Văn phòng Đảng ủy.</w:t>
+        <w:t>Mảng Phát triển Đảng &amp; Chuyển đổi số (14 đồng chí: 01 Trưởng • 01 Phó • 12 Thành viên): Chủ trì toàn diện hạ tầng số và quy trình Đảng vụ. Đảm nhiệm vận hành phần mềm Quản lý đoàn viên (QLDV) và ứng dụng Thanh niên Việt Nam xuyên suốt cả năm học: giám sát đăng tải tài liệu sinh hoạt chi đoàn số hàng tháng, bảo đảm 100% ĐV đăng ký rèn luyện đoàn viên và được cấp thẻ/sổ điện tử, đánh giá xếp loại số; chủ trì thẩm tra, quản lý tiến độ hồ sơ phát triển Đảng, liên kết dữ liệu với Văn phòng Đảng ủy.</w:t>
       </w:r>
     </w:p>
     <w:p>
@@ -5907,7 +4723,7 @@
         <w:spacing w:after="80" w:line="288" w:lineRule="auto"/>
       </w:pPr>
       <w:r>
-        <w:t>Mảng Giám sát Kiểm tra &amp; Điểm rèn luyện (Kiểm tra - Điểm rèn luyện, 20 đồng chí): Chủ trì nghiệp vụ có tần suất tương tác lớn nhất của Ban. Thẩm định đề án, kiểm duyệt tính chất và cấp mã hoạt động ĐRL xuyên suốt cả năm học; trực ban giải quyết thắc mắc, khiếu nại minh chứng cho sinh viên; chủ trì Đoàn kiểm tra công tác Đoàn và phong trào thanh niên cuối năm đối với 12 cơ sở (tháng 6/2027); thẩm định minh chứng giấy tờ và tính hợp lệ của điểm thi đua.</w:t>
+        <w:t>Mảng Giám sát Kiểm tra &amp; Điểm rèn luyện (20 đồng chí: 01 Trưởng • 02 Phó • 17 Thành viên): Chủ trì nghiệp vụ có tần suất tương tác lớn nhất của Ban. Thẩm định đề án, kiểm duyệt tính chất và cấp mã hoạt động ĐRL xuyên suốt cả năm học; trực ban giải quyết thắc mắc, khiếu nại minh chứng cho sinh viên; chủ trì Đoàn kiểm tra công tác Đoàn và phong trào thanh niên cuối năm đối với 12 cơ sở (tháng 6/2027); thẩm định minh chứng giấy tờ và tính hợp lệ của điểm thi đua.</w:t>
       </w:r>
     </w:p>
     <w:p>
@@ -5916,11 +4732,12 @@
         <w:spacing w:after="80" w:line="288" w:lineRule="auto"/>
       </w:pPr>
       <w:r>
-        <w:t>Mảng Truyền thông - Sự kiện &amp; Phát triển Nội bộ (Truyền thông - Sự kiện và Phát triển nội bộ, 10 đồng chí): Đồng hành hỗ trợ toàn diện các hoạt động của Ban và Đoàn Đại học: Xây dựng chiến dịch truyền thông tuyển thành viên (tháng 9/2026); tổ chức Lễ ra mắt Ban Cán sự K71; truyền thông 02 đợt kết nạp Đoàn viên mới; chủ trì công tác hậu cần, tài liệu, địa điểm cho Hội nghị tập huấn cán bộ Đoàn (tháng 4/2027); sản xuất ấn phẩm tổng kết năm học, kỷ yếu Ban và chăm lo đời sống nội bộ.</w:t>
-      </w:r>
-    </w:p>
-    <w:p>
-      <w:pPr>
+        <w:t>Mảng Truyền thông - Sự kiện &amp; Phát triển Nội bộ (10 đồng chí: 01 Trưởng • 01 Phó • 08 Thành viên): Đồng hành hỗ trợ toàn diện các hoạt động của Ban và Đoàn Đại học: Xây dựng chiến dịch truyền thông tuyển thành viên (tháng 9/2026); tổ chức Lễ ra mắt Ban Cán sự K71; truyền thông 02 đợt kết nạp Đoàn viên mới; chủ trì công tác hậu cần, tài liệu, địa điểm cho Hội nghị tập huấn cán bộ Đoàn (tháng 4/2027); sản xuất ấn phẩm tổng kết năm học, kỷ yếu Ban và chăm lo đời sống nội bộ.</w:t>
+      </w:r>
+    </w:p>
+    <w:p>
+      <w:pPr>
+        <w:pStyle w:val="Heading2"/>
         <w:spacing w:before="280" w:after="80"/>
       </w:pPr>
       <w:r>
